--- a/markdown/Rep_Tables.docx
+++ b/markdown/Rep_Tables.docx
@@ -6111,8 +6111,648 @@
         <w:tc>
           <w:tcPr>
             <w:tcBorders>
+              <w:bottom w:val="none" w:sz="0" w:space="0" w:color="000000"/>
+              <w:top w:val="single" w:sz="12" w:space="0" w:color="666666"/>
+              <w:left w:val="none" w:sz="0" w:space="0" w:color="000000"/>
+              <w:right w:val="none" w:sz="0" w:space="0" w:color="000000"/>
+            </w:tcBorders>
+            <w:shd w:val="clear" w:color="auto" w:fill="FFFFFF"/>
+            <w:tcMar>
+              <w:top w:w="0" w:type="dxa"/>
+              <w:bottom w:w="0" w:type="dxa"/>
+              <w:left w:w="0" w:type="dxa"/>
+              <w:right w:w="0" w:type="dxa"/>
+            </w:tcMar>
+            <w:vAlign w:val="center"/>
+          </w:tcPr>
+          <w:p>
+            <w:pPr>
+              <w:pStyle w:val="Normal"/>
+              <w:jc w:val="left"/>
+              <w:pBdr>
+                <w:bottom w:val="none" w:sz="0" w:space="0" w:color="000000"/>
+                <w:top w:val="none" w:sz="0" w:space="0" w:color="000000"/>
+                <w:left w:val="none" w:sz="0" w:space="0" w:color="000000"/>
+                <w:right w:val="none" w:sz="0" w:space="0" w:color="000000"/>
+              </w:pBdr>
+              <w:spacing w:after="100" w:before="100" w:line="240"/>
+              <w:ind w:left="100" w:right="100" w:firstLine="0" w:firstLineChars="0"/>
+              <w:rPr>
+                <w:rFonts w:ascii="Times New Roman" w:hAnsi="Times New Roman" w:eastAsia="Times New Roman" w:cs="Times New Roman"/>
+                <w:i w:val="false"/>
+                <w:b w:val="false"/>
+                <w:u w:val="none"/>
+                <w:sz w:val="20"/>
+                <w:szCs w:val="20"/>
+                <w:color w:val="000000"/>
+              </w:rPr>
+            </w:pPr>
+            <w:r xmlns:w="http://schemas.openxmlformats.org/wordprocessingml/2006/main" xmlns:wp="http://schemas.openxmlformats.org/drawingml/2006/wordprocessingDrawing" xmlns:r="http://schemas.openxmlformats.org/officeDocument/2006/relationships" xmlns:w14="http://schemas.microsoft.com/office/word/2010/wordml">
+              <w:rPr>
+                <w:rFonts w:ascii="Times New Roman" w:hAnsi="Times New Roman" w:eastAsia="Times New Roman" w:cs="Times New Roman"/>
+                <w:i w:val="false"/>
+                <w:b w:val="false"/>
+                <w:u w:val="none"/>
+                <w:sz w:val="20"/>
+                <w:szCs w:val="20"/>
+                <w:color w:val="000000"/>
+              </w:rPr>
+              <w:t xml:space="preserve">1 / (σ</w:t>
+            </w:r>
+            <w:r xmlns:w="http://schemas.openxmlformats.org/wordprocessingml/2006/main" xmlns:wp="http://schemas.openxmlformats.org/drawingml/2006/wordprocessingDrawing" xmlns:r="http://schemas.openxmlformats.org/officeDocument/2006/relationships" xmlns:w14="http://schemas.microsoft.com/office/word/2010/wordml">
+              <w:rPr>
+                <w:rFonts w:ascii="Times New Roman" w:hAnsi="Times New Roman" w:eastAsia="Times New Roman" w:cs="Times New Roman"/>
+                <w:i w:val="false"/>
+                <w:b w:val="false"/>
+                <w:u w:val="none"/>
+                <w:vertAlign w:val="subscript"/>
+                <w:sz w:val="20"/>
+                <w:szCs w:val="20"/>
+                <w:color w:val="000000"/>
+              </w:rPr>
+              <w:t xml:space="preserve">pH</w:t>
+            </w:r>
+            <w:r xmlns:w="http://schemas.openxmlformats.org/wordprocessingml/2006/main" xmlns:wp="http://schemas.openxmlformats.org/drawingml/2006/wordprocessingDrawing" xmlns:r="http://schemas.openxmlformats.org/officeDocument/2006/relationships" xmlns:w14="http://schemas.microsoft.com/office/word/2010/wordml">
+              <w:rPr>
+                <w:rFonts w:ascii="Times New Roman" w:hAnsi="Times New Roman" w:eastAsia="Times New Roman" w:cs="Times New Roman"/>
+                <w:i w:val="false"/>
+                <w:b w:val="false"/>
+                <w:u w:val="none"/>
+                <w:vertAlign w:val="superscript"/>
+                <w:sz w:val="20"/>
+                <w:szCs w:val="20"/>
+                <w:color w:val="000000"/>
+              </w:rPr>
+              <w:t xml:space="preserve">β2</w:t>
+            </w:r>
+            <w:r xmlns:w="http://schemas.openxmlformats.org/wordprocessingml/2006/main" xmlns:wp="http://schemas.openxmlformats.org/drawingml/2006/wordprocessingDrawing" xmlns:r="http://schemas.openxmlformats.org/officeDocument/2006/relationships" xmlns:w14="http://schemas.microsoft.com/office/word/2010/wordml">
+              <w:rPr>
+                <w:rFonts w:ascii="Times New Roman" w:hAnsi="Times New Roman" w:eastAsia="Times New Roman" w:cs="Times New Roman"/>
+                <w:i w:val="false"/>
+                <w:b w:val="false"/>
+                <w:u w:val="none"/>
+                <w:sz w:val="20"/>
+                <w:szCs w:val="20"/>
+                <w:color w:val="000000"/>
+              </w:rPr>
+              <w:t xml:space="preserve">)</w:t>
+            </w:r>
+            <w:r xmlns:w="http://schemas.openxmlformats.org/wordprocessingml/2006/main" xmlns:wp="http://schemas.openxmlformats.org/drawingml/2006/wordprocessingDrawing" xmlns:r="http://schemas.openxmlformats.org/officeDocument/2006/relationships" xmlns:w14="http://schemas.microsoft.com/office/word/2010/wordml">
+              <w:rPr>
+                <w:rFonts w:ascii="Times New Roman" w:hAnsi="Times New Roman" w:eastAsia="Times New Roman" w:cs="Times New Roman"/>
+                <w:i w:val="false"/>
+                <w:b w:val="false"/>
+                <w:u w:val="none"/>
+                <w:vertAlign w:val="superscript"/>
+                <w:sz w:val="20"/>
+                <w:szCs w:val="20"/>
+                <w:color w:val="000000"/>
+              </w:rPr>
+              <w:t xml:space="preserve">2</w:t>
+            </w:r>
+          </w:p>
+        </w:tc>
+        <w:tc>
+          <w:tcPr>
+            <w:tcBorders>
+              <w:bottom w:val="none" w:sz="0" w:space="0" w:color="000000"/>
+              <w:top w:val="single" w:sz="12" w:space="0" w:color="666666"/>
+              <w:left w:val="none" w:sz="0" w:space="0" w:color="000000"/>
+              <w:right w:val="none" w:sz="0" w:space="0" w:color="000000"/>
+            </w:tcBorders>
+            <w:shd w:val="clear" w:color="auto" w:fill="FFFFFF"/>
+            <w:tcMar>
+              <w:top w:w="0" w:type="dxa"/>
+              <w:bottom w:w="0" w:type="dxa"/>
+              <w:left w:w="0" w:type="dxa"/>
+              <w:right w:w="0" w:type="dxa"/>
+            </w:tcMar>
+            <w:vAlign w:val="center"/>
+          </w:tcPr>
+          <w:p>
+            <w:pPr>
+              <w:pStyle w:val="Normal"/>
+              <w:jc w:val="left"/>
+              <w:pBdr>
+                <w:bottom w:val="none" w:sz="0" w:space="0" w:color="000000"/>
+                <w:top w:val="none" w:sz="0" w:space="0" w:color="000000"/>
+                <w:left w:val="none" w:sz="0" w:space="0" w:color="000000"/>
+                <w:right w:val="none" w:sz="0" w:space="0" w:color="000000"/>
+              </w:pBdr>
+              <w:spacing w:after="100" w:before="100" w:line="240"/>
+              <w:ind w:left="100" w:right="100" w:firstLine="0" w:firstLineChars="0"/>
+              <w:rPr>
+                <w:rFonts w:ascii="Times New Roman" w:hAnsi="Times New Roman" w:eastAsia="Times New Roman" w:cs="Times New Roman"/>
+                <w:i w:val="false"/>
+                <w:b w:val="false"/>
+                <w:u w:val="none"/>
+                <w:sz w:val="20"/>
+                <w:szCs w:val="20"/>
+                <w:color w:val="000000"/>
+              </w:rPr>
+            </w:pPr>
+            <w:r xmlns:w="http://schemas.openxmlformats.org/wordprocessingml/2006/main" xmlns:wp="http://schemas.openxmlformats.org/drawingml/2006/wordprocessingDrawing" xmlns:r="http://schemas.openxmlformats.org/officeDocument/2006/relationships" xmlns:w14="http://schemas.microsoft.com/office/word/2010/wordml">
+              <w:rPr>
+                <w:rFonts w:ascii="Times New Roman" w:hAnsi="Times New Roman" w:eastAsia="Times New Roman" w:cs="Times New Roman"/>
+                <w:i w:val="false"/>
+                <w:b w:val="false"/>
+                <w:u w:val="none"/>
+                <w:sz w:val="20"/>
+                <w:szCs w:val="20"/>
+                <w:color w:val="000000"/>
+              </w:rPr>
+              <w:t xml:space="preserve">Kodiak</w:t>
+            </w:r>
+          </w:p>
+        </w:tc>
+        <w:tc>
+          <w:tcPr>
+            <w:tcBorders>
+              <w:bottom w:val="none" w:sz="0" w:space="0" w:color="000000"/>
+              <w:top w:val="single" w:sz="12" w:space="0" w:color="666666"/>
+              <w:left w:val="none" w:sz="0" w:space="0" w:color="000000"/>
+              <w:right w:val="none" w:sz="0" w:space="0" w:color="000000"/>
+            </w:tcBorders>
+            <w:shd w:val="clear" w:color="auto" w:fill="FFFFFF"/>
+            <w:tcMar>
+              <w:top w:w="0" w:type="dxa"/>
+              <w:bottom w:w="0" w:type="dxa"/>
+              <w:left w:w="0" w:type="dxa"/>
+              <w:right w:w="0" w:type="dxa"/>
+            </w:tcMar>
+            <w:vAlign w:val="center"/>
+          </w:tcPr>
+          <w:p>
+            <w:pPr>
+              <w:pStyle w:val="Normal"/>
+              <w:jc w:val="left"/>
+              <w:pBdr>
+                <w:bottom w:val="none" w:sz="0" w:space="0" w:color="000000"/>
+                <w:top w:val="none" w:sz="0" w:space="0" w:color="000000"/>
+                <w:left w:val="none" w:sz="0" w:space="0" w:color="000000"/>
+                <w:right w:val="none" w:sz="0" w:space="0" w:color="000000"/>
+              </w:pBdr>
+              <w:spacing w:after="100" w:before="100" w:line="240"/>
+              <w:ind w:left="100" w:right="100" w:firstLine="0" w:firstLineChars="0"/>
+              <w:rPr>
+                <w:rFonts w:ascii="Times New Roman" w:hAnsi="Times New Roman" w:eastAsia="Times New Roman" w:cs="Times New Roman"/>
+                <w:i w:val="false"/>
+                <w:b w:val="false"/>
+                <w:u w:val="none"/>
+                <w:sz w:val="20"/>
+                <w:szCs w:val="20"/>
+                <w:color w:val="000000"/>
+              </w:rPr>
+            </w:pPr>
+            <w:r xmlns:w="http://schemas.openxmlformats.org/wordprocessingml/2006/main" xmlns:wp="http://schemas.openxmlformats.org/drawingml/2006/wordprocessingDrawing" xmlns:r="http://schemas.openxmlformats.org/officeDocument/2006/relationships" xmlns:w14="http://schemas.microsoft.com/office/word/2010/wordml">
+              <w:rPr>
+                <w:rFonts w:ascii="Times New Roman" w:hAnsi="Times New Roman" w:eastAsia="Times New Roman" w:cs="Times New Roman"/>
+                <w:i w:val="false"/>
+                <w:b w:val="false"/>
+                <w:u w:val="none"/>
+                <w:sz w:val="20"/>
+                <w:szCs w:val="20"/>
+                <w:color w:val="000000"/>
+              </w:rPr>
+              <w:t xml:space="preserve">non-YE, non-pelagic</w:t>
+            </w:r>
+          </w:p>
+        </w:tc>
+        <w:tc>
+          <w:tcPr>
+            <w:tcBorders>
+              <w:bottom w:val="none" w:sz="0" w:space="0" w:color="000000"/>
+              <w:top w:val="single" w:sz="12" w:space="0" w:color="666666"/>
+              <w:left w:val="none" w:sz="0" w:space="0" w:color="000000"/>
+              <w:right w:val="none" w:sz="0" w:space="0" w:color="000000"/>
+            </w:tcBorders>
+            <w:shd w:val="clear" w:color="auto" w:fill="FFFFFF"/>
+            <w:tcMar>
+              <w:top w:w="0" w:type="dxa"/>
+              <w:bottom w:w="0" w:type="dxa"/>
+              <w:left w:w="0" w:type="dxa"/>
+              <w:right w:w="0" w:type="dxa"/>
+            </w:tcMar>
+            <w:vAlign w:val="center"/>
+          </w:tcPr>
+          <w:p>
+            <w:pPr>
+              <w:pStyle w:val="Normal"/>
+              <w:jc w:val="right"/>
+              <w:pBdr>
+                <w:bottom w:val="none" w:sz="0" w:space="0" w:color="000000"/>
+                <w:top w:val="none" w:sz="0" w:space="0" w:color="000000"/>
+                <w:left w:val="none" w:sz="0" w:space="0" w:color="000000"/>
+                <w:right w:val="none" w:sz="0" w:space="0" w:color="000000"/>
+              </w:pBdr>
+              <w:spacing w:after="100" w:before="100" w:line="240"/>
+              <w:ind w:left="100" w:right="100" w:firstLine="0" w:firstLineChars="0"/>
+              <w:rPr>
+                <w:rFonts w:ascii="Times New Roman" w:hAnsi="Times New Roman" w:eastAsia="Times New Roman" w:cs="Times New Roman"/>
+                <w:i w:val="false"/>
+                <w:b w:val="false"/>
+                <w:u w:val="none"/>
+                <w:sz w:val="20"/>
+                <w:szCs w:val="20"/>
+                <w:color w:val="000000"/>
+              </w:rPr>
+            </w:pPr>
+            <w:r xmlns:w="http://schemas.openxmlformats.org/wordprocessingml/2006/main" xmlns:wp="http://schemas.openxmlformats.org/drawingml/2006/wordprocessingDrawing" xmlns:r="http://schemas.openxmlformats.org/officeDocument/2006/relationships" xmlns:w14="http://schemas.microsoft.com/office/word/2010/wordml">
+              <w:rPr>
+                <w:rFonts w:ascii="Times New Roman" w:hAnsi="Times New Roman" w:eastAsia="Times New Roman" w:cs="Times New Roman"/>
+                <w:i w:val="false"/>
+                <w:b w:val="false"/>
+                <w:u w:val="none"/>
+                <w:sz w:val="20"/>
+                <w:szCs w:val="20"/>
+                <w:color w:val="000000"/>
+              </w:rPr>
+              <w:t xml:space="preserve">0.211</w:t>
+            </w:r>
+          </w:p>
+        </w:tc>
+        <w:tc>
+          <w:tcPr>
+            <w:tcBorders>
+              <w:bottom w:val="none" w:sz="0" w:space="0" w:color="000000"/>
+              <w:top w:val="single" w:sz="12" w:space="0" w:color="666666"/>
+              <w:left w:val="none" w:sz="0" w:space="0" w:color="000000"/>
+              <w:right w:val="none" w:sz="0" w:space="0" w:color="000000"/>
+            </w:tcBorders>
+            <w:shd w:val="clear" w:color="auto" w:fill="FFFFFF"/>
+            <w:tcMar>
+              <w:top w:w="0" w:type="dxa"/>
+              <w:bottom w:w="0" w:type="dxa"/>
+              <w:left w:w="0" w:type="dxa"/>
+              <w:right w:w="0" w:type="dxa"/>
+            </w:tcMar>
+            <w:vAlign w:val="center"/>
+          </w:tcPr>
+          <w:p>
+            <w:pPr>
+              <w:pStyle w:val="Normal"/>
+              <w:jc w:val="right"/>
+              <w:pBdr>
+                <w:bottom w:val="none" w:sz="0" w:space="0" w:color="000000"/>
+                <w:top w:val="none" w:sz="0" w:space="0" w:color="000000"/>
+                <w:left w:val="none" w:sz="0" w:space="0" w:color="000000"/>
+                <w:right w:val="none" w:sz="0" w:space="0" w:color="000000"/>
+              </w:pBdr>
+              <w:spacing w:after="100" w:before="100" w:line="240"/>
+              <w:ind w:left="100" w:right="100" w:firstLine="0" w:firstLineChars="0"/>
+              <w:rPr>
+                <w:rFonts w:ascii="Times New Roman" w:hAnsi="Times New Roman" w:eastAsia="Times New Roman" w:cs="Times New Roman"/>
+                <w:i w:val="false"/>
+                <w:b w:val="false"/>
+                <w:u w:val="none"/>
+                <w:sz w:val="20"/>
+                <w:szCs w:val="20"/>
+                <w:color w:val="000000"/>
+              </w:rPr>
+            </w:pPr>
+            <w:r xmlns:w="http://schemas.openxmlformats.org/wordprocessingml/2006/main" xmlns:wp="http://schemas.openxmlformats.org/drawingml/2006/wordprocessingDrawing" xmlns:r="http://schemas.openxmlformats.org/officeDocument/2006/relationships" xmlns:w14="http://schemas.microsoft.com/office/word/2010/wordml">
+              <w:rPr>
+                <w:rFonts w:ascii="Times New Roman" w:hAnsi="Times New Roman" w:eastAsia="Times New Roman" w:cs="Times New Roman"/>
+                <w:i w:val="false"/>
+                <w:b w:val="false"/>
+                <w:u w:val="none"/>
+                <w:sz w:val="20"/>
+                <w:szCs w:val="20"/>
+                <w:color w:val="000000"/>
+              </w:rPr>
+              <w:t xml:space="preserve">0.086</w:t>
+            </w:r>
+          </w:p>
+        </w:tc>
+        <w:tc>
+          <w:tcPr>
+            <w:tcBorders>
+              <w:bottom w:val="none" w:sz="0" w:space="0" w:color="000000"/>
+              <w:top w:val="single" w:sz="12" w:space="0" w:color="666666"/>
+              <w:left w:val="none" w:sz="0" w:space="0" w:color="000000"/>
+              <w:right w:val="none" w:sz="0" w:space="0" w:color="000000"/>
+            </w:tcBorders>
+            <w:shd w:val="clear" w:color="auto" w:fill="FFFFFF"/>
+            <w:tcMar>
+              <w:top w:w="0" w:type="dxa"/>
+              <w:bottom w:w="0" w:type="dxa"/>
+              <w:left w:w="0" w:type="dxa"/>
+              <w:right w:w="0" w:type="dxa"/>
+            </w:tcMar>
+            <w:vAlign w:val="center"/>
+          </w:tcPr>
+          <w:p>
+            <w:pPr>
+              <w:pStyle w:val="Normal"/>
+              <w:jc w:val="right"/>
+              <w:pBdr>
+                <w:bottom w:val="none" w:sz="0" w:space="0" w:color="000000"/>
+                <w:top w:val="none" w:sz="0" w:space="0" w:color="000000"/>
+                <w:left w:val="none" w:sz="0" w:space="0" w:color="000000"/>
+                <w:right w:val="none" w:sz="0" w:space="0" w:color="000000"/>
+              </w:pBdr>
+              <w:spacing w:after="100" w:before="100" w:line="240"/>
+              <w:ind w:left="100" w:right="100" w:firstLine="0" w:firstLineChars="0"/>
+              <w:rPr>
+                <w:rFonts w:ascii="Times New Roman" w:hAnsi="Times New Roman" w:eastAsia="Times New Roman" w:cs="Times New Roman"/>
+                <w:i w:val="false"/>
+                <w:b w:val="false"/>
+                <w:u w:val="none"/>
+                <w:sz w:val="20"/>
+                <w:szCs w:val="20"/>
+                <w:color w:val="000000"/>
+              </w:rPr>
+            </w:pPr>
+            <w:r xmlns:w="http://schemas.openxmlformats.org/wordprocessingml/2006/main" xmlns:wp="http://schemas.openxmlformats.org/drawingml/2006/wordprocessingDrawing" xmlns:r="http://schemas.openxmlformats.org/officeDocument/2006/relationships" xmlns:w14="http://schemas.microsoft.com/office/word/2010/wordml">
+              <w:rPr>
+                <w:rFonts w:ascii="Times New Roman" w:hAnsi="Times New Roman" w:eastAsia="Times New Roman" w:cs="Times New Roman"/>
+                <w:i w:val="false"/>
+                <w:b w:val="false"/>
+                <w:u w:val="none"/>
+                <w:sz w:val="20"/>
+                <w:szCs w:val="20"/>
+                <w:color w:val="000000"/>
+              </w:rPr>
+              <w:t xml:space="preserve">0.041</w:t>
+            </w:r>
+          </w:p>
+        </w:tc>
+        <w:tc>
+          <w:tcPr>
+            <w:tcBorders>
+              <w:bottom w:val="none" w:sz="0" w:space="0" w:color="000000"/>
+              <w:top w:val="single" w:sz="12" w:space="0" w:color="666666"/>
+              <w:left w:val="none" w:sz="0" w:space="0" w:color="000000"/>
+              <w:right w:val="none" w:sz="0" w:space="0" w:color="000000"/>
+            </w:tcBorders>
+            <w:shd w:val="clear" w:color="auto" w:fill="FFFFFF"/>
+            <w:tcMar>
+              <w:top w:w="0" w:type="dxa"/>
+              <w:bottom w:w="0" w:type="dxa"/>
+              <w:left w:w="0" w:type="dxa"/>
+              <w:right w:w="0" w:type="dxa"/>
+            </w:tcMar>
+            <w:vAlign w:val="center"/>
+          </w:tcPr>
+          <w:p>
+            <w:pPr>
+              <w:pStyle w:val="Normal"/>
+              <w:jc w:val="right"/>
+              <w:pBdr>
+                <w:bottom w:val="none" w:sz="0" w:space="0" w:color="000000"/>
+                <w:top w:val="none" w:sz="0" w:space="0" w:color="000000"/>
+                <w:left w:val="none" w:sz="0" w:space="0" w:color="000000"/>
+                <w:right w:val="none" w:sz="0" w:space="0" w:color="000000"/>
+              </w:pBdr>
+              <w:spacing w:after="100" w:before="100" w:line="240"/>
+              <w:ind w:left="100" w:right="100" w:firstLine="0" w:firstLineChars="0"/>
+              <w:rPr>
+                <w:rFonts w:ascii="Times New Roman" w:hAnsi="Times New Roman" w:eastAsia="Times New Roman" w:cs="Times New Roman"/>
+                <w:i w:val="false"/>
+                <w:b w:val="false"/>
+                <w:u w:val="none"/>
+                <w:sz w:val="20"/>
+                <w:szCs w:val="20"/>
+                <w:color w:val="000000"/>
+              </w:rPr>
+            </w:pPr>
+            <w:r xmlns:w="http://schemas.openxmlformats.org/wordprocessingml/2006/main" xmlns:wp="http://schemas.openxmlformats.org/drawingml/2006/wordprocessingDrawing" xmlns:r="http://schemas.openxmlformats.org/officeDocument/2006/relationships" xmlns:w14="http://schemas.microsoft.com/office/word/2010/wordml">
+              <w:rPr>
+                <w:rFonts w:ascii="Times New Roman" w:hAnsi="Times New Roman" w:eastAsia="Times New Roman" w:cs="Times New Roman"/>
+                <w:i w:val="false"/>
+                <w:b w:val="false"/>
+                <w:u w:val="none"/>
+                <w:sz w:val="20"/>
+                <w:szCs w:val="20"/>
+                <w:color w:val="000000"/>
+              </w:rPr>
+              <w:t xml:space="preserve">1.107</w:t>
+            </w:r>
+          </w:p>
+        </w:tc>
+        <w:tc>
+          <w:tcPr>
+            <w:tcBorders>
+              <w:bottom w:val="none" w:sz="0" w:space="0" w:color="000000"/>
+              <w:top w:val="single" w:sz="12" w:space="0" w:color="666666"/>
+              <w:left w:val="none" w:sz="0" w:space="0" w:color="000000"/>
+              <w:right w:val="none" w:sz="0" w:space="0" w:color="000000"/>
+            </w:tcBorders>
+            <w:shd w:val="clear" w:color="auto" w:fill="FFFFFF"/>
+            <w:tcMar>
+              <w:top w:w="0" w:type="dxa"/>
+              <w:bottom w:w="0" w:type="dxa"/>
+              <w:left w:w="0" w:type="dxa"/>
+              <w:right w:w="0" w:type="dxa"/>
+            </w:tcMar>
+            <w:vAlign w:val="center"/>
+          </w:tcPr>
+          <w:p>
+            <w:pPr>
+              <w:pStyle w:val="Normal"/>
+              <w:jc w:val="right"/>
+              <w:pBdr>
+                <w:bottom w:val="none" w:sz="0" w:space="0" w:color="000000"/>
+                <w:top w:val="none" w:sz="0" w:space="0" w:color="000000"/>
+                <w:left w:val="none" w:sz="0" w:space="0" w:color="000000"/>
+                <w:right w:val="none" w:sz="0" w:space="0" w:color="000000"/>
+              </w:pBdr>
+              <w:spacing w:after="100" w:before="100" w:line="240"/>
+              <w:ind w:left="100" w:right="100" w:firstLine="0" w:firstLineChars="0"/>
+              <w:rPr>
+                <w:rFonts w:ascii="Times New Roman" w:hAnsi="Times New Roman" w:eastAsia="Times New Roman" w:cs="Times New Roman"/>
+                <w:i w:val="false"/>
+                <w:b w:val="false"/>
+                <w:u w:val="none"/>
+                <w:sz w:val="20"/>
+                <w:szCs w:val="20"/>
+                <w:color w:val="000000"/>
+              </w:rPr>
+            </w:pPr>
+            <w:r xmlns:w="http://schemas.openxmlformats.org/wordprocessingml/2006/main" xmlns:wp="http://schemas.openxmlformats.org/drawingml/2006/wordprocessingDrawing" xmlns:r="http://schemas.openxmlformats.org/officeDocument/2006/relationships" xmlns:w14="http://schemas.microsoft.com/office/word/2010/wordml">
+              <w:rPr>
+                <w:rFonts w:ascii="Times New Roman" w:hAnsi="Times New Roman" w:eastAsia="Times New Roman" w:cs="Times New Roman"/>
+                <w:i w:val="false"/>
+                <w:b w:val="false"/>
+                <w:u w:val="none"/>
+                <w:sz w:val="20"/>
+                <w:szCs w:val="20"/>
+                <w:color w:val="000000"/>
+              </w:rPr>
+              <w:t xml:space="preserve">1.235</w:t>
+            </w:r>
+          </w:p>
+        </w:tc>
+        <w:tc>
+          <w:tcPr>
+            <w:tcBorders>
+              <w:bottom w:val="none" w:sz="0" w:space="0" w:color="000000"/>
+              <w:top w:val="single" w:sz="12" w:space="0" w:color="666666"/>
+              <w:left w:val="none" w:sz="0" w:space="0" w:color="000000"/>
+              <w:right w:val="none" w:sz="0" w:space="0" w:color="000000"/>
+            </w:tcBorders>
+            <w:shd w:val="clear" w:color="auto" w:fill="FFFFFF"/>
+            <w:tcMar>
+              <w:top w:w="0" w:type="dxa"/>
+              <w:bottom w:w="0" w:type="dxa"/>
+              <w:left w:w="0" w:type="dxa"/>
+              <w:right w:w="0" w:type="dxa"/>
+            </w:tcMar>
+            <w:vAlign w:val="center"/>
+          </w:tcPr>
+          <w:p>
+            <w:pPr>
+              <w:pStyle w:val="Normal"/>
+              <w:jc w:val="right"/>
+              <w:pBdr>
+                <w:bottom w:val="none" w:sz="0" w:space="0" w:color="000000"/>
+                <w:top w:val="none" w:sz="0" w:space="0" w:color="000000"/>
+                <w:left w:val="none" w:sz="0" w:space="0" w:color="000000"/>
+                <w:right w:val="none" w:sz="0" w:space="0" w:color="000000"/>
+              </w:pBdr>
+              <w:spacing w:after="100" w:before="100" w:line="240"/>
+              <w:ind w:left="100" w:right="100" w:firstLine="0" w:firstLineChars="0"/>
+              <w:rPr>
+                <w:rFonts w:ascii="Times New Roman" w:hAnsi="Times New Roman" w:eastAsia="Times New Roman" w:cs="Times New Roman"/>
+                <w:i w:val="false"/>
+                <w:b w:val="false"/>
+                <w:u w:val="none"/>
+                <w:sz w:val="20"/>
+                <w:szCs w:val="20"/>
+                <w:color w:val="000000"/>
+              </w:rPr>
+            </w:pPr>
+            <w:r xmlns:w="http://schemas.openxmlformats.org/wordprocessingml/2006/main" xmlns:wp="http://schemas.openxmlformats.org/drawingml/2006/wordprocessingDrawing" xmlns:r="http://schemas.openxmlformats.org/officeDocument/2006/relationships" xmlns:w14="http://schemas.microsoft.com/office/word/2010/wordml">
+              <w:rPr>
+                <w:rFonts w:ascii="Times New Roman" w:hAnsi="Times New Roman" w:eastAsia="Times New Roman" w:cs="Times New Roman"/>
+                <w:i w:val="false"/>
+                <w:b w:val="false"/>
+                <w:u w:val="none"/>
+                <w:sz w:val="20"/>
+                <w:szCs w:val="20"/>
+                <w:color w:val="000000"/>
+              </w:rPr>
+              <w:t xml:space="preserve">0.963</w:t>
+            </w:r>
+          </w:p>
+        </w:tc>
+        <w:tc>
+          <w:tcPr>
+            <w:tcBorders>
+              <w:bottom w:val="none" w:sz="0" w:space="0" w:color="000000"/>
+              <w:top w:val="single" w:sz="12" w:space="0" w:color="666666"/>
+              <w:left w:val="none" w:sz="0" w:space="0" w:color="000000"/>
+              <w:right w:val="none" w:sz="0" w:space="0" w:color="000000"/>
+            </w:tcBorders>
+            <w:shd w:val="clear" w:color="auto" w:fill="FFFFFF"/>
+            <w:tcMar>
+              <w:top w:w="0" w:type="dxa"/>
+              <w:bottom w:w="0" w:type="dxa"/>
+              <w:left w:w="0" w:type="dxa"/>
+              <w:right w:w="0" w:type="dxa"/>
+            </w:tcMar>
+            <w:vAlign w:val="center"/>
+          </w:tcPr>
+          <w:p>
+            <w:pPr>
+              <w:pStyle w:val="Normal"/>
+              <w:jc w:val="right"/>
+              <w:pBdr>
+                <w:bottom w:val="none" w:sz="0" w:space="0" w:color="000000"/>
+                <w:top w:val="none" w:sz="0" w:space="0" w:color="000000"/>
+                <w:left w:val="none" w:sz="0" w:space="0" w:color="000000"/>
+                <w:right w:val="none" w:sz="0" w:space="0" w:color="000000"/>
+              </w:pBdr>
+              <w:spacing w:after="100" w:before="100" w:line="240"/>
+              <w:ind w:left="100" w:right="100" w:firstLine="0" w:firstLineChars="0"/>
+              <w:rPr>
+                <w:rFonts w:ascii="Times New Roman" w:hAnsi="Times New Roman" w:eastAsia="Times New Roman" w:cs="Times New Roman"/>
+                <w:i w:val="false"/>
+                <w:b w:val="false"/>
+                <w:u w:val="none"/>
+                <w:sz w:val="20"/>
+                <w:szCs w:val="20"/>
+                <w:color w:val="000000"/>
+              </w:rPr>
+            </w:pPr>
+            <w:r xmlns:w="http://schemas.openxmlformats.org/wordprocessingml/2006/main" xmlns:wp="http://schemas.openxmlformats.org/drawingml/2006/wordprocessingDrawing" xmlns:r="http://schemas.openxmlformats.org/officeDocument/2006/relationships" xmlns:w14="http://schemas.microsoft.com/office/word/2010/wordml">
+              <w:rPr>
+                <w:rFonts w:ascii="Times New Roman" w:hAnsi="Times New Roman" w:eastAsia="Times New Roman" w:cs="Times New Roman"/>
+                <w:i w:val="false"/>
+                <w:b w:val="false"/>
+                <w:u w:val="none"/>
+                <w:sz w:val="20"/>
+                <w:szCs w:val="20"/>
+                <w:color w:val="000000"/>
+              </w:rPr>
+              <w:t xml:space="preserve">0.130</w:t>
+            </w:r>
+          </w:p>
+        </w:tc>
+        <w:tc>
+          <w:tcPr>
+            <w:tcBorders>
+              <w:bottom w:val="none" w:sz="0" w:space="0" w:color="000000"/>
+              <w:top w:val="single" w:sz="12" w:space="0" w:color="666666"/>
+              <w:left w:val="none" w:sz="0" w:space="0" w:color="000000"/>
+              <w:right w:val="none" w:sz="0" w:space="0" w:color="000000"/>
+            </w:tcBorders>
+            <w:shd w:val="clear" w:color="auto" w:fill="FFFFFF"/>
+            <w:tcMar>
+              <w:top w:w="0" w:type="dxa"/>
+              <w:bottom w:w="0" w:type="dxa"/>
+              <w:left w:w="0" w:type="dxa"/>
+              <w:right w:w="0" w:type="dxa"/>
+            </w:tcMar>
+            <w:vAlign w:val="center"/>
+          </w:tcPr>
+          <w:p>
+            <w:pPr>
+              <w:pStyle w:val="Normal"/>
+              <w:jc w:val="left"/>
+              <w:pBdr>
+                <w:bottom w:val="none" w:sz="0" w:space="0" w:color="000000"/>
+                <w:top w:val="none" w:sz="0" w:space="0" w:color="000000"/>
+                <w:left w:val="none" w:sz="0" w:space="0" w:color="000000"/>
+                <w:right w:val="none" w:sz="0" w:space="0" w:color="000000"/>
+              </w:pBdr>
+              <w:spacing w:after="100" w:before="100" w:line="240"/>
+              <w:ind w:left="100" w:right="100" w:firstLine="0" w:firstLineChars="0"/>
+              <w:rPr>
+                <w:rFonts w:ascii="Times New Roman" w:hAnsi="Times New Roman" w:eastAsia="Times New Roman" w:cs="Times New Roman"/>
+                <w:i w:val="false"/>
+                <w:b w:val="false"/>
+                <w:u w:val="none"/>
+                <w:sz w:val="20"/>
+                <w:szCs w:val="20"/>
+                <w:color w:val="000000"/>
+              </w:rPr>
+            </w:pPr>
+            <w:r xmlns:w="http://schemas.openxmlformats.org/wordprocessingml/2006/main" xmlns:wp="http://schemas.openxmlformats.org/drawingml/2006/wordprocessingDrawing" xmlns:r="http://schemas.openxmlformats.org/officeDocument/2006/relationships" xmlns:w14="http://schemas.microsoft.com/office/word/2010/wordml">
+              <w:rPr>
+                <w:rFonts w:ascii="Times New Roman" w:hAnsi="Times New Roman" w:eastAsia="Times New Roman" w:cs="Times New Roman"/>
+                <w:i w:val="false"/>
+                <w:b w:val="false"/>
+                <w:u w:val="none"/>
+                <w:sz w:val="20"/>
+                <w:szCs w:val="20"/>
+                <w:color w:val="000000"/>
+              </w:rPr>
+              <w:t xml:space="preserve">historical</w:t>
+            </w:r>
+          </w:p>
+        </w:tc>
+      </w:tr>
+      <w:tr>
+        <w:trPr>
+          <w:trHeight w:val="617" w:hRule="auto"/>
+        </w:trPr>
+        body2
+        <w:tc>
+          <w:tcPr>
+            <w:tcBorders>
               <w:bottom w:val="single" w:sz="12" w:space="0" w:color="666666"/>
-              <w:top w:val="single" w:sz="12" w:space="0" w:color="666666"/>
+              <w:top w:val="none" w:sz="0" w:space="0" w:color="000000"/>
               <w:left w:val="none" w:sz="0" w:space="0" w:color="000000"/>
               <w:right w:val="none" w:sz="0" w:space="0" w:color="000000"/>
             </w:tcBorders>
@@ -6216,52 +6856,52 @@
           <w:tcPr>
             <w:tcBorders>
               <w:bottom w:val="single" w:sz="12" w:space="0" w:color="666666"/>
-              <w:top w:val="single" w:sz="12" w:space="0" w:color="666666"/>
-              <w:left w:val="none" w:sz="0" w:space="0" w:color="000000"/>
-              <w:right w:val="none" w:sz="0" w:space="0" w:color="000000"/>
-            </w:tcBorders>
-            <w:shd w:val="clear" w:color="auto" w:fill="FFFFFF"/>
-            <w:tcMar>
-              <w:top w:w="0" w:type="dxa"/>
-              <w:bottom w:w="0" w:type="dxa"/>
-              <w:left w:w="0" w:type="dxa"/>
-              <w:right w:w="0" w:type="dxa"/>
-            </w:tcMar>
-            <w:vAlign w:val="center"/>
-          </w:tcPr>
-          <w:p>
-            <w:pPr>
-              <w:pStyle w:val="Normal"/>
-              <w:jc w:val="left"/>
-              <w:pBdr>
-                <w:bottom w:val="none" w:sz="0" w:space="0" w:color="000000"/>
-                <w:top w:val="none" w:sz="0" w:space="0" w:color="000000"/>
-                <w:left w:val="none" w:sz="0" w:space="0" w:color="000000"/>
-                <w:right w:val="none" w:sz="0" w:space="0" w:color="000000"/>
-              </w:pBdr>
-              <w:spacing w:after="100" w:before="100" w:line="240"/>
-              <w:ind w:left="100" w:right="100" w:firstLine="0" w:firstLineChars="0"/>
-              <w:rPr>
-                <w:rFonts w:ascii="Times New Roman" w:hAnsi="Times New Roman" w:eastAsia="Times New Roman" w:cs="Times New Roman"/>
-                <w:i w:val="false"/>
-                <w:b w:val="false"/>
-                <w:u w:val="none"/>
-                <w:sz w:val="20"/>
-                <w:szCs w:val="20"/>
-                <w:color w:val="000000"/>
-              </w:rPr>
-            </w:pPr>
-            <w:r xmlns:w="http://schemas.openxmlformats.org/wordprocessingml/2006/main" xmlns:wp="http://schemas.openxmlformats.org/drawingml/2006/wordprocessingDrawing" xmlns:r="http://schemas.openxmlformats.org/officeDocument/2006/relationships" xmlns:w14="http://schemas.microsoft.com/office/word/2010/wordml">
-              <w:rPr>
-                <w:rFonts w:ascii="Times New Roman" w:hAnsi="Times New Roman" w:eastAsia="Times New Roman" w:cs="Times New Roman"/>
-                <w:i w:val="false"/>
-                <w:b w:val="false"/>
-                <w:u w:val="none"/>
-                <w:sz w:val="20"/>
-                <w:szCs w:val="20"/>
-                <w:color w:val="000000"/>
-              </w:rPr>
-              <w:t xml:space="preserve">Kodiak</w:t>
+              <w:top w:val="none" w:sz="0" w:space="0" w:color="000000"/>
+              <w:left w:val="none" w:sz="0" w:space="0" w:color="000000"/>
+              <w:right w:val="none" w:sz="0" w:space="0" w:color="000000"/>
+            </w:tcBorders>
+            <w:shd w:val="clear" w:color="auto" w:fill="FFFFFF"/>
+            <w:tcMar>
+              <w:top w:w="0" w:type="dxa"/>
+              <w:bottom w:w="0" w:type="dxa"/>
+              <w:left w:w="0" w:type="dxa"/>
+              <w:right w:w="0" w:type="dxa"/>
+            </w:tcMar>
+            <w:vAlign w:val="center"/>
+          </w:tcPr>
+          <w:p>
+            <w:pPr>
+              <w:pStyle w:val="Normal"/>
+              <w:jc w:val="left"/>
+              <w:pBdr>
+                <w:bottom w:val="none" w:sz="0" w:space="0" w:color="000000"/>
+                <w:top w:val="none" w:sz="0" w:space="0" w:color="000000"/>
+                <w:left w:val="none" w:sz="0" w:space="0" w:color="000000"/>
+                <w:right w:val="none" w:sz="0" w:space="0" w:color="000000"/>
+              </w:pBdr>
+              <w:spacing w:after="100" w:before="100" w:line="240"/>
+              <w:ind w:left="100" w:right="100" w:firstLine="0" w:firstLineChars="0"/>
+              <w:rPr>
+                <w:rFonts w:ascii="Times New Roman" w:hAnsi="Times New Roman" w:eastAsia="Times New Roman" w:cs="Times New Roman"/>
+                <w:i w:val="false"/>
+                <w:b w:val="false"/>
+                <w:u w:val="none"/>
+                <w:sz w:val="20"/>
+                <w:szCs w:val="20"/>
+                <w:color w:val="000000"/>
+              </w:rPr>
+            </w:pPr>
+            <w:r xmlns:w="http://schemas.openxmlformats.org/wordprocessingml/2006/main" xmlns:wp="http://schemas.openxmlformats.org/drawingml/2006/wordprocessingDrawing" xmlns:r="http://schemas.openxmlformats.org/officeDocument/2006/relationships" xmlns:w14="http://schemas.microsoft.com/office/word/2010/wordml">
+              <w:rPr>
+                <w:rFonts w:ascii="Times New Roman" w:hAnsi="Times New Roman" w:eastAsia="Times New Roman" w:cs="Times New Roman"/>
+                <w:i w:val="false"/>
+                <w:b w:val="false"/>
+                <w:u w:val="none"/>
+                <w:sz w:val="20"/>
+                <w:szCs w:val="20"/>
+                <w:color w:val="000000"/>
+              </w:rPr>
+              <w:t xml:space="preserve">Southeast</w:t>
             </w:r>
           </w:p>
         </w:tc>
@@ -6269,7 +6909,7 @@
           <w:tcPr>
             <w:tcBorders>
               <w:bottom w:val="single" w:sz="12" w:space="0" w:color="666666"/>
-              <w:top w:val="single" w:sz="12" w:space="0" w:color="666666"/>
+              <w:top w:val="none" w:sz="0" w:space="0" w:color="000000"/>
               <w:left w:val="none" w:sz="0" w:space="0" w:color="000000"/>
               <w:right w:val="none" w:sz="0" w:space="0" w:color="000000"/>
             </w:tcBorders>
@@ -6322,7 +6962,7 @@
           <w:tcPr>
             <w:tcBorders>
               <w:bottom w:val="single" w:sz="12" w:space="0" w:color="666666"/>
-              <w:top w:val="single" w:sz="12" w:space="0" w:color="666666"/>
+              <w:top w:val="none" w:sz="0" w:space="0" w:color="000000"/>
               <w:left w:val="none" w:sz="0" w:space="0" w:color="000000"/>
               <w:right w:val="none" w:sz="0" w:space="0" w:color="000000"/>
             </w:tcBorders>
@@ -6367,7 +7007,7 @@
                 <w:szCs w:val="20"/>
                 <w:color w:val="000000"/>
               </w:rPr>
-              <w:t xml:space="preserve">0.211</w:t>
+              <w:t xml:space="preserve">0.679</w:t>
             </w:r>
           </w:p>
         </w:tc>
@@ -6375,7 +7015,7 @@
           <w:tcPr>
             <w:tcBorders>
               <w:bottom w:val="single" w:sz="12" w:space="0" w:color="666666"/>
-              <w:top w:val="single" w:sz="12" w:space="0" w:color="666666"/>
+              <w:top w:val="none" w:sz="0" w:space="0" w:color="000000"/>
               <w:left w:val="none" w:sz="0" w:space="0" w:color="000000"/>
               <w:right w:val="none" w:sz="0" w:space="0" w:color="000000"/>
             </w:tcBorders>
@@ -6420,7 +7060,7 @@
                 <w:szCs w:val="20"/>
                 <w:color w:val="000000"/>
               </w:rPr>
-              <w:t xml:space="preserve">0.086</w:t>
+              <w:t xml:space="preserve">0.654</w:t>
             </w:r>
           </w:p>
         </w:tc>
@@ -6428,7 +7068,7 @@
           <w:tcPr>
             <w:tcBorders>
               <w:bottom w:val="single" w:sz="12" w:space="0" w:color="666666"/>
-              <w:top w:val="single" w:sz="12" w:space="0" w:color="666666"/>
+              <w:top w:val="none" w:sz="0" w:space="0" w:color="000000"/>
               <w:left w:val="none" w:sz="0" w:space="0" w:color="000000"/>
               <w:right w:val="none" w:sz="0" w:space="0" w:color="000000"/>
             </w:tcBorders>
@@ -6473,7 +7113,7 @@
                 <w:szCs w:val="20"/>
                 <w:color w:val="000000"/>
               </w:rPr>
-              <w:t xml:space="preserve">0.041</w:t>
+              <w:t xml:space="preserve">0.403</w:t>
             </w:r>
           </w:p>
         </w:tc>
@@ -6481,7 +7121,7 @@
           <w:tcPr>
             <w:tcBorders>
               <w:bottom w:val="single" w:sz="12" w:space="0" w:color="666666"/>
-              <w:top w:val="single" w:sz="12" w:space="0" w:color="666666"/>
+              <w:top w:val="none" w:sz="0" w:space="0" w:color="000000"/>
               <w:left w:val="none" w:sz="0" w:space="0" w:color="000000"/>
               <w:right w:val="none" w:sz="0" w:space="0" w:color="000000"/>
             </w:tcBorders>
@@ -6526,7 +7166,7 @@
                 <w:szCs w:val="20"/>
                 <w:color w:val="000000"/>
               </w:rPr>
-              <w:t xml:space="preserve">1.107</w:t>
+              <w:t xml:space="preserve">1.060</w:t>
             </w:r>
           </w:p>
         </w:tc>
@@ -6534,7 +7174,7 @@
           <w:tcPr>
             <w:tcBorders>
               <w:bottom w:val="single" w:sz="12" w:space="0" w:color="666666"/>
-              <w:top w:val="single" w:sz="12" w:space="0" w:color="666666"/>
+              <w:top w:val="none" w:sz="0" w:space="0" w:color="000000"/>
               <w:left w:val="none" w:sz="0" w:space="0" w:color="000000"/>
               <w:right w:val="none" w:sz="0" w:space="0" w:color="000000"/>
             </w:tcBorders>
@@ -6579,7 +7219,7 @@
                 <w:szCs w:val="20"/>
                 <w:color w:val="000000"/>
               </w:rPr>
-              <w:t xml:space="preserve">1.235</w:t>
+              <w:t xml:space="preserve">1.226</w:t>
             </w:r>
           </w:p>
         </w:tc>
@@ -6587,7 +7227,7 @@
           <w:tcPr>
             <w:tcBorders>
               <w:bottom w:val="single" w:sz="12" w:space="0" w:color="666666"/>
-              <w:top w:val="single" w:sz="12" w:space="0" w:color="666666"/>
+              <w:top w:val="none" w:sz="0" w:space="0" w:color="000000"/>
               <w:left w:val="none" w:sz="0" w:space="0" w:color="000000"/>
               <w:right w:val="none" w:sz="0" w:space="0" w:color="000000"/>
             </w:tcBorders>
@@ -6632,7 +7272,7 @@
                 <w:szCs w:val="20"/>
                 <w:color w:val="000000"/>
               </w:rPr>
-              <w:t xml:space="preserve">0.963</w:t>
+              <w:t xml:space="preserve">0.409</w:t>
             </w:r>
           </w:p>
         </w:tc>
@@ -6640,7 +7280,7 @@
           <w:tcPr>
             <w:tcBorders>
               <w:bottom w:val="single" w:sz="12" w:space="0" w:color="666666"/>
-              <w:top w:val="single" w:sz="12" w:space="0" w:color="666666"/>
+              <w:top w:val="none" w:sz="0" w:space="0" w:color="000000"/>
               <w:left w:val="none" w:sz="0" w:space="0" w:color="000000"/>
               <w:right w:val="none" w:sz="0" w:space="0" w:color="000000"/>
             </w:tcBorders>
@@ -6685,7 +7325,7 @@
                 <w:szCs w:val="20"/>
                 <w:color w:val="000000"/>
               </w:rPr>
-              <w:t xml:space="preserve">0.13</w:t>
+              <w:t xml:space="preserve">0.061</w:t>
             </w:r>
           </w:p>
         </w:tc>
@@ -6693,52 +7333,52 @@
           <w:tcPr>
             <w:tcBorders>
               <w:bottom w:val="single" w:sz="12" w:space="0" w:color="666666"/>
-              <w:top w:val="single" w:sz="12" w:space="0" w:color="666666"/>
-              <w:left w:val="none" w:sz="0" w:space="0" w:color="000000"/>
-              <w:right w:val="none" w:sz="0" w:space="0" w:color="000000"/>
-            </w:tcBorders>
-            <w:shd w:val="clear" w:color="auto" w:fill="FFFFFF"/>
-            <w:tcMar>
-              <w:top w:w="0" w:type="dxa"/>
-              <w:bottom w:w="0" w:type="dxa"/>
-              <w:left w:w="0" w:type="dxa"/>
-              <w:right w:w="0" w:type="dxa"/>
-            </w:tcMar>
-            <w:vAlign w:val="center"/>
-          </w:tcPr>
-          <w:p>
-            <w:pPr>
-              <w:pStyle w:val="Normal"/>
-              <w:jc w:val="left"/>
-              <w:pBdr>
-                <w:bottom w:val="none" w:sz="0" w:space="0" w:color="000000"/>
-                <w:top w:val="none" w:sz="0" w:space="0" w:color="000000"/>
-                <w:left w:val="none" w:sz="0" w:space="0" w:color="000000"/>
-                <w:right w:val="none" w:sz="0" w:space="0" w:color="000000"/>
-              </w:pBdr>
-              <w:spacing w:after="100" w:before="100" w:line="240"/>
-              <w:ind w:left="100" w:right="100" w:firstLine="0" w:firstLineChars="0"/>
-              <w:rPr>
-                <w:rFonts w:ascii="Times New Roman" w:hAnsi="Times New Roman" w:eastAsia="Times New Roman" w:cs="Times New Roman"/>
-                <w:i w:val="false"/>
-                <w:b w:val="false"/>
-                <w:u w:val="none"/>
-                <w:sz w:val="20"/>
-                <w:szCs w:val="20"/>
-                <w:color w:val="000000"/>
-              </w:rPr>
-            </w:pPr>
-            <w:r xmlns:w="http://schemas.openxmlformats.org/wordprocessingml/2006/main" xmlns:wp="http://schemas.openxmlformats.org/drawingml/2006/wordprocessingDrawing" xmlns:r="http://schemas.openxmlformats.org/officeDocument/2006/relationships" xmlns:w14="http://schemas.microsoft.com/office/word/2010/wordml">
-              <w:rPr>
-                <w:rFonts w:ascii="Times New Roman" w:hAnsi="Times New Roman" w:eastAsia="Times New Roman" w:cs="Times New Roman"/>
-                <w:i w:val="false"/>
-                <w:b w:val="false"/>
-                <w:u w:val="none"/>
-                <w:sz w:val="20"/>
-                <w:szCs w:val="20"/>
-                <w:color w:val="000000"/>
-              </w:rPr>
-              <w:t xml:space="preserve">historical</w:t>
+              <w:top w:val="none" w:sz="0" w:space="0" w:color="000000"/>
+              <w:left w:val="none" w:sz="0" w:space="0" w:color="000000"/>
+              <w:right w:val="none" w:sz="0" w:space="0" w:color="000000"/>
+            </w:tcBorders>
+            <w:shd w:val="clear" w:color="auto" w:fill="FFFFFF"/>
+            <w:tcMar>
+              <w:top w:w="0" w:type="dxa"/>
+              <w:bottom w:w="0" w:type="dxa"/>
+              <w:left w:w="0" w:type="dxa"/>
+              <w:right w:w="0" w:type="dxa"/>
+            </w:tcMar>
+            <w:vAlign w:val="center"/>
+          </w:tcPr>
+          <w:p>
+            <w:pPr>
+              <w:pStyle w:val="Normal"/>
+              <w:jc w:val="left"/>
+              <w:pBdr>
+                <w:bottom w:val="none" w:sz="0" w:space="0" w:color="000000"/>
+                <w:top w:val="none" w:sz="0" w:space="0" w:color="000000"/>
+                <w:left w:val="none" w:sz="0" w:space="0" w:color="000000"/>
+                <w:right w:val="none" w:sz="0" w:space="0" w:color="000000"/>
+              </w:pBdr>
+              <w:spacing w:after="100" w:before="100" w:line="240"/>
+              <w:ind w:left="100" w:right="100" w:firstLine="0" w:firstLineChars="0"/>
+              <w:rPr>
+                <w:rFonts w:ascii="Times New Roman" w:hAnsi="Times New Roman" w:eastAsia="Times New Roman" w:cs="Times New Roman"/>
+                <w:i w:val="false"/>
+                <w:b w:val="false"/>
+                <w:u w:val="none"/>
+                <w:sz w:val="20"/>
+                <w:szCs w:val="20"/>
+                <w:color w:val="000000"/>
+              </w:rPr>
+            </w:pPr>
+            <w:r xmlns:w="http://schemas.openxmlformats.org/wordprocessingml/2006/main" xmlns:wp="http://schemas.openxmlformats.org/drawingml/2006/wordprocessingDrawing" xmlns:r="http://schemas.openxmlformats.org/officeDocument/2006/relationships" xmlns:w14="http://schemas.microsoft.com/office/word/2010/wordml">
+              <w:rPr>
+                <w:rFonts w:ascii="Times New Roman" w:hAnsi="Times New Roman" w:eastAsia="Times New Roman" w:cs="Times New Roman"/>
+                <w:i w:val="false"/>
+                <w:b w:val="false"/>
+                <w:u w:val="none"/>
+                <w:sz w:val="20"/>
+                <w:szCs w:val="20"/>
+                <w:color w:val="000000"/>
+              </w:rPr>
+              <w:t xml:space="preserve">contemporary</w:t>
             </w:r>
           </w:p>
         </w:tc>
@@ -22563,7 +23203,7 @@
                 <w:szCs w:val="20"/>
                 <w:color w:val="000000"/>
               </w:rPr>
-              <w:t xml:space="preserve">SOKO2SAP</w:t>
+              <w:t xml:space="preserve">WKMA</w:t>
             </w:r>
           </w:p>
         </w:tc>
@@ -22616,60 +23256,60 @@
                 <w:szCs w:val="20"/>
                 <w:color w:val="000000"/>
               </w:rPr>
-              <w:t xml:space="preserve">2023</w:t>
-            </w:r>
-          </w:p>
-        </w:tc>
-        <w:tc>
-          <w:tcPr>
-            <w:tcBorders>
-              <w:bottom w:val="none" w:sz="0" w:space="0" w:color="000000"/>
-              <w:top w:val="none" w:sz="0" w:space="0" w:color="000000"/>
-              <w:left w:val="none" w:sz="0" w:space="0" w:color="000000"/>
-              <w:right w:val="none" w:sz="0" w:space="0" w:color="000000"/>
-            </w:tcBorders>
-            <w:shd w:val="clear" w:color="auto" w:fill="FFFFFF"/>
-            <w:tcMar>
-              <w:top w:w="0" w:type="dxa"/>
-              <w:bottom w:w="0" w:type="dxa"/>
-              <w:left w:w="0" w:type="dxa"/>
-              <w:right w:w="0" w:type="dxa"/>
-            </w:tcMar>
-            <w:vAlign w:val="center"/>
-          </w:tcPr>
-          <w:p>
-            <w:pPr>
-              <w:pStyle w:val="Normal"/>
-              <w:jc w:val="left"/>
-              <w:pBdr>
-                <w:bottom w:val="none" w:sz="0" w:space="0" w:color="000000"/>
-                <w:top w:val="none" w:sz="0" w:space="0" w:color="000000"/>
-                <w:left w:val="none" w:sz="0" w:space="0" w:color="000000"/>
-                <w:right w:val="none" w:sz="0" w:space="0" w:color="000000"/>
-              </w:pBdr>
-              <w:spacing w:after="100" w:before="100" w:line="240"/>
-              <w:ind w:left="100" w:right="100" w:firstLine="0" w:firstLineChars="0"/>
-              <w:rPr>
-                <w:rFonts w:ascii="Times New Roman" w:hAnsi="Times New Roman" w:eastAsia="Times New Roman" w:cs="Times New Roman"/>
-                <w:i w:val="false"/>
-                <w:b w:val="false"/>
-                <w:u w:val="none"/>
-                <w:sz w:val="20"/>
-                <w:szCs w:val="20"/>
-                <w:color w:val="000000"/>
-              </w:rPr>
-            </w:pPr>
-            <w:r xmlns:w="http://schemas.openxmlformats.org/wordprocessingml/2006/main" xmlns:wp="http://schemas.openxmlformats.org/drawingml/2006/wordprocessingDrawing" xmlns:r="http://schemas.openxmlformats.org/officeDocument/2006/relationships" xmlns:w14="http://schemas.microsoft.com/office/word/2010/wordml">
-              <w:rPr>
-                <w:rFonts w:ascii="Times New Roman" w:hAnsi="Times New Roman" w:eastAsia="Times New Roman" w:cs="Times New Roman"/>
-                <w:i w:val="false"/>
-                <w:b w:val="false"/>
-                <w:u w:val="none"/>
-                <w:sz w:val="20"/>
-                <w:szCs w:val="20"/>
-                <w:color w:val="000000"/>
-              </w:rPr>
-              <w:t xml:space="preserve">non-YE, non-pelagic</w:t>
+              <w:t xml:space="preserve">1997</w:t>
+            </w:r>
+          </w:p>
+        </w:tc>
+        <w:tc>
+          <w:tcPr>
+            <w:tcBorders>
+              <w:bottom w:val="none" w:sz="0" w:space="0" w:color="000000"/>
+              <w:top w:val="none" w:sz="0" w:space="0" w:color="000000"/>
+              <w:left w:val="none" w:sz="0" w:space="0" w:color="000000"/>
+              <w:right w:val="none" w:sz="0" w:space="0" w:color="000000"/>
+            </w:tcBorders>
+            <w:shd w:val="clear" w:color="auto" w:fill="FFFFFF"/>
+            <w:tcMar>
+              <w:top w:w="0" w:type="dxa"/>
+              <w:bottom w:w="0" w:type="dxa"/>
+              <w:left w:w="0" w:type="dxa"/>
+              <w:right w:w="0" w:type="dxa"/>
+            </w:tcMar>
+            <w:vAlign w:val="center"/>
+          </w:tcPr>
+          <w:p>
+            <w:pPr>
+              <w:pStyle w:val="Normal"/>
+              <w:jc w:val="left"/>
+              <w:pBdr>
+                <w:bottom w:val="none" w:sz="0" w:space="0" w:color="000000"/>
+                <w:top w:val="none" w:sz="0" w:space="0" w:color="000000"/>
+                <w:left w:val="none" w:sz="0" w:space="0" w:color="000000"/>
+                <w:right w:val="none" w:sz="0" w:space="0" w:color="000000"/>
+              </w:pBdr>
+              <w:spacing w:after="100" w:before="100" w:line="240"/>
+              <w:ind w:left="100" w:right="100" w:firstLine="0" w:firstLineChars="0"/>
+              <w:rPr>
+                <w:rFonts w:ascii="Times New Roman" w:hAnsi="Times New Roman" w:eastAsia="Times New Roman" w:cs="Times New Roman"/>
+                <w:i w:val="false"/>
+                <w:b w:val="false"/>
+                <w:u w:val="none"/>
+                <w:sz w:val="20"/>
+                <w:szCs w:val="20"/>
+                <w:color w:val="000000"/>
+              </w:rPr>
+            </w:pPr>
+            <w:r xmlns:w="http://schemas.openxmlformats.org/wordprocessingml/2006/main" xmlns:wp="http://schemas.openxmlformats.org/drawingml/2006/wordprocessingDrawing" xmlns:r="http://schemas.openxmlformats.org/officeDocument/2006/relationships" xmlns:w14="http://schemas.microsoft.com/office/word/2010/wordml">
+              <w:rPr>
+                <w:rFonts w:ascii="Times New Roman" w:hAnsi="Times New Roman" w:eastAsia="Times New Roman" w:cs="Times New Roman"/>
+                <w:i w:val="false"/>
+                <w:b w:val="false"/>
+                <w:u w:val="none"/>
+                <w:sz w:val="20"/>
+                <w:szCs w:val="20"/>
+                <w:color w:val="000000"/>
+              </w:rPr>
+              <w:t xml:space="preserve">yelloweye</w:t>
             </w:r>
           </w:p>
         </w:tc>
@@ -22775,219 +23415,755 @@
                 <w:szCs w:val="20"/>
                 <w:color w:val="000000"/>
               </w:rPr>
-              <w:t xml:space="preserve">62.06</w:t>
-            </w:r>
-          </w:p>
-        </w:tc>
-        <w:tc>
-          <w:tcPr>
-            <w:tcBorders>
-              <w:bottom w:val="none" w:sz="0" w:space="0" w:color="000000"/>
-              <w:top w:val="none" w:sz="0" w:space="0" w:color="000000"/>
-              <w:left w:val="none" w:sz="0" w:space="0" w:color="000000"/>
-              <w:right w:val="none" w:sz="0" w:space="0" w:color="000000"/>
-            </w:tcBorders>
-            <w:shd w:val="clear" w:color="auto" w:fill="FFFFFF"/>
-            <w:tcMar>
-              <w:top w:w="0" w:type="dxa"/>
-              <w:bottom w:w="0" w:type="dxa"/>
-              <w:left w:w="0" w:type="dxa"/>
-              <w:right w:w="0" w:type="dxa"/>
-            </w:tcMar>
-            <w:vAlign w:val="center"/>
-          </w:tcPr>
-          <w:p>
-            <w:pPr>
-              <w:pStyle w:val="Normal"/>
-              <w:jc w:val="left"/>
-              <w:pBdr>
-                <w:bottom w:val="none" w:sz="0" w:space="0" w:color="000000"/>
-                <w:top w:val="none" w:sz="0" w:space="0" w:color="000000"/>
-                <w:left w:val="none" w:sz="0" w:space="0" w:color="000000"/>
-                <w:right w:val="none" w:sz="0" w:space="0" w:color="000000"/>
-              </w:pBdr>
-              <w:spacing w:after="100" w:before="100" w:line="240"/>
-              <w:ind w:left="100" w:right="100" w:firstLine="0" w:firstLineChars="0"/>
-              <w:rPr>
-                <w:rFonts w:ascii="Times New Roman" w:hAnsi="Times New Roman" w:eastAsia="Times New Roman" w:cs="Times New Roman"/>
-                <w:i w:val="false"/>
-                <w:b w:val="false"/>
-                <w:u w:val="none"/>
-                <w:sz w:val="20"/>
-                <w:szCs w:val="20"/>
-                <w:color w:val="000000"/>
-              </w:rPr>
-            </w:pPr>
-            <w:r xmlns:w="http://schemas.openxmlformats.org/wordprocessingml/2006/main" xmlns:wp="http://schemas.openxmlformats.org/drawingml/2006/wordprocessingDrawing" xmlns:r="http://schemas.openxmlformats.org/officeDocument/2006/relationships" xmlns:w14="http://schemas.microsoft.com/office/word/2010/wordml">
-              <w:rPr>
-                <w:rFonts w:ascii="Times New Roman" w:hAnsi="Times New Roman" w:eastAsia="Times New Roman" w:cs="Times New Roman"/>
-                <w:i w:val="false"/>
-                <w:b w:val="false"/>
-                <w:u w:val="none"/>
-                <w:sz w:val="20"/>
-                <w:szCs w:val="20"/>
-                <w:color w:val="000000"/>
-              </w:rPr>
-              <w:t xml:space="preserve">6.24</w:t>
-            </w:r>
-          </w:p>
-        </w:tc>
-        <w:tc>
-          <w:tcPr>
-            <w:tcBorders>
-              <w:bottom w:val="none" w:sz="0" w:space="0" w:color="000000"/>
-              <w:top w:val="none" w:sz="0" w:space="0" w:color="000000"/>
-              <w:left w:val="none" w:sz="0" w:space="0" w:color="000000"/>
-              <w:right w:val="none" w:sz="0" w:space="0" w:color="000000"/>
-            </w:tcBorders>
-            <w:shd w:val="clear" w:color="auto" w:fill="FFFFFF"/>
-            <w:tcMar>
-              <w:top w:w="0" w:type="dxa"/>
-              <w:bottom w:w="0" w:type="dxa"/>
-              <w:left w:w="0" w:type="dxa"/>
-              <w:right w:w="0" w:type="dxa"/>
-            </w:tcMar>
-            <w:vAlign w:val="center"/>
-          </w:tcPr>
-          <w:p>
-            <w:pPr>
-              <w:pStyle w:val="Normal"/>
-              <w:jc w:val="left"/>
-              <w:pBdr>
-                <w:bottom w:val="none" w:sz="0" w:space="0" w:color="000000"/>
-                <w:top w:val="none" w:sz="0" w:space="0" w:color="000000"/>
-                <w:left w:val="none" w:sz="0" w:space="0" w:color="000000"/>
-                <w:right w:val="none" w:sz="0" w:space="0" w:color="000000"/>
-              </w:pBdr>
-              <w:spacing w:after="100" w:before="100" w:line="240"/>
-              <w:ind w:left="100" w:right="100" w:firstLine="0" w:firstLineChars="0"/>
-              <w:rPr>
-                <w:rFonts w:ascii="Times New Roman" w:hAnsi="Times New Roman" w:eastAsia="Times New Roman" w:cs="Times New Roman"/>
-                <w:i w:val="false"/>
-                <w:b w:val="false"/>
-                <w:u w:val="none"/>
-                <w:sz w:val="20"/>
-                <w:szCs w:val="20"/>
-                <w:color w:val="000000"/>
-              </w:rPr>
-            </w:pPr>
-            <w:r xmlns:w="http://schemas.openxmlformats.org/wordprocessingml/2006/main" xmlns:wp="http://schemas.openxmlformats.org/drawingml/2006/wordprocessingDrawing" xmlns:r="http://schemas.openxmlformats.org/officeDocument/2006/relationships" xmlns:w14="http://schemas.microsoft.com/office/word/2010/wordml">
-              <w:rPr>
-                <w:rFonts w:ascii="Times New Roman" w:hAnsi="Times New Roman" w:eastAsia="Times New Roman" w:cs="Times New Roman"/>
-                <w:i w:val="false"/>
-                <w:b w:val="false"/>
-                <w:u w:val="none"/>
-                <w:sz w:val="20"/>
-                <w:szCs w:val="20"/>
-                <w:color w:val="000000"/>
-              </w:rPr>
-              <w:t xml:space="preserve">321.74</w:t>
-            </w:r>
-          </w:p>
-        </w:tc>
-        <w:tc>
-          <w:tcPr>
-            <w:tcBorders>
-              <w:bottom w:val="none" w:sz="0" w:space="0" w:color="000000"/>
-              <w:top w:val="none" w:sz="0" w:space="0" w:color="000000"/>
-              <w:left w:val="none" w:sz="0" w:space="0" w:color="000000"/>
-              <w:right w:val="none" w:sz="0" w:space="0" w:color="000000"/>
-            </w:tcBorders>
-            <w:shd w:val="clear" w:color="auto" w:fill="FFFFFF"/>
-            <w:tcMar>
-              <w:top w:w="0" w:type="dxa"/>
-              <w:bottom w:w="0" w:type="dxa"/>
-              <w:left w:w="0" w:type="dxa"/>
-              <w:right w:w="0" w:type="dxa"/>
-            </w:tcMar>
-            <w:vAlign w:val="center"/>
-          </w:tcPr>
-          <w:p>
-            <w:pPr>
-              <w:pStyle w:val="Normal"/>
-              <w:jc w:val="left"/>
-              <w:pBdr>
-                <w:bottom w:val="none" w:sz="0" w:space="0" w:color="000000"/>
-                <w:top w:val="none" w:sz="0" w:space="0" w:color="000000"/>
-                <w:left w:val="none" w:sz="0" w:space="0" w:color="000000"/>
-                <w:right w:val="none" w:sz="0" w:space="0" w:color="000000"/>
-              </w:pBdr>
-              <w:spacing w:after="100" w:before="100" w:line="240"/>
-              <w:ind w:left="100" w:right="100" w:firstLine="0" w:firstLineChars="0"/>
-              <w:rPr>
-                <w:rFonts w:ascii="Times New Roman" w:hAnsi="Times New Roman" w:eastAsia="Times New Roman" w:cs="Times New Roman"/>
-                <w:i w:val="false"/>
-                <w:b w:val="false"/>
-                <w:u w:val="none"/>
-                <w:sz w:val="20"/>
-                <w:szCs w:val="20"/>
-                <w:color w:val="000000"/>
-              </w:rPr>
-            </w:pPr>
-            <w:r xmlns:w="http://schemas.openxmlformats.org/wordprocessingml/2006/main" xmlns:wp="http://schemas.openxmlformats.org/drawingml/2006/wordprocessingDrawing" xmlns:r="http://schemas.openxmlformats.org/officeDocument/2006/relationships" xmlns:w14="http://schemas.microsoft.com/office/word/2010/wordml">
-              <w:rPr>
-                <w:rFonts w:ascii="Times New Roman" w:hAnsi="Times New Roman" w:eastAsia="Times New Roman" w:cs="Times New Roman"/>
-                <w:i w:val="false"/>
-                <w:b w:val="false"/>
-                <w:u w:val="none"/>
-                <w:sz w:val="20"/>
-                <w:szCs w:val="20"/>
-                <w:color w:val="000000"/>
-              </w:rPr>
-              <w:t xml:space="preserve">0.17</w:t>
-            </w:r>
-          </w:p>
-        </w:tc>
-        <w:tc>
-          <w:tcPr>
-            <w:tcBorders>
-              <w:bottom w:val="none" w:sz="0" w:space="0" w:color="000000"/>
-              <w:top w:val="none" w:sz="0" w:space="0" w:color="000000"/>
-              <w:left w:val="none" w:sz="0" w:space="0" w:color="000000"/>
-              <w:right w:val="none" w:sz="0" w:space="0" w:color="000000"/>
-            </w:tcBorders>
-            <w:shd w:val="clear" w:color="auto" w:fill="FFFFFF"/>
-            <w:tcMar>
-              <w:top w:w="0" w:type="dxa"/>
-              <w:bottom w:w="0" w:type="dxa"/>
-              <w:left w:w="0" w:type="dxa"/>
-              <w:right w:w="0" w:type="dxa"/>
-            </w:tcMar>
-            <w:vAlign w:val="center"/>
-          </w:tcPr>
-          <w:p>
-            <w:pPr>
-              <w:pStyle w:val="Normal"/>
-              <w:jc w:val="left"/>
-              <w:pBdr>
-                <w:bottom w:val="none" w:sz="0" w:space="0" w:color="000000"/>
-                <w:top w:val="none" w:sz="0" w:space="0" w:color="000000"/>
-                <w:left w:val="none" w:sz="0" w:space="0" w:color="000000"/>
-                <w:right w:val="none" w:sz="0" w:space="0" w:color="000000"/>
-              </w:pBdr>
-              <w:spacing w:after="100" w:before="100" w:line="240"/>
-              <w:ind w:left="100" w:right="100" w:firstLine="0" w:firstLineChars="0"/>
-              <w:rPr>
-                <w:rFonts w:ascii="Times New Roman" w:hAnsi="Times New Roman" w:eastAsia="Times New Roman" w:cs="Times New Roman"/>
-                <w:i w:val="false"/>
-                <w:b w:val="false"/>
-                <w:u w:val="none"/>
-                <w:sz w:val="20"/>
-                <w:szCs w:val="20"/>
-                <w:color w:val="000000"/>
-              </w:rPr>
-            </w:pPr>
-            <w:r xmlns:w="http://schemas.openxmlformats.org/wordprocessingml/2006/main" xmlns:wp="http://schemas.openxmlformats.org/drawingml/2006/wordprocessingDrawing" xmlns:r="http://schemas.openxmlformats.org/officeDocument/2006/relationships" xmlns:w14="http://schemas.microsoft.com/office/word/2010/wordml">
-              <w:rPr>
-                <w:rFonts w:ascii="Times New Roman" w:hAnsi="Times New Roman" w:eastAsia="Times New Roman" w:cs="Times New Roman"/>
-                <w:i w:val="false"/>
-                <w:b w:val="false"/>
-                <w:u w:val="none"/>
-                <w:sz w:val="20"/>
-                <w:szCs w:val="20"/>
-                <w:color w:val="000000"/>
-              </w:rPr>
-              <w:t xml:space="preserve">1.14</w:t>
+              <w:t xml:space="preserve">4.46</w:t>
+            </w:r>
+          </w:p>
+        </w:tc>
+        <w:tc>
+          <w:tcPr>
+            <w:tcBorders>
+              <w:bottom w:val="none" w:sz="0" w:space="0" w:color="000000"/>
+              <w:top w:val="none" w:sz="0" w:space="0" w:color="000000"/>
+              <w:left w:val="none" w:sz="0" w:space="0" w:color="000000"/>
+              <w:right w:val="none" w:sz="0" w:space="0" w:color="000000"/>
+            </w:tcBorders>
+            <w:shd w:val="clear" w:color="auto" w:fill="FFFFFF"/>
+            <w:tcMar>
+              <w:top w:w="0" w:type="dxa"/>
+              <w:bottom w:w="0" w:type="dxa"/>
+              <w:left w:w="0" w:type="dxa"/>
+              <w:right w:w="0" w:type="dxa"/>
+            </w:tcMar>
+            <w:vAlign w:val="center"/>
+          </w:tcPr>
+          <w:p>
+            <w:pPr>
+              <w:pStyle w:val="Normal"/>
+              <w:jc w:val="left"/>
+              <w:pBdr>
+                <w:bottom w:val="none" w:sz="0" w:space="0" w:color="000000"/>
+                <w:top w:val="none" w:sz="0" w:space="0" w:color="000000"/>
+                <w:left w:val="none" w:sz="0" w:space="0" w:color="000000"/>
+                <w:right w:val="none" w:sz="0" w:space="0" w:color="000000"/>
+              </w:pBdr>
+              <w:spacing w:after="100" w:before="100" w:line="240"/>
+              <w:ind w:left="100" w:right="100" w:firstLine="0" w:firstLineChars="0"/>
+              <w:rPr>
+                <w:rFonts w:ascii="Times New Roman" w:hAnsi="Times New Roman" w:eastAsia="Times New Roman" w:cs="Times New Roman"/>
+                <w:i w:val="false"/>
+                <w:b w:val="false"/>
+                <w:u w:val="none"/>
+                <w:sz w:val="20"/>
+                <w:szCs w:val="20"/>
+                <w:color w:val="000000"/>
+              </w:rPr>
+            </w:pPr>
+            <w:r xmlns:w="http://schemas.openxmlformats.org/wordprocessingml/2006/main" xmlns:wp="http://schemas.openxmlformats.org/drawingml/2006/wordprocessingDrawing" xmlns:r="http://schemas.openxmlformats.org/officeDocument/2006/relationships" xmlns:w14="http://schemas.microsoft.com/office/word/2010/wordml">
+              <w:rPr>
+                <w:rFonts w:ascii="Times New Roman" w:hAnsi="Times New Roman" w:eastAsia="Times New Roman" w:cs="Times New Roman"/>
+                <w:i w:val="false"/>
+                <w:b w:val="false"/>
+                <w:u w:val="none"/>
+                <w:sz w:val="20"/>
+                <w:szCs w:val="20"/>
+                <w:color w:val="000000"/>
+              </w:rPr>
+              <w:t xml:space="preserve">2.26</w:t>
+            </w:r>
+          </w:p>
+        </w:tc>
+        <w:tc>
+          <w:tcPr>
+            <w:tcBorders>
+              <w:bottom w:val="none" w:sz="0" w:space="0" w:color="000000"/>
+              <w:top w:val="none" w:sz="0" w:space="0" w:color="000000"/>
+              <w:left w:val="none" w:sz="0" w:space="0" w:color="000000"/>
+              <w:right w:val="none" w:sz="0" w:space="0" w:color="000000"/>
+            </w:tcBorders>
+            <w:shd w:val="clear" w:color="auto" w:fill="FFFFFF"/>
+            <w:tcMar>
+              <w:top w:w="0" w:type="dxa"/>
+              <w:bottom w:w="0" w:type="dxa"/>
+              <w:left w:w="0" w:type="dxa"/>
+              <w:right w:w="0" w:type="dxa"/>
+            </w:tcMar>
+            <w:vAlign w:val="center"/>
+          </w:tcPr>
+          <w:p>
+            <w:pPr>
+              <w:pStyle w:val="Normal"/>
+              <w:jc w:val="left"/>
+              <w:pBdr>
+                <w:bottom w:val="none" w:sz="0" w:space="0" w:color="000000"/>
+                <w:top w:val="none" w:sz="0" w:space="0" w:color="000000"/>
+                <w:left w:val="none" w:sz="0" w:space="0" w:color="000000"/>
+                <w:right w:val="none" w:sz="0" w:space="0" w:color="000000"/>
+              </w:pBdr>
+              <w:spacing w:after="100" w:before="100" w:line="240"/>
+              <w:ind w:left="100" w:right="100" w:firstLine="0" w:firstLineChars="0"/>
+              <w:rPr>
+                <w:rFonts w:ascii="Times New Roman" w:hAnsi="Times New Roman" w:eastAsia="Times New Roman" w:cs="Times New Roman"/>
+                <w:i w:val="false"/>
+                <w:b w:val="false"/>
+                <w:u w:val="none"/>
+                <w:sz w:val="20"/>
+                <w:szCs w:val="20"/>
+                <w:color w:val="000000"/>
+              </w:rPr>
+            </w:pPr>
+            <w:r xmlns:w="http://schemas.openxmlformats.org/wordprocessingml/2006/main" xmlns:wp="http://schemas.openxmlformats.org/drawingml/2006/wordprocessingDrawing" xmlns:r="http://schemas.openxmlformats.org/officeDocument/2006/relationships" xmlns:w14="http://schemas.microsoft.com/office/word/2010/wordml">
+              <w:rPr>
+                <w:rFonts w:ascii="Times New Roman" w:hAnsi="Times New Roman" w:eastAsia="Times New Roman" w:cs="Times New Roman"/>
+                <w:i w:val="false"/>
+                <w:b w:val="false"/>
+                <w:u w:val="none"/>
+                <w:sz w:val="20"/>
+                <w:szCs w:val="20"/>
+                <w:color w:val="000000"/>
+              </w:rPr>
+              <w:t xml:space="preserve">17.26</w:t>
+            </w:r>
+          </w:p>
+        </w:tc>
+        <w:tc>
+          <w:tcPr>
+            <w:tcBorders>
+              <w:bottom w:val="none" w:sz="0" w:space="0" w:color="000000"/>
+              <w:top w:val="none" w:sz="0" w:space="0" w:color="000000"/>
+              <w:left w:val="none" w:sz="0" w:space="0" w:color="000000"/>
+              <w:right w:val="none" w:sz="0" w:space="0" w:color="000000"/>
+            </w:tcBorders>
+            <w:shd w:val="clear" w:color="auto" w:fill="FFFFFF"/>
+            <w:tcMar>
+              <w:top w:w="0" w:type="dxa"/>
+              <w:bottom w:w="0" w:type="dxa"/>
+              <w:left w:w="0" w:type="dxa"/>
+              <w:right w:w="0" w:type="dxa"/>
+            </w:tcMar>
+            <w:vAlign w:val="center"/>
+          </w:tcPr>
+          <w:p>
+            <w:pPr>
+              <w:pStyle w:val="Normal"/>
+              <w:jc w:val="left"/>
+              <w:pBdr>
+                <w:bottom w:val="none" w:sz="0" w:space="0" w:color="000000"/>
+                <w:top w:val="none" w:sz="0" w:space="0" w:color="000000"/>
+                <w:left w:val="none" w:sz="0" w:space="0" w:color="000000"/>
+                <w:right w:val="none" w:sz="0" w:space="0" w:color="000000"/>
+              </w:pBdr>
+              <w:spacing w:after="100" w:before="100" w:line="240"/>
+              <w:ind w:left="100" w:right="100" w:firstLine="0" w:firstLineChars="0"/>
+              <w:rPr>
+                <w:rFonts w:ascii="Times New Roman" w:hAnsi="Times New Roman" w:eastAsia="Times New Roman" w:cs="Times New Roman"/>
+                <w:i w:val="false"/>
+                <w:b w:val="false"/>
+                <w:u w:val="none"/>
+                <w:sz w:val="20"/>
+                <w:szCs w:val="20"/>
+                <w:color w:val="000000"/>
+              </w:rPr>
+            </w:pPr>
+            <w:r xmlns:w="http://schemas.openxmlformats.org/wordprocessingml/2006/main" xmlns:wp="http://schemas.openxmlformats.org/drawingml/2006/wordprocessingDrawing" xmlns:r="http://schemas.openxmlformats.org/officeDocument/2006/relationships" xmlns:w14="http://schemas.microsoft.com/office/word/2010/wordml">
+              <w:rPr>
+                <w:rFonts w:ascii="Times New Roman" w:hAnsi="Times New Roman" w:eastAsia="Times New Roman" w:cs="Times New Roman"/>
+                <w:i w:val="false"/>
+                <w:b w:val="false"/>
+                <w:u w:val="none"/>
+                <w:sz w:val="20"/>
+                <w:szCs w:val="20"/>
+                <w:color w:val="000000"/>
+              </w:rPr>
+              <w:t xml:space="preserve">0.13</w:t>
+            </w:r>
+          </w:p>
+        </w:tc>
+        <w:tc>
+          <w:tcPr>
+            <w:tcBorders>
+              <w:bottom w:val="none" w:sz="0" w:space="0" w:color="000000"/>
+              <w:top w:val="none" w:sz="0" w:space="0" w:color="000000"/>
+              <w:left w:val="none" w:sz="0" w:space="0" w:color="000000"/>
+              <w:right w:val="none" w:sz="0" w:space="0" w:color="000000"/>
+            </w:tcBorders>
+            <w:shd w:val="clear" w:color="auto" w:fill="FFFFFF"/>
+            <w:tcMar>
+              <w:top w:w="0" w:type="dxa"/>
+              <w:bottom w:w="0" w:type="dxa"/>
+              <w:left w:w="0" w:type="dxa"/>
+              <w:right w:w="0" w:type="dxa"/>
+            </w:tcMar>
+            <w:vAlign w:val="center"/>
+          </w:tcPr>
+          <w:p>
+            <w:pPr>
+              <w:pStyle w:val="Normal"/>
+              <w:jc w:val="left"/>
+              <w:pBdr>
+                <w:bottom w:val="none" w:sz="0" w:space="0" w:color="000000"/>
+                <w:top w:val="none" w:sz="0" w:space="0" w:color="000000"/>
+                <w:left w:val="none" w:sz="0" w:space="0" w:color="000000"/>
+                <w:right w:val="none" w:sz="0" w:space="0" w:color="000000"/>
+              </w:pBdr>
+              <w:spacing w:after="100" w:before="100" w:line="240"/>
+              <w:ind w:left="100" w:right="100" w:firstLine="0" w:firstLineChars="0"/>
+              <w:rPr>
+                <w:rFonts w:ascii="Times New Roman" w:hAnsi="Times New Roman" w:eastAsia="Times New Roman" w:cs="Times New Roman"/>
+                <w:i w:val="false"/>
+                <w:b w:val="false"/>
+                <w:u w:val="none"/>
+                <w:sz w:val="20"/>
+                <w:szCs w:val="20"/>
+                <w:color w:val="000000"/>
+              </w:rPr>
+            </w:pPr>
+            <w:r xmlns:w="http://schemas.openxmlformats.org/wordprocessingml/2006/main" xmlns:wp="http://schemas.openxmlformats.org/drawingml/2006/wordprocessingDrawing" xmlns:r="http://schemas.openxmlformats.org/officeDocument/2006/relationships" xmlns:w14="http://schemas.microsoft.com/office/word/2010/wordml">
+              <w:rPr>
+                <w:rFonts w:ascii="Times New Roman" w:hAnsi="Times New Roman" w:eastAsia="Times New Roman" w:cs="Times New Roman"/>
+                <w:i w:val="false"/>
+                <w:b w:val="false"/>
+                <w:u w:val="none"/>
+                <w:sz w:val="20"/>
+                <w:szCs w:val="20"/>
+                <w:color w:val="000000"/>
+              </w:rPr>
+              <w:t xml:space="preserve">1.22</w:t>
+            </w:r>
+          </w:p>
+        </w:tc>
+      </w:tr>
+      <w:tr>
+        <w:trPr>
+          <w:trHeight w:val="617" w:hRule="auto"/>
+        </w:trPr>
+        body25
+        <w:tc>
+          <w:tcPr>
+            <w:tcBorders>
+              <w:bottom w:val="none" w:sz="0" w:space="0" w:color="000000"/>
+              <w:top w:val="none" w:sz="0" w:space="0" w:color="000000"/>
+              <w:left w:val="none" w:sz="0" w:space="0" w:color="000000"/>
+              <w:right w:val="none" w:sz="0" w:space="0" w:color="000000"/>
+            </w:tcBorders>
+            <w:shd w:val="clear" w:color="auto" w:fill="FFFFFF"/>
+            <w:tcMar>
+              <w:top w:w="0" w:type="dxa"/>
+              <w:bottom w:w="0" w:type="dxa"/>
+              <w:left w:w="0" w:type="dxa"/>
+              <w:right w:w="0" w:type="dxa"/>
+            </w:tcMar>
+            <w:vAlign w:val="center"/>
+          </w:tcPr>
+          <w:p>
+            <w:pPr>
+              <w:pStyle w:val="Normal"/>
+              <w:jc w:val="left"/>
+              <w:pBdr>
+                <w:bottom w:val="none" w:sz="0" w:space="0" w:color="000000"/>
+                <w:top w:val="none" w:sz="0" w:space="0" w:color="000000"/>
+                <w:left w:val="none" w:sz="0" w:space="0" w:color="000000"/>
+                <w:right w:val="none" w:sz="0" w:space="0" w:color="000000"/>
+              </w:pBdr>
+              <w:spacing w:after="100" w:before="100" w:line="240"/>
+              <w:ind w:left="100" w:right="100" w:firstLine="0" w:firstLineChars="0"/>
+              <w:rPr>
+                <w:rFonts w:ascii="Times New Roman" w:hAnsi="Times New Roman" w:eastAsia="Times New Roman" w:cs="Times New Roman"/>
+                <w:i w:val="false"/>
+                <w:b w:val="false"/>
+                <w:u w:val="none"/>
+                <w:sz w:val="20"/>
+                <w:szCs w:val="20"/>
+                <w:color w:val="000000"/>
+              </w:rPr>
+            </w:pPr>
+            <w:r xmlns:w="http://schemas.openxmlformats.org/wordprocessingml/2006/main" xmlns:wp="http://schemas.openxmlformats.org/drawingml/2006/wordprocessingDrawing" xmlns:r="http://schemas.openxmlformats.org/officeDocument/2006/relationships" xmlns:w14="http://schemas.microsoft.com/office/word/2010/wordml">
+              <w:rPr>
+                <w:rFonts w:ascii="Times New Roman" w:hAnsi="Times New Roman" w:eastAsia="Times New Roman" w:cs="Times New Roman"/>
+                <w:i w:val="false"/>
+                <w:b w:val="false"/>
+                <w:u w:val="none"/>
+                <w:sz w:val="20"/>
+                <w:szCs w:val="20"/>
+                <w:color w:val="000000"/>
+              </w:rPr>
+              <w:t xml:space="preserve">Southeast</w:t>
+            </w:r>
+          </w:p>
+        </w:tc>
+        <w:tc>
+          <w:tcPr>
+            <w:tcBorders>
+              <w:bottom w:val="none" w:sz="0" w:space="0" w:color="000000"/>
+              <w:top w:val="none" w:sz="0" w:space="0" w:color="000000"/>
+              <w:left w:val="none" w:sz="0" w:space="0" w:color="000000"/>
+              <w:right w:val="none" w:sz="0" w:space="0" w:color="000000"/>
+            </w:tcBorders>
+            <w:shd w:val="clear" w:color="auto" w:fill="FFFFFF"/>
+            <w:tcMar>
+              <w:top w:w="0" w:type="dxa"/>
+              <w:bottom w:w="0" w:type="dxa"/>
+              <w:left w:w="0" w:type="dxa"/>
+              <w:right w:w="0" w:type="dxa"/>
+            </w:tcMar>
+            <w:vAlign w:val="center"/>
+          </w:tcPr>
+          <w:p>
+            <w:pPr>
+              <w:pStyle w:val="Normal"/>
+              <w:jc w:val="left"/>
+              <w:pBdr>
+                <w:bottom w:val="none" w:sz="0" w:space="0" w:color="000000"/>
+                <w:top w:val="none" w:sz="0" w:space="0" w:color="000000"/>
+                <w:left w:val="none" w:sz="0" w:space="0" w:color="000000"/>
+                <w:right w:val="none" w:sz="0" w:space="0" w:color="000000"/>
+              </w:pBdr>
+              <w:spacing w:after="100" w:before="100" w:line="240"/>
+              <w:ind w:left="100" w:right="100" w:firstLine="0" w:firstLineChars="0"/>
+              <w:rPr>
+                <w:rFonts w:ascii="Times New Roman" w:hAnsi="Times New Roman" w:eastAsia="Times New Roman" w:cs="Times New Roman"/>
+                <w:i w:val="false"/>
+                <w:b w:val="false"/>
+                <w:u w:val="none"/>
+                <w:sz w:val="20"/>
+                <w:szCs w:val="20"/>
+                <w:color w:val="000000"/>
+              </w:rPr>
+            </w:pPr>
+            <w:r xmlns:w="http://schemas.openxmlformats.org/wordprocessingml/2006/main" xmlns:wp="http://schemas.openxmlformats.org/drawingml/2006/wordprocessingDrawing" xmlns:r="http://schemas.openxmlformats.org/officeDocument/2006/relationships" xmlns:w14="http://schemas.microsoft.com/office/word/2010/wordml">
+              <w:rPr>
+                <w:rFonts w:ascii="Times New Roman" w:hAnsi="Times New Roman" w:eastAsia="Times New Roman" w:cs="Times New Roman"/>
+                <w:i w:val="false"/>
+                <w:b w:val="false"/>
+                <w:u w:val="none"/>
+                <w:sz w:val="20"/>
+                <w:szCs w:val="20"/>
+                <w:color w:val="000000"/>
+              </w:rPr>
+              <w:t xml:space="preserve">EWYKT</w:t>
+            </w:r>
+          </w:p>
+        </w:tc>
+        <w:tc>
+          <w:tcPr>
+            <w:tcBorders>
+              <w:bottom w:val="none" w:sz="0" w:space="0" w:color="000000"/>
+              <w:top w:val="none" w:sz="0" w:space="0" w:color="000000"/>
+              <w:left w:val="none" w:sz="0" w:space="0" w:color="000000"/>
+              <w:right w:val="none" w:sz="0" w:space="0" w:color="000000"/>
+            </w:tcBorders>
+            <w:shd w:val="clear" w:color="auto" w:fill="FFFFFF"/>
+            <w:tcMar>
+              <w:top w:w="0" w:type="dxa"/>
+              <w:bottom w:w="0" w:type="dxa"/>
+              <w:left w:w="0" w:type="dxa"/>
+              <w:right w:w="0" w:type="dxa"/>
+            </w:tcMar>
+            <w:vAlign w:val="center"/>
+          </w:tcPr>
+          <w:p>
+            <w:pPr>
+              <w:pStyle w:val="Normal"/>
+              <w:jc w:val="right"/>
+              <w:pBdr>
+                <w:bottom w:val="none" w:sz="0" w:space="0" w:color="000000"/>
+                <w:top w:val="none" w:sz="0" w:space="0" w:color="000000"/>
+                <w:left w:val="none" w:sz="0" w:space="0" w:color="000000"/>
+                <w:right w:val="none" w:sz="0" w:space="0" w:color="000000"/>
+              </w:pBdr>
+              <w:spacing w:after="100" w:before="100" w:line="240"/>
+              <w:ind w:left="100" w:right="100" w:firstLine="0" w:firstLineChars="0"/>
+              <w:rPr>
+                <w:rFonts w:ascii="Times New Roman" w:hAnsi="Times New Roman" w:eastAsia="Times New Roman" w:cs="Times New Roman"/>
+                <w:i w:val="false"/>
+                <w:b w:val="false"/>
+                <w:u w:val="none"/>
+                <w:sz w:val="20"/>
+                <w:szCs w:val="20"/>
+                <w:color w:val="000000"/>
+              </w:rPr>
+            </w:pPr>
+            <w:r xmlns:w="http://schemas.openxmlformats.org/wordprocessingml/2006/main" xmlns:wp="http://schemas.openxmlformats.org/drawingml/2006/wordprocessingDrawing" xmlns:r="http://schemas.openxmlformats.org/officeDocument/2006/relationships" xmlns:w14="http://schemas.microsoft.com/office/word/2010/wordml">
+              <w:rPr>
+                <w:rFonts w:ascii="Times New Roman" w:hAnsi="Times New Roman" w:eastAsia="Times New Roman" w:cs="Times New Roman"/>
+                <w:i w:val="false"/>
+                <w:b w:val="false"/>
+                <w:u w:val="none"/>
+                <w:sz w:val="20"/>
+                <w:szCs w:val="20"/>
+                <w:color w:val="000000"/>
+              </w:rPr>
+              <w:t xml:space="preserve">2005</w:t>
+            </w:r>
+          </w:p>
+        </w:tc>
+        <w:tc>
+          <w:tcPr>
+            <w:tcBorders>
+              <w:bottom w:val="none" w:sz="0" w:space="0" w:color="000000"/>
+              <w:top w:val="none" w:sz="0" w:space="0" w:color="000000"/>
+              <w:left w:val="none" w:sz="0" w:space="0" w:color="000000"/>
+              <w:right w:val="none" w:sz="0" w:space="0" w:color="000000"/>
+            </w:tcBorders>
+            <w:shd w:val="clear" w:color="auto" w:fill="FFFFFF"/>
+            <w:tcMar>
+              <w:top w:w="0" w:type="dxa"/>
+              <w:bottom w:w="0" w:type="dxa"/>
+              <w:left w:w="0" w:type="dxa"/>
+              <w:right w:w="0" w:type="dxa"/>
+            </w:tcMar>
+            <w:vAlign w:val="center"/>
+          </w:tcPr>
+          <w:p>
+            <w:pPr>
+              <w:pStyle w:val="Normal"/>
+              <w:jc w:val="left"/>
+              <w:pBdr>
+                <w:bottom w:val="none" w:sz="0" w:space="0" w:color="000000"/>
+                <w:top w:val="none" w:sz="0" w:space="0" w:color="000000"/>
+                <w:left w:val="none" w:sz="0" w:space="0" w:color="000000"/>
+                <w:right w:val="none" w:sz="0" w:space="0" w:color="000000"/>
+              </w:pBdr>
+              <w:spacing w:after="100" w:before="100" w:line="240"/>
+              <w:ind w:left="100" w:right="100" w:firstLine="0" w:firstLineChars="0"/>
+              <w:rPr>
+                <w:rFonts w:ascii="Times New Roman" w:hAnsi="Times New Roman" w:eastAsia="Times New Roman" w:cs="Times New Roman"/>
+                <w:i w:val="false"/>
+                <w:b w:val="false"/>
+                <w:u w:val="none"/>
+                <w:sz w:val="20"/>
+                <w:szCs w:val="20"/>
+                <w:color w:val="000000"/>
+              </w:rPr>
+            </w:pPr>
+            <w:r xmlns:w="http://schemas.openxmlformats.org/wordprocessingml/2006/main" xmlns:wp="http://schemas.openxmlformats.org/drawingml/2006/wordprocessingDrawing" xmlns:r="http://schemas.openxmlformats.org/officeDocument/2006/relationships" xmlns:w14="http://schemas.microsoft.com/office/word/2010/wordml">
+              <w:rPr>
+                <w:rFonts w:ascii="Times New Roman" w:hAnsi="Times New Roman" w:eastAsia="Times New Roman" w:cs="Times New Roman"/>
+                <w:i w:val="false"/>
+                <w:b w:val="false"/>
+                <w:u w:val="none"/>
+                <w:sz w:val="20"/>
+                <w:szCs w:val="20"/>
+                <w:color w:val="000000"/>
+              </w:rPr>
+              <w:t xml:space="preserve">dsr</w:t>
+            </w:r>
+          </w:p>
+        </w:tc>
+        <w:tc>
+          <w:tcPr>
+            <w:tcBorders>
+              <w:bottom w:val="none" w:sz="0" w:space="0" w:color="000000"/>
+              <w:top w:val="none" w:sz="0" w:space="0" w:color="000000"/>
+              <w:left w:val="none" w:sz="0" w:space="0" w:color="000000"/>
+              <w:right w:val="none" w:sz="0" w:space="0" w:color="000000"/>
+            </w:tcBorders>
+            <w:shd w:val="clear" w:color="auto" w:fill="FFFFFF"/>
+            <w:tcMar>
+              <w:top w:w="0" w:type="dxa"/>
+              <w:bottom w:w="0" w:type="dxa"/>
+              <w:left w:w="0" w:type="dxa"/>
+              <w:right w:w="0" w:type="dxa"/>
+            </w:tcMar>
+            <w:vAlign w:val="center"/>
+          </w:tcPr>
+          <w:p>
+            <w:pPr>
+              <w:pStyle w:val="Normal"/>
+              <w:jc w:val="left"/>
+              <w:pBdr>
+                <w:bottom w:val="none" w:sz="0" w:space="0" w:color="000000"/>
+                <w:top w:val="none" w:sz="0" w:space="0" w:color="000000"/>
+                <w:left w:val="none" w:sz="0" w:space="0" w:color="000000"/>
+                <w:right w:val="none" w:sz="0" w:space="0" w:color="000000"/>
+              </w:pBdr>
+              <w:spacing w:after="100" w:before="100" w:line="240"/>
+              <w:ind w:left="100" w:right="100" w:firstLine="0" w:firstLineChars="0"/>
+              <w:rPr>
+                <w:rFonts w:ascii="Times New Roman" w:hAnsi="Times New Roman" w:eastAsia="Times New Roman" w:cs="Times New Roman"/>
+                <w:i w:val="false"/>
+                <w:b w:val="false"/>
+                <w:u w:val="none"/>
+                <w:sz w:val="20"/>
+                <w:szCs w:val="20"/>
+                <w:color w:val="000000"/>
+              </w:rPr>
+            </w:pPr>
+            <w:r xmlns:w="http://schemas.openxmlformats.org/wordprocessingml/2006/main" xmlns:wp="http://schemas.openxmlformats.org/drawingml/2006/wordprocessingDrawing" xmlns:r="http://schemas.openxmlformats.org/officeDocument/2006/relationships" xmlns:w14="http://schemas.microsoft.com/office/word/2010/wordml">
+              <w:rPr>
+                <w:rFonts w:ascii="Times New Roman" w:hAnsi="Times New Roman" w:eastAsia="Times New Roman" w:cs="Times New Roman"/>
+                <w:i w:val="false"/>
+                <w:b w:val="false"/>
+                <w:u w:val="none"/>
+                <w:sz w:val="20"/>
+                <w:szCs w:val="20"/>
+                <w:color w:val="000000"/>
+              </w:rPr>
+              <w:t xml:space="preserve">total &amp; unguided</w:t>
+            </w:r>
+          </w:p>
+        </w:tc>
+        <w:tc>
+          <w:tcPr>
+            <w:tcBorders>
+              <w:bottom w:val="none" w:sz="0" w:space="0" w:color="000000"/>
+              <w:top w:val="none" w:sz="0" w:space="0" w:color="000000"/>
+              <w:left w:val="none" w:sz="0" w:space="0" w:color="000000"/>
+              <w:right w:val="none" w:sz="0" w:space="0" w:color="000000"/>
+            </w:tcBorders>
+            <w:shd w:val="clear" w:color="auto" w:fill="FFFFFF"/>
+            <w:tcMar>
+              <w:top w:w="0" w:type="dxa"/>
+              <w:bottom w:w="0" w:type="dxa"/>
+              <w:left w:w="0" w:type="dxa"/>
+              <w:right w:w="0" w:type="dxa"/>
+            </w:tcMar>
+            <w:vAlign w:val="center"/>
+          </w:tcPr>
+          <w:p>
+            <w:pPr>
+              <w:pStyle w:val="Normal"/>
+              <w:jc w:val="left"/>
+              <w:pBdr>
+                <w:bottom w:val="none" w:sz="0" w:space="0" w:color="000000"/>
+                <w:top w:val="none" w:sz="0" w:space="0" w:color="000000"/>
+                <w:left w:val="none" w:sz="0" w:space="0" w:color="000000"/>
+                <w:right w:val="none" w:sz="0" w:space="0" w:color="000000"/>
+              </w:pBdr>
+              <w:spacing w:after="100" w:before="100" w:line="240"/>
+              <w:ind w:left="100" w:right="100" w:firstLine="0" w:firstLineChars="0"/>
+              <w:rPr>
+                <w:rFonts w:ascii="Times New Roman" w:hAnsi="Times New Roman" w:eastAsia="Times New Roman" w:cs="Times New Roman"/>
+                <w:i w:val="false"/>
+                <w:b w:val="false"/>
+                <w:u w:val="none"/>
+                <w:sz w:val="20"/>
+                <w:szCs w:val="20"/>
+                <w:color w:val="000000"/>
+              </w:rPr>
+            </w:pPr>
+            <w:r xmlns:w="http://schemas.openxmlformats.org/wordprocessingml/2006/main" xmlns:wp="http://schemas.openxmlformats.org/drawingml/2006/wordprocessingDrawing" xmlns:r="http://schemas.openxmlformats.org/officeDocument/2006/relationships" xmlns:w14="http://schemas.microsoft.com/office/word/2010/wordml">
+              <w:rPr>
+                <w:rFonts w:ascii="Times New Roman" w:hAnsi="Times New Roman" w:eastAsia="Times New Roman" w:cs="Times New Roman"/>
+                <w:i w:val="false"/>
+                <w:b w:val="false"/>
+                <w:u w:val="none"/>
+                <w:sz w:val="20"/>
+                <w:szCs w:val="20"/>
+                <w:color w:val="000000"/>
+              </w:rPr>
+              <w:t xml:space="preserve">7.86-9.4</w:t>
+            </w:r>
+          </w:p>
+        </w:tc>
+        <w:tc>
+          <w:tcPr>
+            <w:tcBorders>
+              <w:bottom w:val="none" w:sz="0" w:space="0" w:color="000000"/>
+              <w:top w:val="none" w:sz="0" w:space="0" w:color="000000"/>
+              <w:left w:val="none" w:sz="0" w:space="0" w:color="000000"/>
+              <w:right w:val="none" w:sz="0" w:space="0" w:color="000000"/>
+            </w:tcBorders>
+            <w:shd w:val="clear" w:color="auto" w:fill="FFFFFF"/>
+            <w:tcMar>
+              <w:top w:w="0" w:type="dxa"/>
+              <w:bottom w:w="0" w:type="dxa"/>
+              <w:left w:w="0" w:type="dxa"/>
+              <w:right w:w="0" w:type="dxa"/>
+            </w:tcMar>
+            <w:vAlign w:val="center"/>
+          </w:tcPr>
+          <w:p>
+            <w:pPr>
+              <w:pStyle w:val="Normal"/>
+              <w:jc w:val="left"/>
+              <w:pBdr>
+                <w:bottom w:val="none" w:sz="0" w:space="0" w:color="000000"/>
+                <w:top w:val="none" w:sz="0" w:space="0" w:color="000000"/>
+                <w:left w:val="none" w:sz="0" w:space="0" w:color="000000"/>
+                <w:right w:val="none" w:sz="0" w:space="0" w:color="000000"/>
+              </w:pBdr>
+              <w:spacing w:after="100" w:before="100" w:line="240"/>
+              <w:ind w:left="100" w:right="100" w:firstLine="0" w:firstLineChars="0"/>
+              <w:rPr>
+                <w:rFonts w:ascii="Times New Roman" w:hAnsi="Times New Roman" w:eastAsia="Times New Roman" w:cs="Times New Roman"/>
+                <w:i w:val="false"/>
+                <w:b w:val="false"/>
+                <w:u w:val="none"/>
+                <w:sz w:val="20"/>
+                <w:szCs w:val="20"/>
+                <w:color w:val="000000"/>
+              </w:rPr>
+            </w:pPr>
+            <w:r xmlns:w="http://schemas.openxmlformats.org/wordprocessingml/2006/main" xmlns:wp="http://schemas.openxmlformats.org/drawingml/2006/wordprocessingDrawing" xmlns:r="http://schemas.openxmlformats.org/officeDocument/2006/relationships" xmlns:w14="http://schemas.microsoft.com/office/word/2010/wordml">
+              <w:rPr>
+                <w:rFonts w:ascii="Times New Roman" w:hAnsi="Times New Roman" w:eastAsia="Times New Roman" w:cs="Times New Roman"/>
+                <w:i w:val="false"/>
+                <w:b w:val="false"/>
+                <w:u w:val="none"/>
+                <w:sz w:val="20"/>
+                <w:szCs w:val="20"/>
+                <w:color w:val="000000"/>
+              </w:rPr>
+              <w:t xml:space="preserve">4.03-5.62</w:t>
+            </w:r>
+          </w:p>
+        </w:tc>
+        <w:tc>
+          <w:tcPr>
+            <w:tcBorders>
+              <w:bottom w:val="none" w:sz="0" w:space="0" w:color="000000"/>
+              <w:top w:val="none" w:sz="0" w:space="0" w:color="000000"/>
+              <w:left w:val="none" w:sz="0" w:space="0" w:color="000000"/>
+              <w:right w:val="none" w:sz="0" w:space="0" w:color="000000"/>
+            </w:tcBorders>
+            <w:shd w:val="clear" w:color="auto" w:fill="FFFFFF"/>
+            <w:tcMar>
+              <w:top w:w="0" w:type="dxa"/>
+              <w:bottom w:w="0" w:type="dxa"/>
+              <w:left w:w="0" w:type="dxa"/>
+              <w:right w:w="0" w:type="dxa"/>
+            </w:tcMar>
+            <w:vAlign w:val="center"/>
+          </w:tcPr>
+          <w:p>
+            <w:pPr>
+              <w:pStyle w:val="Normal"/>
+              <w:jc w:val="left"/>
+              <w:pBdr>
+                <w:bottom w:val="none" w:sz="0" w:space="0" w:color="000000"/>
+                <w:top w:val="none" w:sz="0" w:space="0" w:color="000000"/>
+                <w:left w:val="none" w:sz="0" w:space="0" w:color="000000"/>
+                <w:right w:val="none" w:sz="0" w:space="0" w:color="000000"/>
+              </w:pBdr>
+              <w:spacing w:after="100" w:before="100" w:line="240"/>
+              <w:ind w:left="100" w:right="100" w:firstLine="0" w:firstLineChars="0"/>
+              <w:rPr>
+                <w:rFonts w:ascii="Times New Roman" w:hAnsi="Times New Roman" w:eastAsia="Times New Roman" w:cs="Times New Roman"/>
+                <w:i w:val="false"/>
+                <w:b w:val="false"/>
+                <w:u w:val="none"/>
+                <w:sz w:val="20"/>
+                <w:szCs w:val="20"/>
+                <w:color w:val="000000"/>
+              </w:rPr>
+            </w:pPr>
+            <w:r xmlns:w="http://schemas.openxmlformats.org/wordprocessingml/2006/main" xmlns:wp="http://schemas.openxmlformats.org/drawingml/2006/wordprocessingDrawing" xmlns:r="http://schemas.openxmlformats.org/officeDocument/2006/relationships" xmlns:w14="http://schemas.microsoft.com/office/word/2010/wordml">
+              <w:rPr>
+                <w:rFonts w:ascii="Times New Roman" w:hAnsi="Times New Roman" w:eastAsia="Times New Roman" w:cs="Times New Roman"/>
+                <w:i w:val="false"/>
+                <w:b w:val="false"/>
+                <w:u w:val="none"/>
+                <w:sz w:val="20"/>
+                <w:szCs w:val="20"/>
+                <w:color w:val="000000"/>
+              </w:rPr>
+              <w:t xml:space="preserve">16.46-16.6</w:t>
+            </w:r>
+          </w:p>
+        </w:tc>
+        <w:tc>
+          <w:tcPr>
+            <w:tcBorders>
+              <w:bottom w:val="none" w:sz="0" w:space="0" w:color="000000"/>
+              <w:top w:val="none" w:sz="0" w:space="0" w:color="000000"/>
+              <w:left w:val="none" w:sz="0" w:space="0" w:color="000000"/>
+              <w:right w:val="none" w:sz="0" w:space="0" w:color="000000"/>
+            </w:tcBorders>
+            <w:shd w:val="clear" w:color="auto" w:fill="FFFFFF"/>
+            <w:tcMar>
+              <w:top w:w="0" w:type="dxa"/>
+              <w:bottom w:w="0" w:type="dxa"/>
+              <w:left w:w="0" w:type="dxa"/>
+              <w:right w:w="0" w:type="dxa"/>
+            </w:tcMar>
+            <w:vAlign w:val="center"/>
+          </w:tcPr>
+          <w:p>
+            <w:pPr>
+              <w:pStyle w:val="Normal"/>
+              <w:jc w:val="left"/>
+              <w:pBdr>
+                <w:bottom w:val="none" w:sz="0" w:space="0" w:color="000000"/>
+                <w:top w:val="none" w:sz="0" w:space="0" w:color="000000"/>
+                <w:left w:val="none" w:sz="0" w:space="0" w:color="000000"/>
+                <w:right w:val="none" w:sz="0" w:space="0" w:color="000000"/>
+              </w:pBdr>
+              <w:spacing w:after="100" w:before="100" w:line="240"/>
+              <w:ind w:left="100" w:right="100" w:firstLine="0" w:firstLineChars="0"/>
+              <w:rPr>
+                <w:rFonts w:ascii="Times New Roman" w:hAnsi="Times New Roman" w:eastAsia="Times New Roman" w:cs="Times New Roman"/>
+                <w:i w:val="false"/>
+                <w:b w:val="false"/>
+                <w:u w:val="none"/>
+                <w:sz w:val="20"/>
+                <w:szCs w:val="20"/>
+                <w:color w:val="000000"/>
+              </w:rPr>
+            </w:pPr>
+            <w:r xmlns:w="http://schemas.openxmlformats.org/wordprocessingml/2006/main" xmlns:wp="http://schemas.openxmlformats.org/drawingml/2006/wordprocessingDrawing" xmlns:r="http://schemas.openxmlformats.org/officeDocument/2006/relationships" xmlns:w14="http://schemas.microsoft.com/office/word/2010/wordml">
+              <w:rPr>
+                <w:rFonts w:ascii="Times New Roman" w:hAnsi="Times New Roman" w:eastAsia="Times New Roman" w:cs="Times New Roman"/>
+                <w:i w:val="false"/>
+                <w:b w:val="false"/>
+                <w:u w:val="none"/>
+                <w:sz w:val="20"/>
+                <w:szCs w:val="20"/>
+                <w:color w:val="000000"/>
+              </w:rPr>
+              <w:t xml:space="preserve">0.23-0.23</w:t>
+            </w:r>
+          </w:p>
+        </w:tc>
+        <w:tc>
+          <w:tcPr>
+            <w:tcBorders>
+              <w:bottom w:val="none" w:sz="0" w:space="0" w:color="000000"/>
+              <w:top w:val="none" w:sz="0" w:space="0" w:color="000000"/>
+              <w:left w:val="none" w:sz="0" w:space="0" w:color="000000"/>
+              <w:right w:val="none" w:sz="0" w:space="0" w:color="000000"/>
+            </w:tcBorders>
+            <w:shd w:val="clear" w:color="auto" w:fill="FFFFFF"/>
+            <w:tcMar>
+              <w:top w:w="0" w:type="dxa"/>
+              <w:bottom w:w="0" w:type="dxa"/>
+              <w:left w:w="0" w:type="dxa"/>
+              <w:right w:w="0" w:type="dxa"/>
+            </w:tcMar>
+            <w:vAlign w:val="center"/>
+          </w:tcPr>
+          <w:p>
+            <w:pPr>
+              <w:pStyle w:val="Normal"/>
+              <w:jc w:val="left"/>
+              <w:pBdr>
+                <w:bottom w:val="none" w:sz="0" w:space="0" w:color="000000"/>
+                <w:top w:val="none" w:sz="0" w:space="0" w:color="000000"/>
+                <w:left w:val="none" w:sz="0" w:space="0" w:color="000000"/>
+                <w:right w:val="none" w:sz="0" w:space="0" w:color="000000"/>
+              </w:pBdr>
+              <w:spacing w:after="100" w:before="100" w:line="240"/>
+              <w:ind w:left="100" w:right="100" w:firstLine="0" w:firstLineChars="0"/>
+              <w:rPr>
+                <w:rFonts w:ascii="Times New Roman" w:hAnsi="Times New Roman" w:eastAsia="Times New Roman" w:cs="Times New Roman"/>
+                <w:i w:val="false"/>
+                <w:b w:val="false"/>
+                <w:u w:val="none"/>
+                <w:sz w:val="20"/>
+                <w:szCs w:val="20"/>
+                <w:color w:val="000000"/>
+              </w:rPr>
+            </w:pPr>
+            <w:r xmlns:w="http://schemas.openxmlformats.org/wordprocessingml/2006/main" xmlns:wp="http://schemas.openxmlformats.org/drawingml/2006/wordprocessingDrawing" xmlns:r="http://schemas.openxmlformats.org/officeDocument/2006/relationships" xmlns:w14="http://schemas.microsoft.com/office/word/2010/wordml">
+              <w:rPr>
+                <w:rFonts w:ascii="Times New Roman" w:hAnsi="Times New Roman" w:eastAsia="Times New Roman" w:cs="Times New Roman"/>
+                <w:i w:val="false"/>
+                <w:b w:val="false"/>
+                <w:u w:val="none"/>
+                <w:sz w:val="20"/>
+                <w:szCs w:val="20"/>
+                <w:color w:val="000000"/>
+              </w:rPr>
+              <w:t xml:space="preserve">1.12-1.13</w:t>
             </w:r>
           </w:p>
         </w:tc>
@@ -22996,110 +24172,110 @@
         <w:trPr>
           <w:trHeight w:val="614" w:hRule="auto"/>
         </w:trPr>
-        body25
-        <w:tc>
-          <w:tcPr>
-            <w:tcBorders>
-              <w:bottom w:val="none" w:sz="0" w:space="0" w:color="000000"/>
-              <w:top w:val="none" w:sz="0" w:space="0" w:color="000000"/>
-              <w:left w:val="none" w:sz="0" w:space="0" w:color="000000"/>
-              <w:right w:val="none" w:sz="0" w:space="0" w:color="000000"/>
-            </w:tcBorders>
-            <w:shd w:val="clear" w:color="auto" w:fill="FFFFFF"/>
-            <w:tcMar>
-              <w:top w:w="0" w:type="dxa"/>
-              <w:bottom w:w="0" w:type="dxa"/>
-              <w:left w:w="0" w:type="dxa"/>
-              <w:right w:w="0" w:type="dxa"/>
-            </w:tcMar>
-            <w:vAlign w:val="center"/>
-          </w:tcPr>
-          <w:p>
-            <w:pPr>
-              <w:pStyle w:val="Normal"/>
-              <w:jc w:val="left"/>
-              <w:pBdr>
-                <w:bottom w:val="none" w:sz="0" w:space="0" w:color="000000"/>
-                <w:top w:val="none" w:sz="0" w:space="0" w:color="000000"/>
-                <w:left w:val="none" w:sz="0" w:space="0" w:color="000000"/>
-                <w:right w:val="none" w:sz="0" w:space="0" w:color="000000"/>
-              </w:pBdr>
-              <w:spacing w:after="100" w:before="100" w:line="240"/>
-              <w:ind w:left="100" w:right="100" w:firstLine="0" w:firstLineChars="0"/>
-              <w:rPr>
-                <w:rFonts w:ascii="Times New Roman" w:hAnsi="Times New Roman" w:eastAsia="Times New Roman" w:cs="Times New Roman"/>
-                <w:i w:val="false"/>
-                <w:b w:val="false"/>
-                <w:u w:val="none"/>
-                <w:sz w:val="20"/>
-                <w:szCs w:val="20"/>
-                <w:color w:val="000000"/>
-              </w:rPr>
-            </w:pPr>
-            <w:r xmlns:w="http://schemas.openxmlformats.org/wordprocessingml/2006/main" xmlns:wp="http://schemas.openxmlformats.org/drawingml/2006/wordprocessingDrawing" xmlns:r="http://schemas.openxmlformats.org/officeDocument/2006/relationships" xmlns:w14="http://schemas.microsoft.com/office/word/2010/wordml">
-              <w:rPr>
-                <w:rFonts w:ascii="Times New Roman" w:hAnsi="Times New Roman" w:eastAsia="Times New Roman" w:cs="Times New Roman"/>
-                <w:i w:val="false"/>
-                <w:b w:val="false"/>
-                <w:u w:val="none"/>
-                <w:sz w:val="20"/>
-                <w:szCs w:val="20"/>
-                <w:color w:val="000000"/>
-              </w:rPr>
-              <w:t xml:space="preserve">Kodiak</w:t>
-            </w:r>
-          </w:p>
-        </w:tc>
-        <w:tc>
-          <w:tcPr>
-            <w:tcBorders>
-              <w:bottom w:val="none" w:sz="0" w:space="0" w:color="000000"/>
-              <w:top w:val="none" w:sz="0" w:space="0" w:color="000000"/>
-              <w:left w:val="none" w:sz="0" w:space="0" w:color="000000"/>
-              <w:right w:val="none" w:sz="0" w:space="0" w:color="000000"/>
-            </w:tcBorders>
-            <w:shd w:val="clear" w:color="auto" w:fill="FFFFFF"/>
-            <w:tcMar>
-              <w:top w:w="0" w:type="dxa"/>
-              <w:bottom w:w="0" w:type="dxa"/>
-              <w:left w:w="0" w:type="dxa"/>
-              <w:right w:w="0" w:type="dxa"/>
-            </w:tcMar>
-            <w:vAlign w:val="center"/>
-          </w:tcPr>
-          <w:p>
-            <w:pPr>
-              <w:pStyle w:val="Normal"/>
-              <w:jc w:val="left"/>
-              <w:pBdr>
-                <w:bottom w:val="none" w:sz="0" w:space="0" w:color="000000"/>
-                <w:top w:val="none" w:sz="0" w:space="0" w:color="000000"/>
-                <w:left w:val="none" w:sz="0" w:space="0" w:color="000000"/>
-                <w:right w:val="none" w:sz="0" w:space="0" w:color="000000"/>
-              </w:pBdr>
-              <w:spacing w:after="100" w:before="100" w:line="240"/>
-              <w:ind w:left="100" w:right="100" w:firstLine="0" w:firstLineChars="0"/>
-              <w:rPr>
-                <w:rFonts w:ascii="Times New Roman" w:hAnsi="Times New Roman" w:eastAsia="Times New Roman" w:cs="Times New Roman"/>
-                <w:i w:val="false"/>
-                <w:b w:val="false"/>
-                <w:u w:val="none"/>
-                <w:sz w:val="20"/>
-                <w:szCs w:val="20"/>
-                <w:color w:val="000000"/>
-              </w:rPr>
-            </w:pPr>
-            <w:r xmlns:w="http://schemas.openxmlformats.org/wordprocessingml/2006/main" xmlns:wp="http://schemas.openxmlformats.org/drawingml/2006/wordprocessingDrawing" xmlns:r="http://schemas.openxmlformats.org/officeDocument/2006/relationships" xmlns:w14="http://schemas.microsoft.com/office/word/2010/wordml">
-              <w:rPr>
-                <w:rFonts w:ascii="Times New Roman" w:hAnsi="Times New Roman" w:eastAsia="Times New Roman" w:cs="Times New Roman"/>
-                <w:i w:val="false"/>
-                <w:b w:val="false"/>
-                <w:u w:val="none"/>
-                <w:sz w:val="20"/>
-                <w:szCs w:val="20"/>
-                <w:color w:val="000000"/>
-              </w:rPr>
-              <w:t xml:space="preserve">WKMA</w:t>
+        body26
+        <w:tc>
+          <w:tcPr>
+            <w:tcBorders>
+              <w:bottom w:val="none" w:sz="0" w:space="0" w:color="000000"/>
+              <w:top w:val="none" w:sz="0" w:space="0" w:color="000000"/>
+              <w:left w:val="none" w:sz="0" w:space="0" w:color="000000"/>
+              <w:right w:val="none" w:sz="0" w:space="0" w:color="000000"/>
+            </w:tcBorders>
+            <w:shd w:val="clear" w:color="auto" w:fill="FFFFFF"/>
+            <w:tcMar>
+              <w:top w:w="0" w:type="dxa"/>
+              <w:bottom w:w="0" w:type="dxa"/>
+              <w:left w:w="0" w:type="dxa"/>
+              <w:right w:w="0" w:type="dxa"/>
+            </w:tcMar>
+            <w:vAlign w:val="center"/>
+          </w:tcPr>
+          <w:p>
+            <w:pPr>
+              <w:pStyle w:val="Normal"/>
+              <w:jc w:val="left"/>
+              <w:pBdr>
+                <w:bottom w:val="none" w:sz="0" w:space="0" w:color="000000"/>
+                <w:top w:val="none" w:sz="0" w:space="0" w:color="000000"/>
+                <w:left w:val="none" w:sz="0" w:space="0" w:color="000000"/>
+                <w:right w:val="none" w:sz="0" w:space="0" w:color="000000"/>
+              </w:pBdr>
+              <w:spacing w:after="100" w:before="100" w:line="240"/>
+              <w:ind w:left="100" w:right="100" w:firstLine="0" w:firstLineChars="0"/>
+              <w:rPr>
+                <w:rFonts w:ascii="Times New Roman" w:hAnsi="Times New Roman" w:eastAsia="Times New Roman" w:cs="Times New Roman"/>
+                <w:i w:val="false"/>
+                <w:b w:val="false"/>
+                <w:u w:val="none"/>
+                <w:sz w:val="20"/>
+                <w:szCs w:val="20"/>
+                <w:color w:val="000000"/>
+              </w:rPr>
+            </w:pPr>
+            <w:r xmlns:w="http://schemas.openxmlformats.org/wordprocessingml/2006/main" xmlns:wp="http://schemas.openxmlformats.org/drawingml/2006/wordprocessingDrawing" xmlns:r="http://schemas.openxmlformats.org/officeDocument/2006/relationships" xmlns:w14="http://schemas.microsoft.com/office/word/2010/wordml">
+              <w:rPr>
+                <w:rFonts w:ascii="Times New Roman" w:hAnsi="Times New Roman" w:eastAsia="Times New Roman" w:cs="Times New Roman"/>
+                <w:i w:val="false"/>
+                <w:b w:val="false"/>
+                <w:u w:val="none"/>
+                <w:sz w:val="20"/>
+                <w:szCs w:val="20"/>
+                <w:color w:val="000000"/>
+              </w:rPr>
+              <w:t xml:space="preserve">Southeast</w:t>
+            </w:r>
+          </w:p>
+        </w:tc>
+        <w:tc>
+          <w:tcPr>
+            <w:tcBorders>
+              <w:bottom w:val="none" w:sz="0" w:space="0" w:color="000000"/>
+              <w:top w:val="none" w:sz="0" w:space="0" w:color="000000"/>
+              <w:left w:val="none" w:sz="0" w:space="0" w:color="000000"/>
+              <w:right w:val="none" w:sz="0" w:space="0" w:color="000000"/>
+            </w:tcBorders>
+            <w:shd w:val="clear" w:color="auto" w:fill="FFFFFF"/>
+            <w:tcMar>
+              <w:top w:w="0" w:type="dxa"/>
+              <w:bottom w:w="0" w:type="dxa"/>
+              <w:left w:w="0" w:type="dxa"/>
+              <w:right w:w="0" w:type="dxa"/>
+            </w:tcMar>
+            <w:vAlign w:val="center"/>
+          </w:tcPr>
+          <w:p>
+            <w:pPr>
+              <w:pStyle w:val="Normal"/>
+              <w:jc w:val="left"/>
+              <w:pBdr>
+                <w:bottom w:val="none" w:sz="0" w:space="0" w:color="000000"/>
+                <w:top w:val="none" w:sz="0" w:space="0" w:color="000000"/>
+                <w:left w:val="none" w:sz="0" w:space="0" w:color="000000"/>
+                <w:right w:val="none" w:sz="0" w:space="0" w:color="000000"/>
+              </w:pBdr>
+              <w:spacing w:after="100" w:before="100" w:line="240"/>
+              <w:ind w:left="100" w:right="100" w:firstLine="0" w:firstLineChars="0"/>
+              <w:rPr>
+                <w:rFonts w:ascii="Times New Roman" w:hAnsi="Times New Roman" w:eastAsia="Times New Roman" w:cs="Times New Roman"/>
+                <w:i w:val="false"/>
+                <w:b w:val="false"/>
+                <w:u w:val="none"/>
+                <w:sz w:val="20"/>
+                <w:szCs w:val="20"/>
+                <w:color w:val="000000"/>
+              </w:rPr>
+            </w:pPr>
+            <w:r xmlns:w="http://schemas.openxmlformats.org/wordprocessingml/2006/main" xmlns:wp="http://schemas.openxmlformats.org/drawingml/2006/wordprocessingDrawing" xmlns:r="http://schemas.openxmlformats.org/officeDocument/2006/relationships" xmlns:w14="http://schemas.microsoft.com/office/word/2010/wordml">
+              <w:rPr>
+                <w:rFonts w:ascii="Times New Roman" w:hAnsi="Times New Roman" w:eastAsia="Times New Roman" w:cs="Times New Roman"/>
+                <w:i w:val="false"/>
+                <w:b w:val="false"/>
+                <w:u w:val="none"/>
+                <w:sz w:val="20"/>
+                <w:szCs w:val="20"/>
+                <w:color w:val="000000"/>
+              </w:rPr>
+              <w:t xml:space="preserve">EWYKT</w:t>
             </w:r>
           </w:p>
         </w:tc>
@@ -23152,542 +24328,6 @@
                 <w:szCs w:val="20"/>
                 <w:color w:val="000000"/>
               </w:rPr>
-              <w:t xml:space="preserve">1997</w:t>
-            </w:r>
-          </w:p>
-        </w:tc>
-        <w:tc>
-          <w:tcPr>
-            <w:tcBorders>
-              <w:bottom w:val="none" w:sz="0" w:space="0" w:color="000000"/>
-              <w:top w:val="none" w:sz="0" w:space="0" w:color="000000"/>
-              <w:left w:val="none" w:sz="0" w:space="0" w:color="000000"/>
-              <w:right w:val="none" w:sz="0" w:space="0" w:color="000000"/>
-            </w:tcBorders>
-            <w:shd w:val="clear" w:color="auto" w:fill="FFFFFF"/>
-            <w:tcMar>
-              <w:top w:w="0" w:type="dxa"/>
-              <w:bottom w:w="0" w:type="dxa"/>
-              <w:left w:w="0" w:type="dxa"/>
-              <w:right w:w="0" w:type="dxa"/>
-            </w:tcMar>
-            <w:vAlign w:val="center"/>
-          </w:tcPr>
-          <w:p>
-            <w:pPr>
-              <w:pStyle w:val="Normal"/>
-              <w:jc w:val="left"/>
-              <w:pBdr>
-                <w:bottom w:val="none" w:sz="0" w:space="0" w:color="000000"/>
-                <w:top w:val="none" w:sz="0" w:space="0" w:color="000000"/>
-                <w:left w:val="none" w:sz="0" w:space="0" w:color="000000"/>
-                <w:right w:val="none" w:sz="0" w:space="0" w:color="000000"/>
-              </w:pBdr>
-              <w:spacing w:after="100" w:before="100" w:line="240"/>
-              <w:ind w:left="100" w:right="100" w:firstLine="0" w:firstLineChars="0"/>
-              <w:rPr>
-                <w:rFonts w:ascii="Times New Roman" w:hAnsi="Times New Roman" w:eastAsia="Times New Roman" w:cs="Times New Roman"/>
-                <w:i w:val="false"/>
-                <w:b w:val="false"/>
-                <w:u w:val="none"/>
-                <w:sz w:val="20"/>
-                <w:szCs w:val="20"/>
-                <w:color w:val="000000"/>
-              </w:rPr>
-            </w:pPr>
-            <w:r xmlns:w="http://schemas.openxmlformats.org/wordprocessingml/2006/main" xmlns:wp="http://schemas.openxmlformats.org/drawingml/2006/wordprocessingDrawing" xmlns:r="http://schemas.openxmlformats.org/officeDocument/2006/relationships" xmlns:w14="http://schemas.microsoft.com/office/word/2010/wordml">
-              <w:rPr>
-                <w:rFonts w:ascii="Times New Roman" w:hAnsi="Times New Roman" w:eastAsia="Times New Roman" w:cs="Times New Roman"/>
-                <w:i w:val="false"/>
-                <w:b w:val="false"/>
-                <w:u w:val="none"/>
-                <w:sz w:val="20"/>
-                <w:szCs w:val="20"/>
-                <w:color w:val="000000"/>
-              </w:rPr>
-              <w:t xml:space="preserve">yelloweye</w:t>
-            </w:r>
-          </w:p>
-        </w:tc>
-        <w:tc>
-          <w:tcPr>
-            <w:tcBorders>
-              <w:bottom w:val="none" w:sz="0" w:space="0" w:color="000000"/>
-              <w:top w:val="none" w:sz="0" w:space="0" w:color="000000"/>
-              <w:left w:val="none" w:sz="0" w:space="0" w:color="000000"/>
-              <w:right w:val="none" w:sz="0" w:space="0" w:color="000000"/>
-            </w:tcBorders>
-            <w:shd w:val="clear" w:color="auto" w:fill="FFFFFF"/>
-            <w:tcMar>
-              <w:top w:w="0" w:type="dxa"/>
-              <w:bottom w:w="0" w:type="dxa"/>
-              <w:left w:w="0" w:type="dxa"/>
-              <w:right w:w="0" w:type="dxa"/>
-            </w:tcMar>
-            <w:vAlign w:val="center"/>
-          </w:tcPr>
-          <w:p>
-            <w:pPr>
-              <w:pStyle w:val="Normal"/>
-              <w:jc w:val="left"/>
-              <w:pBdr>
-                <w:bottom w:val="none" w:sz="0" w:space="0" w:color="000000"/>
-                <w:top w:val="none" w:sz="0" w:space="0" w:color="000000"/>
-                <w:left w:val="none" w:sz="0" w:space="0" w:color="000000"/>
-                <w:right w:val="none" w:sz="0" w:space="0" w:color="000000"/>
-              </w:pBdr>
-              <w:spacing w:after="100" w:before="100" w:line="240"/>
-              <w:ind w:left="100" w:right="100" w:firstLine="0" w:firstLineChars="0"/>
-              <w:rPr>
-                <w:rFonts w:ascii="Times New Roman" w:hAnsi="Times New Roman" w:eastAsia="Times New Roman" w:cs="Times New Roman"/>
-                <w:i w:val="false"/>
-                <w:b w:val="false"/>
-                <w:u w:val="none"/>
-                <w:sz w:val="20"/>
-                <w:szCs w:val="20"/>
-                <w:color w:val="000000"/>
-              </w:rPr>
-            </w:pPr>
-            <w:r xmlns:w="http://schemas.openxmlformats.org/wordprocessingml/2006/main" xmlns:wp="http://schemas.openxmlformats.org/drawingml/2006/wordprocessingDrawing" xmlns:r="http://schemas.openxmlformats.org/officeDocument/2006/relationships" xmlns:w14="http://schemas.microsoft.com/office/word/2010/wordml">
-              <w:rPr>
-                <w:rFonts w:ascii="Times New Roman" w:hAnsi="Times New Roman" w:eastAsia="Times New Roman" w:cs="Times New Roman"/>
-                <w:i w:val="false"/>
-                <w:b w:val="false"/>
-                <w:u w:val="none"/>
-                <w:sz w:val="20"/>
-                <w:szCs w:val="20"/>
-                <w:color w:val="000000"/>
-              </w:rPr>
-              <w:t xml:space="preserve">total</w:t>
-            </w:r>
-          </w:p>
-        </w:tc>
-        <w:tc>
-          <w:tcPr>
-            <w:tcBorders>
-              <w:bottom w:val="none" w:sz="0" w:space="0" w:color="000000"/>
-              <w:top w:val="none" w:sz="0" w:space="0" w:color="000000"/>
-              <w:left w:val="none" w:sz="0" w:space="0" w:color="000000"/>
-              <w:right w:val="none" w:sz="0" w:space="0" w:color="000000"/>
-            </w:tcBorders>
-            <w:shd w:val="clear" w:color="auto" w:fill="FFFFFF"/>
-            <w:tcMar>
-              <w:top w:w="0" w:type="dxa"/>
-              <w:bottom w:w="0" w:type="dxa"/>
-              <w:left w:w="0" w:type="dxa"/>
-              <w:right w:w="0" w:type="dxa"/>
-            </w:tcMar>
-            <w:vAlign w:val="center"/>
-          </w:tcPr>
-          <w:p>
-            <w:pPr>
-              <w:pStyle w:val="Normal"/>
-              <w:jc w:val="left"/>
-              <w:pBdr>
-                <w:bottom w:val="none" w:sz="0" w:space="0" w:color="000000"/>
-                <w:top w:val="none" w:sz="0" w:space="0" w:color="000000"/>
-                <w:left w:val="none" w:sz="0" w:space="0" w:color="000000"/>
-                <w:right w:val="none" w:sz="0" w:space="0" w:color="000000"/>
-              </w:pBdr>
-              <w:spacing w:after="100" w:before="100" w:line="240"/>
-              <w:ind w:left="100" w:right="100" w:firstLine="0" w:firstLineChars="0"/>
-              <w:rPr>
-                <w:rFonts w:ascii="Times New Roman" w:hAnsi="Times New Roman" w:eastAsia="Times New Roman" w:cs="Times New Roman"/>
-                <w:i w:val="false"/>
-                <w:b w:val="false"/>
-                <w:u w:val="none"/>
-                <w:sz w:val="20"/>
-                <w:szCs w:val="20"/>
-                <w:color w:val="000000"/>
-              </w:rPr>
-            </w:pPr>
-            <w:r xmlns:w="http://schemas.openxmlformats.org/wordprocessingml/2006/main" xmlns:wp="http://schemas.openxmlformats.org/drawingml/2006/wordprocessingDrawing" xmlns:r="http://schemas.openxmlformats.org/officeDocument/2006/relationships" xmlns:w14="http://schemas.microsoft.com/office/word/2010/wordml">
-              <w:rPr>
-                <w:rFonts w:ascii="Times New Roman" w:hAnsi="Times New Roman" w:eastAsia="Times New Roman" w:cs="Times New Roman"/>
-                <w:i w:val="false"/>
-                <w:b w:val="false"/>
-                <w:u w:val="none"/>
-                <w:sz w:val="20"/>
-                <w:szCs w:val="20"/>
-                <w:color w:val="000000"/>
-              </w:rPr>
-              <w:t xml:space="preserve">4.46</w:t>
-            </w:r>
-          </w:p>
-        </w:tc>
-        <w:tc>
-          <w:tcPr>
-            <w:tcBorders>
-              <w:bottom w:val="none" w:sz="0" w:space="0" w:color="000000"/>
-              <w:top w:val="none" w:sz="0" w:space="0" w:color="000000"/>
-              <w:left w:val="none" w:sz="0" w:space="0" w:color="000000"/>
-              <w:right w:val="none" w:sz="0" w:space="0" w:color="000000"/>
-            </w:tcBorders>
-            <w:shd w:val="clear" w:color="auto" w:fill="FFFFFF"/>
-            <w:tcMar>
-              <w:top w:w="0" w:type="dxa"/>
-              <w:bottom w:w="0" w:type="dxa"/>
-              <w:left w:w="0" w:type="dxa"/>
-              <w:right w:w="0" w:type="dxa"/>
-            </w:tcMar>
-            <w:vAlign w:val="center"/>
-          </w:tcPr>
-          <w:p>
-            <w:pPr>
-              <w:pStyle w:val="Normal"/>
-              <w:jc w:val="left"/>
-              <w:pBdr>
-                <w:bottom w:val="none" w:sz="0" w:space="0" w:color="000000"/>
-                <w:top w:val="none" w:sz="0" w:space="0" w:color="000000"/>
-                <w:left w:val="none" w:sz="0" w:space="0" w:color="000000"/>
-                <w:right w:val="none" w:sz="0" w:space="0" w:color="000000"/>
-              </w:pBdr>
-              <w:spacing w:after="100" w:before="100" w:line="240"/>
-              <w:ind w:left="100" w:right="100" w:firstLine="0" w:firstLineChars="0"/>
-              <w:rPr>
-                <w:rFonts w:ascii="Times New Roman" w:hAnsi="Times New Roman" w:eastAsia="Times New Roman" w:cs="Times New Roman"/>
-                <w:i w:val="false"/>
-                <w:b w:val="false"/>
-                <w:u w:val="none"/>
-                <w:sz w:val="20"/>
-                <w:szCs w:val="20"/>
-                <w:color w:val="000000"/>
-              </w:rPr>
-            </w:pPr>
-            <w:r xmlns:w="http://schemas.openxmlformats.org/wordprocessingml/2006/main" xmlns:wp="http://schemas.openxmlformats.org/drawingml/2006/wordprocessingDrawing" xmlns:r="http://schemas.openxmlformats.org/officeDocument/2006/relationships" xmlns:w14="http://schemas.microsoft.com/office/word/2010/wordml">
-              <w:rPr>
-                <w:rFonts w:ascii="Times New Roman" w:hAnsi="Times New Roman" w:eastAsia="Times New Roman" w:cs="Times New Roman"/>
-                <w:i w:val="false"/>
-                <w:b w:val="false"/>
-                <w:u w:val="none"/>
-                <w:sz w:val="20"/>
-                <w:szCs w:val="20"/>
-                <w:color w:val="000000"/>
-              </w:rPr>
-              <w:t xml:space="preserve">2.26</w:t>
-            </w:r>
-          </w:p>
-        </w:tc>
-        <w:tc>
-          <w:tcPr>
-            <w:tcBorders>
-              <w:bottom w:val="none" w:sz="0" w:space="0" w:color="000000"/>
-              <w:top w:val="none" w:sz="0" w:space="0" w:color="000000"/>
-              <w:left w:val="none" w:sz="0" w:space="0" w:color="000000"/>
-              <w:right w:val="none" w:sz="0" w:space="0" w:color="000000"/>
-            </w:tcBorders>
-            <w:shd w:val="clear" w:color="auto" w:fill="FFFFFF"/>
-            <w:tcMar>
-              <w:top w:w="0" w:type="dxa"/>
-              <w:bottom w:w="0" w:type="dxa"/>
-              <w:left w:w="0" w:type="dxa"/>
-              <w:right w:w="0" w:type="dxa"/>
-            </w:tcMar>
-            <w:vAlign w:val="center"/>
-          </w:tcPr>
-          <w:p>
-            <w:pPr>
-              <w:pStyle w:val="Normal"/>
-              <w:jc w:val="left"/>
-              <w:pBdr>
-                <w:bottom w:val="none" w:sz="0" w:space="0" w:color="000000"/>
-                <w:top w:val="none" w:sz="0" w:space="0" w:color="000000"/>
-                <w:left w:val="none" w:sz="0" w:space="0" w:color="000000"/>
-                <w:right w:val="none" w:sz="0" w:space="0" w:color="000000"/>
-              </w:pBdr>
-              <w:spacing w:after="100" w:before="100" w:line="240"/>
-              <w:ind w:left="100" w:right="100" w:firstLine="0" w:firstLineChars="0"/>
-              <w:rPr>
-                <w:rFonts w:ascii="Times New Roman" w:hAnsi="Times New Roman" w:eastAsia="Times New Roman" w:cs="Times New Roman"/>
-                <w:i w:val="false"/>
-                <w:b w:val="false"/>
-                <w:u w:val="none"/>
-                <w:sz w:val="20"/>
-                <w:szCs w:val="20"/>
-                <w:color w:val="000000"/>
-              </w:rPr>
-            </w:pPr>
-            <w:r xmlns:w="http://schemas.openxmlformats.org/wordprocessingml/2006/main" xmlns:wp="http://schemas.openxmlformats.org/drawingml/2006/wordprocessingDrawing" xmlns:r="http://schemas.openxmlformats.org/officeDocument/2006/relationships" xmlns:w14="http://schemas.microsoft.com/office/word/2010/wordml">
-              <w:rPr>
-                <w:rFonts w:ascii="Times New Roman" w:hAnsi="Times New Roman" w:eastAsia="Times New Roman" w:cs="Times New Roman"/>
-                <w:i w:val="false"/>
-                <w:b w:val="false"/>
-                <w:u w:val="none"/>
-                <w:sz w:val="20"/>
-                <w:szCs w:val="20"/>
-                <w:color w:val="000000"/>
-              </w:rPr>
-              <w:t xml:space="preserve">17.26</w:t>
-            </w:r>
-          </w:p>
-        </w:tc>
-        <w:tc>
-          <w:tcPr>
-            <w:tcBorders>
-              <w:bottom w:val="none" w:sz="0" w:space="0" w:color="000000"/>
-              <w:top w:val="none" w:sz="0" w:space="0" w:color="000000"/>
-              <w:left w:val="none" w:sz="0" w:space="0" w:color="000000"/>
-              <w:right w:val="none" w:sz="0" w:space="0" w:color="000000"/>
-            </w:tcBorders>
-            <w:shd w:val="clear" w:color="auto" w:fill="FFFFFF"/>
-            <w:tcMar>
-              <w:top w:w="0" w:type="dxa"/>
-              <w:bottom w:w="0" w:type="dxa"/>
-              <w:left w:w="0" w:type="dxa"/>
-              <w:right w:w="0" w:type="dxa"/>
-            </w:tcMar>
-            <w:vAlign w:val="center"/>
-          </w:tcPr>
-          <w:p>
-            <w:pPr>
-              <w:pStyle w:val="Normal"/>
-              <w:jc w:val="left"/>
-              <w:pBdr>
-                <w:bottom w:val="none" w:sz="0" w:space="0" w:color="000000"/>
-                <w:top w:val="none" w:sz="0" w:space="0" w:color="000000"/>
-                <w:left w:val="none" w:sz="0" w:space="0" w:color="000000"/>
-                <w:right w:val="none" w:sz="0" w:space="0" w:color="000000"/>
-              </w:pBdr>
-              <w:spacing w:after="100" w:before="100" w:line="240"/>
-              <w:ind w:left="100" w:right="100" w:firstLine="0" w:firstLineChars="0"/>
-              <w:rPr>
-                <w:rFonts w:ascii="Times New Roman" w:hAnsi="Times New Roman" w:eastAsia="Times New Roman" w:cs="Times New Roman"/>
-                <w:i w:val="false"/>
-                <w:b w:val="false"/>
-                <w:u w:val="none"/>
-                <w:sz w:val="20"/>
-                <w:szCs w:val="20"/>
-                <w:color w:val="000000"/>
-              </w:rPr>
-            </w:pPr>
-            <w:r xmlns:w="http://schemas.openxmlformats.org/wordprocessingml/2006/main" xmlns:wp="http://schemas.openxmlformats.org/drawingml/2006/wordprocessingDrawing" xmlns:r="http://schemas.openxmlformats.org/officeDocument/2006/relationships" xmlns:w14="http://schemas.microsoft.com/office/word/2010/wordml">
-              <w:rPr>
-                <w:rFonts w:ascii="Times New Roman" w:hAnsi="Times New Roman" w:eastAsia="Times New Roman" w:cs="Times New Roman"/>
-                <w:i w:val="false"/>
-                <w:b w:val="false"/>
-                <w:u w:val="none"/>
-                <w:sz w:val="20"/>
-                <w:szCs w:val="20"/>
-                <w:color w:val="000000"/>
-              </w:rPr>
-              <w:t xml:space="preserve">0.13</w:t>
-            </w:r>
-          </w:p>
-        </w:tc>
-        <w:tc>
-          <w:tcPr>
-            <w:tcBorders>
-              <w:bottom w:val="none" w:sz="0" w:space="0" w:color="000000"/>
-              <w:top w:val="none" w:sz="0" w:space="0" w:color="000000"/>
-              <w:left w:val="none" w:sz="0" w:space="0" w:color="000000"/>
-              <w:right w:val="none" w:sz="0" w:space="0" w:color="000000"/>
-            </w:tcBorders>
-            <w:shd w:val="clear" w:color="auto" w:fill="FFFFFF"/>
-            <w:tcMar>
-              <w:top w:w="0" w:type="dxa"/>
-              <w:bottom w:w="0" w:type="dxa"/>
-              <w:left w:w="0" w:type="dxa"/>
-              <w:right w:w="0" w:type="dxa"/>
-            </w:tcMar>
-            <w:vAlign w:val="center"/>
-          </w:tcPr>
-          <w:p>
-            <w:pPr>
-              <w:pStyle w:val="Normal"/>
-              <w:jc w:val="left"/>
-              <w:pBdr>
-                <w:bottom w:val="none" w:sz="0" w:space="0" w:color="000000"/>
-                <w:top w:val="none" w:sz="0" w:space="0" w:color="000000"/>
-                <w:left w:val="none" w:sz="0" w:space="0" w:color="000000"/>
-                <w:right w:val="none" w:sz="0" w:space="0" w:color="000000"/>
-              </w:pBdr>
-              <w:spacing w:after="100" w:before="100" w:line="240"/>
-              <w:ind w:left="100" w:right="100" w:firstLine="0" w:firstLineChars="0"/>
-              <w:rPr>
-                <w:rFonts w:ascii="Times New Roman" w:hAnsi="Times New Roman" w:eastAsia="Times New Roman" w:cs="Times New Roman"/>
-                <w:i w:val="false"/>
-                <w:b w:val="false"/>
-                <w:u w:val="none"/>
-                <w:sz w:val="20"/>
-                <w:szCs w:val="20"/>
-                <w:color w:val="000000"/>
-              </w:rPr>
-            </w:pPr>
-            <w:r xmlns:w="http://schemas.openxmlformats.org/wordprocessingml/2006/main" xmlns:wp="http://schemas.openxmlformats.org/drawingml/2006/wordprocessingDrawing" xmlns:r="http://schemas.openxmlformats.org/officeDocument/2006/relationships" xmlns:w14="http://schemas.microsoft.com/office/word/2010/wordml">
-              <w:rPr>
-                <w:rFonts w:ascii="Times New Roman" w:hAnsi="Times New Roman" w:eastAsia="Times New Roman" w:cs="Times New Roman"/>
-                <w:i w:val="false"/>
-                <w:b w:val="false"/>
-                <w:u w:val="none"/>
-                <w:sz w:val="20"/>
-                <w:szCs w:val="20"/>
-                <w:color w:val="000000"/>
-              </w:rPr>
-              <w:t xml:space="preserve">1.22</w:t>
-            </w:r>
-          </w:p>
-        </w:tc>
-      </w:tr>
-      <w:tr>
-        <w:trPr>
-          <w:trHeight w:val="617" w:hRule="auto"/>
-        </w:trPr>
-        body26
-        <w:tc>
-          <w:tcPr>
-            <w:tcBorders>
-              <w:bottom w:val="none" w:sz="0" w:space="0" w:color="000000"/>
-              <w:top w:val="none" w:sz="0" w:space="0" w:color="000000"/>
-              <w:left w:val="none" w:sz="0" w:space="0" w:color="000000"/>
-              <w:right w:val="none" w:sz="0" w:space="0" w:color="000000"/>
-            </w:tcBorders>
-            <w:shd w:val="clear" w:color="auto" w:fill="FFFFFF"/>
-            <w:tcMar>
-              <w:top w:w="0" w:type="dxa"/>
-              <w:bottom w:w="0" w:type="dxa"/>
-              <w:left w:w="0" w:type="dxa"/>
-              <w:right w:w="0" w:type="dxa"/>
-            </w:tcMar>
-            <w:vAlign w:val="center"/>
-          </w:tcPr>
-          <w:p>
-            <w:pPr>
-              <w:pStyle w:val="Normal"/>
-              <w:jc w:val="left"/>
-              <w:pBdr>
-                <w:bottom w:val="none" w:sz="0" w:space="0" w:color="000000"/>
-                <w:top w:val="none" w:sz="0" w:space="0" w:color="000000"/>
-                <w:left w:val="none" w:sz="0" w:space="0" w:color="000000"/>
-                <w:right w:val="none" w:sz="0" w:space="0" w:color="000000"/>
-              </w:pBdr>
-              <w:spacing w:after="100" w:before="100" w:line="240"/>
-              <w:ind w:left="100" w:right="100" w:firstLine="0" w:firstLineChars="0"/>
-              <w:rPr>
-                <w:rFonts w:ascii="Times New Roman" w:hAnsi="Times New Roman" w:eastAsia="Times New Roman" w:cs="Times New Roman"/>
-                <w:i w:val="false"/>
-                <w:b w:val="false"/>
-                <w:u w:val="none"/>
-                <w:sz w:val="20"/>
-                <w:szCs w:val="20"/>
-                <w:color w:val="000000"/>
-              </w:rPr>
-            </w:pPr>
-            <w:r xmlns:w="http://schemas.openxmlformats.org/wordprocessingml/2006/main" xmlns:wp="http://schemas.openxmlformats.org/drawingml/2006/wordprocessingDrawing" xmlns:r="http://schemas.openxmlformats.org/officeDocument/2006/relationships" xmlns:w14="http://schemas.microsoft.com/office/word/2010/wordml">
-              <w:rPr>
-                <w:rFonts w:ascii="Times New Roman" w:hAnsi="Times New Roman" w:eastAsia="Times New Roman" w:cs="Times New Roman"/>
-                <w:i w:val="false"/>
-                <w:b w:val="false"/>
-                <w:u w:val="none"/>
-                <w:sz w:val="20"/>
-                <w:szCs w:val="20"/>
-                <w:color w:val="000000"/>
-              </w:rPr>
-              <w:t xml:space="preserve">Southeast</w:t>
-            </w:r>
-          </w:p>
-        </w:tc>
-        <w:tc>
-          <w:tcPr>
-            <w:tcBorders>
-              <w:bottom w:val="none" w:sz="0" w:space="0" w:color="000000"/>
-              <w:top w:val="none" w:sz="0" w:space="0" w:color="000000"/>
-              <w:left w:val="none" w:sz="0" w:space="0" w:color="000000"/>
-              <w:right w:val="none" w:sz="0" w:space="0" w:color="000000"/>
-            </w:tcBorders>
-            <w:shd w:val="clear" w:color="auto" w:fill="FFFFFF"/>
-            <w:tcMar>
-              <w:top w:w="0" w:type="dxa"/>
-              <w:bottom w:w="0" w:type="dxa"/>
-              <w:left w:w="0" w:type="dxa"/>
-              <w:right w:w="0" w:type="dxa"/>
-            </w:tcMar>
-            <w:vAlign w:val="center"/>
-          </w:tcPr>
-          <w:p>
-            <w:pPr>
-              <w:pStyle w:val="Normal"/>
-              <w:jc w:val="left"/>
-              <w:pBdr>
-                <w:bottom w:val="none" w:sz="0" w:space="0" w:color="000000"/>
-                <w:top w:val="none" w:sz="0" w:space="0" w:color="000000"/>
-                <w:left w:val="none" w:sz="0" w:space="0" w:color="000000"/>
-                <w:right w:val="none" w:sz="0" w:space="0" w:color="000000"/>
-              </w:pBdr>
-              <w:spacing w:after="100" w:before="100" w:line="240"/>
-              <w:ind w:left="100" w:right="100" w:firstLine="0" w:firstLineChars="0"/>
-              <w:rPr>
-                <w:rFonts w:ascii="Times New Roman" w:hAnsi="Times New Roman" w:eastAsia="Times New Roman" w:cs="Times New Roman"/>
-                <w:i w:val="false"/>
-                <w:b w:val="false"/>
-                <w:u w:val="none"/>
-                <w:sz w:val="20"/>
-                <w:szCs w:val="20"/>
-                <w:color w:val="000000"/>
-              </w:rPr>
-            </w:pPr>
-            <w:r xmlns:w="http://schemas.openxmlformats.org/wordprocessingml/2006/main" xmlns:wp="http://schemas.openxmlformats.org/drawingml/2006/wordprocessingDrawing" xmlns:r="http://schemas.openxmlformats.org/officeDocument/2006/relationships" xmlns:w14="http://schemas.microsoft.com/office/word/2010/wordml">
-              <w:rPr>
-                <w:rFonts w:ascii="Times New Roman" w:hAnsi="Times New Roman" w:eastAsia="Times New Roman" w:cs="Times New Roman"/>
-                <w:i w:val="false"/>
-                <w:b w:val="false"/>
-                <w:u w:val="none"/>
-                <w:sz w:val="20"/>
-                <w:szCs w:val="20"/>
-                <w:color w:val="000000"/>
-              </w:rPr>
-              <w:t xml:space="preserve">EWYKT</w:t>
-            </w:r>
-          </w:p>
-        </w:tc>
-        <w:tc>
-          <w:tcPr>
-            <w:tcBorders>
-              <w:bottom w:val="none" w:sz="0" w:space="0" w:color="000000"/>
-              <w:top w:val="none" w:sz="0" w:space="0" w:color="000000"/>
-              <w:left w:val="none" w:sz="0" w:space="0" w:color="000000"/>
-              <w:right w:val="none" w:sz="0" w:space="0" w:color="000000"/>
-            </w:tcBorders>
-            <w:shd w:val="clear" w:color="auto" w:fill="FFFFFF"/>
-            <w:tcMar>
-              <w:top w:w="0" w:type="dxa"/>
-              <w:bottom w:w="0" w:type="dxa"/>
-              <w:left w:w="0" w:type="dxa"/>
-              <w:right w:w="0" w:type="dxa"/>
-            </w:tcMar>
-            <w:vAlign w:val="center"/>
-          </w:tcPr>
-          <w:p>
-            <w:pPr>
-              <w:pStyle w:val="Normal"/>
-              <w:jc w:val="right"/>
-              <w:pBdr>
-                <w:bottom w:val="none" w:sz="0" w:space="0" w:color="000000"/>
-                <w:top w:val="none" w:sz="0" w:space="0" w:color="000000"/>
-                <w:left w:val="none" w:sz="0" w:space="0" w:color="000000"/>
-                <w:right w:val="none" w:sz="0" w:space="0" w:color="000000"/>
-              </w:pBdr>
-              <w:spacing w:after="100" w:before="100" w:line="240"/>
-              <w:ind w:left="100" w:right="100" w:firstLine="0" w:firstLineChars="0"/>
-              <w:rPr>
-                <w:rFonts w:ascii="Times New Roman" w:hAnsi="Times New Roman" w:eastAsia="Times New Roman" w:cs="Times New Roman"/>
-                <w:i w:val="false"/>
-                <w:b w:val="false"/>
-                <w:u w:val="none"/>
-                <w:sz w:val="20"/>
-                <w:szCs w:val="20"/>
-                <w:color w:val="000000"/>
-              </w:rPr>
-            </w:pPr>
-            <w:r xmlns:w="http://schemas.openxmlformats.org/wordprocessingml/2006/main" xmlns:wp="http://schemas.openxmlformats.org/drawingml/2006/wordprocessingDrawing" xmlns:r="http://schemas.openxmlformats.org/officeDocument/2006/relationships" xmlns:w14="http://schemas.microsoft.com/office/word/2010/wordml">
-              <w:rPr>
-                <w:rFonts w:ascii="Times New Roman" w:hAnsi="Times New Roman" w:eastAsia="Times New Roman" w:cs="Times New Roman"/>
-                <w:i w:val="false"/>
-                <w:b w:val="false"/>
-                <w:u w:val="none"/>
-                <w:sz w:val="20"/>
-                <w:szCs w:val="20"/>
-                <w:color w:val="000000"/>
-              </w:rPr>
               <w:t xml:space="preserve">2005</w:t>
             </w:r>
           </w:p>
@@ -23741,325 +24381,325 @@
                 <w:szCs w:val="20"/>
                 <w:color w:val="000000"/>
               </w:rPr>
-              <w:t xml:space="preserve">dsr</w:t>
-            </w:r>
-          </w:p>
-        </w:tc>
-        <w:tc>
-          <w:tcPr>
-            <w:tcBorders>
-              <w:bottom w:val="none" w:sz="0" w:space="0" w:color="000000"/>
-              <w:top w:val="none" w:sz="0" w:space="0" w:color="000000"/>
-              <w:left w:val="none" w:sz="0" w:space="0" w:color="000000"/>
-              <w:right w:val="none" w:sz="0" w:space="0" w:color="000000"/>
-            </w:tcBorders>
-            <w:shd w:val="clear" w:color="auto" w:fill="FFFFFF"/>
-            <w:tcMar>
-              <w:top w:w="0" w:type="dxa"/>
-              <w:bottom w:w="0" w:type="dxa"/>
-              <w:left w:w="0" w:type="dxa"/>
-              <w:right w:w="0" w:type="dxa"/>
-            </w:tcMar>
-            <w:vAlign w:val="center"/>
-          </w:tcPr>
-          <w:p>
-            <w:pPr>
-              <w:pStyle w:val="Normal"/>
-              <w:jc w:val="left"/>
-              <w:pBdr>
-                <w:bottom w:val="none" w:sz="0" w:space="0" w:color="000000"/>
-                <w:top w:val="none" w:sz="0" w:space="0" w:color="000000"/>
-                <w:left w:val="none" w:sz="0" w:space="0" w:color="000000"/>
-                <w:right w:val="none" w:sz="0" w:space="0" w:color="000000"/>
-              </w:pBdr>
-              <w:spacing w:after="100" w:before="100" w:line="240"/>
-              <w:ind w:left="100" w:right="100" w:firstLine="0" w:firstLineChars="0"/>
-              <w:rPr>
-                <w:rFonts w:ascii="Times New Roman" w:hAnsi="Times New Roman" w:eastAsia="Times New Roman" w:cs="Times New Roman"/>
-                <w:i w:val="false"/>
-                <w:b w:val="false"/>
-                <w:u w:val="none"/>
-                <w:sz w:val="20"/>
-                <w:szCs w:val="20"/>
-                <w:color w:val="000000"/>
-              </w:rPr>
-            </w:pPr>
-            <w:r xmlns:w="http://schemas.openxmlformats.org/wordprocessingml/2006/main" xmlns:wp="http://schemas.openxmlformats.org/drawingml/2006/wordprocessingDrawing" xmlns:r="http://schemas.openxmlformats.org/officeDocument/2006/relationships" xmlns:w14="http://schemas.microsoft.com/office/word/2010/wordml">
-              <w:rPr>
-                <w:rFonts w:ascii="Times New Roman" w:hAnsi="Times New Roman" w:eastAsia="Times New Roman" w:cs="Times New Roman"/>
-                <w:i w:val="false"/>
-                <w:b w:val="false"/>
-                <w:u w:val="none"/>
-                <w:sz w:val="20"/>
-                <w:szCs w:val="20"/>
-                <w:color w:val="000000"/>
-              </w:rPr>
-              <w:t xml:space="preserve">total &amp; unguided</w:t>
-            </w:r>
-          </w:p>
-        </w:tc>
-        <w:tc>
-          <w:tcPr>
-            <w:tcBorders>
-              <w:bottom w:val="none" w:sz="0" w:space="0" w:color="000000"/>
-              <w:top w:val="none" w:sz="0" w:space="0" w:color="000000"/>
-              <w:left w:val="none" w:sz="0" w:space="0" w:color="000000"/>
-              <w:right w:val="none" w:sz="0" w:space="0" w:color="000000"/>
-            </w:tcBorders>
-            <w:shd w:val="clear" w:color="auto" w:fill="FFFFFF"/>
-            <w:tcMar>
-              <w:top w:w="0" w:type="dxa"/>
-              <w:bottom w:w="0" w:type="dxa"/>
-              <w:left w:w="0" w:type="dxa"/>
-              <w:right w:w="0" w:type="dxa"/>
-            </w:tcMar>
-            <w:vAlign w:val="center"/>
-          </w:tcPr>
-          <w:p>
-            <w:pPr>
-              <w:pStyle w:val="Normal"/>
-              <w:jc w:val="left"/>
-              <w:pBdr>
-                <w:bottom w:val="none" w:sz="0" w:space="0" w:color="000000"/>
-                <w:top w:val="none" w:sz="0" w:space="0" w:color="000000"/>
-                <w:left w:val="none" w:sz="0" w:space="0" w:color="000000"/>
-                <w:right w:val="none" w:sz="0" w:space="0" w:color="000000"/>
-              </w:pBdr>
-              <w:spacing w:after="100" w:before="100" w:line="240"/>
-              <w:ind w:left="100" w:right="100" w:firstLine="0" w:firstLineChars="0"/>
-              <w:rPr>
-                <w:rFonts w:ascii="Times New Roman" w:hAnsi="Times New Roman" w:eastAsia="Times New Roman" w:cs="Times New Roman"/>
-                <w:i w:val="false"/>
-                <w:b w:val="false"/>
-                <w:u w:val="none"/>
-                <w:sz w:val="20"/>
-                <w:szCs w:val="20"/>
-                <w:color w:val="000000"/>
-              </w:rPr>
-            </w:pPr>
-            <w:r xmlns:w="http://schemas.openxmlformats.org/wordprocessingml/2006/main" xmlns:wp="http://schemas.openxmlformats.org/drawingml/2006/wordprocessingDrawing" xmlns:r="http://schemas.openxmlformats.org/officeDocument/2006/relationships" xmlns:w14="http://schemas.microsoft.com/office/word/2010/wordml">
-              <w:rPr>
-                <w:rFonts w:ascii="Times New Roman" w:hAnsi="Times New Roman" w:eastAsia="Times New Roman" w:cs="Times New Roman"/>
-                <w:i w:val="false"/>
-                <w:b w:val="false"/>
-                <w:u w:val="none"/>
-                <w:sz w:val="20"/>
-                <w:szCs w:val="20"/>
-                <w:color w:val="000000"/>
-              </w:rPr>
-              <w:t xml:space="preserve">7.86-9.4</w:t>
-            </w:r>
-          </w:p>
-        </w:tc>
-        <w:tc>
-          <w:tcPr>
-            <w:tcBorders>
-              <w:bottom w:val="none" w:sz="0" w:space="0" w:color="000000"/>
-              <w:top w:val="none" w:sz="0" w:space="0" w:color="000000"/>
-              <w:left w:val="none" w:sz="0" w:space="0" w:color="000000"/>
-              <w:right w:val="none" w:sz="0" w:space="0" w:color="000000"/>
-            </w:tcBorders>
-            <w:shd w:val="clear" w:color="auto" w:fill="FFFFFF"/>
-            <w:tcMar>
-              <w:top w:w="0" w:type="dxa"/>
-              <w:bottom w:w="0" w:type="dxa"/>
-              <w:left w:w="0" w:type="dxa"/>
-              <w:right w:w="0" w:type="dxa"/>
-            </w:tcMar>
-            <w:vAlign w:val="center"/>
-          </w:tcPr>
-          <w:p>
-            <w:pPr>
-              <w:pStyle w:val="Normal"/>
-              <w:jc w:val="left"/>
-              <w:pBdr>
-                <w:bottom w:val="none" w:sz="0" w:space="0" w:color="000000"/>
-                <w:top w:val="none" w:sz="0" w:space="0" w:color="000000"/>
-                <w:left w:val="none" w:sz="0" w:space="0" w:color="000000"/>
-                <w:right w:val="none" w:sz="0" w:space="0" w:color="000000"/>
-              </w:pBdr>
-              <w:spacing w:after="100" w:before="100" w:line="240"/>
-              <w:ind w:left="100" w:right="100" w:firstLine="0" w:firstLineChars="0"/>
-              <w:rPr>
-                <w:rFonts w:ascii="Times New Roman" w:hAnsi="Times New Roman" w:eastAsia="Times New Roman" w:cs="Times New Roman"/>
-                <w:i w:val="false"/>
-                <w:b w:val="false"/>
-                <w:u w:val="none"/>
-                <w:sz w:val="20"/>
-                <w:szCs w:val="20"/>
-                <w:color w:val="000000"/>
-              </w:rPr>
-            </w:pPr>
-            <w:r xmlns:w="http://schemas.openxmlformats.org/wordprocessingml/2006/main" xmlns:wp="http://schemas.openxmlformats.org/drawingml/2006/wordprocessingDrawing" xmlns:r="http://schemas.openxmlformats.org/officeDocument/2006/relationships" xmlns:w14="http://schemas.microsoft.com/office/word/2010/wordml">
-              <w:rPr>
-                <w:rFonts w:ascii="Times New Roman" w:hAnsi="Times New Roman" w:eastAsia="Times New Roman" w:cs="Times New Roman"/>
-                <w:i w:val="false"/>
-                <w:b w:val="false"/>
-                <w:u w:val="none"/>
-                <w:sz w:val="20"/>
-                <w:szCs w:val="20"/>
-                <w:color w:val="000000"/>
-              </w:rPr>
-              <w:t xml:space="preserve">4.03-5.62</w:t>
-            </w:r>
-          </w:p>
-        </w:tc>
-        <w:tc>
-          <w:tcPr>
-            <w:tcBorders>
-              <w:bottom w:val="none" w:sz="0" w:space="0" w:color="000000"/>
-              <w:top w:val="none" w:sz="0" w:space="0" w:color="000000"/>
-              <w:left w:val="none" w:sz="0" w:space="0" w:color="000000"/>
-              <w:right w:val="none" w:sz="0" w:space="0" w:color="000000"/>
-            </w:tcBorders>
-            <w:shd w:val="clear" w:color="auto" w:fill="FFFFFF"/>
-            <w:tcMar>
-              <w:top w:w="0" w:type="dxa"/>
-              <w:bottom w:w="0" w:type="dxa"/>
-              <w:left w:w="0" w:type="dxa"/>
-              <w:right w:w="0" w:type="dxa"/>
-            </w:tcMar>
-            <w:vAlign w:val="center"/>
-          </w:tcPr>
-          <w:p>
-            <w:pPr>
-              <w:pStyle w:val="Normal"/>
-              <w:jc w:val="left"/>
-              <w:pBdr>
-                <w:bottom w:val="none" w:sz="0" w:space="0" w:color="000000"/>
-                <w:top w:val="none" w:sz="0" w:space="0" w:color="000000"/>
-                <w:left w:val="none" w:sz="0" w:space="0" w:color="000000"/>
-                <w:right w:val="none" w:sz="0" w:space="0" w:color="000000"/>
-              </w:pBdr>
-              <w:spacing w:after="100" w:before="100" w:line="240"/>
-              <w:ind w:left="100" w:right="100" w:firstLine="0" w:firstLineChars="0"/>
-              <w:rPr>
-                <w:rFonts w:ascii="Times New Roman" w:hAnsi="Times New Roman" w:eastAsia="Times New Roman" w:cs="Times New Roman"/>
-                <w:i w:val="false"/>
-                <w:b w:val="false"/>
-                <w:u w:val="none"/>
-                <w:sz w:val="20"/>
-                <w:szCs w:val="20"/>
-                <w:color w:val="000000"/>
-              </w:rPr>
-            </w:pPr>
-            <w:r xmlns:w="http://schemas.openxmlformats.org/wordprocessingml/2006/main" xmlns:wp="http://schemas.openxmlformats.org/drawingml/2006/wordprocessingDrawing" xmlns:r="http://schemas.openxmlformats.org/officeDocument/2006/relationships" xmlns:w14="http://schemas.microsoft.com/office/word/2010/wordml">
-              <w:rPr>
-                <w:rFonts w:ascii="Times New Roman" w:hAnsi="Times New Roman" w:eastAsia="Times New Roman" w:cs="Times New Roman"/>
-                <w:i w:val="false"/>
-                <w:b w:val="false"/>
-                <w:u w:val="none"/>
-                <w:sz w:val="20"/>
-                <w:szCs w:val="20"/>
-                <w:color w:val="000000"/>
-              </w:rPr>
-              <w:t xml:space="preserve">16.46-16.6</w:t>
-            </w:r>
-          </w:p>
-        </w:tc>
-        <w:tc>
-          <w:tcPr>
-            <w:tcBorders>
-              <w:bottom w:val="none" w:sz="0" w:space="0" w:color="000000"/>
-              <w:top w:val="none" w:sz="0" w:space="0" w:color="000000"/>
-              <w:left w:val="none" w:sz="0" w:space="0" w:color="000000"/>
-              <w:right w:val="none" w:sz="0" w:space="0" w:color="000000"/>
-            </w:tcBorders>
-            <w:shd w:val="clear" w:color="auto" w:fill="FFFFFF"/>
-            <w:tcMar>
-              <w:top w:w="0" w:type="dxa"/>
-              <w:bottom w:w="0" w:type="dxa"/>
-              <w:left w:w="0" w:type="dxa"/>
-              <w:right w:w="0" w:type="dxa"/>
-            </w:tcMar>
-            <w:vAlign w:val="center"/>
-          </w:tcPr>
-          <w:p>
-            <w:pPr>
-              <w:pStyle w:val="Normal"/>
-              <w:jc w:val="left"/>
-              <w:pBdr>
-                <w:bottom w:val="none" w:sz="0" w:space="0" w:color="000000"/>
-                <w:top w:val="none" w:sz="0" w:space="0" w:color="000000"/>
-                <w:left w:val="none" w:sz="0" w:space="0" w:color="000000"/>
-                <w:right w:val="none" w:sz="0" w:space="0" w:color="000000"/>
-              </w:pBdr>
-              <w:spacing w:after="100" w:before="100" w:line="240"/>
-              <w:ind w:left="100" w:right="100" w:firstLine="0" w:firstLineChars="0"/>
-              <w:rPr>
-                <w:rFonts w:ascii="Times New Roman" w:hAnsi="Times New Roman" w:eastAsia="Times New Roman" w:cs="Times New Roman"/>
-                <w:i w:val="false"/>
-                <w:b w:val="false"/>
-                <w:u w:val="none"/>
-                <w:sz w:val="20"/>
-                <w:szCs w:val="20"/>
-                <w:color w:val="000000"/>
-              </w:rPr>
-            </w:pPr>
-            <w:r xmlns:w="http://schemas.openxmlformats.org/wordprocessingml/2006/main" xmlns:wp="http://schemas.openxmlformats.org/drawingml/2006/wordprocessingDrawing" xmlns:r="http://schemas.openxmlformats.org/officeDocument/2006/relationships" xmlns:w14="http://schemas.microsoft.com/office/word/2010/wordml">
-              <w:rPr>
-                <w:rFonts w:ascii="Times New Roman" w:hAnsi="Times New Roman" w:eastAsia="Times New Roman" w:cs="Times New Roman"/>
-                <w:i w:val="false"/>
-                <w:b w:val="false"/>
-                <w:u w:val="none"/>
-                <w:sz w:val="20"/>
-                <w:szCs w:val="20"/>
-                <w:color w:val="000000"/>
-              </w:rPr>
-              <w:t xml:space="preserve">0.23-0.23</w:t>
-            </w:r>
-          </w:p>
-        </w:tc>
-        <w:tc>
-          <w:tcPr>
-            <w:tcBorders>
-              <w:bottom w:val="none" w:sz="0" w:space="0" w:color="000000"/>
-              <w:top w:val="none" w:sz="0" w:space="0" w:color="000000"/>
-              <w:left w:val="none" w:sz="0" w:space="0" w:color="000000"/>
-              <w:right w:val="none" w:sz="0" w:space="0" w:color="000000"/>
-            </w:tcBorders>
-            <w:shd w:val="clear" w:color="auto" w:fill="FFFFFF"/>
-            <w:tcMar>
-              <w:top w:w="0" w:type="dxa"/>
-              <w:bottom w:w="0" w:type="dxa"/>
-              <w:left w:w="0" w:type="dxa"/>
-              <w:right w:w="0" w:type="dxa"/>
-            </w:tcMar>
-            <w:vAlign w:val="center"/>
-          </w:tcPr>
-          <w:p>
-            <w:pPr>
-              <w:pStyle w:val="Normal"/>
-              <w:jc w:val="left"/>
-              <w:pBdr>
-                <w:bottom w:val="none" w:sz="0" w:space="0" w:color="000000"/>
-                <w:top w:val="none" w:sz="0" w:space="0" w:color="000000"/>
-                <w:left w:val="none" w:sz="0" w:space="0" w:color="000000"/>
-                <w:right w:val="none" w:sz="0" w:space="0" w:color="000000"/>
-              </w:pBdr>
-              <w:spacing w:after="100" w:before="100" w:line="240"/>
-              <w:ind w:left="100" w:right="100" w:firstLine="0" w:firstLineChars="0"/>
-              <w:rPr>
-                <w:rFonts w:ascii="Times New Roman" w:hAnsi="Times New Roman" w:eastAsia="Times New Roman" w:cs="Times New Roman"/>
-                <w:i w:val="false"/>
-                <w:b w:val="false"/>
-                <w:u w:val="none"/>
-                <w:sz w:val="20"/>
-                <w:szCs w:val="20"/>
-                <w:color w:val="000000"/>
-              </w:rPr>
-            </w:pPr>
-            <w:r xmlns:w="http://schemas.openxmlformats.org/wordprocessingml/2006/main" xmlns:wp="http://schemas.openxmlformats.org/drawingml/2006/wordprocessingDrawing" xmlns:r="http://schemas.openxmlformats.org/officeDocument/2006/relationships" xmlns:w14="http://schemas.microsoft.com/office/word/2010/wordml">
-              <w:rPr>
-                <w:rFonts w:ascii="Times New Roman" w:hAnsi="Times New Roman" w:eastAsia="Times New Roman" w:cs="Times New Roman"/>
-                <w:i w:val="false"/>
-                <w:b w:val="false"/>
-                <w:u w:val="none"/>
-                <w:sz w:val="20"/>
-                <w:szCs w:val="20"/>
-                <w:color w:val="000000"/>
-              </w:rPr>
-              <w:t xml:space="preserve">1.12-1.13</w:t>
+              <w:t xml:space="preserve">non-YE, non-pelagic</w:t>
+            </w:r>
+          </w:p>
+        </w:tc>
+        <w:tc>
+          <w:tcPr>
+            <w:tcBorders>
+              <w:bottom w:val="none" w:sz="0" w:space="0" w:color="000000"/>
+              <w:top w:val="none" w:sz="0" w:space="0" w:color="000000"/>
+              <w:left w:val="none" w:sz="0" w:space="0" w:color="000000"/>
+              <w:right w:val="none" w:sz="0" w:space="0" w:color="000000"/>
+            </w:tcBorders>
+            <w:shd w:val="clear" w:color="auto" w:fill="FFFFFF"/>
+            <w:tcMar>
+              <w:top w:w="0" w:type="dxa"/>
+              <w:bottom w:w="0" w:type="dxa"/>
+              <w:left w:w="0" w:type="dxa"/>
+              <w:right w:w="0" w:type="dxa"/>
+            </w:tcMar>
+            <w:vAlign w:val="center"/>
+          </w:tcPr>
+          <w:p>
+            <w:pPr>
+              <w:pStyle w:val="Normal"/>
+              <w:jc w:val="left"/>
+              <w:pBdr>
+                <w:bottom w:val="none" w:sz="0" w:space="0" w:color="000000"/>
+                <w:top w:val="none" w:sz="0" w:space="0" w:color="000000"/>
+                <w:left w:val="none" w:sz="0" w:space="0" w:color="000000"/>
+                <w:right w:val="none" w:sz="0" w:space="0" w:color="000000"/>
+              </w:pBdr>
+              <w:spacing w:after="100" w:before="100" w:line="240"/>
+              <w:ind w:left="100" w:right="100" w:firstLine="0" w:firstLineChars="0"/>
+              <w:rPr>
+                <w:rFonts w:ascii="Times New Roman" w:hAnsi="Times New Roman" w:eastAsia="Times New Roman" w:cs="Times New Roman"/>
+                <w:i w:val="false"/>
+                <w:b w:val="false"/>
+                <w:u w:val="none"/>
+                <w:sz w:val="20"/>
+                <w:szCs w:val="20"/>
+                <w:color w:val="000000"/>
+              </w:rPr>
+            </w:pPr>
+            <w:r xmlns:w="http://schemas.openxmlformats.org/wordprocessingml/2006/main" xmlns:wp="http://schemas.openxmlformats.org/drawingml/2006/wordprocessingDrawing" xmlns:r="http://schemas.openxmlformats.org/officeDocument/2006/relationships" xmlns:w14="http://schemas.microsoft.com/office/word/2010/wordml">
+              <w:rPr>
+                <w:rFonts w:ascii="Times New Roman" w:hAnsi="Times New Roman" w:eastAsia="Times New Roman" w:cs="Times New Roman"/>
+                <w:i w:val="false"/>
+                <w:b w:val="false"/>
+                <w:u w:val="none"/>
+                <w:sz w:val="20"/>
+                <w:szCs w:val="20"/>
+                <w:color w:val="000000"/>
+              </w:rPr>
+              <w:t xml:space="preserve">unguided</w:t>
+            </w:r>
+          </w:p>
+        </w:tc>
+        <w:tc>
+          <w:tcPr>
+            <w:tcBorders>
+              <w:bottom w:val="none" w:sz="0" w:space="0" w:color="000000"/>
+              <w:top w:val="none" w:sz="0" w:space="0" w:color="000000"/>
+              <w:left w:val="none" w:sz="0" w:space="0" w:color="000000"/>
+              <w:right w:val="none" w:sz="0" w:space="0" w:color="000000"/>
+            </w:tcBorders>
+            <w:shd w:val="clear" w:color="auto" w:fill="FFFFFF"/>
+            <w:tcMar>
+              <w:top w:w="0" w:type="dxa"/>
+              <w:bottom w:w="0" w:type="dxa"/>
+              <w:left w:w="0" w:type="dxa"/>
+              <w:right w:w="0" w:type="dxa"/>
+            </w:tcMar>
+            <w:vAlign w:val="center"/>
+          </w:tcPr>
+          <w:p>
+            <w:pPr>
+              <w:pStyle w:val="Normal"/>
+              <w:jc w:val="left"/>
+              <w:pBdr>
+                <w:bottom w:val="none" w:sz="0" w:space="0" w:color="000000"/>
+                <w:top w:val="none" w:sz="0" w:space="0" w:color="000000"/>
+                <w:left w:val="none" w:sz="0" w:space="0" w:color="000000"/>
+                <w:right w:val="none" w:sz="0" w:space="0" w:color="000000"/>
+              </w:pBdr>
+              <w:spacing w:after="100" w:before="100" w:line="240"/>
+              <w:ind w:left="100" w:right="100" w:firstLine="0" w:firstLineChars="0"/>
+              <w:rPr>
+                <w:rFonts w:ascii="Times New Roman" w:hAnsi="Times New Roman" w:eastAsia="Times New Roman" w:cs="Times New Roman"/>
+                <w:i w:val="false"/>
+                <w:b w:val="false"/>
+                <w:u w:val="none"/>
+                <w:sz w:val="20"/>
+                <w:szCs w:val="20"/>
+                <w:color w:val="000000"/>
+              </w:rPr>
+            </w:pPr>
+            <w:r xmlns:w="http://schemas.openxmlformats.org/wordprocessingml/2006/main" xmlns:wp="http://schemas.openxmlformats.org/drawingml/2006/wordprocessingDrawing" xmlns:r="http://schemas.openxmlformats.org/officeDocument/2006/relationships" xmlns:w14="http://schemas.microsoft.com/office/word/2010/wordml">
+              <w:rPr>
+                <w:rFonts w:ascii="Times New Roman" w:hAnsi="Times New Roman" w:eastAsia="Times New Roman" w:cs="Times New Roman"/>
+                <w:i w:val="false"/>
+                <w:b w:val="false"/>
+                <w:u w:val="none"/>
+                <w:sz w:val="20"/>
+                <w:szCs w:val="20"/>
+                <w:color w:val="000000"/>
+              </w:rPr>
+              <w:t xml:space="preserve">7.97</w:t>
+            </w:r>
+          </w:p>
+        </w:tc>
+        <w:tc>
+          <w:tcPr>
+            <w:tcBorders>
+              <w:bottom w:val="none" w:sz="0" w:space="0" w:color="000000"/>
+              <w:top w:val="none" w:sz="0" w:space="0" w:color="000000"/>
+              <w:left w:val="none" w:sz="0" w:space="0" w:color="000000"/>
+              <w:right w:val="none" w:sz="0" w:space="0" w:color="000000"/>
+            </w:tcBorders>
+            <w:shd w:val="clear" w:color="auto" w:fill="FFFFFF"/>
+            <w:tcMar>
+              <w:top w:w="0" w:type="dxa"/>
+              <w:bottom w:w="0" w:type="dxa"/>
+              <w:left w:w="0" w:type="dxa"/>
+              <w:right w:w="0" w:type="dxa"/>
+            </w:tcMar>
+            <w:vAlign w:val="center"/>
+          </w:tcPr>
+          <w:p>
+            <w:pPr>
+              <w:pStyle w:val="Normal"/>
+              <w:jc w:val="left"/>
+              <w:pBdr>
+                <w:bottom w:val="none" w:sz="0" w:space="0" w:color="000000"/>
+                <w:top w:val="none" w:sz="0" w:space="0" w:color="000000"/>
+                <w:left w:val="none" w:sz="0" w:space="0" w:color="000000"/>
+                <w:right w:val="none" w:sz="0" w:space="0" w:color="000000"/>
+              </w:pBdr>
+              <w:spacing w:after="100" w:before="100" w:line="240"/>
+              <w:ind w:left="100" w:right="100" w:firstLine="0" w:firstLineChars="0"/>
+              <w:rPr>
+                <w:rFonts w:ascii="Times New Roman" w:hAnsi="Times New Roman" w:eastAsia="Times New Roman" w:cs="Times New Roman"/>
+                <w:i w:val="false"/>
+                <w:b w:val="false"/>
+                <w:u w:val="none"/>
+                <w:sz w:val="20"/>
+                <w:szCs w:val="20"/>
+                <w:color w:val="000000"/>
+              </w:rPr>
+            </w:pPr>
+            <w:r xmlns:w="http://schemas.openxmlformats.org/wordprocessingml/2006/main" xmlns:wp="http://schemas.openxmlformats.org/drawingml/2006/wordprocessingDrawing" xmlns:r="http://schemas.openxmlformats.org/officeDocument/2006/relationships" xmlns:w14="http://schemas.microsoft.com/office/word/2010/wordml">
+              <w:rPr>
+                <w:rFonts w:ascii="Times New Roman" w:hAnsi="Times New Roman" w:eastAsia="Times New Roman" w:cs="Times New Roman"/>
+                <w:i w:val="false"/>
+                <w:b w:val="false"/>
+                <w:u w:val="none"/>
+                <w:sz w:val="20"/>
+                <w:szCs w:val="20"/>
+                <w:color w:val="000000"/>
+              </w:rPr>
+              <w:t xml:space="preserve">4.12</w:t>
+            </w:r>
+          </w:p>
+        </w:tc>
+        <w:tc>
+          <w:tcPr>
+            <w:tcBorders>
+              <w:bottom w:val="none" w:sz="0" w:space="0" w:color="000000"/>
+              <w:top w:val="none" w:sz="0" w:space="0" w:color="000000"/>
+              <w:left w:val="none" w:sz="0" w:space="0" w:color="000000"/>
+              <w:right w:val="none" w:sz="0" w:space="0" w:color="000000"/>
+            </w:tcBorders>
+            <w:shd w:val="clear" w:color="auto" w:fill="FFFFFF"/>
+            <w:tcMar>
+              <w:top w:w="0" w:type="dxa"/>
+              <w:bottom w:w="0" w:type="dxa"/>
+              <w:left w:w="0" w:type="dxa"/>
+              <w:right w:w="0" w:type="dxa"/>
+            </w:tcMar>
+            <w:vAlign w:val="center"/>
+          </w:tcPr>
+          <w:p>
+            <w:pPr>
+              <w:pStyle w:val="Normal"/>
+              <w:jc w:val="left"/>
+              <w:pBdr>
+                <w:bottom w:val="none" w:sz="0" w:space="0" w:color="000000"/>
+                <w:top w:val="none" w:sz="0" w:space="0" w:color="000000"/>
+                <w:left w:val="none" w:sz="0" w:space="0" w:color="000000"/>
+                <w:right w:val="none" w:sz="0" w:space="0" w:color="000000"/>
+              </w:pBdr>
+              <w:spacing w:after="100" w:before="100" w:line="240"/>
+              <w:ind w:left="100" w:right="100" w:firstLine="0" w:firstLineChars="0"/>
+              <w:rPr>
+                <w:rFonts w:ascii="Times New Roman" w:hAnsi="Times New Roman" w:eastAsia="Times New Roman" w:cs="Times New Roman"/>
+                <w:i w:val="false"/>
+                <w:b w:val="false"/>
+                <w:u w:val="none"/>
+                <w:sz w:val="20"/>
+                <w:szCs w:val="20"/>
+                <w:color w:val="000000"/>
+              </w:rPr>
+            </w:pPr>
+            <w:r xmlns:w="http://schemas.openxmlformats.org/wordprocessingml/2006/main" xmlns:wp="http://schemas.openxmlformats.org/drawingml/2006/wordprocessingDrawing" xmlns:r="http://schemas.openxmlformats.org/officeDocument/2006/relationships" xmlns:w14="http://schemas.microsoft.com/office/word/2010/wordml">
+              <w:rPr>
+                <w:rFonts w:ascii="Times New Roman" w:hAnsi="Times New Roman" w:eastAsia="Times New Roman" w:cs="Times New Roman"/>
+                <w:i w:val="false"/>
+                <w:b w:val="false"/>
+                <w:u w:val="none"/>
+                <w:sz w:val="20"/>
+                <w:szCs w:val="20"/>
+                <w:color w:val="000000"/>
+              </w:rPr>
+              <w:t xml:space="preserve">16.48</w:t>
+            </w:r>
+          </w:p>
+        </w:tc>
+        <w:tc>
+          <w:tcPr>
+            <w:tcBorders>
+              <w:bottom w:val="none" w:sz="0" w:space="0" w:color="000000"/>
+              <w:top w:val="none" w:sz="0" w:space="0" w:color="000000"/>
+              <w:left w:val="none" w:sz="0" w:space="0" w:color="000000"/>
+              <w:right w:val="none" w:sz="0" w:space="0" w:color="000000"/>
+            </w:tcBorders>
+            <w:shd w:val="clear" w:color="auto" w:fill="FFFFFF"/>
+            <w:tcMar>
+              <w:top w:w="0" w:type="dxa"/>
+              <w:bottom w:w="0" w:type="dxa"/>
+              <w:left w:w="0" w:type="dxa"/>
+              <w:right w:w="0" w:type="dxa"/>
+            </w:tcMar>
+            <w:vAlign w:val="center"/>
+          </w:tcPr>
+          <w:p>
+            <w:pPr>
+              <w:pStyle w:val="Normal"/>
+              <w:jc w:val="left"/>
+              <w:pBdr>
+                <w:bottom w:val="none" w:sz="0" w:space="0" w:color="000000"/>
+                <w:top w:val="none" w:sz="0" w:space="0" w:color="000000"/>
+                <w:left w:val="none" w:sz="0" w:space="0" w:color="000000"/>
+                <w:right w:val="none" w:sz="0" w:space="0" w:color="000000"/>
+              </w:pBdr>
+              <w:spacing w:after="100" w:before="100" w:line="240"/>
+              <w:ind w:left="100" w:right="100" w:firstLine="0" w:firstLineChars="0"/>
+              <w:rPr>
+                <w:rFonts w:ascii="Times New Roman" w:hAnsi="Times New Roman" w:eastAsia="Times New Roman" w:cs="Times New Roman"/>
+                <w:i w:val="false"/>
+                <w:b w:val="false"/>
+                <w:u w:val="none"/>
+                <w:sz w:val="20"/>
+                <w:szCs w:val="20"/>
+                <w:color w:val="000000"/>
+              </w:rPr>
+            </w:pPr>
+            <w:r xmlns:w="http://schemas.openxmlformats.org/wordprocessingml/2006/main" xmlns:wp="http://schemas.openxmlformats.org/drawingml/2006/wordprocessingDrawing" xmlns:r="http://schemas.openxmlformats.org/officeDocument/2006/relationships" xmlns:w14="http://schemas.microsoft.com/office/word/2010/wordml">
+              <w:rPr>
+                <w:rFonts w:ascii="Times New Roman" w:hAnsi="Times New Roman" w:eastAsia="Times New Roman" w:cs="Times New Roman"/>
+                <w:i w:val="false"/>
+                <w:b w:val="false"/>
+                <w:u w:val="none"/>
+                <w:sz w:val="20"/>
+                <w:szCs w:val="20"/>
+                <w:color w:val="000000"/>
+              </w:rPr>
+              <w:t xml:space="preserve">0.23</w:t>
+            </w:r>
+          </w:p>
+        </w:tc>
+        <w:tc>
+          <w:tcPr>
+            <w:tcBorders>
+              <w:bottom w:val="none" w:sz="0" w:space="0" w:color="000000"/>
+              <w:top w:val="none" w:sz="0" w:space="0" w:color="000000"/>
+              <w:left w:val="none" w:sz="0" w:space="0" w:color="000000"/>
+              <w:right w:val="none" w:sz="0" w:space="0" w:color="000000"/>
+            </w:tcBorders>
+            <w:shd w:val="clear" w:color="auto" w:fill="FFFFFF"/>
+            <w:tcMar>
+              <w:top w:w="0" w:type="dxa"/>
+              <w:bottom w:w="0" w:type="dxa"/>
+              <w:left w:w="0" w:type="dxa"/>
+              <w:right w:w="0" w:type="dxa"/>
+            </w:tcMar>
+            <w:vAlign w:val="center"/>
+          </w:tcPr>
+          <w:p>
+            <w:pPr>
+              <w:pStyle w:val="Normal"/>
+              <w:jc w:val="left"/>
+              <w:pBdr>
+                <w:bottom w:val="none" w:sz="0" w:space="0" w:color="000000"/>
+                <w:top w:val="none" w:sz="0" w:space="0" w:color="000000"/>
+                <w:left w:val="none" w:sz="0" w:space="0" w:color="000000"/>
+                <w:right w:val="none" w:sz="0" w:space="0" w:color="000000"/>
+              </w:pBdr>
+              <w:spacing w:after="100" w:before="100" w:line="240"/>
+              <w:ind w:left="100" w:right="100" w:firstLine="0" w:firstLineChars="0"/>
+              <w:rPr>
+                <w:rFonts w:ascii="Times New Roman" w:hAnsi="Times New Roman" w:eastAsia="Times New Roman" w:cs="Times New Roman"/>
+                <w:i w:val="false"/>
+                <w:b w:val="false"/>
+                <w:u w:val="none"/>
+                <w:sz w:val="20"/>
+                <w:szCs w:val="20"/>
+                <w:color w:val="000000"/>
+              </w:rPr>
+            </w:pPr>
+            <w:r xmlns:w="http://schemas.openxmlformats.org/wordprocessingml/2006/main" xmlns:wp="http://schemas.openxmlformats.org/drawingml/2006/wordprocessingDrawing" xmlns:r="http://schemas.openxmlformats.org/officeDocument/2006/relationships" xmlns:w14="http://schemas.microsoft.com/office/word/2010/wordml">
+              <w:rPr>
+                <w:rFonts w:ascii="Times New Roman" w:hAnsi="Times New Roman" w:eastAsia="Times New Roman" w:cs="Times New Roman"/>
+                <w:i w:val="false"/>
+                <w:b w:val="false"/>
+                <w:u w:val="none"/>
+                <w:sz w:val="20"/>
+                <w:szCs w:val="20"/>
+                <w:color w:val="000000"/>
+              </w:rPr>
+              <w:t xml:space="preserve">1.13</w:t>
             </w:r>
           </w:p>
         </w:tc>
@@ -24171,7 +24811,7 @@
                 <w:szCs w:val="20"/>
                 <w:color w:val="000000"/>
               </w:rPr>
-              <w:t xml:space="preserve">EWYKT</w:t>
+              <w:t xml:space="preserve">NSEI</w:t>
             </w:r>
           </w:p>
         </w:tc>
@@ -24224,60 +24864,60 @@
                 <w:szCs w:val="20"/>
                 <w:color w:val="000000"/>
               </w:rPr>
-              <w:t xml:space="preserve">2005</w:t>
-            </w:r>
-          </w:p>
-        </w:tc>
-        <w:tc>
-          <w:tcPr>
-            <w:tcBorders>
-              <w:bottom w:val="none" w:sz="0" w:space="0" w:color="000000"/>
-              <w:top w:val="none" w:sz="0" w:space="0" w:color="000000"/>
-              <w:left w:val="none" w:sz="0" w:space="0" w:color="000000"/>
-              <w:right w:val="none" w:sz="0" w:space="0" w:color="000000"/>
-            </w:tcBorders>
-            <w:shd w:val="clear" w:color="auto" w:fill="FFFFFF"/>
-            <w:tcMar>
-              <w:top w:w="0" w:type="dxa"/>
-              <w:bottom w:w="0" w:type="dxa"/>
-              <w:left w:w="0" w:type="dxa"/>
-              <w:right w:w="0" w:type="dxa"/>
-            </w:tcMar>
-            <w:vAlign w:val="center"/>
-          </w:tcPr>
-          <w:p>
-            <w:pPr>
-              <w:pStyle w:val="Normal"/>
-              <w:jc w:val="left"/>
-              <w:pBdr>
-                <w:bottom w:val="none" w:sz="0" w:space="0" w:color="000000"/>
-                <w:top w:val="none" w:sz="0" w:space="0" w:color="000000"/>
-                <w:left w:val="none" w:sz="0" w:space="0" w:color="000000"/>
-                <w:right w:val="none" w:sz="0" w:space="0" w:color="000000"/>
-              </w:pBdr>
-              <w:spacing w:after="100" w:before="100" w:line="240"/>
-              <w:ind w:left="100" w:right="100" w:firstLine="0" w:firstLineChars="0"/>
-              <w:rPr>
-                <w:rFonts w:ascii="Times New Roman" w:hAnsi="Times New Roman" w:eastAsia="Times New Roman" w:cs="Times New Roman"/>
-                <w:i w:val="false"/>
-                <w:b w:val="false"/>
-                <w:u w:val="none"/>
-                <w:sz w:val="20"/>
-                <w:szCs w:val="20"/>
-                <w:color w:val="000000"/>
-              </w:rPr>
-            </w:pPr>
-            <w:r xmlns:w="http://schemas.openxmlformats.org/wordprocessingml/2006/main" xmlns:wp="http://schemas.openxmlformats.org/drawingml/2006/wordprocessingDrawing" xmlns:r="http://schemas.openxmlformats.org/officeDocument/2006/relationships" xmlns:w14="http://schemas.microsoft.com/office/word/2010/wordml">
-              <w:rPr>
-                <w:rFonts w:ascii="Times New Roman" w:hAnsi="Times New Roman" w:eastAsia="Times New Roman" w:cs="Times New Roman"/>
-                <w:i w:val="false"/>
-                <w:b w:val="false"/>
-                <w:u w:val="none"/>
-                <w:sz w:val="20"/>
-                <w:szCs w:val="20"/>
-                <w:color w:val="000000"/>
-              </w:rPr>
-              <w:t xml:space="preserve">non-YE, non-pelagic</w:t>
+              <w:t xml:space="preserve">1977</w:t>
+            </w:r>
+          </w:p>
+        </w:tc>
+        <w:tc>
+          <w:tcPr>
+            <w:tcBorders>
+              <w:bottom w:val="none" w:sz="0" w:space="0" w:color="000000"/>
+              <w:top w:val="none" w:sz="0" w:space="0" w:color="000000"/>
+              <w:left w:val="none" w:sz="0" w:space="0" w:color="000000"/>
+              <w:right w:val="none" w:sz="0" w:space="0" w:color="000000"/>
+            </w:tcBorders>
+            <w:shd w:val="clear" w:color="auto" w:fill="FFFFFF"/>
+            <w:tcMar>
+              <w:top w:w="0" w:type="dxa"/>
+              <w:bottom w:w="0" w:type="dxa"/>
+              <w:left w:w="0" w:type="dxa"/>
+              <w:right w:w="0" w:type="dxa"/>
+            </w:tcMar>
+            <w:vAlign w:val="center"/>
+          </w:tcPr>
+          <w:p>
+            <w:pPr>
+              <w:pStyle w:val="Normal"/>
+              <w:jc w:val="left"/>
+              <w:pBdr>
+                <w:bottom w:val="none" w:sz="0" w:space="0" w:color="000000"/>
+                <w:top w:val="none" w:sz="0" w:space="0" w:color="000000"/>
+                <w:left w:val="none" w:sz="0" w:space="0" w:color="000000"/>
+                <w:right w:val="none" w:sz="0" w:space="0" w:color="000000"/>
+              </w:pBdr>
+              <w:spacing w:after="100" w:before="100" w:line="240"/>
+              <w:ind w:left="100" w:right="100" w:firstLine="0" w:firstLineChars="0"/>
+              <w:rPr>
+                <w:rFonts w:ascii="Times New Roman" w:hAnsi="Times New Roman" w:eastAsia="Times New Roman" w:cs="Times New Roman"/>
+                <w:i w:val="false"/>
+                <w:b w:val="false"/>
+                <w:u w:val="none"/>
+                <w:sz w:val="20"/>
+                <w:szCs w:val="20"/>
+                <w:color w:val="000000"/>
+              </w:rPr>
+            </w:pPr>
+            <w:r xmlns:w="http://schemas.openxmlformats.org/wordprocessingml/2006/main" xmlns:wp="http://schemas.openxmlformats.org/drawingml/2006/wordprocessingDrawing" xmlns:r="http://schemas.openxmlformats.org/officeDocument/2006/relationships" xmlns:w14="http://schemas.microsoft.com/office/word/2010/wordml">
+              <w:rPr>
+                <w:rFonts w:ascii="Times New Roman" w:hAnsi="Times New Roman" w:eastAsia="Times New Roman" w:cs="Times New Roman"/>
+                <w:i w:val="false"/>
+                <w:b w:val="false"/>
+                <w:u w:val="none"/>
+                <w:sz w:val="20"/>
+                <w:szCs w:val="20"/>
+                <w:color w:val="000000"/>
+              </w:rPr>
+              <w:t xml:space="preserve">slope</w:t>
             </w:r>
           </w:p>
         </w:tc>
@@ -24383,219 +25023,755 @@
                 <w:szCs w:val="20"/>
                 <w:color w:val="000000"/>
               </w:rPr>
-              <w:t xml:space="preserve">7.97</w:t>
-            </w:r>
-          </w:p>
-        </w:tc>
-        <w:tc>
-          <w:tcPr>
-            <w:tcBorders>
-              <w:bottom w:val="none" w:sz="0" w:space="0" w:color="000000"/>
-              <w:top w:val="none" w:sz="0" w:space="0" w:color="000000"/>
-              <w:left w:val="none" w:sz="0" w:space="0" w:color="000000"/>
-              <w:right w:val="none" w:sz="0" w:space="0" w:color="000000"/>
-            </w:tcBorders>
-            <w:shd w:val="clear" w:color="auto" w:fill="FFFFFF"/>
-            <w:tcMar>
-              <w:top w:w="0" w:type="dxa"/>
-              <w:bottom w:w="0" w:type="dxa"/>
-              <w:left w:w="0" w:type="dxa"/>
-              <w:right w:w="0" w:type="dxa"/>
-            </w:tcMar>
-            <w:vAlign w:val="center"/>
-          </w:tcPr>
-          <w:p>
-            <w:pPr>
-              <w:pStyle w:val="Normal"/>
-              <w:jc w:val="left"/>
-              <w:pBdr>
-                <w:bottom w:val="none" w:sz="0" w:space="0" w:color="000000"/>
-                <w:top w:val="none" w:sz="0" w:space="0" w:color="000000"/>
-                <w:left w:val="none" w:sz="0" w:space="0" w:color="000000"/>
-                <w:right w:val="none" w:sz="0" w:space="0" w:color="000000"/>
-              </w:pBdr>
-              <w:spacing w:after="100" w:before="100" w:line="240"/>
-              <w:ind w:left="100" w:right="100" w:firstLine="0" w:firstLineChars="0"/>
-              <w:rPr>
-                <w:rFonts w:ascii="Times New Roman" w:hAnsi="Times New Roman" w:eastAsia="Times New Roman" w:cs="Times New Roman"/>
-                <w:i w:val="false"/>
-                <w:b w:val="false"/>
-                <w:u w:val="none"/>
-                <w:sz w:val="20"/>
-                <w:szCs w:val="20"/>
-                <w:color w:val="000000"/>
-              </w:rPr>
-            </w:pPr>
-            <w:r xmlns:w="http://schemas.openxmlformats.org/wordprocessingml/2006/main" xmlns:wp="http://schemas.openxmlformats.org/drawingml/2006/wordprocessingDrawing" xmlns:r="http://schemas.openxmlformats.org/officeDocument/2006/relationships" xmlns:w14="http://schemas.microsoft.com/office/word/2010/wordml">
-              <w:rPr>
-                <w:rFonts w:ascii="Times New Roman" w:hAnsi="Times New Roman" w:eastAsia="Times New Roman" w:cs="Times New Roman"/>
-                <w:i w:val="false"/>
-                <w:b w:val="false"/>
-                <w:u w:val="none"/>
-                <w:sz w:val="20"/>
-                <w:szCs w:val="20"/>
-                <w:color w:val="000000"/>
-              </w:rPr>
-              <w:t xml:space="preserve">4.12</w:t>
-            </w:r>
-          </w:p>
-        </w:tc>
-        <w:tc>
-          <w:tcPr>
-            <w:tcBorders>
-              <w:bottom w:val="none" w:sz="0" w:space="0" w:color="000000"/>
-              <w:top w:val="none" w:sz="0" w:space="0" w:color="000000"/>
-              <w:left w:val="none" w:sz="0" w:space="0" w:color="000000"/>
-              <w:right w:val="none" w:sz="0" w:space="0" w:color="000000"/>
-            </w:tcBorders>
-            <w:shd w:val="clear" w:color="auto" w:fill="FFFFFF"/>
-            <w:tcMar>
-              <w:top w:w="0" w:type="dxa"/>
-              <w:bottom w:w="0" w:type="dxa"/>
-              <w:left w:w="0" w:type="dxa"/>
-              <w:right w:w="0" w:type="dxa"/>
-            </w:tcMar>
-            <w:vAlign w:val="center"/>
-          </w:tcPr>
-          <w:p>
-            <w:pPr>
-              <w:pStyle w:val="Normal"/>
-              <w:jc w:val="left"/>
-              <w:pBdr>
-                <w:bottom w:val="none" w:sz="0" w:space="0" w:color="000000"/>
-                <w:top w:val="none" w:sz="0" w:space="0" w:color="000000"/>
-                <w:left w:val="none" w:sz="0" w:space="0" w:color="000000"/>
-                <w:right w:val="none" w:sz="0" w:space="0" w:color="000000"/>
-              </w:pBdr>
-              <w:spacing w:after="100" w:before="100" w:line="240"/>
-              <w:ind w:left="100" w:right="100" w:firstLine="0" w:firstLineChars="0"/>
-              <w:rPr>
-                <w:rFonts w:ascii="Times New Roman" w:hAnsi="Times New Roman" w:eastAsia="Times New Roman" w:cs="Times New Roman"/>
-                <w:i w:val="false"/>
-                <w:b w:val="false"/>
-                <w:u w:val="none"/>
-                <w:sz w:val="20"/>
-                <w:szCs w:val="20"/>
-                <w:color w:val="000000"/>
-              </w:rPr>
-            </w:pPr>
-            <w:r xmlns:w="http://schemas.openxmlformats.org/wordprocessingml/2006/main" xmlns:wp="http://schemas.openxmlformats.org/drawingml/2006/wordprocessingDrawing" xmlns:r="http://schemas.openxmlformats.org/officeDocument/2006/relationships" xmlns:w14="http://schemas.microsoft.com/office/word/2010/wordml">
-              <w:rPr>
-                <w:rFonts w:ascii="Times New Roman" w:hAnsi="Times New Roman" w:eastAsia="Times New Roman" w:cs="Times New Roman"/>
-                <w:i w:val="false"/>
-                <w:b w:val="false"/>
-                <w:u w:val="none"/>
-                <w:sz w:val="20"/>
-                <w:szCs w:val="20"/>
-                <w:color w:val="000000"/>
-              </w:rPr>
-              <w:t xml:space="preserve">16.48</w:t>
-            </w:r>
-          </w:p>
-        </w:tc>
-        <w:tc>
-          <w:tcPr>
-            <w:tcBorders>
-              <w:bottom w:val="none" w:sz="0" w:space="0" w:color="000000"/>
-              <w:top w:val="none" w:sz="0" w:space="0" w:color="000000"/>
-              <w:left w:val="none" w:sz="0" w:space="0" w:color="000000"/>
-              <w:right w:val="none" w:sz="0" w:space="0" w:color="000000"/>
-            </w:tcBorders>
-            <w:shd w:val="clear" w:color="auto" w:fill="FFFFFF"/>
-            <w:tcMar>
-              <w:top w:w="0" w:type="dxa"/>
-              <w:bottom w:w="0" w:type="dxa"/>
-              <w:left w:w="0" w:type="dxa"/>
-              <w:right w:w="0" w:type="dxa"/>
-            </w:tcMar>
-            <w:vAlign w:val="center"/>
-          </w:tcPr>
-          <w:p>
-            <w:pPr>
-              <w:pStyle w:val="Normal"/>
-              <w:jc w:val="left"/>
-              <w:pBdr>
-                <w:bottom w:val="none" w:sz="0" w:space="0" w:color="000000"/>
-                <w:top w:val="none" w:sz="0" w:space="0" w:color="000000"/>
-                <w:left w:val="none" w:sz="0" w:space="0" w:color="000000"/>
-                <w:right w:val="none" w:sz="0" w:space="0" w:color="000000"/>
-              </w:pBdr>
-              <w:spacing w:after="100" w:before="100" w:line="240"/>
-              <w:ind w:left="100" w:right="100" w:firstLine="0" w:firstLineChars="0"/>
-              <w:rPr>
-                <w:rFonts w:ascii="Times New Roman" w:hAnsi="Times New Roman" w:eastAsia="Times New Roman" w:cs="Times New Roman"/>
-                <w:i w:val="false"/>
-                <w:b w:val="false"/>
-                <w:u w:val="none"/>
-                <w:sz w:val="20"/>
-                <w:szCs w:val="20"/>
-                <w:color w:val="000000"/>
-              </w:rPr>
-            </w:pPr>
-            <w:r xmlns:w="http://schemas.openxmlformats.org/wordprocessingml/2006/main" xmlns:wp="http://schemas.openxmlformats.org/drawingml/2006/wordprocessingDrawing" xmlns:r="http://schemas.openxmlformats.org/officeDocument/2006/relationships" xmlns:w14="http://schemas.microsoft.com/office/word/2010/wordml">
-              <w:rPr>
-                <w:rFonts w:ascii="Times New Roman" w:hAnsi="Times New Roman" w:eastAsia="Times New Roman" w:cs="Times New Roman"/>
-                <w:i w:val="false"/>
-                <w:b w:val="false"/>
-                <w:u w:val="none"/>
-                <w:sz w:val="20"/>
-                <w:szCs w:val="20"/>
-                <w:color w:val="000000"/>
-              </w:rPr>
-              <w:t xml:space="preserve">0.23</w:t>
-            </w:r>
-          </w:p>
-        </w:tc>
-        <w:tc>
-          <w:tcPr>
-            <w:tcBorders>
-              <w:bottom w:val="none" w:sz="0" w:space="0" w:color="000000"/>
-              <w:top w:val="none" w:sz="0" w:space="0" w:color="000000"/>
-              <w:left w:val="none" w:sz="0" w:space="0" w:color="000000"/>
-              <w:right w:val="none" w:sz="0" w:space="0" w:color="000000"/>
-            </w:tcBorders>
-            <w:shd w:val="clear" w:color="auto" w:fill="FFFFFF"/>
-            <w:tcMar>
-              <w:top w:w="0" w:type="dxa"/>
-              <w:bottom w:w="0" w:type="dxa"/>
-              <w:left w:w="0" w:type="dxa"/>
-              <w:right w:w="0" w:type="dxa"/>
-            </w:tcMar>
-            <w:vAlign w:val="center"/>
-          </w:tcPr>
-          <w:p>
-            <w:pPr>
-              <w:pStyle w:val="Normal"/>
-              <w:jc w:val="left"/>
-              <w:pBdr>
-                <w:bottom w:val="none" w:sz="0" w:space="0" w:color="000000"/>
-                <w:top w:val="none" w:sz="0" w:space="0" w:color="000000"/>
-                <w:left w:val="none" w:sz="0" w:space="0" w:color="000000"/>
-                <w:right w:val="none" w:sz="0" w:space="0" w:color="000000"/>
-              </w:pBdr>
-              <w:spacing w:after="100" w:before="100" w:line="240"/>
-              <w:ind w:left="100" w:right="100" w:firstLine="0" w:firstLineChars="0"/>
-              <w:rPr>
-                <w:rFonts w:ascii="Times New Roman" w:hAnsi="Times New Roman" w:eastAsia="Times New Roman" w:cs="Times New Roman"/>
-                <w:i w:val="false"/>
-                <w:b w:val="false"/>
-                <w:u w:val="none"/>
-                <w:sz w:val="20"/>
-                <w:szCs w:val="20"/>
-                <w:color w:val="000000"/>
-              </w:rPr>
-            </w:pPr>
-            <w:r xmlns:w="http://schemas.openxmlformats.org/wordprocessingml/2006/main" xmlns:wp="http://schemas.openxmlformats.org/drawingml/2006/wordprocessingDrawing" xmlns:r="http://schemas.openxmlformats.org/officeDocument/2006/relationships" xmlns:w14="http://schemas.microsoft.com/office/word/2010/wordml">
-              <w:rPr>
-                <w:rFonts w:ascii="Times New Roman" w:hAnsi="Times New Roman" w:eastAsia="Times New Roman" w:cs="Times New Roman"/>
-                <w:i w:val="false"/>
-                <w:b w:val="false"/>
-                <w:u w:val="none"/>
-                <w:sz w:val="20"/>
-                <w:szCs w:val="20"/>
-                <w:color w:val="000000"/>
-              </w:rPr>
-              <w:t xml:space="preserve">1.13</w:t>
+              <w:t xml:space="preserve">159.67</w:t>
+            </w:r>
+          </w:p>
+        </w:tc>
+        <w:tc>
+          <w:tcPr>
+            <w:tcBorders>
+              <w:bottom w:val="none" w:sz="0" w:space="0" w:color="000000"/>
+              <w:top w:val="none" w:sz="0" w:space="0" w:color="000000"/>
+              <w:left w:val="none" w:sz="0" w:space="0" w:color="000000"/>
+              <w:right w:val="none" w:sz="0" w:space="0" w:color="000000"/>
+            </w:tcBorders>
+            <w:shd w:val="clear" w:color="auto" w:fill="FFFFFF"/>
+            <w:tcMar>
+              <w:top w:w="0" w:type="dxa"/>
+              <w:bottom w:w="0" w:type="dxa"/>
+              <w:left w:w="0" w:type="dxa"/>
+              <w:right w:w="0" w:type="dxa"/>
+            </w:tcMar>
+            <w:vAlign w:val="center"/>
+          </w:tcPr>
+          <w:p>
+            <w:pPr>
+              <w:pStyle w:val="Normal"/>
+              <w:jc w:val="left"/>
+              <w:pBdr>
+                <w:bottom w:val="none" w:sz="0" w:space="0" w:color="000000"/>
+                <w:top w:val="none" w:sz="0" w:space="0" w:color="000000"/>
+                <w:left w:val="none" w:sz="0" w:space="0" w:color="000000"/>
+                <w:right w:val="none" w:sz="0" w:space="0" w:color="000000"/>
+              </w:pBdr>
+              <w:spacing w:after="100" w:before="100" w:line="240"/>
+              <w:ind w:left="100" w:right="100" w:firstLine="0" w:firstLineChars="0"/>
+              <w:rPr>
+                <w:rFonts w:ascii="Times New Roman" w:hAnsi="Times New Roman" w:eastAsia="Times New Roman" w:cs="Times New Roman"/>
+                <w:i w:val="false"/>
+                <w:b w:val="false"/>
+                <w:u w:val="none"/>
+                <w:sz w:val="20"/>
+                <w:szCs w:val="20"/>
+                <w:color w:val="000000"/>
+              </w:rPr>
+            </w:pPr>
+            <w:r xmlns:w="http://schemas.openxmlformats.org/wordprocessingml/2006/main" xmlns:wp="http://schemas.openxmlformats.org/drawingml/2006/wordprocessingDrawing" xmlns:r="http://schemas.openxmlformats.org/officeDocument/2006/relationships" xmlns:w14="http://schemas.microsoft.com/office/word/2010/wordml">
+              <w:rPr>
+                <w:rFonts w:ascii="Times New Roman" w:hAnsi="Times New Roman" w:eastAsia="Times New Roman" w:cs="Times New Roman"/>
+                <w:i w:val="false"/>
+                <w:b w:val="false"/>
+                <w:u w:val="none"/>
+                <w:sz w:val="20"/>
+                <w:szCs w:val="20"/>
+                <w:color w:val="000000"/>
+              </w:rPr>
+              <w:t xml:space="preserve">75.61</w:t>
+            </w:r>
+          </w:p>
+        </w:tc>
+        <w:tc>
+          <w:tcPr>
+            <w:tcBorders>
+              <w:bottom w:val="none" w:sz="0" w:space="0" w:color="000000"/>
+              <w:top w:val="none" w:sz="0" w:space="0" w:color="000000"/>
+              <w:left w:val="none" w:sz="0" w:space="0" w:color="000000"/>
+              <w:right w:val="none" w:sz="0" w:space="0" w:color="000000"/>
+            </w:tcBorders>
+            <w:shd w:val="clear" w:color="auto" w:fill="FFFFFF"/>
+            <w:tcMar>
+              <w:top w:w="0" w:type="dxa"/>
+              <w:bottom w:w="0" w:type="dxa"/>
+              <w:left w:w="0" w:type="dxa"/>
+              <w:right w:w="0" w:type="dxa"/>
+            </w:tcMar>
+            <w:vAlign w:val="center"/>
+          </w:tcPr>
+          <w:p>
+            <w:pPr>
+              <w:pStyle w:val="Normal"/>
+              <w:jc w:val="left"/>
+              <w:pBdr>
+                <w:bottom w:val="none" w:sz="0" w:space="0" w:color="000000"/>
+                <w:top w:val="none" w:sz="0" w:space="0" w:color="000000"/>
+                <w:left w:val="none" w:sz="0" w:space="0" w:color="000000"/>
+                <w:right w:val="none" w:sz="0" w:space="0" w:color="000000"/>
+              </w:pBdr>
+              <w:spacing w:after="100" w:before="100" w:line="240"/>
+              <w:ind w:left="100" w:right="100" w:firstLine="0" w:firstLineChars="0"/>
+              <w:rPr>
+                <w:rFonts w:ascii="Times New Roman" w:hAnsi="Times New Roman" w:eastAsia="Times New Roman" w:cs="Times New Roman"/>
+                <w:i w:val="false"/>
+                <w:b w:val="false"/>
+                <w:u w:val="none"/>
+                <w:sz w:val="20"/>
+                <w:szCs w:val="20"/>
+                <w:color w:val="000000"/>
+              </w:rPr>
+            </w:pPr>
+            <w:r xmlns:w="http://schemas.openxmlformats.org/wordprocessingml/2006/main" xmlns:wp="http://schemas.openxmlformats.org/drawingml/2006/wordprocessingDrawing" xmlns:r="http://schemas.openxmlformats.org/officeDocument/2006/relationships" xmlns:w14="http://schemas.microsoft.com/office/word/2010/wordml">
+              <w:rPr>
+                <w:rFonts w:ascii="Times New Roman" w:hAnsi="Times New Roman" w:eastAsia="Times New Roman" w:cs="Times New Roman"/>
+                <w:i w:val="false"/>
+                <w:b w:val="false"/>
+                <w:u w:val="none"/>
+                <w:sz w:val="20"/>
+                <w:szCs w:val="20"/>
+                <w:color w:val="000000"/>
+              </w:rPr>
+              <w:t xml:space="preserve">339.19</w:t>
+            </w:r>
+          </w:p>
+        </w:tc>
+        <w:tc>
+          <w:tcPr>
+            <w:tcBorders>
+              <w:bottom w:val="none" w:sz="0" w:space="0" w:color="000000"/>
+              <w:top w:val="none" w:sz="0" w:space="0" w:color="000000"/>
+              <w:left w:val="none" w:sz="0" w:space="0" w:color="000000"/>
+              <w:right w:val="none" w:sz="0" w:space="0" w:color="000000"/>
+            </w:tcBorders>
+            <w:shd w:val="clear" w:color="auto" w:fill="FFFFFF"/>
+            <w:tcMar>
+              <w:top w:w="0" w:type="dxa"/>
+              <w:bottom w:w="0" w:type="dxa"/>
+              <w:left w:w="0" w:type="dxa"/>
+              <w:right w:w="0" w:type="dxa"/>
+            </w:tcMar>
+            <w:vAlign w:val="center"/>
+          </w:tcPr>
+          <w:p>
+            <w:pPr>
+              <w:pStyle w:val="Normal"/>
+              <w:jc w:val="left"/>
+              <w:pBdr>
+                <w:bottom w:val="none" w:sz="0" w:space="0" w:color="000000"/>
+                <w:top w:val="none" w:sz="0" w:space="0" w:color="000000"/>
+                <w:left w:val="none" w:sz="0" w:space="0" w:color="000000"/>
+                <w:right w:val="none" w:sz="0" w:space="0" w:color="000000"/>
+              </w:pBdr>
+              <w:spacing w:after="100" w:before="100" w:line="240"/>
+              <w:ind w:left="100" w:right="100" w:firstLine="0" w:firstLineChars="0"/>
+              <w:rPr>
+                <w:rFonts w:ascii="Times New Roman" w:hAnsi="Times New Roman" w:eastAsia="Times New Roman" w:cs="Times New Roman"/>
+                <w:i w:val="false"/>
+                <w:b w:val="false"/>
+                <w:u w:val="none"/>
+                <w:sz w:val="20"/>
+                <w:szCs w:val="20"/>
+                <w:color w:val="000000"/>
+              </w:rPr>
+            </w:pPr>
+            <w:r xmlns:w="http://schemas.openxmlformats.org/wordprocessingml/2006/main" xmlns:wp="http://schemas.openxmlformats.org/drawingml/2006/wordprocessingDrawing" xmlns:r="http://schemas.openxmlformats.org/officeDocument/2006/relationships" xmlns:w14="http://schemas.microsoft.com/office/word/2010/wordml">
+              <w:rPr>
+                <w:rFonts w:ascii="Times New Roman" w:hAnsi="Times New Roman" w:eastAsia="Times New Roman" w:cs="Times New Roman"/>
+                <w:i w:val="false"/>
+                <w:b w:val="false"/>
+                <w:u w:val="none"/>
+                <w:sz w:val="20"/>
+                <w:szCs w:val="20"/>
+                <w:color w:val="000000"/>
+              </w:rPr>
+              <w:t xml:space="preserve">0.25</w:t>
+            </w:r>
+          </w:p>
+        </w:tc>
+        <w:tc>
+          <w:tcPr>
+            <w:tcBorders>
+              <w:bottom w:val="none" w:sz="0" w:space="0" w:color="000000"/>
+              <w:top w:val="none" w:sz="0" w:space="0" w:color="000000"/>
+              <w:left w:val="none" w:sz="0" w:space="0" w:color="000000"/>
+              <w:right w:val="none" w:sz="0" w:space="0" w:color="000000"/>
+            </w:tcBorders>
+            <w:shd w:val="clear" w:color="auto" w:fill="FFFFFF"/>
+            <w:tcMar>
+              <w:top w:w="0" w:type="dxa"/>
+              <w:bottom w:w="0" w:type="dxa"/>
+              <w:left w:w="0" w:type="dxa"/>
+              <w:right w:w="0" w:type="dxa"/>
+            </w:tcMar>
+            <w:vAlign w:val="center"/>
+          </w:tcPr>
+          <w:p>
+            <w:pPr>
+              <w:pStyle w:val="Normal"/>
+              <w:jc w:val="left"/>
+              <w:pBdr>
+                <w:bottom w:val="none" w:sz="0" w:space="0" w:color="000000"/>
+                <w:top w:val="none" w:sz="0" w:space="0" w:color="000000"/>
+                <w:left w:val="none" w:sz="0" w:space="0" w:color="000000"/>
+                <w:right w:val="none" w:sz="0" w:space="0" w:color="000000"/>
+              </w:pBdr>
+              <w:spacing w:after="100" w:before="100" w:line="240"/>
+              <w:ind w:left="100" w:right="100" w:firstLine="0" w:firstLineChars="0"/>
+              <w:rPr>
+                <w:rFonts w:ascii="Times New Roman" w:hAnsi="Times New Roman" w:eastAsia="Times New Roman" w:cs="Times New Roman"/>
+                <w:i w:val="false"/>
+                <w:b w:val="false"/>
+                <w:u w:val="none"/>
+                <w:sz w:val="20"/>
+                <w:szCs w:val="20"/>
+                <w:color w:val="000000"/>
+              </w:rPr>
+            </w:pPr>
+            <w:r xmlns:w="http://schemas.openxmlformats.org/wordprocessingml/2006/main" xmlns:wp="http://schemas.openxmlformats.org/drawingml/2006/wordprocessingDrawing" xmlns:r="http://schemas.openxmlformats.org/officeDocument/2006/relationships" xmlns:w14="http://schemas.microsoft.com/office/word/2010/wordml">
+              <w:rPr>
+                <w:rFonts w:ascii="Times New Roman" w:hAnsi="Times New Roman" w:eastAsia="Times New Roman" w:cs="Times New Roman"/>
+                <w:i w:val="false"/>
+                <w:b w:val="false"/>
+                <w:u w:val="none"/>
+                <w:sz w:val="20"/>
+                <w:szCs w:val="20"/>
+                <w:color w:val="000000"/>
+              </w:rPr>
+              <w:t xml:space="preserve">1.1</w:t>
+            </w:r>
+          </w:p>
+        </w:tc>
+      </w:tr>
+      <w:tr>
+        <w:trPr>
+          <w:trHeight w:val="617" w:hRule="auto"/>
+        </w:trPr>
+        body28
+        <w:tc>
+          <w:tcPr>
+            <w:tcBorders>
+              <w:bottom w:val="none" w:sz="0" w:space="0" w:color="000000"/>
+              <w:top w:val="none" w:sz="0" w:space="0" w:color="000000"/>
+              <w:left w:val="none" w:sz="0" w:space="0" w:color="000000"/>
+              <w:right w:val="none" w:sz="0" w:space="0" w:color="000000"/>
+            </w:tcBorders>
+            <w:shd w:val="clear" w:color="auto" w:fill="FFFFFF"/>
+            <w:tcMar>
+              <w:top w:w="0" w:type="dxa"/>
+              <w:bottom w:w="0" w:type="dxa"/>
+              <w:left w:w="0" w:type="dxa"/>
+              <w:right w:w="0" w:type="dxa"/>
+            </w:tcMar>
+            <w:vAlign w:val="center"/>
+          </w:tcPr>
+          <w:p>
+            <w:pPr>
+              <w:pStyle w:val="Normal"/>
+              <w:jc w:val="left"/>
+              <w:pBdr>
+                <w:bottom w:val="none" w:sz="0" w:space="0" w:color="000000"/>
+                <w:top w:val="none" w:sz="0" w:space="0" w:color="000000"/>
+                <w:left w:val="none" w:sz="0" w:space="0" w:color="000000"/>
+                <w:right w:val="none" w:sz="0" w:space="0" w:color="000000"/>
+              </w:pBdr>
+              <w:spacing w:after="100" w:before="100" w:line="240"/>
+              <w:ind w:left="100" w:right="100" w:firstLine="0" w:firstLineChars="0"/>
+              <w:rPr>
+                <w:rFonts w:ascii="Times New Roman" w:hAnsi="Times New Roman" w:eastAsia="Times New Roman" w:cs="Times New Roman"/>
+                <w:i w:val="false"/>
+                <w:b w:val="false"/>
+                <w:u w:val="none"/>
+                <w:sz w:val="20"/>
+                <w:szCs w:val="20"/>
+                <w:color w:val="000000"/>
+              </w:rPr>
+            </w:pPr>
+            <w:r xmlns:w="http://schemas.openxmlformats.org/wordprocessingml/2006/main" xmlns:wp="http://schemas.openxmlformats.org/drawingml/2006/wordprocessingDrawing" xmlns:r="http://schemas.openxmlformats.org/officeDocument/2006/relationships" xmlns:w14="http://schemas.microsoft.com/office/word/2010/wordml">
+              <w:rPr>
+                <w:rFonts w:ascii="Times New Roman" w:hAnsi="Times New Roman" w:eastAsia="Times New Roman" w:cs="Times New Roman"/>
+                <w:i w:val="false"/>
+                <w:b w:val="false"/>
+                <w:u w:val="none"/>
+                <w:sz w:val="20"/>
+                <w:szCs w:val="20"/>
+                <w:color w:val="000000"/>
+              </w:rPr>
+              <w:t xml:space="preserve">Southeast</w:t>
+            </w:r>
+          </w:p>
+        </w:tc>
+        <w:tc>
+          <w:tcPr>
+            <w:tcBorders>
+              <w:bottom w:val="none" w:sz="0" w:space="0" w:color="000000"/>
+              <w:top w:val="none" w:sz="0" w:space="0" w:color="000000"/>
+              <w:left w:val="none" w:sz="0" w:space="0" w:color="000000"/>
+              <w:right w:val="none" w:sz="0" w:space="0" w:color="000000"/>
+            </w:tcBorders>
+            <w:shd w:val="clear" w:color="auto" w:fill="FFFFFF"/>
+            <w:tcMar>
+              <w:top w:w="0" w:type="dxa"/>
+              <w:bottom w:w="0" w:type="dxa"/>
+              <w:left w:w="0" w:type="dxa"/>
+              <w:right w:w="0" w:type="dxa"/>
+            </w:tcMar>
+            <w:vAlign w:val="center"/>
+          </w:tcPr>
+          <w:p>
+            <w:pPr>
+              <w:pStyle w:val="Normal"/>
+              <w:jc w:val="left"/>
+              <w:pBdr>
+                <w:bottom w:val="none" w:sz="0" w:space="0" w:color="000000"/>
+                <w:top w:val="none" w:sz="0" w:space="0" w:color="000000"/>
+                <w:left w:val="none" w:sz="0" w:space="0" w:color="000000"/>
+                <w:right w:val="none" w:sz="0" w:space="0" w:color="000000"/>
+              </w:pBdr>
+              <w:spacing w:after="100" w:before="100" w:line="240"/>
+              <w:ind w:left="100" w:right="100" w:firstLine="0" w:firstLineChars="0"/>
+              <w:rPr>
+                <w:rFonts w:ascii="Times New Roman" w:hAnsi="Times New Roman" w:eastAsia="Times New Roman" w:cs="Times New Roman"/>
+                <w:i w:val="false"/>
+                <w:b w:val="false"/>
+                <w:u w:val="none"/>
+                <w:sz w:val="20"/>
+                <w:szCs w:val="20"/>
+                <w:color w:val="000000"/>
+              </w:rPr>
+            </w:pPr>
+            <w:r xmlns:w="http://schemas.openxmlformats.org/wordprocessingml/2006/main" xmlns:wp="http://schemas.openxmlformats.org/drawingml/2006/wordprocessingDrawing" xmlns:r="http://schemas.openxmlformats.org/officeDocument/2006/relationships" xmlns:w14="http://schemas.microsoft.com/office/word/2010/wordml">
+              <w:rPr>
+                <w:rFonts w:ascii="Times New Roman" w:hAnsi="Times New Roman" w:eastAsia="Times New Roman" w:cs="Times New Roman"/>
+                <w:i w:val="false"/>
+                <w:b w:val="false"/>
+                <w:u w:val="none"/>
+                <w:sz w:val="20"/>
+                <w:szCs w:val="20"/>
+                <w:color w:val="000000"/>
+              </w:rPr>
+              <w:t xml:space="preserve">NSEI</w:t>
+            </w:r>
+          </w:p>
+        </w:tc>
+        <w:tc>
+          <w:tcPr>
+            <w:tcBorders>
+              <w:bottom w:val="none" w:sz="0" w:space="0" w:color="000000"/>
+              <w:top w:val="none" w:sz="0" w:space="0" w:color="000000"/>
+              <w:left w:val="none" w:sz="0" w:space="0" w:color="000000"/>
+              <w:right w:val="none" w:sz="0" w:space="0" w:color="000000"/>
+            </w:tcBorders>
+            <w:shd w:val="clear" w:color="auto" w:fill="FFFFFF"/>
+            <w:tcMar>
+              <w:top w:w="0" w:type="dxa"/>
+              <w:bottom w:w="0" w:type="dxa"/>
+              <w:left w:w="0" w:type="dxa"/>
+              <w:right w:w="0" w:type="dxa"/>
+            </w:tcMar>
+            <w:vAlign w:val="center"/>
+          </w:tcPr>
+          <w:p>
+            <w:pPr>
+              <w:pStyle w:val="Normal"/>
+              <w:jc w:val="right"/>
+              <w:pBdr>
+                <w:bottom w:val="none" w:sz="0" w:space="0" w:color="000000"/>
+                <w:top w:val="none" w:sz="0" w:space="0" w:color="000000"/>
+                <w:left w:val="none" w:sz="0" w:space="0" w:color="000000"/>
+                <w:right w:val="none" w:sz="0" w:space="0" w:color="000000"/>
+              </w:pBdr>
+              <w:spacing w:after="100" w:before="100" w:line="240"/>
+              <w:ind w:left="100" w:right="100" w:firstLine="0" w:firstLineChars="0"/>
+              <w:rPr>
+                <w:rFonts w:ascii="Times New Roman" w:hAnsi="Times New Roman" w:eastAsia="Times New Roman" w:cs="Times New Roman"/>
+                <w:i w:val="false"/>
+                <w:b w:val="false"/>
+                <w:u w:val="none"/>
+                <w:sz w:val="20"/>
+                <w:szCs w:val="20"/>
+                <w:color w:val="000000"/>
+              </w:rPr>
+            </w:pPr>
+            <w:r xmlns:w="http://schemas.openxmlformats.org/wordprocessingml/2006/main" xmlns:wp="http://schemas.openxmlformats.org/drawingml/2006/wordprocessingDrawing" xmlns:r="http://schemas.openxmlformats.org/officeDocument/2006/relationships" xmlns:w14="http://schemas.microsoft.com/office/word/2010/wordml">
+              <w:rPr>
+                <w:rFonts w:ascii="Times New Roman" w:hAnsi="Times New Roman" w:eastAsia="Times New Roman" w:cs="Times New Roman"/>
+                <w:i w:val="false"/>
+                <w:b w:val="false"/>
+                <w:u w:val="none"/>
+                <w:sz w:val="20"/>
+                <w:szCs w:val="20"/>
+                <w:color w:val="000000"/>
+              </w:rPr>
+              <w:t xml:space="preserve">1981</w:t>
+            </w:r>
+          </w:p>
+        </w:tc>
+        <w:tc>
+          <w:tcPr>
+            <w:tcBorders>
+              <w:bottom w:val="none" w:sz="0" w:space="0" w:color="000000"/>
+              <w:top w:val="none" w:sz="0" w:space="0" w:color="000000"/>
+              <w:left w:val="none" w:sz="0" w:space="0" w:color="000000"/>
+              <w:right w:val="none" w:sz="0" w:space="0" w:color="000000"/>
+            </w:tcBorders>
+            <w:shd w:val="clear" w:color="auto" w:fill="FFFFFF"/>
+            <w:tcMar>
+              <w:top w:w="0" w:type="dxa"/>
+              <w:bottom w:w="0" w:type="dxa"/>
+              <w:left w:w="0" w:type="dxa"/>
+              <w:right w:w="0" w:type="dxa"/>
+            </w:tcMar>
+            <w:vAlign w:val="center"/>
+          </w:tcPr>
+          <w:p>
+            <w:pPr>
+              <w:pStyle w:val="Normal"/>
+              <w:jc w:val="left"/>
+              <w:pBdr>
+                <w:bottom w:val="none" w:sz="0" w:space="0" w:color="000000"/>
+                <w:top w:val="none" w:sz="0" w:space="0" w:color="000000"/>
+                <w:left w:val="none" w:sz="0" w:space="0" w:color="000000"/>
+                <w:right w:val="none" w:sz="0" w:space="0" w:color="000000"/>
+              </w:pBdr>
+              <w:spacing w:after="100" w:before="100" w:line="240"/>
+              <w:ind w:left="100" w:right="100" w:firstLine="0" w:firstLineChars="0"/>
+              <w:rPr>
+                <w:rFonts w:ascii="Times New Roman" w:hAnsi="Times New Roman" w:eastAsia="Times New Roman" w:cs="Times New Roman"/>
+                <w:i w:val="false"/>
+                <w:b w:val="false"/>
+                <w:u w:val="none"/>
+                <w:sz w:val="20"/>
+                <w:szCs w:val="20"/>
+                <w:color w:val="000000"/>
+              </w:rPr>
+            </w:pPr>
+            <w:r xmlns:w="http://schemas.openxmlformats.org/wordprocessingml/2006/main" xmlns:wp="http://schemas.openxmlformats.org/drawingml/2006/wordprocessingDrawing" xmlns:r="http://schemas.openxmlformats.org/officeDocument/2006/relationships" xmlns:w14="http://schemas.microsoft.com/office/word/2010/wordml">
+              <w:rPr>
+                <w:rFonts w:ascii="Times New Roman" w:hAnsi="Times New Roman" w:eastAsia="Times New Roman" w:cs="Times New Roman"/>
+                <w:i w:val="false"/>
+                <w:b w:val="false"/>
+                <w:u w:val="none"/>
+                <w:sz w:val="20"/>
+                <w:szCs w:val="20"/>
+                <w:color w:val="000000"/>
+              </w:rPr>
+              <w:t xml:space="preserve">dsr</w:t>
+            </w:r>
+          </w:p>
+        </w:tc>
+        <w:tc>
+          <w:tcPr>
+            <w:tcBorders>
+              <w:bottom w:val="none" w:sz="0" w:space="0" w:color="000000"/>
+              <w:top w:val="none" w:sz="0" w:space="0" w:color="000000"/>
+              <w:left w:val="none" w:sz="0" w:space="0" w:color="000000"/>
+              <w:right w:val="none" w:sz="0" w:space="0" w:color="000000"/>
+            </w:tcBorders>
+            <w:shd w:val="clear" w:color="auto" w:fill="FFFFFF"/>
+            <w:tcMar>
+              <w:top w:w="0" w:type="dxa"/>
+              <w:bottom w:w="0" w:type="dxa"/>
+              <w:left w:w="0" w:type="dxa"/>
+              <w:right w:w="0" w:type="dxa"/>
+            </w:tcMar>
+            <w:vAlign w:val="center"/>
+          </w:tcPr>
+          <w:p>
+            <w:pPr>
+              <w:pStyle w:val="Normal"/>
+              <w:jc w:val="left"/>
+              <w:pBdr>
+                <w:bottom w:val="none" w:sz="0" w:space="0" w:color="000000"/>
+                <w:top w:val="none" w:sz="0" w:space="0" w:color="000000"/>
+                <w:left w:val="none" w:sz="0" w:space="0" w:color="000000"/>
+                <w:right w:val="none" w:sz="0" w:space="0" w:color="000000"/>
+              </w:pBdr>
+              <w:spacing w:after="100" w:before="100" w:line="240"/>
+              <w:ind w:left="100" w:right="100" w:firstLine="0" w:firstLineChars="0"/>
+              <w:rPr>
+                <w:rFonts w:ascii="Times New Roman" w:hAnsi="Times New Roman" w:eastAsia="Times New Roman" w:cs="Times New Roman"/>
+                <w:i w:val="false"/>
+                <w:b w:val="false"/>
+                <w:u w:val="none"/>
+                <w:sz w:val="20"/>
+                <w:szCs w:val="20"/>
+                <w:color w:val="000000"/>
+              </w:rPr>
+            </w:pPr>
+            <w:r xmlns:w="http://schemas.openxmlformats.org/wordprocessingml/2006/main" xmlns:wp="http://schemas.openxmlformats.org/drawingml/2006/wordprocessingDrawing" xmlns:r="http://schemas.openxmlformats.org/officeDocument/2006/relationships" xmlns:w14="http://schemas.microsoft.com/office/word/2010/wordml">
+              <w:rPr>
+                <w:rFonts w:ascii="Times New Roman" w:hAnsi="Times New Roman" w:eastAsia="Times New Roman" w:cs="Times New Roman"/>
+                <w:i w:val="false"/>
+                <w:b w:val="false"/>
+                <w:u w:val="none"/>
+                <w:sz w:val="20"/>
+                <w:szCs w:val="20"/>
+                <w:color w:val="000000"/>
+              </w:rPr>
+              <w:t xml:space="preserve">total &amp; unguided</w:t>
+            </w:r>
+          </w:p>
+        </w:tc>
+        <w:tc>
+          <w:tcPr>
+            <w:tcBorders>
+              <w:bottom w:val="none" w:sz="0" w:space="0" w:color="000000"/>
+              <w:top w:val="none" w:sz="0" w:space="0" w:color="000000"/>
+              <w:left w:val="none" w:sz="0" w:space="0" w:color="000000"/>
+              <w:right w:val="none" w:sz="0" w:space="0" w:color="000000"/>
+            </w:tcBorders>
+            <w:shd w:val="clear" w:color="auto" w:fill="FFFFFF"/>
+            <w:tcMar>
+              <w:top w:w="0" w:type="dxa"/>
+              <w:bottom w:w="0" w:type="dxa"/>
+              <w:left w:w="0" w:type="dxa"/>
+              <w:right w:w="0" w:type="dxa"/>
+            </w:tcMar>
+            <w:vAlign w:val="center"/>
+          </w:tcPr>
+          <w:p>
+            <w:pPr>
+              <w:pStyle w:val="Normal"/>
+              <w:jc w:val="left"/>
+              <w:pBdr>
+                <w:bottom w:val="none" w:sz="0" w:space="0" w:color="000000"/>
+                <w:top w:val="none" w:sz="0" w:space="0" w:color="000000"/>
+                <w:left w:val="none" w:sz="0" w:space="0" w:color="000000"/>
+                <w:right w:val="none" w:sz="0" w:space="0" w:color="000000"/>
+              </w:pBdr>
+              <w:spacing w:after="100" w:before="100" w:line="240"/>
+              <w:ind w:left="100" w:right="100" w:firstLine="0" w:firstLineChars="0"/>
+              <w:rPr>
+                <w:rFonts w:ascii="Times New Roman" w:hAnsi="Times New Roman" w:eastAsia="Times New Roman" w:cs="Times New Roman"/>
+                <w:i w:val="false"/>
+                <w:b w:val="false"/>
+                <w:u w:val="none"/>
+                <w:sz w:val="20"/>
+                <w:szCs w:val="20"/>
+                <w:color w:val="000000"/>
+              </w:rPr>
+            </w:pPr>
+            <w:r xmlns:w="http://schemas.openxmlformats.org/wordprocessingml/2006/main" xmlns:wp="http://schemas.openxmlformats.org/drawingml/2006/wordprocessingDrawing" xmlns:r="http://schemas.openxmlformats.org/officeDocument/2006/relationships" xmlns:w14="http://schemas.microsoft.com/office/word/2010/wordml">
+              <w:rPr>
+                <w:rFonts w:ascii="Times New Roman" w:hAnsi="Times New Roman" w:eastAsia="Times New Roman" w:cs="Times New Roman"/>
+                <w:i w:val="false"/>
+                <w:b w:val="false"/>
+                <w:u w:val="none"/>
+                <w:sz w:val="20"/>
+                <w:szCs w:val="20"/>
+                <w:color w:val="000000"/>
+              </w:rPr>
+              <w:t xml:space="preserve">68.68-108.72</w:t>
+            </w:r>
+          </w:p>
+        </w:tc>
+        <w:tc>
+          <w:tcPr>
+            <w:tcBorders>
+              <w:bottom w:val="none" w:sz="0" w:space="0" w:color="000000"/>
+              <w:top w:val="none" w:sz="0" w:space="0" w:color="000000"/>
+              <w:left w:val="none" w:sz="0" w:space="0" w:color="000000"/>
+              <w:right w:val="none" w:sz="0" w:space="0" w:color="000000"/>
+            </w:tcBorders>
+            <w:shd w:val="clear" w:color="auto" w:fill="FFFFFF"/>
+            <w:tcMar>
+              <w:top w:w="0" w:type="dxa"/>
+              <w:bottom w:w="0" w:type="dxa"/>
+              <w:left w:w="0" w:type="dxa"/>
+              <w:right w:w="0" w:type="dxa"/>
+            </w:tcMar>
+            <w:vAlign w:val="center"/>
+          </w:tcPr>
+          <w:p>
+            <w:pPr>
+              <w:pStyle w:val="Normal"/>
+              <w:jc w:val="left"/>
+              <w:pBdr>
+                <w:bottom w:val="none" w:sz="0" w:space="0" w:color="000000"/>
+                <w:top w:val="none" w:sz="0" w:space="0" w:color="000000"/>
+                <w:left w:val="none" w:sz="0" w:space="0" w:color="000000"/>
+                <w:right w:val="none" w:sz="0" w:space="0" w:color="000000"/>
+              </w:pBdr>
+              <w:spacing w:after="100" w:before="100" w:line="240"/>
+              <w:ind w:left="100" w:right="100" w:firstLine="0" w:firstLineChars="0"/>
+              <w:rPr>
+                <w:rFonts w:ascii="Times New Roman" w:hAnsi="Times New Roman" w:eastAsia="Times New Roman" w:cs="Times New Roman"/>
+                <w:i w:val="false"/>
+                <w:b w:val="false"/>
+                <w:u w:val="none"/>
+                <w:sz w:val="20"/>
+                <w:szCs w:val="20"/>
+                <w:color w:val="000000"/>
+              </w:rPr>
+            </w:pPr>
+            <w:r xmlns:w="http://schemas.openxmlformats.org/wordprocessingml/2006/main" xmlns:wp="http://schemas.openxmlformats.org/drawingml/2006/wordprocessingDrawing" xmlns:r="http://schemas.openxmlformats.org/officeDocument/2006/relationships" xmlns:w14="http://schemas.microsoft.com/office/word/2010/wordml">
+              <w:rPr>
+                <w:rFonts w:ascii="Times New Roman" w:hAnsi="Times New Roman" w:eastAsia="Times New Roman" w:cs="Times New Roman"/>
+                <w:i w:val="false"/>
+                <w:b w:val="false"/>
+                <w:u w:val="none"/>
+                <w:sz w:val="20"/>
+                <w:szCs w:val="20"/>
+                <w:color w:val="000000"/>
+              </w:rPr>
+              <w:t xml:space="preserve">35.87-71.18</w:t>
+            </w:r>
+          </w:p>
+        </w:tc>
+        <w:tc>
+          <w:tcPr>
+            <w:tcBorders>
+              <w:bottom w:val="none" w:sz="0" w:space="0" w:color="000000"/>
+              <w:top w:val="none" w:sz="0" w:space="0" w:color="000000"/>
+              <w:left w:val="none" w:sz="0" w:space="0" w:color="000000"/>
+              <w:right w:val="none" w:sz="0" w:space="0" w:color="000000"/>
+            </w:tcBorders>
+            <w:shd w:val="clear" w:color="auto" w:fill="FFFFFF"/>
+            <w:tcMar>
+              <w:top w:w="0" w:type="dxa"/>
+              <w:bottom w:w="0" w:type="dxa"/>
+              <w:left w:w="0" w:type="dxa"/>
+              <w:right w:w="0" w:type="dxa"/>
+            </w:tcMar>
+            <w:vAlign w:val="center"/>
+          </w:tcPr>
+          <w:p>
+            <w:pPr>
+              <w:pStyle w:val="Normal"/>
+              <w:jc w:val="left"/>
+              <w:pBdr>
+                <w:bottom w:val="none" w:sz="0" w:space="0" w:color="000000"/>
+                <w:top w:val="none" w:sz="0" w:space="0" w:color="000000"/>
+                <w:left w:val="none" w:sz="0" w:space="0" w:color="000000"/>
+                <w:right w:val="none" w:sz="0" w:space="0" w:color="000000"/>
+              </w:pBdr>
+              <w:spacing w:after="100" w:before="100" w:line="240"/>
+              <w:ind w:left="100" w:right="100" w:firstLine="0" w:firstLineChars="0"/>
+              <w:rPr>
+                <w:rFonts w:ascii="Times New Roman" w:hAnsi="Times New Roman" w:eastAsia="Times New Roman" w:cs="Times New Roman"/>
+                <w:i w:val="false"/>
+                <w:b w:val="false"/>
+                <w:u w:val="none"/>
+                <w:sz w:val="20"/>
+                <w:szCs w:val="20"/>
+                <w:color w:val="000000"/>
+              </w:rPr>
+            </w:pPr>
+            <w:r xmlns:w="http://schemas.openxmlformats.org/wordprocessingml/2006/main" xmlns:wp="http://schemas.openxmlformats.org/drawingml/2006/wordprocessingDrawing" xmlns:r="http://schemas.openxmlformats.org/officeDocument/2006/relationships" xmlns:w14="http://schemas.microsoft.com/office/word/2010/wordml">
+              <w:rPr>
+                <w:rFonts w:ascii="Times New Roman" w:hAnsi="Times New Roman" w:eastAsia="Times New Roman" w:cs="Times New Roman"/>
+                <w:i w:val="false"/>
+                <w:b w:val="false"/>
+                <w:u w:val="none"/>
+                <w:sz w:val="20"/>
+                <w:szCs w:val="20"/>
+                <w:color w:val="000000"/>
+              </w:rPr>
+              <w:t xml:space="preserve">275.39-283.44</w:t>
+            </w:r>
+          </w:p>
+        </w:tc>
+        <w:tc>
+          <w:tcPr>
+            <w:tcBorders>
+              <w:bottom w:val="none" w:sz="0" w:space="0" w:color="000000"/>
+              <w:top w:val="none" w:sz="0" w:space="0" w:color="000000"/>
+              <w:left w:val="none" w:sz="0" w:space="0" w:color="000000"/>
+              <w:right w:val="none" w:sz="0" w:space="0" w:color="000000"/>
+            </w:tcBorders>
+            <w:shd w:val="clear" w:color="auto" w:fill="FFFFFF"/>
+            <w:tcMar>
+              <w:top w:w="0" w:type="dxa"/>
+              <w:bottom w:w="0" w:type="dxa"/>
+              <w:left w:w="0" w:type="dxa"/>
+              <w:right w:w="0" w:type="dxa"/>
+            </w:tcMar>
+            <w:vAlign w:val="center"/>
+          </w:tcPr>
+          <w:p>
+            <w:pPr>
+              <w:pStyle w:val="Normal"/>
+              <w:jc w:val="left"/>
+              <w:pBdr>
+                <w:bottom w:val="none" w:sz="0" w:space="0" w:color="000000"/>
+                <w:top w:val="none" w:sz="0" w:space="0" w:color="000000"/>
+                <w:left w:val="none" w:sz="0" w:space="0" w:color="000000"/>
+                <w:right w:val="none" w:sz="0" w:space="0" w:color="000000"/>
+              </w:pBdr>
+              <w:spacing w:after="100" w:before="100" w:line="240"/>
+              <w:ind w:left="100" w:right="100" w:firstLine="0" w:firstLineChars="0"/>
+              <w:rPr>
+                <w:rFonts w:ascii="Times New Roman" w:hAnsi="Times New Roman" w:eastAsia="Times New Roman" w:cs="Times New Roman"/>
+                <w:i w:val="false"/>
+                <w:b w:val="false"/>
+                <w:u w:val="none"/>
+                <w:sz w:val="20"/>
+                <w:szCs w:val="20"/>
+                <w:color w:val="000000"/>
+              </w:rPr>
+            </w:pPr>
+            <w:r xmlns:w="http://schemas.openxmlformats.org/wordprocessingml/2006/main" xmlns:wp="http://schemas.openxmlformats.org/drawingml/2006/wordprocessingDrawing" xmlns:r="http://schemas.openxmlformats.org/officeDocument/2006/relationships" xmlns:w14="http://schemas.microsoft.com/office/word/2010/wordml">
+              <w:rPr>
+                <w:rFonts w:ascii="Times New Roman" w:hAnsi="Times New Roman" w:eastAsia="Times New Roman" w:cs="Times New Roman"/>
+                <w:i w:val="false"/>
+                <w:b w:val="false"/>
+                <w:u w:val="none"/>
+                <w:sz w:val="20"/>
+                <w:szCs w:val="20"/>
+                <w:color w:val="000000"/>
+              </w:rPr>
+              <w:t xml:space="preserve">0.12-0.13</w:t>
+            </w:r>
+          </w:p>
+        </w:tc>
+        <w:tc>
+          <w:tcPr>
+            <w:tcBorders>
+              <w:bottom w:val="none" w:sz="0" w:space="0" w:color="000000"/>
+              <w:top w:val="none" w:sz="0" w:space="0" w:color="000000"/>
+              <w:left w:val="none" w:sz="0" w:space="0" w:color="000000"/>
+              <w:right w:val="none" w:sz="0" w:space="0" w:color="000000"/>
+            </w:tcBorders>
+            <w:shd w:val="clear" w:color="auto" w:fill="FFFFFF"/>
+            <w:tcMar>
+              <w:top w:w="0" w:type="dxa"/>
+              <w:bottom w:w="0" w:type="dxa"/>
+              <w:left w:w="0" w:type="dxa"/>
+              <w:right w:w="0" w:type="dxa"/>
+            </w:tcMar>
+            <w:vAlign w:val="center"/>
+          </w:tcPr>
+          <w:p>
+            <w:pPr>
+              <w:pStyle w:val="Normal"/>
+              <w:jc w:val="left"/>
+              <w:pBdr>
+                <w:bottom w:val="none" w:sz="0" w:space="0" w:color="000000"/>
+                <w:top w:val="none" w:sz="0" w:space="0" w:color="000000"/>
+                <w:left w:val="none" w:sz="0" w:space="0" w:color="000000"/>
+                <w:right w:val="none" w:sz="0" w:space="0" w:color="000000"/>
+              </w:pBdr>
+              <w:spacing w:after="100" w:before="100" w:line="240"/>
+              <w:ind w:left="100" w:right="100" w:firstLine="0" w:firstLineChars="0"/>
+              <w:rPr>
+                <w:rFonts w:ascii="Times New Roman" w:hAnsi="Times New Roman" w:eastAsia="Times New Roman" w:cs="Times New Roman"/>
+                <w:i w:val="false"/>
+                <w:b w:val="false"/>
+                <w:u w:val="none"/>
+                <w:sz w:val="20"/>
+                <w:szCs w:val="20"/>
+                <w:color w:val="000000"/>
+              </w:rPr>
+            </w:pPr>
+            <w:r xmlns:w="http://schemas.openxmlformats.org/wordprocessingml/2006/main" xmlns:wp="http://schemas.openxmlformats.org/drawingml/2006/wordprocessingDrawing" xmlns:r="http://schemas.openxmlformats.org/officeDocument/2006/relationships" xmlns:w14="http://schemas.microsoft.com/office/word/2010/wordml">
+              <w:rPr>
+                <w:rFonts w:ascii="Times New Roman" w:hAnsi="Times New Roman" w:eastAsia="Times New Roman" w:cs="Times New Roman"/>
+                <w:i w:val="false"/>
+                <w:b w:val="false"/>
+                <w:u w:val="none"/>
+                <w:sz w:val="20"/>
+                <w:szCs w:val="20"/>
+                <w:color w:val="000000"/>
+              </w:rPr>
+              <w:t xml:space="preserve">1.24-1.26</w:t>
             </w:r>
           </w:p>
         </w:tc>
@@ -24604,7 +25780,7 @@
         <w:trPr>
           <w:trHeight w:val="614" w:hRule="auto"/>
         </w:trPr>
-        body28
+        body29
         <w:tc>
           <w:tcPr>
             <w:tcBorders>
@@ -24760,272 +25936,272 @@
                 <w:szCs w:val="20"/>
                 <w:color w:val="000000"/>
               </w:rPr>
-              <w:t xml:space="preserve">1977</w:t>
-            </w:r>
-          </w:p>
-        </w:tc>
-        <w:tc>
-          <w:tcPr>
-            <w:tcBorders>
-              <w:bottom w:val="none" w:sz="0" w:space="0" w:color="000000"/>
-              <w:top w:val="none" w:sz="0" w:space="0" w:color="000000"/>
-              <w:left w:val="none" w:sz="0" w:space="0" w:color="000000"/>
-              <w:right w:val="none" w:sz="0" w:space="0" w:color="000000"/>
-            </w:tcBorders>
-            <w:shd w:val="clear" w:color="auto" w:fill="FFFFFF"/>
-            <w:tcMar>
-              <w:top w:w="0" w:type="dxa"/>
-              <w:bottom w:w="0" w:type="dxa"/>
-              <w:left w:w="0" w:type="dxa"/>
-              <w:right w:w="0" w:type="dxa"/>
-            </w:tcMar>
-            <w:vAlign w:val="center"/>
-          </w:tcPr>
-          <w:p>
-            <w:pPr>
-              <w:pStyle w:val="Normal"/>
-              <w:jc w:val="left"/>
-              <w:pBdr>
-                <w:bottom w:val="none" w:sz="0" w:space="0" w:color="000000"/>
-                <w:top w:val="none" w:sz="0" w:space="0" w:color="000000"/>
-                <w:left w:val="none" w:sz="0" w:space="0" w:color="000000"/>
-                <w:right w:val="none" w:sz="0" w:space="0" w:color="000000"/>
-              </w:pBdr>
-              <w:spacing w:after="100" w:before="100" w:line="240"/>
-              <w:ind w:left="100" w:right="100" w:firstLine="0" w:firstLineChars="0"/>
-              <w:rPr>
-                <w:rFonts w:ascii="Times New Roman" w:hAnsi="Times New Roman" w:eastAsia="Times New Roman" w:cs="Times New Roman"/>
-                <w:i w:val="false"/>
-                <w:b w:val="false"/>
-                <w:u w:val="none"/>
-                <w:sz w:val="20"/>
-                <w:szCs w:val="20"/>
-                <w:color w:val="000000"/>
-              </w:rPr>
-            </w:pPr>
-            <w:r xmlns:w="http://schemas.openxmlformats.org/wordprocessingml/2006/main" xmlns:wp="http://schemas.openxmlformats.org/drawingml/2006/wordprocessingDrawing" xmlns:r="http://schemas.openxmlformats.org/officeDocument/2006/relationships" xmlns:w14="http://schemas.microsoft.com/office/word/2010/wordml">
-              <w:rPr>
-                <w:rFonts w:ascii="Times New Roman" w:hAnsi="Times New Roman" w:eastAsia="Times New Roman" w:cs="Times New Roman"/>
-                <w:i w:val="false"/>
-                <w:b w:val="false"/>
-                <w:u w:val="none"/>
-                <w:sz w:val="20"/>
-                <w:szCs w:val="20"/>
-                <w:color w:val="000000"/>
-              </w:rPr>
-              <w:t xml:space="preserve">slope</w:t>
-            </w:r>
-          </w:p>
-        </w:tc>
-        <w:tc>
-          <w:tcPr>
-            <w:tcBorders>
-              <w:bottom w:val="none" w:sz="0" w:space="0" w:color="000000"/>
-              <w:top w:val="none" w:sz="0" w:space="0" w:color="000000"/>
-              <w:left w:val="none" w:sz="0" w:space="0" w:color="000000"/>
-              <w:right w:val="none" w:sz="0" w:space="0" w:color="000000"/>
-            </w:tcBorders>
-            <w:shd w:val="clear" w:color="auto" w:fill="FFFFFF"/>
-            <w:tcMar>
-              <w:top w:w="0" w:type="dxa"/>
-              <w:bottom w:w="0" w:type="dxa"/>
-              <w:left w:w="0" w:type="dxa"/>
-              <w:right w:w="0" w:type="dxa"/>
-            </w:tcMar>
-            <w:vAlign w:val="center"/>
-          </w:tcPr>
-          <w:p>
-            <w:pPr>
-              <w:pStyle w:val="Normal"/>
-              <w:jc w:val="left"/>
-              <w:pBdr>
-                <w:bottom w:val="none" w:sz="0" w:space="0" w:color="000000"/>
-                <w:top w:val="none" w:sz="0" w:space="0" w:color="000000"/>
-                <w:left w:val="none" w:sz="0" w:space="0" w:color="000000"/>
-                <w:right w:val="none" w:sz="0" w:space="0" w:color="000000"/>
-              </w:pBdr>
-              <w:spacing w:after="100" w:before="100" w:line="240"/>
-              <w:ind w:left="100" w:right="100" w:firstLine="0" w:firstLineChars="0"/>
-              <w:rPr>
-                <w:rFonts w:ascii="Times New Roman" w:hAnsi="Times New Roman" w:eastAsia="Times New Roman" w:cs="Times New Roman"/>
-                <w:i w:val="false"/>
-                <w:b w:val="false"/>
-                <w:u w:val="none"/>
-                <w:sz w:val="20"/>
-                <w:szCs w:val="20"/>
-                <w:color w:val="000000"/>
-              </w:rPr>
-            </w:pPr>
-            <w:r xmlns:w="http://schemas.openxmlformats.org/wordprocessingml/2006/main" xmlns:wp="http://schemas.openxmlformats.org/drawingml/2006/wordprocessingDrawing" xmlns:r="http://schemas.openxmlformats.org/officeDocument/2006/relationships" xmlns:w14="http://schemas.microsoft.com/office/word/2010/wordml">
-              <w:rPr>
-                <w:rFonts w:ascii="Times New Roman" w:hAnsi="Times New Roman" w:eastAsia="Times New Roman" w:cs="Times New Roman"/>
-                <w:i w:val="false"/>
-                <w:b w:val="false"/>
-                <w:u w:val="none"/>
-                <w:sz w:val="20"/>
-                <w:szCs w:val="20"/>
-                <w:color w:val="000000"/>
-              </w:rPr>
-              <w:t xml:space="preserve">unguided</w:t>
-            </w:r>
-          </w:p>
-        </w:tc>
-        <w:tc>
-          <w:tcPr>
-            <w:tcBorders>
-              <w:bottom w:val="none" w:sz="0" w:space="0" w:color="000000"/>
-              <w:top w:val="none" w:sz="0" w:space="0" w:color="000000"/>
-              <w:left w:val="none" w:sz="0" w:space="0" w:color="000000"/>
-              <w:right w:val="none" w:sz="0" w:space="0" w:color="000000"/>
-            </w:tcBorders>
-            <w:shd w:val="clear" w:color="auto" w:fill="FFFFFF"/>
-            <w:tcMar>
-              <w:top w:w="0" w:type="dxa"/>
-              <w:bottom w:w="0" w:type="dxa"/>
-              <w:left w:w="0" w:type="dxa"/>
-              <w:right w:w="0" w:type="dxa"/>
-            </w:tcMar>
-            <w:vAlign w:val="center"/>
-          </w:tcPr>
-          <w:p>
-            <w:pPr>
-              <w:pStyle w:val="Normal"/>
-              <w:jc w:val="left"/>
-              <w:pBdr>
-                <w:bottom w:val="none" w:sz="0" w:space="0" w:color="000000"/>
-                <w:top w:val="none" w:sz="0" w:space="0" w:color="000000"/>
-                <w:left w:val="none" w:sz="0" w:space="0" w:color="000000"/>
-                <w:right w:val="none" w:sz="0" w:space="0" w:color="000000"/>
-              </w:pBdr>
-              <w:spacing w:after="100" w:before="100" w:line="240"/>
-              <w:ind w:left="100" w:right="100" w:firstLine="0" w:firstLineChars="0"/>
-              <w:rPr>
-                <w:rFonts w:ascii="Times New Roman" w:hAnsi="Times New Roman" w:eastAsia="Times New Roman" w:cs="Times New Roman"/>
-                <w:i w:val="false"/>
-                <w:b w:val="false"/>
-                <w:u w:val="none"/>
-                <w:sz w:val="20"/>
-                <w:szCs w:val="20"/>
-                <w:color w:val="000000"/>
-              </w:rPr>
-            </w:pPr>
-            <w:r xmlns:w="http://schemas.openxmlformats.org/wordprocessingml/2006/main" xmlns:wp="http://schemas.openxmlformats.org/drawingml/2006/wordprocessingDrawing" xmlns:r="http://schemas.openxmlformats.org/officeDocument/2006/relationships" xmlns:w14="http://schemas.microsoft.com/office/word/2010/wordml">
-              <w:rPr>
-                <w:rFonts w:ascii="Times New Roman" w:hAnsi="Times New Roman" w:eastAsia="Times New Roman" w:cs="Times New Roman"/>
-                <w:i w:val="false"/>
-                <w:b w:val="false"/>
-                <w:u w:val="none"/>
-                <w:sz w:val="20"/>
-                <w:szCs w:val="20"/>
-                <w:color w:val="000000"/>
-              </w:rPr>
-              <w:t xml:space="preserve">159.67</w:t>
-            </w:r>
-          </w:p>
-        </w:tc>
-        <w:tc>
-          <w:tcPr>
-            <w:tcBorders>
-              <w:bottom w:val="none" w:sz="0" w:space="0" w:color="000000"/>
-              <w:top w:val="none" w:sz="0" w:space="0" w:color="000000"/>
-              <w:left w:val="none" w:sz="0" w:space="0" w:color="000000"/>
-              <w:right w:val="none" w:sz="0" w:space="0" w:color="000000"/>
-            </w:tcBorders>
-            <w:shd w:val="clear" w:color="auto" w:fill="FFFFFF"/>
-            <w:tcMar>
-              <w:top w:w="0" w:type="dxa"/>
-              <w:bottom w:w="0" w:type="dxa"/>
-              <w:left w:w="0" w:type="dxa"/>
-              <w:right w:w="0" w:type="dxa"/>
-            </w:tcMar>
-            <w:vAlign w:val="center"/>
-          </w:tcPr>
-          <w:p>
-            <w:pPr>
-              <w:pStyle w:val="Normal"/>
-              <w:jc w:val="left"/>
-              <w:pBdr>
-                <w:bottom w:val="none" w:sz="0" w:space="0" w:color="000000"/>
-                <w:top w:val="none" w:sz="0" w:space="0" w:color="000000"/>
-                <w:left w:val="none" w:sz="0" w:space="0" w:color="000000"/>
-                <w:right w:val="none" w:sz="0" w:space="0" w:color="000000"/>
-              </w:pBdr>
-              <w:spacing w:after="100" w:before="100" w:line="240"/>
-              <w:ind w:left="100" w:right="100" w:firstLine="0" w:firstLineChars="0"/>
-              <w:rPr>
-                <w:rFonts w:ascii="Times New Roman" w:hAnsi="Times New Roman" w:eastAsia="Times New Roman" w:cs="Times New Roman"/>
-                <w:i w:val="false"/>
-                <w:b w:val="false"/>
-                <w:u w:val="none"/>
-                <w:sz w:val="20"/>
-                <w:szCs w:val="20"/>
-                <w:color w:val="000000"/>
-              </w:rPr>
-            </w:pPr>
-            <w:r xmlns:w="http://schemas.openxmlformats.org/wordprocessingml/2006/main" xmlns:wp="http://schemas.openxmlformats.org/drawingml/2006/wordprocessingDrawing" xmlns:r="http://schemas.openxmlformats.org/officeDocument/2006/relationships" xmlns:w14="http://schemas.microsoft.com/office/word/2010/wordml">
-              <w:rPr>
-                <w:rFonts w:ascii="Times New Roman" w:hAnsi="Times New Roman" w:eastAsia="Times New Roman" w:cs="Times New Roman"/>
-                <w:i w:val="false"/>
-                <w:b w:val="false"/>
-                <w:u w:val="none"/>
-                <w:sz w:val="20"/>
-                <w:szCs w:val="20"/>
-                <w:color w:val="000000"/>
-              </w:rPr>
-              <w:t xml:space="preserve">75.61</w:t>
-            </w:r>
-          </w:p>
-        </w:tc>
-        <w:tc>
-          <w:tcPr>
-            <w:tcBorders>
-              <w:bottom w:val="none" w:sz="0" w:space="0" w:color="000000"/>
-              <w:top w:val="none" w:sz="0" w:space="0" w:color="000000"/>
-              <w:left w:val="none" w:sz="0" w:space="0" w:color="000000"/>
-              <w:right w:val="none" w:sz="0" w:space="0" w:color="000000"/>
-            </w:tcBorders>
-            <w:shd w:val="clear" w:color="auto" w:fill="FFFFFF"/>
-            <w:tcMar>
-              <w:top w:w="0" w:type="dxa"/>
-              <w:bottom w:w="0" w:type="dxa"/>
-              <w:left w:w="0" w:type="dxa"/>
-              <w:right w:w="0" w:type="dxa"/>
-            </w:tcMar>
-            <w:vAlign w:val="center"/>
-          </w:tcPr>
-          <w:p>
-            <w:pPr>
-              <w:pStyle w:val="Normal"/>
-              <w:jc w:val="left"/>
-              <w:pBdr>
-                <w:bottom w:val="none" w:sz="0" w:space="0" w:color="000000"/>
-                <w:top w:val="none" w:sz="0" w:space="0" w:color="000000"/>
-                <w:left w:val="none" w:sz="0" w:space="0" w:color="000000"/>
-                <w:right w:val="none" w:sz="0" w:space="0" w:color="000000"/>
-              </w:pBdr>
-              <w:spacing w:after="100" w:before="100" w:line="240"/>
-              <w:ind w:left="100" w:right="100" w:firstLine="0" w:firstLineChars="0"/>
-              <w:rPr>
-                <w:rFonts w:ascii="Times New Roman" w:hAnsi="Times New Roman" w:eastAsia="Times New Roman" w:cs="Times New Roman"/>
-                <w:i w:val="false"/>
-                <w:b w:val="false"/>
-                <w:u w:val="none"/>
-                <w:sz w:val="20"/>
-                <w:szCs w:val="20"/>
-                <w:color w:val="000000"/>
-              </w:rPr>
-            </w:pPr>
-            <w:r xmlns:w="http://schemas.openxmlformats.org/wordprocessingml/2006/main" xmlns:wp="http://schemas.openxmlformats.org/drawingml/2006/wordprocessingDrawing" xmlns:r="http://schemas.openxmlformats.org/officeDocument/2006/relationships" xmlns:w14="http://schemas.microsoft.com/office/word/2010/wordml">
-              <w:rPr>
-                <w:rFonts w:ascii="Times New Roman" w:hAnsi="Times New Roman" w:eastAsia="Times New Roman" w:cs="Times New Roman"/>
-                <w:i w:val="false"/>
-                <w:b w:val="false"/>
-                <w:u w:val="none"/>
-                <w:sz w:val="20"/>
-                <w:szCs w:val="20"/>
-                <w:color w:val="000000"/>
-              </w:rPr>
-              <w:t xml:space="preserve">339.19</w:t>
+              <w:t xml:space="preserve">1990</w:t>
+            </w:r>
+          </w:p>
+        </w:tc>
+        <w:tc>
+          <w:tcPr>
+            <w:tcBorders>
+              <w:bottom w:val="none" w:sz="0" w:space="0" w:color="000000"/>
+              <w:top w:val="none" w:sz="0" w:space="0" w:color="000000"/>
+              <w:left w:val="none" w:sz="0" w:space="0" w:color="000000"/>
+              <w:right w:val="none" w:sz="0" w:space="0" w:color="000000"/>
+            </w:tcBorders>
+            <w:shd w:val="clear" w:color="auto" w:fill="FFFFFF"/>
+            <w:tcMar>
+              <w:top w:w="0" w:type="dxa"/>
+              <w:bottom w:w="0" w:type="dxa"/>
+              <w:left w:w="0" w:type="dxa"/>
+              <w:right w:w="0" w:type="dxa"/>
+            </w:tcMar>
+            <w:vAlign w:val="center"/>
+          </w:tcPr>
+          <w:p>
+            <w:pPr>
+              <w:pStyle w:val="Normal"/>
+              <w:jc w:val="left"/>
+              <w:pBdr>
+                <w:bottom w:val="none" w:sz="0" w:space="0" w:color="000000"/>
+                <w:top w:val="none" w:sz="0" w:space="0" w:color="000000"/>
+                <w:left w:val="none" w:sz="0" w:space="0" w:color="000000"/>
+                <w:right w:val="none" w:sz="0" w:space="0" w:color="000000"/>
+              </w:pBdr>
+              <w:spacing w:after="100" w:before="100" w:line="240"/>
+              <w:ind w:left="100" w:right="100" w:firstLine="0" w:firstLineChars="0"/>
+              <w:rPr>
+                <w:rFonts w:ascii="Times New Roman" w:hAnsi="Times New Roman" w:eastAsia="Times New Roman" w:cs="Times New Roman"/>
+                <w:i w:val="false"/>
+                <w:b w:val="false"/>
+                <w:u w:val="none"/>
+                <w:sz w:val="20"/>
+                <w:szCs w:val="20"/>
+                <w:color w:val="000000"/>
+              </w:rPr>
+            </w:pPr>
+            <w:r xmlns:w="http://schemas.openxmlformats.org/wordprocessingml/2006/main" xmlns:wp="http://schemas.openxmlformats.org/drawingml/2006/wordprocessingDrawing" xmlns:r="http://schemas.openxmlformats.org/officeDocument/2006/relationships" xmlns:w14="http://schemas.microsoft.com/office/word/2010/wordml">
+              <w:rPr>
+                <w:rFonts w:ascii="Times New Roman" w:hAnsi="Times New Roman" w:eastAsia="Times New Roman" w:cs="Times New Roman"/>
+                <w:i w:val="false"/>
+                <w:b w:val="false"/>
+                <w:u w:val="none"/>
+                <w:sz w:val="20"/>
+                <w:szCs w:val="20"/>
+                <w:color w:val="000000"/>
+              </w:rPr>
+              <w:t xml:space="preserve">dsr</w:t>
+            </w:r>
+          </w:p>
+        </w:tc>
+        <w:tc>
+          <w:tcPr>
+            <w:tcBorders>
+              <w:bottom w:val="none" w:sz="0" w:space="0" w:color="000000"/>
+              <w:top w:val="none" w:sz="0" w:space="0" w:color="000000"/>
+              <w:left w:val="none" w:sz="0" w:space="0" w:color="000000"/>
+              <w:right w:val="none" w:sz="0" w:space="0" w:color="000000"/>
+            </w:tcBorders>
+            <w:shd w:val="clear" w:color="auto" w:fill="FFFFFF"/>
+            <w:tcMar>
+              <w:top w:w="0" w:type="dxa"/>
+              <w:bottom w:w="0" w:type="dxa"/>
+              <w:left w:w="0" w:type="dxa"/>
+              <w:right w:w="0" w:type="dxa"/>
+            </w:tcMar>
+            <w:vAlign w:val="center"/>
+          </w:tcPr>
+          <w:p>
+            <w:pPr>
+              <w:pStyle w:val="Normal"/>
+              <w:jc w:val="left"/>
+              <w:pBdr>
+                <w:bottom w:val="none" w:sz="0" w:space="0" w:color="000000"/>
+                <w:top w:val="none" w:sz="0" w:space="0" w:color="000000"/>
+                <w:left w:val="none" w:sz="0" w:space="0" w:color="000000"/>
+                <w:right w:val="none" w:sz="0" w:space="0" w:color="000000"/>
+              </w:pBdr>
+              <w:spacing w:after="100" w:before="100" w:line="240"/>
+              <w:ind w:left="100" w:right="100" w:firstLine="0" w:firstLineChars="0"/>
+              <w:rPr>
+                <w:rFonts w:ascii="Times New Roman" w:hAnsi="Times New Roman" w:eastAsia="Times New Roman" w:cs="Times New Roman"/>
+                <w:i w:val="false"/>
+                <w:b w:val="false"/>
+                <w:u w:val="none"/>
+                <w:sz w:val="20"/>
+                <w:szCs w:val="20"/>
+                <w:color w:val="000000"/>
+              </w:rPr>
+            </w:pPr>
+            <w:r xmlns:w="http://schemas.openxmlformats.org/wordprocessingml/2006/main" xmlns:wp="http://schemas.openxmlformats.org/drawingml/2006/wordprocessingDrawing" xmlns:r="http://schemas.openxmlformats.org/officeDocument/2006/relationships" xmlns:w14="http://schemas.microsoft.com/office/word/2010/wordml">
+              <w:rPr>
+                <w:rFonts w:ascii="Times New Roman" w:hAnsi="Times New Roman" w:eastAsia="Times New Roman" w:cs="Times New Roman"/>
+                <w:i w:val="false"/>
+                <w:b w:val="false"/>
+                <w:u w:val="none"/>
+                <w:sz w:val="20"/>
+                <w:szCs w:val="20"/>
+                <w:color w:val="000000"/>
+              </w:rPr>
+              <w:t xml:space="preserve">guided</w:t>
+            </w:r>
+          </w:p>
+        </w:tc>
+        <w:tc>
+          <w:tcPr>
+            <w:tcBorders>
+              <w:bottom w:val="none" w:sz="0" w:space="0" w:color="000000"/>
+              <w:top w:val="none" w:sz="0" w:space="0" w:color="000000"/>
+              <w:left w:val="none" w:sz="0" w:space="0" w:color="000000"/>
+              <w:right w:val="none" w:sz="0" w:space="0" w:color="000000"/>
+            </w:tcBorders>
+            <w:shd w:val="clear" w:color="auto" w:fill="FFFFFF"/>
+            <w:tcMar>
+              <w:top w:w="0" w:type="dxa"/>
+              <w:bottom w:w="0" w:type="dxa"/>
+              <w:left w:w="0" w:type="dxa"/>
+              <w:right w:w="0" w:type="dxa"/>
+            </w:tcMar>
+            <w:vAlign w:val="center"/>
+          </w:tcPr>
+          <w:p>
+            <w:pPr>
+              <w:pStyle w:val="Normal"/>
+              <w:jc w:val="left"/>
+              <w:pBdr>
+                <w:bottom w:val="none" w:sz="0" w:space="0" w:color="000000"/>
+                <w:top w:val="none" w:sz="0" w:space="0" w:color="000000"/>
+                <w:left w:val="none" w:sz="0" w:space="0" w:color="000000"/>
+                <w:right w:val="none" w:sz="0" w:space="0" w:color="000000"/>
+              </w:pBdr>
+              <w:spacing w:after="100" w:before="100" w:line="240"/>
+              <w:ind w:left="100" w:right="100" w:firstLine="0" w:firstLineChars="0"/>
+              <w:rPr>
+                <w:rFonts w:ascii="Times New Roman" w:hAnsi="Times New Roman" w:eastAsia="Times New Roman" w:cs="Times New Roman"/>
+                <w:i w:val="false"/>
+                <w:b w:val="false"/>
+                <w:u w:val="none"/>
+                <w:sz w:val="20"/>
+                <w:szCs w:val="20"/>
+                <w:color w:val="000000"/>
+              </w:rPr>
+            </w:pPr>
+            <w:r xmlns:w="http://schemas.openxmlformats.org/wordprocessingml/2006/main" xmlns:wp="http://schemas.openxmlformats.org/drawingml/2006/wordprocessingDrawing" xmlns:r="http://schemas.openxmlformats.org/officeDocument/2006/relationships" xmlns:w14="http://schemas.microsoft.com/office/word/2010/wordml">
+              <w:rPr>
+                <w:rFonts w:ascii="Times New Roman" w:hAnsi="Times New Roman" w:eastAsia="Times New Roman" w:cs="Times New Roman"/>
+                <w:i w:val="false"/>
+                <w:b w:val="false"/>
+                <w:u w:val="none"/>
+                <w:sz w:val="20"/>
+                <w:szCs w:val="20"/>
+                <w:color w:val="000000"/>
+              </w:rPr>
+              <w:t xml:space="preserve">27.67</w:t>
+            </w:r>
+          </w:p>
+        </w:tc>
+        <w:tc>
+          <w:tcPr>
+            <w:tcBorders>
+              <w:bottom w:val="none" w:sz="0" w:space="0" w:color="000000"/>
+              <w:top w:val="none" w:sz="0" w:space="0" w:color="000000"/>
+              <w:left w:val="none" w:sz="0" w:space="0" w:color="000000"/>
+              <w:right w:val="none" w:sz="0" w:space="0" w:color="000000"/>
+            </w:tcBorders>
+            <w:shd w:val="clear" w:color="auto" w:fill="FFFFFF"/>
+            <w:tcMar>
+              <w:top w:w="0" w:type="dxa"/>
+              <w:bottom w:w="0" w:type="dxa"/>
+              <w:left w:w="0" w:type="dxa"/>
+              <w:right w:w="0" w:type="dxa"/>
+            </w:tcMar>
+            <w:vAlign w:val="center"/>
+          </w:tcPr>
+          <w:p>
+            <w:pPr>
+              <w:pStyle w:val="Normal"/>
+              <w:jc w:val="left"/>
+              <w:pBdr>
+                <w:bottom w:val="none" w:sz="0" w:space="0" w:color="000000"/>
+                <w:top w:val="none" w:sz="0" w:space="0" w:color="000000"/>
+                <w:left w:val="none" w:sz="0" w:space="0" w:color="000000"/>
+                <w:right w:val="none" w:sz="0" w:space="0" w:color="000000"/>
+              </w:pBdr>
+              <w:spacing w:after="100" w:before="100" w:line="240"/>
+              <w:ind w:left="100" w:right="100" w:firstLine="0" w:firstLineChars="0"/>
+              <w:rPr>
+                <w:rFonts w:ascii="Times New Roman" w:hAnsi="Times New Roman" w:eastAsia="Times New Roman" w:cs="Times New Roman"/>
+                <w:i w:val="false"/>
+                <w:b w:val="false"/>
+                <w:u w:val="none"/>
+                <w:sz w:val="20"/>
+                <w:szCs w:val="20"/>
+                <w:color w:val="000000"/>
+              </w:rPr>
+            </w:pPr>
+            <w:r xmlns:w="http://schemas.openxmlformats.org/wordprocessingml/2006/main" xmlns:wp="http://schemas.openxmlformats.org/drawingml/2006/wordprocessingDrawing" xmlns:r="http://schemas.openxmlformats.org/officeDocument/2006/relationships" xmlns:w14="http://schemas.microsoft.com/office/word/2010/wordml">
+              <w:rPr>
+                <w:rFonts w:ascii="Times New Roman" w:hAnsi="Times New Roman" w:eastAsia="Times New Roman" w:cs="Times New Roman"/>
+                <w:i w:val="false"/>
+                <w:b w:val="false"/>
+                <w:u w:val="none"/>
+                <w:sz w:val="20"/>
+                <w:szCs w:val="20"/>
+                <w:color w:val="000000"/>
+              </w:rPr>
+              <w:t xml:space="preserve">14.84</w:t>
+            </w:r>
+          </w:p>
+        </w:tc>
+        <w:tc>
+          <w:tcPr>
+            <w:tcBorders>
+              <w:bottom w:val="none" w:sz="0" w:space="0" w:color="000000"/>
+              <w:top w:val="none" w:sz="0" w:space="0" w:color="000000"/>
+              <w:left w:val="none" w:sz="0" w:space="0" w:color="000000"/>
+              <w:right w:val="none" w:sz="0" w:space="0" w:color="000000"/>
+            </w:tcBorders>
+            <w:shd w:val="clear" w:color="auto" w:fill="FFFFFF"/>
+            <w:tcMar>
+              <w:top w:w="0" w:type="dxa"/>
+              <w:bottom w:w="0" w:type="dxa"/>
+              <w:left w:w="0" w:type="dxa"/>
+              <w:right w:w="0" w:type="dxa"/>
+            </w:tcMar>
+            <w:vAlign w:val="center"/>
+          </w:tcPr>
+          <w:p>
+            <w:pPr>
+              <w:pStyle w:val="Normal"/>
+              <w:jc w:val="left"/>
+              <w:pBdr>
+                <w:bottom w:val="none" w:sz="0" w:space="0" w:color="000000"/>
+                <w:top w:val="none" w:sz="0" w:space="0" w:color="000000"/>
+                <w:left w:val="none" w:sz="0" w:space="0" w:color="000000"/>
+                <w:right w:val="none" w:sz="0" w:space="0" w:color="000000"/>
+              </w:pBdr>
+              <w:spacing w:after="100" w:before="100" w:line="240"/>
+              <w:ind w:left="100" w:right="100" w:firstLine="0" w:firstLineChars="0"/>
+              <w:rPr>
+                <w:rFonts w:ascii="Times New Roman" w:hAnsi="Times New Roman" w:eastAsia="Times New Roman" w:cs="Times New Roman"/>
+                <w:i w:val="false"/>
+                <w:b w:val="false"/>
+                <w:u w:val="none"/>
+                <w:sz w:val="20"/>
+                <w:szCs w:val="20"/>
+                <w:color w:val="000000"/>
+              </w:rPr>
+            </w:pPr>
+            <w:r xmlns:w="http://schemas.openxmlformats.org/wordprocessingml/2006/main" xmlns:wp="http://schemas.openxmlformats.org/drawingml/2006/wordprocessingDrawing" xmlns:r="http://schemas.openxmlformats.org/officeDocument/2006/relationships" xmlns:w14="http://schemas.microsoft.com/office/word/2010/wordml">
+              <w:rPr>
+                <w:rFonts w:ascii="Times New Roman" w:hAnsi="Times New Roman" w:eastAsia="Times New Roman" w:cs="Times New Roman"/>
+                <w:i w:val="false"/>
+                <w:b w:val="false"/>
+                <w:u w:val="none"/>
+                <w:sz w:val="20"/>
+                <w:szCs w:val="20"/>
+                <w:color w:val="000000"/>
+              </w:rPr>
+              <w:t xml:space="preserve">50.74</w:t>
             </w:r>
           </w:p>
         </w:tc>
@@ -25131,543 +26307,7 @@
                 <w:szCs w:val="20"/>
                 <w:color w:val="000000"/>
               </w:rPr>
-              <w:t xml:space="preserve">1.1</w:t>
-            </w:r>
-          </w:p>
-        </w:tc>
-      </w:tr>
-      <w:tr>
-        <w:trPr>
-          <w:trHeight w:val="617" w:hRule="auto"/>
-        </w:trPr>
-        body29
-        <w:tc>
-          <w:tcPr>
-            <w:tcBorders>
-              <w:bottom w:val="none" w:sz="0" w:space="0" w:color="000000"/>
-              <w:top w:val="none" w:sz="0" w:space="0" w:color="000000"/>
-              <w:left w:val="none" w:sz="0" w:space="0" w:color="000000"/>
-              <w:right w:val="none" w:sz="0" w:space="0" w:color="000000"/>
-            </w:tcBorders>
-            <w:shd w:val="clear" w:color="auto" w:fill="FFFFFF"/>
-            <w:tcMar>
-              <w:top w:w="0" w:type="dxa"/>
-              <w:bottom w:w="0" w:type="dxa"/>
-              <w:left w:w="0" w:type="dxa"/>
-              <w:right w:w="0" w:type="dxa"/>
-            </w:tcMar>
-            <w:vAlign w:val="center"/>
-          </w:tcPr>
-          <w:p>
-            <w:pPr>
-              <w:pStyle w:val="Normal"/>
-              <w:jc w:val="left"/>
-              <w:pBdr>
-                <w:bottom w:val="none" w:sz="0" w:space="0" w:color="000000"/>
-                <w:top w:val="none" w:sz="0" w:space="0" w:color="000000"/>
-                <w:left w:val="none" w:sz="0" w:space="0" w:color="000000"/>
-                <w:right w:val="none" w:sz="0" w:space="0" w:color="000000"/>
-              </w:pBdr>
-              <w:spacing w:after="100" w:before="100" w:line="240"/>
-              <w:ind w:left="100" w:right="100" w:firstLine="0" w:firstLineChars="0"/>
-              <w:rPr>
-                <w:rFonts w:ascii="Times New Roman" w:hAnsi="Times New Roman" w:eastAsia="Times New Roman" w:cs="Times New Roman"/>
-                <w:i w:val="false"/>
-                <w:b w:val="false"/>
-                <w:u w:val="none"/>
-                <w:sz w:val="20"/>
-                <w:szCs w:val="20"/>
-                <w:color w:val="000000"/>
-              </w:rPr>
-            </w:pPr>
-            <w:r xmlns:w="http://schemas.openxmlformats.org/wordprocessingml/2006/main" xmlns:wp="http://schemas.openxmlformats.org/drawingml/2006/wordprocessingDrawing" xmlns:r="http://schemas.openxmlformats.org/officeDocument/2006/relationships" xmlns:w14="http://schemas.microsoft.com/office/word/2010/wordml">
-              <w:rPr>
-                <w:rFonts w:ascii="Times New Roman" w:hAnsi="Times New Roman" w:eastAsia="Times New Roman" w:cs="Times New Roman"/>
-                <w:i w:val="false"/>
-                <w:b w:val="false"/>
-                <w:u w:val="none"/>
-                <w:sz w:val="20"/>
-                <w:szCs w:val="20"/>
-                <w:color w:val="000000"/>
-              </w:rPr>
-              <w:t xml:space="preserve">Southeast</w:t>
-            </w:r>
-          </w:p>
-        </w:tc>
-        <w:tc>
-          <w:tcPr>
-            <w:tcBorders>
-              <w:bottom w:val="none" w:sz="0" w:space="0" w:color="000000"/>
-              <w:top w:val="none" w:sz="0" w:space="0" w:color="000000"/>
-              <w:left w:val="none" w:sz="0" w:space="0" w:color="000000"/>
-              <w:right w:val="none" w:sz="0" w:space="0" w:color="000000"/>
-            </w:tcBorders>
-            <w:shd w:val="clear" w:color="auto" w:fill="FFFFFF"/>
-            <w:tcMar>
-              <w:top w:w="0" w:type="dxa"/>
-              <w:bottom w:w="0" w:type="dxa"/>
-              <w:left w:w="0" w:type="dxa"/>
-              <w:right w:w="0" w:type="dxa"/>
-            </w:tcMar>
-            <w:vAlign w:val="center"/>
-          </w:tcPr>
-          <w:p>
-            <w:pPr>
-              <w:pStyle w:val="Normal"/>
-              <w:jc w:val="left"/>
-              <w:pBdr>
-                <w:bottom w:val="none" w:sz="0" w:space="0" w:color="000000"/>
-                <w:top w:val="none" w:sz="0" w:space="0" w:color="000000"/>
-                <w:left w:val="none" w:sz="0" w:space="0" w:color="000000"/>
-                <w:right w:val="none" w:sz="0" w:space="0" w:color="000000"/>
-              </w:pBdr>
-              <w:spacing w:after="100" w:before="100" w:line="240"/>
-              <w:ind w:left="100" w:right="100" w:firstLine="0" w:firstLineChars="0"/>
-              <w:rPr>
-                <w:rFonts w:ascii="Times New Roman" w:hAnsi="Times New Roman" w:eastAsia="Times New Roman" w:cs="Times New Roman"/>
-                <w:i w:val="false"/>
-                <w:b w:val="false"/>
-                <w:u w:val="none"/>
-                <w:sz w:val="20"/>
-                <w:szCs w:val="20"/>
-                <w:color w:val="000000"/>
-              </w:rPr>
-            </w:pPr>
-            <w:r xmlns:w="http://schemas.openxmlformats.org/wordprocessingml/2006/main" xmlns:wp="http://schemas.openxmlformats.org/drawingml/2006/wordprocessingDrawing" xmlns:r="http://schemas.openxmlformats.org/officeDocument/2006/relationships" xmlns:w14="http://schemas.microsoft.com/office/word/2010/wordml">
-              <w:rPr>
-                <w:rFonts w:ascii="Times New Roman" w:hAnsi="Times New Roman" w:eastAsia="Times New Roman" w:cs="Times New Roman"/>
-                <w:i w:val="false"/>
-                <w:b w:val="false"/>
-                <w:u w:val="none"/>
-                <w:sz w:val="20"/>
-                <w:szCs w:val="20"/>
-                <w:color w:val="000000"/>
-              </w:rPr>
-              <w:t xml:space="preserve">NSEI</w:t>
-            </w:r>
-          </w:p>
-        </w:tc>
-        <w:tc>
-          <w:tcPr>
-            <w:tcBorders>
-              <w:bottom w:val="none" w:sz="0" w:space="0" w:color="000000"/>
-              <w:top w:val="none" w:sz="0" w:space="0" w:color="000000"/>
-              <w:left w:val="none" w:sz="0" w:space="0" w:color="000000"/>
-              <w:right w:val="none" w:sz="0" w:space="0" w:color="000000"/>
-            </w:tcBorders>
-            <w:shd w:val="clear" w:color="auto" w:fill="FFFFFF"/>
-            <w:tcMar>
-              <w:top w:w="0" w:type="dxa"/>
-              <w:bottom w:w="0" w:type="dxa"/>
-              <w:left w:w="0" w:type="dxa"/>
-              <w:right w:w="0" w:type="dxa"/>
-            </w:tcMar>
-            <w:vAlign w:val="center"/>
-          </w:tcPr>
-          <w:p>
-            <w:pPr>
-              <w:pStyle w:val="Normal"/>
-              <w:jc w:val="right"/>
-              <w:pBdr>
-                <w:bottom w:val="none" w:sz="0" w:space="0" w:color="000000"/>
-                <w:top w:val="none" w:sz="0" w:space="0" w:color="000000"/>
-                <w:left w:val="none" w:sz="0" w:space="0" w:color="000000"/>
-                <w:right w:val="none" w:sz="0" w:space="0" w:color="000000"/>
-              </w:pBdr>
-              <w:spacing w:after="100" w:before="100" w:line="240"/>
-              <w:ind w:left="100" w:right="100" w:firstLine="0" w:firstLineChars="0"/>
-              <w:rPr>
-                <w:rFonts w:ascii="Times New Roman" w:hAnsi="Times New Roman" w:eastAsia="Times New Roman" w:cs="Times New Roman"/>
-                <w:i w:val="false"/>
-                <w:b w:val="false"/>
-                <w:u w:val="none"/>
-                <w:sz w:val="20"/>
-                <w:szCs w:val="20"/>
-                <w:color w:val="000000"/>
-              </w:rPr>
-            </w:pPr>
-            <w:r xmlns:w="http://schemas.openxmlformats.org/wordprocessingml/2006/main" xmlns:wp="http://schemas.openxmlformats.org/drawingml/2006/wordprocessingDrawing" xmlns:r="http://schemas.openxmlformats.org/officeDocument/2006/relationships" xmlns:w14="http://schemas.microsoft.com/office/word/2010/wordml">
-              <w:rPr>
-                <w:rFonts w:ascii="Times New Roman" w:hAnsi="Times New Roman" w:eastAsia="Times New Roman" w:cs="Times New Roman"/>
-                <w:i w:val="false"/>
-                <w:b w:val="false"/>
-                <w:u w:val="none"/>
-                <w:sz w:val="20"/>
-                <w:szCs w:val="20"/>
-                <w:color w:val="000000"/>
-              </w:rPr>
-              <w:t xml:space="preserve">1981</w:t>
-            </w:r>
-          </w:p>
-        </w:tc>
-        <w:tc>
-          <w:tcPr>
-            <w:tcBorders>
-              <w:bottom w:val="none" w:sz="0" w:space="0" w:color="000000"/>
-              <w:top w:val="none" w:sz="0" w:space="0" w:color="000000"/>
-              <w:left w:val="none" w:sz="0" w:space="0" w:color="000000"/>
-              <w:right w:val="none" w:sz="0" w:space="0" w:color="000000"/>
-            </w:tcBorders>
-            <w:shd w:val="clear" w:color="auto" w:fill="FFFFFF"/>
-            <w:tcMar>
-              <w:top w:w="0" w:type="dxa"/>
-              <w:bottom w:w="0" w:type="dxa"/>
-              <w:left w:w="0" w:type="dxa"/>
-              <w:right w:w="0" w:type="dxa"/>
-            </w:tcMar>
-            <w:vAlign w:val="center"/>
-          </w:tcPr>
-          <w:p>
-            <w:pPr>
-              <w:pStyle w:val="Normal"/>
-              <w:jc w:val="left"/>
-              <w:pBdr>
-                <w:bottom w:val="none" w:sz="0" w:space="0" w:color="000000"/>
-                <w:top w:val="none" w:sz="0" w:space="0" w:color="000000"/>
-                <w:left w:val="none" w:sz="0" w:space="0" w:color="000000"/>
-                <w:right w:val="none" w:sz="0" w:space="0" w:color="000000"/>
-              </w:pBdr>
-              <w:spacing w:after="100" w:before="100" w:line="240"/>
-              <w:ind w:left="100" w:right="100" w:firstLine="0" w:firstLineChars="0"/>
-              <w:rPr>
-                <w:rFonts w:ascii="Times New Roman" w:hAnsi="Times New Roman" w:eastAsia="Times New Roman" w:cs="Times New Roman"/>
-                <w:i w:val="false"/>
-                <w:b w:val="false"/>
-                <w:u w:val="none"/>
-                <w:sz w:val="20"/>
-                <w:szCs w:val="20"/>
-                <w:color w:val="000000"/>
-              </w:rPr>
-            </w:pPr>
-            <w:r xmlns:w="http://schemas.openxmlformats.org/wordprocessingml/2006/main" xmlns:wp="http://schemas.openxmlformats.org/drawingml/2006/wordprocessingDrawing" xmlns:r="http://schemas.openxmlformats.org/officeDocument/2006/relationships" xmlns:w14="http://schemas.microsoft.com/office/word/2010/wordml">
-              <w:rPr>
-                <w:rFonts w:ascii="Times New Roman" w:hAnsi="Times New Roman" w:eastAsia="Times New Roman" w:cs="Times New Roman"/>
-                <w:i w:val="false"/>
-                <w:b w:val="false"/>
-                <w:u w:val="none"/>
-                <w:sz w:val="20"/>
-                <w:szCs w:val="20"/>
-                <w:color w:val="000000"/>
-              </w:rPr>
-              <w:t xml:space="preserve">dsr</w:t>
-            </w:r>
-          </w:p>
-        </w:tc>
-        <w:tc>
-          <w:tcPr>
-            <w:tcBorders>
-              <w:bottom w:val="none" w:sz="0" w:space="0" w:color="000000"/>
-              <w:top w:val="none" w:sz="0" w:space="0" w:color="000000"/>
-              <w:left w:val="none" w:sz="0" w:space="0" w:color="000000"/>
-              <w:right w:val="none" w:sz="0" w:space="0" w:color="000000"/>
-            </w:tcBorders>
-            <w:shd w:val="clear" w:color="auto" w:fill="FFFFFF"/>
-            <w:tcMar>
-              <w:top w:w="0" w:type="dxa"/>
-              <w:bottom w:w="0" w:type="dxa"/>
-              <w:left w:w="0" w:type="dxa"/>
-              <w:right w:w="0" w:type="dxa"/>
-            </w:tcMar>
-            <w:vAlign w:val="center"/>
-          </w:tcPr>
-          <w:p>
-            <w:pPr>
-              <w:pStyle w:val="Normal"/>
-              <w:jc w:val="left"/>
-              <w:pBdr>
-                <w:bottom w:val="none" w:sz="0" w:space="0" w:color="000000"/>
-                <w:top w:val="none" w:sz="0" w:space="0" w:color="000000"/>
-                <w:left w:val="none" w:sz="0" w:space="0" w:color="000000"/>
-                <w:right w:val="none" w:sz="0" w:space="0" w:color="000000"/>
-              </w:pBdr>
-              <w:spacing w:after="100" w:before="100" w:line="240"/>
-              <w:ind w:left="100" w:right="100" w:firstLine="0" w:firstLineChars="0"/>
-              <w:rPr>
-                <w:rFonts w:ascii="Times New Roman" w:hAnsi="Times New Roman" w:eastAsia="Times New Roman" w:cs="Times New Roman"/>
-                <w:i w:val="false"/>
-                <w:b w:val="false"/>
-                <w:u w:val="none"/>
-                <w:sz w:val="20"/>
-                <w:szCs w:val="20"/>
-                <w:color w:val="000000"/>
-              </w:rPr>
-            </w:pPr>
-            <w:r xmlns:w="http://schemas.openxmlformats.org/wordprocessingml/2006/main" xmlns:wp="http://schemas.openxmlformats.org/drawingml/2006/wordprocessingDrawing" xmlns:r="http://schemas.openxmlformats.org/officeDocument/2006/relationships" xmlns:w14="http://schemas.microsoft.com/office/word/2010/wordml">
-              <w:rPr>
-                <w:rFonts w:ascii="Times New Roman" w:hAnsi="Times New Roman" w:eastAsia="Times New Roman" w:cs="Times New Roman"/>
-                <w:i w:val="false"/>
-                <w:b w:val="false"/>
-                <w:u w:val="none"/>
-                <w:sz w:val="20"/>
-                <w:szCs w:val="20"/>
-                <w:color w:val="000000"/>
-              </w:rPr>
-              <w:t xml:space="preserve">total &amp; unguided</w:t>
-            </w:r>
-          </w:p>
-        </w:tc>
-        <w:tc>
-          <w:tcPr>
-            <w:tcBorders>
-              <w:bottom w:val="none" w:sz="0" w:space="0" w:color="000000"/>
-              <w:top w:val="none" w:sz="0" w:space="0" w:color="000000"/>
-              <w:left w:val="none" w:sz="0" w:space="0" w:color="000000"/>
-              <w:right w:val="none" w:sz="0" w:space="0" w:color="000000"/>
-            </w:tcBorders>
-            <w:shd w:val="clear" w:color="auto" w:fill="FFFFFF"/>
-            <w:tcMar>
-              <w:top w:w="0" w:type="dxa"/>
-              <w:bottom w:w="0" w:type="dxa"/>
-              <w:left w:w="0" w:type="dxa"/>
-              <w:right w:w="0" w:type="dxa"/>
-            </w:tcMar>
-            <w:vAlign w:val="center"/>
-          </w:tcPr>
-          <w:p>
-            <w:pPr>
-              <w:pStyle w:val="Normal"/>
-              <w:jc w:val="left"/>
-              <w:pBdr>
-                <w:bottom w:val="none" w:sz="0" w:space="0" w:color="000000"/>
-                <w:top w:val="none" w:sz="0" w:space="0" w:color="000000"/>
-                <w:left w:val="none" w:sz="0" w:space="0" w:color="000000"/>
-                <w:right w:val="none" w:sz="0" w:space="0" w:color="000000"/>
-              </w:pBdr>
-              <w:spacing w:after="100" w:before="100" w:line="240"/>
-              <w:ind w:left="100" w:right="100" w:firstLine="0" w:firstLineChars="0"/>
-              <w:rPr>
-                <w:rFonts w:ascii="Times New Roman" w:hAnsi="Times New Roman" w:eastAsia="Times New Roman" w:cs="Times New Roman"/>
-                <w:i w:val="false"/>
-                <w:b w:val="false"/>
-                <w:u w:val="none"/>
-                <w:sz w:val="20"/>
-                <w:szCs w:val="20"/>
-                <w:color w:val="000000"/>
-              </w:rPr>
-            </w:pPr>
-            <w:r xmlns:w="http://schemas.openxmlformats.org/wordprocessingml/2006/main" xmlns:wp="http://schemas.openxmlformats.org/drawingml/2006/wordprocessingDrawing" xmlns:r="http://schemas.openxmlformats.org/officeDocument/2006/relationships" xmlns:w14="http://schemas.microsoft.com/office/word/2010/wordml">
-              <w:rPr>
-                <w:rFonts w:ascii="Times New Roman" w:hAnsi="Times New Roman" w:eastAsia="Times New Roman" w:cs="Times New Roman"/>
-                <w:i w:val="false"/>
-                <w:b w:val="false"/>
-                <w:u w:val="none"/>
-                <w:sz w:val="20"/>
-                <w:szCs w:val="20"/>
-                <w:color w:val="000000"/>
-              </w:rPr>
-              <w:t xml:space="preserve">68.68-108.72</w:t>
-            </w:r>
-          </w:p>
-        </w:tc>
-        <w:tc>
-          <w:tcPr>
-            <w:tcBorders>
-              <w:bottom w:val="none" w:sz="0" w:space="0" w:color="000000"/>
-              <w:top w:val="none" w:sz="0" w:space="0" w:color="000000"/>
-              <w:left w:val="none" w:sz="0" w:space="0" w:color="000000"/>
-              <w:right w:val="none" w:sz="0" w:space="0" w:color="000000"/>
-            </w:tcBorders>
-            <w:shd w:val="clear" w:color="auto" w:fill="FFFFFF"/>
-            <w:tcMar>
-              <w:top w:w="0" w:type="dxa"/>
-              <w:bottom w:w="0" w:type="dxa"/>
-              <w:left w:w="0" w:type="dxa"/>
-              <w:right w:w="0" w:type="dxa"/>
-            </w:tcMar>
-            <w:vAlign w:val="center"/>
-          </w:tcPr>
-          <w:p>
-            <w:pPr>
-              <w:pStyle w:val="Normal"/>
-              <w:jc w:val="left"/>
-              <w:pBdr>
-                <w:bottom w:val="none" w:sz="0" w:space="0" w:color="000000"/>
-                <w:top w:val="none" w:sz="0" w:space="0" w:color="000000"/>
-                <w:left w:val="none" w:sz="0" w:space="0" w:color="000000"/>
-                <w:right w:val="none" w:sz="0" w:space="0" w:color="000000"/>
-              </w:pBdr>
-              <w:spacing w:after="100" w:before="100" w:line="240"/>
-              <w:ind w:left="100" w:right="100" w:firstLine="0" w:firstLineChars="0"/>
-              <w:rPr>
-                <w:rFonts w:ascii="Times New Roman" w:hAnsi="Times New Roman" w:eastAsia="Times New Roman" w:cs="Times New Roman"/>
-                <w:i w:val="false"/>
-                <w:b w:val="false"/>
-                <w:u w:val="none"/>
-                <w:sz w:val="20"/>
-                <w:szCs w:val="20"/>
-                <w:color w:val="000000"/>
-              </w:rPr>
-            </w:pPr>
-            <w:r xmlns:w="http://schemas.openxmlformats.org/wordprocessingml/2006/main" xmlns:wp="http://schemas.openxmlformats.org/drawingml/2006/wordprocessingDrawing" xmlns:r="http://schemas.openxmlformats.org/officeDocument/2006/relationships" xmlns:w14="http://schemas.microsoft.com/office/word/2010/wordml">
-              <w:rPr>
-                <w:rFonts w:ascii="Times New Roman" w:hAnsi="Times New Roman" w:eastAsia="Times New Roman" w:cs="Times New Roman"/>
-                <w:i w:val="false"/>
-                <w:b w:val="false"/>
-                <w:u w:val="none"/>
-                <w:sz w:val="20"/>
-                <w:szCs w:val="20"/>
-                <w:color w:val="000000"/>
-              </w:rPr>
-              <w:t xml:space="preserve">35.87-71.18</w:t>
-            </w:r>
-          </w:p>
-        </w:tc>
-        <w:tc>
-          <w:tcPr>
-            <w:tcBorders>
-              <w:bottom w:val="none" w:sz="0" w:space="0" w:color="000000"/>
-              <w:top w:val="none" w:sz="0" w:space="0" w:color="000000"/>
-              <w:left w:val="none" w:sz="0" w:space="0" w:color="000000"/>
-              <w:right w:val="none" w:sz="0" w:space="0" w:color="000000"/>
-            </w:tcBorders>
-            <w:shd w:val="clear" w:color="auto" w:fill="FFFFFF"/>
-            <w:tcMar>
-              <w:top w:w="0" w:type="dxa"/>
-              <w:bottom w:w="0" w:type="dxa"/>
-              <w:left w:w="0" w:type="dxa"/>
-              <w:right w:w="0" w:type="dxa"/>
-            </w:tcMar>
-            <w:vAlign w:val="center"/>
-          </w:tcPr>
-          <w:p>
-            <w:pPr>
-              <w:pStyle w:val="Normal"/>
-              <w:jc w:val="left"/>
-              <w:pBdr>
-                <w:bottom w:val="none" w:sz="0" w:space="0" w:color="000000"/>
-                <w:top w:val="none" w:sz="0" w:space="0" w:color="000000"/>
-                <w:left w:val="none" w:sz="0" w:space="0" w:color="000000"/>
-                <w:right w:val="none" w:sz="0" w:space="0" w:color="000000"/>
-              </w:pBdr>
-              <w:spacing w:after="100" w:before="100" w:line="240"/>
-              <w:ind w:left="100" w:right="100" w:firstLine="0" w:firstLineChars="0"/>
-              <w:rPr>
-                <w:rFonts w:ascii="Times New Roman" w:hAnsi="Times New Roman" w:eastAsia="Times New Roman" w:cs="Times New Roman"/>
-                <w:i w:val="false"/>
-                <w:b w:val="false"/>
-                <w:u w:val="none"/>
-                <w:sz w:val="20"/>
-                <w:szCs w:val="20"/>
-                <w:color w:val="000000"/>
-              </w:rPr>
-            </w:pPr>
-            <w:r xmlns:w="http://schemas.openxmlformats.org/wordprocessingml/2006/main" xmlns:wp="http://schemas.openxmlformats.org/drawingml/2006/wordprocessingDrawing" xmlns:r="http://schemas.openxmlformats.org/officeDocument/2006/relationships" xmlns:w14="http://schemas.microsoft.com/office/word/2010/wordml">
-              <w:rPr>
-                <w:rFonts w:ascii="Times New Roman" w:hAnsi="Times New Roman" w:eastAsia="Times New Roman" w:cs="Times New Roman"/>
-                <w:i w:val="false"/>
-                <w:b w:val="false"/>
-                <w:u w:val="none"/>
-                <w:sz w:val="20"/>
-                <w:szCs w:val="20"/>
-                <w:color w:val="000000"/>
-              </w:rPr>
-              <w:t xml:space="preserve">275.39-283.44</w:t>
-            </w:r>
-          </w:p>
-        </w:tc>
-        <w:tc>
-          <w:tcPr>
-            <w:tcBorders>
-              <w:bottom w:val="none" w:sz="0" w:space="0" w:color="000000"/>
-              <w:top w:val="none" w:sz="0" w:space="0" w:color="000000"/>
-              <w:left w:val="none" w:sz="0" w:space="0" w:color="000000"/>
-              <w:right w:val="none" w:sz="0" w:space="0" w:color="000000"/>
-            </w:tcBorders>
-            <w:shd w:val="clear" w:color="auto" w:fill="FFFFFF"/>
-            <w:tcMar>
-              <w:top w:w="0" w:type="dxa"/>
-              <w:bottom w:w="0" w:type="dxa"/>
-              <w:left w:w="0" w:type="dxa"/>
-              <w:right w:w="0" w:type="dxa"/>
-            </w:tcMar>
-            <w:vAlign w:val="center"/>
-          </w:tcPr>
-          <w:p>
-            <w:pPr>
-              <w:pStyle w:val="Normal"/>
-              <w:jc w:val="left"/>
-              <w:pBdr>
-                <w:bottom w:val="none" w:sz="0" w:space="0" w:color="000000"/>
-                <w:top w:val="none" w:sz="0" w:space="0" w:color="000000"/>
-                <w:left w:val="none" w:sz="0" w:space="0" w:color="000000"/>
-                <w:right w:val="none" w:sz="0" w:space="0" w:color="000000"/>
-              </w:pBdr>
-              <w:spacing w:after="100" w:before="100" w:line="240"/>
-              <w:ind w:left="100" w:right="100" w:firstLine="0" w:firstLineChars="0"/>
-              <w:rPr>
-                <w:rFonts w:ascii="Times New Roman" w:hAnsi="Times New Roman" w:eastAsia="Times New Roman" w:cs="Times New Roman"/>
-                <w:i w:val="false"/>
-                <w:b w:val="false"/>
-                <w:u w:val="none"/>
-                <w:sz w:val="20"/>
-                <w:szCs w:val="20"/>
-                <w:color w:val="000000"/>
-              </w:rPr>
-            </w:pPr>
-            <w:r xmlns:w="http://schemas.openxmlformats.org/wordprocessingml/2006/main" xmlns:wp="http://schemas.openxmlformats.org/drawingml/2006/wordprocessingDrawing" xmlns:r="http://schemas.openxmlformats.org/officeDocument/2006/relationships" xmlns:w14="http://schemas.microsoft.com/office/word/2010/wordml">
-              <w:rPr>
-                <w:rFonts w:ascii="Times New Roman" w:hAnsi="Times New Roman" w:eastAsia="Times New Roman" w:cs="Times New Roman"/>
-                <w:i w:val="false"/>
-                <w:b w:val="false"/>
-                <w:u w:val="none"/>
-                <w:sz w:val="20"/>
-                <w:szCs w:val="20"/>
-                <w:color w:val="000000"/>
-              </w:rPr>
-              <w:t xml:space="preserve">0.12-0.13</w:t>
-            </w:r>
-          </w:p>
-        </w:tc>
-        <w:tc>
-          <w:tcPr>
-            <w:tcBorders>
-              <w:bottom w:val="none" w:sz="0" w:space="0" w:color="000000"/>
-              <w:top w:val="none" w:sz="0" w:space="0" w:color="000000"/>
-              <w:left w:val="none" w:sz="0" w:space="0" w:color="000000"/>
-              <w:right w:val="none" w:sz="0" w:space="0" w:color="000000"/>
-            </w:tcBorders>
-            <w:shd w:val="clear" w:color="auto" w:fill="FFFFFF"/>
-            <w:tcMar>
-              <w:top w:w="0" w:type="dxa"/>
-              <w:bottom w:w="0" w:type="dxa"/>
-              <w:left w:w="0" w:type="dxa"/>
-              <w:right w:w="0" w:type="dxa"/>
-            </w:tcMar>
-            <w:vAlign w:val="center"/>
-          </w:tcPr>
-          <w:p>
-            <w:pPr>
-              <w:pStyle w:val="Normal"/>
-              <w:jc w:val="left"/>
-              <w:pBdr>
-                <w:bottom w:val="none" w:sz="0" w:space="0" w:color="000000"/>
-                <w:top w:val="none" w:sz="0" w:space="0" w:color="000000"/>
-                <w:left w:val="none" w:sz="0" w:space="0" w:color="000000"/>
-                <w:right w:val="none" w:sz="0" w:space="0" w:color="000000"/>
-              </w:pBdr>
-              <w:spacing w:after="100" w:before="100" w:line="240"/>
-              <w:ind w:left="100" w:right="100" w:firstLine="0" w:firstLineChars="0"/>
-              <w:rPr>
-                <w:rFonts w:ascii="Times New Roman" w:hAnsi="Times New Roman" w:eastAsia="Times New Roman" w:cs="Times New Roman"/>
-                <w:i w:val="false"/>
-                <w:b w:val="false"/>
-                <w:u w:val="none"/>
-                <w:sz w:val="20"/>
-                <w:szCs w:val="20"/>
-                <w:color w:val="000000"/>
-              </w:rPr>
-            </w:pPr>
-            <w:r xmlns:w="http://schemas.openxmlformats.org/wordprocessingml/2006/main" xmlns:wp="http://schemas.openxmlformats.org/drawingml/2006/wordprocessingDrawing" xmlns:r="http://schemas.openxmlformats.org/officeDocument/2006/relationships" xmlns:w14="http://schemas.microsoft.com/office/word/2010/wordml">
-              <w:rPr>
-                <w:rFonts w:ascii="Times New Roman" w:hAnsi="Times New Roman" w:eastAsia="Times New Roman" w:cs="Times New Roman"/>
-                <w:i w:val="false"/>
-                <w:b w:val="false"/>
-                <w:u w:val="none"/>
-                <w:sz w:val="20"/>
-                <w:szCs w:val="20"/>
-                <w:color w:val="000000"/>
-              </w:rPr>
-              <w:t xml:space="preserve">1.24-1.26</w:t>
+              <w:t xml:space="preserve">1.12</w:t>
             </w:r>
           </w:p>
         </w:tc>
@@ -25779,7 +26419,7 @@
                 <w:szCs w:val="20"/>
                 <w:color w:val="000000"/>
               </w:rPr>
-              <w:t xml:space="preserve">NSEI</w:t>
+              <w:t xml:space="preserve">NSEO</w:t>
             </w:r>
           </w:p>
         </w:tc>
@@ -25832,378 +26472,378 @@
                 <w:szCs w:val="20"/>
                 <w:color w:val="000000"/>
               </w:rPr>
-              <w:t xml:space="preserve">1990</w:t>
-            </w:r>
-          </w:p>
-        </w:tc>
-        <w:tc>
-          <w:tcPr>
-            <w:tcBorders>
-              <w:bottom w:val="none" w:sz="0" w:space="0" w:color="000000"/>
-              <w:top w:val="none" w:sz="0" w:space="0" w:color="000000"/>
-              <w:left w:val="none" w:sz="0" w:space="0" w:color="000000"/>
-              <w:right w:val="none" w:sz="0" w:space="0" w:color="000000"/>
-            </w:tcBorders>
-            <w:shd w:val="clear" w:color="auto" w:fill="FFFFFF"/>
-            <w:tcMar>
-              <w:top w:w="0" w:type="dxa"/>
-              <w:bottom w:w="0" w:type="dxa"/>
-              <w:left w:w="0" w:type="dxa"/>
-              <w:right w:w="0" w:type="dxa"/>
-            </w:tcMar>
-            <w:vAlign w:val="center"/>
-          </w:tcPr>
-          <w:p>
-            <w:pPr>
-              <w:pStyle w:val="Normal"/>
-              <w:jc w:val="left"/>
-              <w:pBdr>
-                <w:bottom w:val="none" w:sz="0" w:space="0" w:color="000000"/>
-                <w:top w:val="none" w:sz="0" w:space="0" w:color="000000"/>
-                <w:left w:val="none" w:sz="0" w:space="0" w:color="000000"/>
-                <w:right w:val="none" w:sz="0" w:space="0" w:color="000000"/>
-              </w:pBdr>
-              <w:spacing w:after="100" w:before="100" w:line="240"/>
-              <w:ind w:left="100" w:right="100" w:firstLine="0" w:firstLineChars="0"/>
-              <w:rPr>
-                <w:rFonts w:ascii="Times New Roman" w:hAnsi="Times New Roman" w:eastAsia="Times New Roman" w:cs="Times New Roman"/>
-                <w:i w:val="false"/>
-                <w:b w:val="false"/>
-                <w:u w:val="none"/>
-                <w:sz w:val="20"/>
-                <w:szCs w:val="20"/>
-                <w:color w:val="000000"/>
-              </w:rPr>
-            </w:pPr>
-            <w:r xmlns:w="http://schemas.openxmlformats.org/wordprocessingml/2006/main" xmlns:wp="http://schemas.openxmlformats.org/drawingml/2006/wordprocessingDrawing" xmlns:r="http://schemas.openxmlformats.org/officeDocument/2006/relationships" xmlns:w14="http://schemas.microsoft.com/office/word/2010/wordml">
-              <w:rPr>
-                <w:rFonts w:ascii="Times New Roman" w:hAnsi="Times New Roman" w:eastAsia="Times New Roman" w:cs="Times New Roman"/>
-                <w:i w:val="false"/>
-                <w:b w:val="false"/>
-                <w:u w:val="none"/>
-                <w:sz w:val="20"/>
-                <w:szCs w:val="20"/>
-                <w:color w:val="000000"/>
-              </w:rPr>
-              <w:t xml:space="preserve">dsr</w:t>
-            </w:r>
-          </w:p>
-        </w:tc>
-        <w:tc>
-          <w:tcPr>
-            <w:tcBorders>
-              <w:bottom w:val="none" w:sz="0" w:space="0" w:color="000000"/>
-              <w:top w:val="none" w:sz="0" w:space="0" w:color="000000"/>
-              <w:left w:val="none" w:sz="0" w:space="0" w:color="000000"/>
-              <w:right w:val="none" w:sz="0" w:space="0" w:color="000000"/>
-            </w:tcBorders>
-            <w:shd w:val="clear" w:color="auto" w:fill="FFFFFF"/>
-            <w:tcMar>
-              <w:top w:w="0" w:type="dxa"/>
-              <w:bottom w:w="0" w:type="dxa"/>
-              <w:left w:w="0" w:type="dxa"/>
-              <w:right w:w="0" w:type="dxa"/>
-            </w:tcMar>
-            <w:vAlign w:val="center"/>
-          </w:tcPr>
-          <w:p>
-            <w:pPr>
-              <w:pStyle w:val="Normal"/>
-              <w:jc w:val="left"/>
-              <w:pBdr>
-                <w:bottom w:val="none" w:sz="0" w:space="0" w:color="000000"/>
-                <w:top w:val="none" w:sz="0" w:space="0" w:color="000000"/>
-                <w:left w:val="none" w:sz="0" w:space="0" w:color="000000"/>
-                <w:right w:val="none" w:sz="0" w:space="0" w:color="000000"/>
-              </w:pBdr>
-              <w:spacing w:after="100" w:before="100" w:line="240"/>
-              <w:ind w:left="100" w:right="100" w:firstLine="0" w:firstLineChars="0"/>
-              <w:rPr>
-                <w:rFonts w:ascii="Times New Roman" w:hAnsi="Times New Roman" w:eastAsia="Times New Roman" w:cs="Times New Roman"/>
-                <w:i w:val="false"/>
-                <w:b w:val="false"/>
-                <w:u w:val="none"/>
-                <w:sz w:val="20"/>
-                <w:szCs w:val="20"/>
-                <w:color w:val="000000"/>
-              </w:rPr>
-            </w:pPr>
-            <w:r xmlns:w="http://schemas.openxmlformats.org/wordprocessingml/2006/main" xmlns:wp="http://schemas.openxmlformats.org/drawingml/2006/wordprocessingDrawing" xmlns:r="http://schemas.openxmlformats.org/officeDocument/2006/relationships" xmlns:w14="http://schemas.microsoft.com/office/word/2010/wordml">
-              <w:rPr>
-                <w:rFonts w:ascii="Times New Roman" w:hAnsi="Times New Roman" w:eastAsia="Times New Roman" w:cs="Times New Roman"/>
-                <w:i w:val="false"/>
-                <w:b w:val="false"/>
-                <w:u w:val="none"/>
-                <w:sz w:val="20"/>
-                <w:szCs w:val="20"/>
-                <w:color w:val="000000"/>
-              </w:rPr>
-              <w:t xml:space="preserve">guided</w:t>
-            </w:r>
-          </w:p>
-        </w:tc>
-        <w:tc>
-          <w:tcPr>
-            <w:tcBorders>
-              <w:bottom w:val="none" w:sz="0" w:space="0" w:color="000000"/>
-              <w:top w:val="none" w:sz="0" w:space="0" w:color="000000"/>
-              <w:left w:val="none" w:sz="0" w:space="0" w:color="000000"/>
-              <w:right w:val="none" w:sz="0" w:space="0" w:color="000000"/>
-            </w:tcBorders>
-            <w:shd w:val="clear" w:color="auto" w:fill="FFFFFF"/>
-            <w:tcMar>
-              <w:top w:w="0" w:type="dxa"/>
-              <w:bottom w:w="0" w:type="dxa"/>
-              <w:left w:w="0" w:type="dxa"/>
-              <w:right w:w="0" w:type="dxa"/>
-            </w:tcMar>
-            <w:vAlign w:val="center"/>
-          </w:tcPr>
-          <w:p>
-            <w:pPr>
-              <w:pStyle w:val="Normal"/>
-              <w:jc w:val="left"/>
-              <w:pBdr>
-                <w:bottom w:val="none" w:sz="0" w:space="0" w:color="000000"/>
-                <w:top w:val="none" w:sz="0" w:space="0" w:color="000000"/>
-                <w:left w:val="none" w:sz="0" w:space="0" w:color="000000"/>
-                <w:right w:val="none" w:sz="0" w:space="0" w:color="000000"/>
-              </w:pBdr>
-              <w:spacing w:after="100" w:before="100" w:line="240"/>
-              <w:ind w:left="100" w:right="100" w:firstLine="0" w:firstLineChars="0"/>
-              <w:rPr>
-                <w:rFonts w:ascii="Times New Roman" w:hAnsi="Times New Roman" w:eastAsia="Times New Roman" w:cs="Times New Roman"/>
-                <w:i w:val="false"/>
-                <w:b w:val="false"/>
-                <w:u w:val="none"/>
-                <w:sz w:val="20"/>
-                <w:szCs w:val="20"/>
-                <w:color w:val="000000"/>
-              </w:rPr>
-            </w:pPr>
-            <w:r xmlns:w="http://schemas.openxmlformats.org/wordprocessingml/2006/main" xmlns:wp="http://schemas.openxmlformats.org/drawingml/2006/wordprocessingDrawing" xmlns:r="http://schemas.openxmlformats.org/officeDocument/2006/relationships" xmlns:w14="http://schemas.microsoft.com/office/word/2010/wordml">
-              <w:rPr>
-                <w:rFonts w:ascii="Times New Roman" w:hAnsi="Times New Roman" w:eastAsia="Times New Roman" w:cs="Times New Roman"/>
-                <w:i w:val="false"/>
-                <w:b w:val="false"/>
-                <w:u w:val="none"/>
-                <w:sz w:val="20"/>
-                <w:szCs w:val="20"/>
-                <w:color w:val="000000"/>
-              </w:rPr>
-              <w:t xml:space="preserve">27.67</w:t>
-            </w:r>
-          </w:p>
-        </w:tc>
-        <w:tc>
-          <w:tcPr>
-            <w:tcBorders>
-              <w:bottom w:val="none" w:sz="0" w:space="0" w:color="000000"/>
-              <w:top w:val="none" w:sz="0" w:space="0" w:color="000000"/>
-              <w:left w:val="none" w:sz="0" w:space="0" w:color="000000"/>
-              <w:right w:val="none" w:sz="0" w:space="0" w:color="000000"/>
-            </w:tcBorders>
-            <w:shd w:val="clear" w:color="auto" w:fill="FFFFFF"/>
-            <w:tcMar>
-              <w:top w:w="0" w:type="dxa"/>
-              <w:bottom w:w="0" w:type="dxa"/>
-              <w:left w:w="0" w:type="dxa"/>
-              <w:right w:w="0" w:type="dxa"/>
-            </w:tcMar>
-            <w:vAlign w:val="center"/>
-          </w:tcPr>
-          <w:p>
-            <w:pPr>
-              <w:pStyle w:val="Normal"/>
-              <w:jc w:val="left"/>
-              <w:pBdr>
-                <w:bottom w:val="none" w:sz="0" w:space="0" w:color="000000"/>
-                <w:top w:val="none" w:sz="0" w:space="0" w:color="000000"/>
-                <w:left w:val="none" w:sz="0" w:space="0" w:color="000000"/>
-                <w:right w:val="none" w:sz="0" w:space="0" w:color="000000"/>
-              </w:pBdr>
-              <w:spacing w:after="100" w:before="100" w:line="240"/>
-              <w:ind w:left="100" w:right="100" w:firstLine="0" w:firstLineChars="0"/>
-              <w:rPr>
-                <w:rFonts w:ascii="Times New Roman" w:hAnsi="Times New Roman" w:eastAsia="Times New Roman" w:cs="Times New Roman"/>
-                <w:i w:val="false"/>
-                <w:b w:val="false"/>
-                <w:u w:val="none"/>
-                <w:sz w:val="20"/>
-                <w:szCs w:val="20"/>
-                <w:color w:val="000000"/>
-              </w:rPr>
-            </w:pPr>
-            <w:r xmlns:w="http://schemas.openxmlformats.org/wordprocessingml/2006/main" xmlns:wp="http://schemas.openxmlformats.org/drawingml/2006/wordprocessingDrawing" xmlns:r="http://schemas.openxmlformats.org/officeDocument/2006/relationships" xmlns:w14="http://schemas.microsoft.com/office/word/2010/wordml">
-              <w:rPr>
-                <w:rFonts w:ascii="Times New Roman" w:hAnsi="Times New Roman" w:eastAsia="Times New Roman" w:cs="Times New Roman"/>
-                <w:i w:val="false"/>
-                <w:b w:val="false"/>
-                <w:u w:val="none"/>
-                <w:sz w:val="20"/>
-                <w:szCs w:val="20"/>
-                <w:color w:val="000000"/>
-              </w:rPr>
-              <w:t xml:space="preserve">14.84</w:t>
-            </w:r>
-          </w:p>
-        </w:tc>
-        <w:tc>
-          <w:tcPr>
-            <w:tcBorders>
-              <w:bottom w:val="none" w:sz="0" w:space="0" w:color="000000"/>
-              <w:top w:val="none" w:sz="0" w:space="0" w:color="000000"/>
-              <w:left w:val="none" w:sz="0" w:space="0" w:color="000000"/>
-              <w:right w:val="none" w:sz="0" w:space="0" w:color="000000"/>
-            </w:tcBorders>
-            <w:shd w:val="clear" w:color="auto" w:fill="FFFFFF"/>
-            <w:tcMar>
-              <w:top w:w="0" w:type="dxa"/>
-              <w:bottom w:w="0" w:type="dxa"/>
-              <w:left w:w="0" w:type="dxa"/>
-              <w:right w:w="0" w:type="dxa"/>
-            </w:tcMar>
-            <w:vAlign w:val="center"/>
-          </w:tcPr>
-          <w:p>
-            <w:pPr>
-              <w:pStyle w:val="Normal"/>
-              <w:jc w:val="left"/>
-              <w:pBdr>
-                <w:bottom w:val="none" w:sz="0" w:space="0" w:color="000000"/>
-                <w:top w:val="none" w:sz="0" w:space="0" w:color="000000"/>
-                <w:left w:val="none" w:sz="0" w:space="0" w:color="000000"/>
-                <w:right w:val="none" w:sz="0" w:space="0" w:color="000000"/>
-              </w:pBdr>
-              <w:spacing w:after="100" w:before="100" w:line="240"/>
-              <w:ind w:left="100" w:right="100" w:firstLine="0" w:firstLineChars="0"/>
-              <w:rPr>
-                <w:rFonts w:ascii="Times New Roman" w:hAnsi="Times New Roman" w:eastAsia="Times New Roman" w:cs="Times New Roman"/>
-                <w:i w:val="false"/>
-                <w:b w:val="false"/>
-                <w:u w:val="none"/>
-                <w:sz w:val="20"/>
-                <w:szCs w:val="20"/>
-                <w:color w:val="000000"/>
-              </w:rPr>
-            </w:pPr>
-            <w:r xmlns:w="http://schemas.openxmlformats.org/wordprocessingml/2006/main" xmlns:wp="http://schemas.openxmlformats.org/drawingml/2006/wordprocessingDrawing" xmlns:r="http://schemas.openxmlformats.org/officeDocument/2006/relationships" xmlns:w14="http://schemas.microsoft.com/office/word/2010/wordml">
-              <w:rPr>
-                <w:rFonts w:ascii="Times New Roman" w:hAnsi="Times New Roman" w:eastAsia="Times New Roman" w:cs="Times New Roman"/>
-                <w:i w:val="false"/>
-                <w:b w:val="false"/>
-                <w:u w:val="none"/>
-                <w:sz w:val="20"/>
-                <w:szCs w:val="20"/>
-                <w:color w:val="000000"/>
-              </w:rPr>
-              <w:t xml:space="preserve">50.74</w:t>
-            </w:r>
-          </w:p>
-        </w:tc>
-        <w:tc>
-          <w:tcPr>
-            <w:tcBorders>
-              <w:bottom w:val="none" w:sz="0" w:space="0" w:color="000000"/>
-              <w:top w:val="none" w:sz="0" w:space="0" w:color="000000"/>
-              <w:left w:val="none" w:sz="0" w:space="0" w:color="000000"/>
-              <w:right w:val="none" w:sz="0" w:space="0" w:color="000000"/>
-            </w:tcBorders>
-            <w:shd w:val="clear" w:color="auto" w:fill="FFFFFF"/>
-            <w:tcMar>
-              <w:top w:w="0" w:type="dxa"/>
-              <w:bottom w:w="0" w:type="dxa"/>
-              <w:left w:w="0" w:type="dxa"/>
-              <w:right w:w="0" w:type="dxa"/>
-            </w:tcMar>
-            <w:vAlign w:val="center"/>
-          </w:tcPr>
-          <w:p>
-            <w:pPr>
-              <w:pStyle w:val="Normal"/>
-              <w:jc w:val="left"/>
-              <w:pBdr>
-                <w:bottom w:val="none" w:sz="0" w:space="0" w:color="000000"/>
-                <w:top w:val="none" w:sz="0" w:space="0" w:color="000000"/>
-                <w:left w:val="none" w:sz="0" w:space="0" w:color="000000"/>
-                <w:right w:val="none" w:sz="0" w:space="0" w:color="000000"/>
-              </w:pBdr>
-              <w:spacing w:after="100" w:before="100" w:line="240"/>
-              <w:ind w:left="100" w:right="100" w:firstLine="0" w:firstLineChars="0"/>
-              <w:rPr>
-                <w:rFonts w:ascii="Times New Roman" w:hAnsi="Times New Roman" w:eastAsia="Times New Roman" w:cs="Times New Roman"/>
-                <w:i w:val="false"/>
-                <w:b w:val="false"/>
-                <w:u w:val="none"/>
-                <w:sz w:val="20"/>
-                <w:szCs w:val="20"/>
-                <w:color w:val="000000"/>
-              </w:rPr>
-            </w:pPr>
-            <w:r xmlns:w="http://schemas.openxmlformats.org/wordprocessingml/2006/main" xmlns:wp="http://schemas.openxmlformats.org/drawingml/2006/wordprocessingDrawing" xmlns:r="http://schemas.openxmlformats.org/officeDocument/2006/relationships" xmlns:w14="http://schemas.microsoft.com/office/word/2010/wordml">
-              <w:rPr>
-                <w:rFonts w:ascii="Times New Roman" w:hAnsi="Times New Roman" w:eastAsia="Times New Roman" w:cs="Times New Roman"/>
-                <w:i w:val="false"/>
-                <w:b w:val="false"/>
-                <w:u w:val="none"/>
-                <w:sz w:val="20"/>
-                <w:szCs w:val="20"/>
-                <w:color w:val="000000"/>
-              </w:rPr>
-              <w:t xml:space="preserve">0.25</w:t>
-            </w:r>
-          </w:p>
-        </w:tc>
-        <w:tc>
-          <w:tcPr>
-            <w:tcBorders>
-              <w:bottom w:val="none" w:sz="0" w:space="0" w:color="000000"/>
-              <w:top w:val="none" w:sz="0" w:space="0" w:color="000000"/>
-              <w:left w:val="none" w:sz="0" w:space="0" w:color="000000"/>
-              <w:right w:val="none" w:sz="0" w:space="0" w:color="000000"/>
-            </w:tcBorders>
-            <w:shd w:val="clear" w:color="auto" w:fill="FFFFFF"/>
-            <w:tcMar>
-              <w:top w:w="0" w:type="dxa"/>
-              <w:bottom w:w="0" w:type="dxa"/>
-              <w:left w:w="0" w:type="dxa"/>
-              <w:right w:w="0" w:type="dxa"/>
-            </w:tcMar>
-            <w:vAlign w:val="center"/>
-          </w:tcPr>
-          <w:p>
-            <w:pPr>
-              <w:pStyle w:val="Normal"/>
-              <w:jc w:val="left"/>
-              <w:pBdr>
-                <w:bottom w:val="none" w:sz="0" w:space="0" w:color="000000"/>
-                <w:top w:val="none" w:sz="0" w:space="0" w:color="000000"/>
-                <w:left w:val="none" w:sz="0" w:space="0" w:color="000000"/>
-                <w:right w:val="none" w:sz="0" w:space="0" w:color="000000"/>
-              </w:pBdr>
-              <w:spacing w:after="100" w:before="100" w:line="240"/>
-              <w:ind w:left="100" w:right="100" w:firstLine="0" w:firstLineChars="0"/>
-              <w:rPr>
-                <w:rFonts w:ascii="Times New Roman" w:hAnsi="Times New Roman" w:eastAsia="Times New Roman" w:cs="Times New Roman"/>
-                <w:i w:val="false"/>
-                <w:b w:val="false"/>
-                <w:u w:val="none"/>
-                <w:sz w:val="20"/>
-                <w:szCs w:val="20"/>
-                <w:color w:val="000000"/>
-              </w:rPr>
-            </w:pPr>
-            <w:r xmlns:w="http://schemas.openxmlformats.org/wordprocessingml/2006/main" xmlns:wp="http://schemas.openxmlformats.org/drawingml/2006/wordprocessingDrawing" xmlns:r="http://schemas.openxmlformats.org/officeDocument/2006/relationships" xmlns:w14="http://schemas.microsoft.com/office/word/2010/wordml">
-              <w:rPr>
-                <w:rFonts w:ascii="Times New Roman" w:hAnsi="Times New Roman" w:eastAsia="Times New Roman" w:cs="Times New Roman"/>
-                <w:i w:val="false"/>
-                <w:b w:val="false"/>
-                <w:u w:val="none"/>
-                <w:sz w:val="20"/>
-                <w:szCs w:val="20"/>
-                <w:color w:val="000000"/>
-              </w:rPr>
-              <w:t xml:space="preserve">1.12</w:t>
+              <w:t xml:space="preserve">1987</w:t>
+            </w:r>
+          </w:p>
+        </w:tc>
+        <w:tc>
+          <w:tcPr>
+            <w:tcBorders>
+              <w:bottom w:val="none" w:sz="0" w:space="0" w:color="000000"/>
+              <w:top w:val="none" w:sz="0" w:space="0" w:color="000000"/>
+              <w:left w:val="none" w:sz="0" w:space="0" w:color="000000"/>
+              <w:right w:val="none" w:sz="0" w:space="0" w:color="000000"/>
+            </w:tcBorders>
+            <w:shd w:val="clear" w:color="auto" w:fill="FFFFFF"/>
+            <w:tcMar>
+              <w:top w:w="0" w:type="dxa"/>
+              <w:bottom w:w="0" w:type="dxa"/>
+              <w:left w:w="0" w:type="dxa"/>
+              <w:right w:w="0" w:type="dxa"/>
+            </w:tcMar>
+            <w:vAlign w:val="center"/>
+          </w:tcPr>
+          <w:p>
+            <w:pPr>
+              <w:pStyle w:val="Normal"/>
+              <w:jc w:val="left"/>
+              <w:pBdr>
+                <w:bottom w:val="none" w:sz="0" w:space="0" w:color="000000"/>
+                <w:top w:val="none" w:sz="0" w:space="0" w:color="000000"/>
+                <w:left w:val="none" w:sz="0" w:space="0" w:color="000000"/>
+                <w:right w:val="none" w:sz="0" w:space="0" w:color="000000"/>
+              </w:pBdr>
+              <w:spacing w:after="100" w:before="100" w:line="240"/>
+              <w:ind w:left="100" w:right="100" w:firstLine="0" w:firstLineChars="0"/>
+              <w:rPr>
+                <w:rFonts w:ascii="Times New Roman" w:hAnsi="Times New Roman" w:eastAsia="Times New Roman" w:cs="Times New Roman"/>
+                <w:i w:val="false"/>
+                <w:b w:val="false"/>
+                <w:u w:val="none"/>
+                <w:sz w:val="20"/>
+                <w:szCs w:val="20"/>
+                <w:color w:val="000000"/>
+              </w:rPr>
+            </w:pPr>
+            <w:r xmlns:w="http://schemas.openxmlformats.org/wordprocessingml/2006/main" xmlns:wp="http://schemas.openxmlformats.org/drawingml/2006/wordprocessingDrawing" xmlns:r="http://schemas.openxmlformats.org/officeDocument/2006/relationships" xmlns:w14="http://schemas.microsoft.com/office/word/2010/wordml">
+              <w:rPr>
+                <w:rFonts w:ascii="Times New Roman" w:hAnsi="Times New Roman" w:eastAsia="Times New Roman" w:cs="Times New Roman"/>
+                <w:i w:val="false"/>
+                <w:b w:val="false"/>
+                <w:u w:val="none"/>
+                <w:sz w:val="20"/>
+                <w:szCs w:val="20"/>
+                <w:color w:val="000000"/>
+              </w:rPr>
+              <w:t xml:space="preserve">yelloweye</w:t>
+            </w:r>
+          </w:p>
+        </w:tc>
+        <w:tc>
+          <w:tcPr>
+            <w:tcBorders>
+              <w:bottom w:val="none" w:sz="0" w:space="0" w:color="000000"/>
+              <w:top w:val="none" w:sz="0" w:space="0" w:color="000000"/>
+              <w:left w:val="none" w:sz="0" w:space="0" w:color="000000"/>
+              <w:right w:val="none" w:sz="0" w:space="0" w:color="000000"/>
+            </w:tcBorders>
+            <w:shd w:val="clear" w:color="auto" w:fill="FFFFFF"/>
+            <w:tcMar>
+              <w:top w:w="0" w:type="dxa"/>
+              <w:bottom w:w="0" w:type="dxa"/>
+              <w:left w:w="0" w:type="dxa"/>
+              <w:right w:w="0" w:type="dxa"/>
+            </w:tcMar>
+            <w:vAlign w:val="center"/>
+          </w:tcPr>
+          <w:p>
+            <w:pPr>
+              <w:pStyle w:val="Normal"/>
+              <w:jc w:val="left"/>
+              <w:pBdr>
+                <w:bottom w:val="none" w:sz="0" w:space="0" w:color="000000"/>
+                <w:top w:val="none" w:sz="0" w:space="0" w:color="000000"/>
+                <w:left w:val="none" w:sz="0" w:space="0" w:color="000000"/>
+                <w:right w:val="none" w:sz="0" w:space="0" w:color="000000"/>
+              </w:pBdr>
+              <w:spacing w:after="100" w:before="100" w:line="240"/>
+              <w:ind w:left="100" w:right="100" w:firstLine="0" w:firstLineChars="0"/>
+              <w:rPr>
+                <w:rFonts w:ascii="Times New Roman" w:hAnsi="Times New Roman" w:eastAsia="Times New Roman" w:cs="Times New Roman"/>
+                <w:i w:val="false"/>
+                <w:b w:val="false"/>
+                <w:u w:val="none"/>
+                <w:sz w:val="20"/>
+                <w:szCs w:val="20"/>
+                <w:color w:val="000000"/>
+              </w:rPr>
+            </w:pPr>
+            <w:r xmlns:w="http://schemas.openxmlformats.org/wordprocessingml/2006/main" xmlns:wp="http://schemas.openxmlformats.org/drawingml/2006/wordprocessingDrawing" xmlns:r="http://schemas.openxmlformats.org/officeDocument/2006/relationships" xmlns:w14="http://schemas.microsoft.com/office/word/2010/wordml">
+              <w:rPr>
+                <w:rFonts w:ascii="Times New Roman" w:hAnsi="Times New Roman" w:eastAsia="Times New Roman" w:cs="Times New Roman"/>
+                <w:i w:val="false"/>
+                <w:b w:val="false"/>
+                <w:u w:val="none"/>
+                <w:sz w:val="20"/>
+                <w:szCs w:val="20"/>
+                <w:color w:val="000000"/>
+              </w:rPr>
+              <w:t xml:space="preserve">unguided</w:t>
+            </w:r>
+          </w:p>
+        </w:tc>
+        <w:tc>
+          <w:tcPr>
+            <w:tcBorders>
+              <w:bottom w:val="none" w:sz="0" w:space="0" w:color="000000"/>
+              <w:top w:val="none" w:sz="0" w:space="0" w:color="000000"/>
+              <w:left w:val="none" w:sz="0" w:space="0" w:color="000000"/>
+              <w:right w:val="none" w:sz="0" w:space="0" w:color="000000"/>
+            </w:tcBorders>
+            <w:shd w:val="clear" w:color="auto" w:fill="FFFFFF"/>
+            <w:tcMar>
+              <w:top w:w="0" w:type="dxa"/>
+              <w:bottom w:w="0" w:type="dxa"/>
+              <w:left w:w="0" w:type="dxa"/>
+              <w:right w:w="0" w:type="dxa"/>
+            </w:tcMar>
+            <w:vAlign w:val="center"/>
+          </w:tcPr>
+          <w:p>
+            <w:pPr>
+              <w:pStyle w:val="Normal"/>
+              <w:jc w:val="left"/>
+              <w:pBdr>
+                <w:bottom w:val="none" w:sz="0" w:space="0" w:color="000000"/>
+                <w:top w:val="none" w:sz="0" w:space="0" w:color="000000"/>
+                <w:left w:val="none" w:sz="0" w:space="0" w:color="000000"/>
+                <w:right w:val="none" w:sz="0" w:space="0" w:color="000000"/>
+              </w:pBdr>
+              <w:spacing w:after="100" w:before="100" w:line="240"/>
+              <w:ind w:left="100" w:right="100" w:firstLine="0" w:firstLineChars="0"/>
+              <w:rPr>
+                <w:rFonts w:ascii="Times New Roman" w:hAnsi="Times New Roman" w:eastAsia="Times New Roman" w:cs="Times New Roman"/>
+                <w:i w:val="false"/>
+                <w:b w:val="false"/>
+                <w:u w:val="none"/>
+                <w:sz w:val="20"/>
+                <w:szCs w:val="20"/>
+                <w:color w:val="000000"/>
+              </w:rPr>
+            </w:pPr>
+            <w:r xmlns:w="http://schemas.openxmlformats.org/wordprocessingml/2006/main" xmlns:wp="http://schemas.openxmlformats.org/drawingml/2006/wordprocessingDrawing" xmlns:r="http://schemas.openxmlformats.org/officeDocument/2006/relationships" xmlns:w14="http://schemas.microsoft.com/office/word/2010/wordml">
+              <w:rPr>
+                <w:rFonts w:ascii="Times New Roman" w:hAnsi="Times New Roman" w:eastAsia="Times New Roman" w:cs="Times New Roman"/>
+                <w:i w:val="false"/>
+                <w:b w:val="false"/>
+                <w:u w:val="none"/>
+                <w:sz w:val="20"/>
+                <w:szCs w:val="20"/>
+                <w:color w:val="000000"/>
+              </w:rPr>
+              <w:t xml:space="preserve">8.35</w:t>
+            </w:r>
+          </w:p>
+        </w:tc>
+        <w:tc>
+          <w:tcPr>
+            <w:tcBorders>
+              <w:bottom w:val="none" w:sz="0" w:space="0" w:color="000000"/>
+              <w:top w:val="none" w:sz="0" w:space="0" w:color="000000"/>
+              <w:left w:val="none" w:sz="0" w:space="0" w:color="000000"/>
+              <w:right w:val="none" w:sz="0" w:space="0" w:color="000000"/>
+            </w:tcBorders>
+            <w:shd w:val="clear" w:color="auto" w:fill="FFFFFF"/>
+            <w:tcMar>
+              <w:top w:w="0" w:type="dxa"/>
+              <w:bottom w:w="0" w:type="dxa"/>
+              <w:left w:w="0" w:type="dxa"/>
+              <w:right w:w="0" w:type="dxa"/>
+            </w:tcMar>
+            <w:vAlign w:val="center"/>
+          </w:tcPr>
+          <w:p>
+            <w:pPr>
+              <w:pStyle w:val="Normal"/>
+              <w:jc w:val="left"/>
+              <w:pBdr>
+                <w:bottom w:val="none" w:sz="0" w:space="0" w:color="000000"/>
+                <w:top w:val="none" w:sz="0" w:space="0" w:color="000000"/>
+                <w:left w:val="none" w:sz="0" w:space="0" w:color="000000"/>
+                <w:right w:val="none" w:sz="0" w:space="0" w:color="000000"/>
+              </w:pBdr>
+              <w:spacing w:after="100" w:before="100" w:line="240"/>
+              <w:ind w:left="100" w:right="100" w:firstLine="0" w:firstLineChars="0"/>
+              <w:rPr>
+                <w:rFonts w:ascii="Times New Roman" w:hAnsi="Times New Roman" w:eastAsia="Times New Roman" w:cs="Times New Roman"/>
+                <w:i w:val="false"/>
+                <w:b w:val="false"/>
+                <w:u w:val="none"/>
+                <w:sz w:val="20"/>
+                <w:szCs w:val="20"/>
+                <w:color w:val="000000"/>
+              </w:rPr>
+            </w:pPr>
+            <w:r xmlns:w="http://schemas.openxmlformats.org/wordprocessingml/2006/main" xmlns:wp="http://schemas.openxmlformats.org/drawingml/2006/wordprocessingDrawing" xmlns:r="http://schemas.openxmlformats.org/officeDocument/2006/relationships" xmlns:w14="http://schemas.microsoft.com/office/word/2010/wordml">
+              <w:rPr>
+                <w:rFonts w:ascii="Times New Roman" w:hAnsi="Times New Roman" w:eastAsia="Times New Roman" w:cs="Times New Roman"/>
+                <w:i w:val="false"/>
+                <w:b w:val="false"/>
+                <w:u w:val="none"/>
+                <w:sz w:val="20"/>
+                <w:szCs w:val="20"/>
+                <w:color w:val="000000"/>
+              </w:rPr>
+              <w:t xml:space="preserve">4.92</w:t>
+            </w:r>
+          </w:p>
+        </w:tc>
+        <w:tc>
+          <w:tcPr>
+            <w:tcBorders>
+              <w:bottom w:val="none" w:sz="0" w:space="0" w:color="000000"/>
+              <w:top w:val="none" w:sz="0" w:space="0" w:color="000000"/>
+              <w:left w:val="none" w:sz="0" w:space="0" w:color="000000"/>
+              <w:right w:val="none" w:sz="0" w:space="0" w:color="000000"/>
+            </w:tcBorders>
+            <w:shd w:val="clear" w:color="auto" w:fill="FFFFFF"/>
+            <w:tcMar>
+              <w:top w:w="0" w:type="dxa"/>
+              <w:bottom w:w="0" w:type="dxa"/>
+              <w:left w:w="0" w:type="dxa"/>
+              <w:right w:w="0" w:type="dxa"/>
+            </w:tcMar>
+            <w:vAlign w:val="center"/>
+          </w:tcPr>
+          <w:p>
+            <w:pPr>
+              <w:pStyle w:val="Normal"/>
+              <w:jc w:val="left"/>
+              <w:pBdr>
+                <w:bottom w:val="none" w:sz="0" w:space="0" w:color="000000"/>
+                <w:top w:val="none" w:sz="0" w:space="0" w:color="000000"/>
+                <w:left w:val="none" w:sz="0" w:space="0" w:color="000000"/>
+                <w:right w:val="none" w:sz="0" w:space="0" w:color="000000"/>
+              </w:pBdr>
+              <w:spacing w:after="100" w:before="100" w:line="240"/>
+              <w:ind w:left="100" w:right="100" w:firstLine="0" w:firstLineChars="0"/>
+              <w:rPr>
+                <w:rFonts w:ascii="Times New Roman" w:hAnsi="Times New Roman" w:eastAsia="Times New Roman" w:cs="Times New Roman"/>
+                <w:i w:val="false"/>
+                <w:b w:val="false"/>
+                <w:u w:val="none"/>
+                <w:sz w:val="20"/>
+                <w:szCs w:val="20"/>
+                <w:color w:val="000000"/>
+              </w:rPr>
+            </w:pPr>
+            <w:r xmlns:w="http://schemas.openxmlformats.org/wordprocessingml/2006/main" xmlns:wp="http://schemas.openxmlformats.org/drawingml/2006/wordprocessingDrawing" xmlns:r="http://schemas.openxmlformats.org/officeDocument/2006/relationships" xmlns:w14="http://schemas.microsoft.com/office/word/2010/wordml">
+              <w:rPr>
+                <w:rFonts w:ascii="Times New Roman" w:hAnsi="Times New Roman" w:eastAsia="Times New Roman" w:cs="Times New Roman"/>
+                <w:i w:val="false"/>
+                <w:b w:val="false"/>
+                <w:u w:val="none"/>
+                <w:sz w:val="20"/>
+                <w:szCs w:val="20"/>
+                <w:color w:val="000000"/>
+              </w:rPr>
+              <w:t xml:space="preserve">13.21</w:t>
+            </w:r>
+          </w:p>
+        </w:tc>
+        <w:tc>
+          <w:tcPr>
+            <w:tcBorders>
+              <w:bottom w:val="none" w:sz="0" w:space="0" w:color="000000"/>
+              <w:top w:val="none" w:sz="0" w:space="0" w:color="000000"/>
+              <w:left w:val="none" w:sz="0" w:space="0" w:color="000000"/>
+              <w:right w:val="none" w:sz="0" w:space="0" w:color="000000"/>
+            </w:tcBorders>
+            <w:shd w:val="clear" w:color="auto" w:fill="FFFFFF"/>
+            <w:tcMar>
+              <w:top w:w="0" w:type="dxa"/>
+              <w:bottom w:w="0" w:type="dxa"/>
+              <w:left w:w="0" w:type="dxa"/>
+              <w:right w:w="0" w:type="dxa"/>
+            </w:tcMar>
+            <w:vAlign w:val="center"/>
+          </w:tcPr>
+          <w:p>
+            <w:pPr>
+              <w:pStyle w:val="Normal"/>
+              <w:jc w:val="left"/>
+              <w:pBdr>
+                <w:bottom w:val="none" w:sz="0" w:space="0" w:color="000000"/>
+                <w:top w:val="none" w:sz="0" w:space="0" w:color="000000"/>
+                <w:left w:val="none" w:sz="0" w:space="0" w:color="000000"/>
+                <w:right w:val="none" w:sz="0" w:space="0" w:color="000000"/>
+              </w:pBdr>
+              <w:spacing w:after="100" w:before="100" w:line="240"/>
+              <w:ind w:left="100" w:right="100" w:firstLine="0" w:firstLineChars="0"/>
+              <w:rPr>
+                <w:rFonts w:ascii="Times New Roman" w:hAnsi="Times New Roman" w:eastAsia="Times New Roman" w:cs="Times New Roman"/>
+                <w:i w:val="false"/>
+                <w:b w:val="false"/>
+                <w:u w:val="none"/>
+                <w:sz w:val="20"/>
+                <w:szCs w:val="20"/>
+                <w:color w:val="000000"/>
+              </w:rPr>
+            </w:pPr>
+            <w:r xmlns:w="http://schemas.openxmlformats.org/wordprocessingml/2006/main" xmlns:wp="http://schemas.openxmlformats.org/drawingml/2006/wordprocessingDrawing" xmlns:r="http://schemas.openxmlformats.org/officeDocument/2006/relationships" xmlns:w14="http://schemas.microsoft.com/office/word/2010/wordml">
+              <w:rPr>
+                <w:rFonts w:ascii="Times New Roman" w:hAnsi="Times New Roman" w:eastAsia="Times New Roman" w:cs="Times New Roman"/>
+                <w:i w:val="false"/>
+                <w:b w:val="false"/>
+                <w:u w:val="none"/>
+                <w:sz w:val="20"/>
+                <w:szCs w:val="20"/>
+                <w:color w:val="000000"/>
+              </w:rPr>
+              <w:t xml:space="preserve">0.26</w:t>
+            </w:r>
+          </w:p>
+        </w:tc>
+        <w:tc>
+          <w:tcPr>
+            <w:tcBorders>
+              <w:bottom w:val="none" w:sz="0" w:space="0" w:color="000000"/>
+              <w:top w:val="none" w:sz="0" w:space="0" w:color="000000"/>
+              <w:left w:val="none" w:sz="0" w:space="0" w:color="000000"/>
+              <w:right w:val="none" w:sz="0" w:space="0" w:color="000000"/>
+            </w:tcBorders>
+            <w:shd w:val="clear" w:color="auto" w:fill="FFFFFF"/>
+            <w:tcMar>
+              <w:top w:w="0" w:type="dxa"/>
+              <w:bottom w:w="0" w:type="dxa"/>
+              <w:left w:w="0" w:type="dxa"/>
+              <w:right w:w="0" w:type="dxa"/>
+            </w:tcMar>
+            <w:vAlign w:val="center"/>
+          </w:tcPr>
+          <w:p>
+            <w:pPr>
+              <w:pStyle w:val="Normal"/>
+              <w:jc w:val="left"/>
+              <w:pBdr>
+                <w:bottom w:val="none" w:sz="0" w:space="0" w:color="000000"/>
+                <w:top w:val="none" w:sz="0" w:space="0" w:color="000000"/>
+                <w:left w:val="none" w:sz="0" w:space="0" w:color="000000"/>
+                <w:right w:val="none" w:sz="0" w:space="0" w:color="000000"/>
+              </w:pBdr>
+              <w:spacing w:after="100" w:before="100" w:line="240"/>
+              <w:ind w:left="100" w:right="100" w:firstLine="0" w:firstLineChars="0"/>
+              <w:rPr>
+                <w:rFonts w:ascii="Times New Roman" w:hAnsi="Times New Roman" w:eastAsia="Times New Roman" w:cs="Times New Roman"/>
+                <w:i w:val="false"/>
+                <w:b w:val="false"/>
+                <w:u w:val="none"/>
+                <w:sz w:val="20"/>
+                <w:szCs w:val="20"/>
+                <w:color w:val="000000"/>
+              </w:rPr>
+            </w:pPr>
+            <w:r xmlns:w="http://schemas.openxmlformats.org/wordprocessingml/2006/main" xmlns:wp="http://schemas.openxmlformats.org/drawingml/2006/wordprocessingDrawing" xmlns:r="http://schemas.openxmlformats.org/officeDocument/2006/relationships" xmlns:w14="http://schemas.microsoft.com/office/word/2010/wordml">
+              <w:rPr>
+                <w:rFonts w:ascii="Times New Roman" w:hAnsi="Times New Roman" w:eastAsia="Times New Roman" w:cs="Times New Roman"/>
+                <w:i w:val="false"/>
+                <w:b w:val="false"/>
+                <w:u w:val="none"/>
+                <w:sz w:val="20"/>
+                <w:szCs w:val="20"/>
+                <w:color w:val="000000"/>
+              </w:rPr>
+              <w:t xml:space="preserve">1.11</w:t>
             </w:r>
           </w:p>
         </w:tc>
@@ -26315,7 +26955,7 @@
                 <w:szCs w:val="20"/>
                 <w:color w:val="000000"/>
               </w:rPr>
-              <w:t xml:space="preserve">NSEO</w:t>
+              <w:t xml:space="preserve">SSEI</w:t>
             </w:r>
           </w:p>
         </w:tc>
@@ -26368,378 +27008,378 @@
                 <w:szCs w:val="20"/>
                 <w:color w:val="000000"/>
               </w:rPr>
-              <w:t xml:space="preserve">1987</w:t>
-            </w:r>
-          </w:p>
-        </w:tc>
-        <w:tc>
-          <w:tcPr>
-            <w:tcBorders>
-              <w:bottom w:val="none" w:sz="0" w:space="0" w:color="000000"/>
-              <w:top w:val="none" w:sz="0" w:space="0" w:color="000000"/>
-              <w:left w:val="none" w:sz="0" w:space="0" w:color="000000"/>
-              <w:right w:val="none" w:sz="0" w:space="0" w:color="000000"/>
-            </w:tcBorders>
-            <w:shd w:val="clear" w:color="auto" w:fill="FFFFFF"/>
-            <w:tcMar>
-              <w:top w:w="0" w:type="dxa"/>
-              <w:bottom w:w="0" w:type="dxa"/>
-              <w:left w:w="0" w:type="dxa"/>
-              <w:right w:w="0" w:type="dxa"/>
-            </w:tcMar>
-            <w:vAlign w:val="center"/>
-          </w:tcPr>
-          <w:p>
-            <w:pPr>
-              <w:pStyle w:val="Normal"/>
-              <w:jc w:val="left"/>
-              <w:pBdr>
-                <w:bottom w:val="none" w:sz="0" w:space="0" w:color="000000"/>
-                <w:top w:val="none" w:sz="0" w:space="0" w:color="000000"/>
-                <w:left w:val="none" w:sz="0" w:space="0" w:color="000000"/>
-                <w:right w:val="none" w:sz="0" w:space="0" w:color="000000"/>
-              </w:pBdr>
-              <w:spacing w:after="100" w:before="100" w:line="240"/>
-              <w:ind w:left="100" w:right="100" w:firstLine="0" w:firstLineChars="0"/>
-              <w:rPr>
-                <w:rFonts w:ascii="Times New Roman" w:hAnsi="Times New Roman" w:eastAsia="Times New Roman" w:cs="Times New Roman"/>
-                <w:i w:val="false"/>
-                <w:b w:val="false"/>
-                <w:u w:val="none"/>
-                <w:sz w:val="20"/>
-                <w:szCs w:val="20"/>
-                <w:color w:val="000000"/>
-              </w:rPr>
-            </w:pPr>
-            <w:r xmlns:w="http://schemas.openxmlformats.org/wordprocessingml/2006/main" xmlns:wp="http://schemas.openxmlformats.org/drawingml/2006/wordprocessingDrawing" xmlns:r="http://schemas.openxmlformats.org/officeDocument/2006/relationships" xmlns:w14="http://schemas.microsoft.com/office/word/2010/wordml">
-              <w:rPr>
-                <w:rFonts w:ascii="Times New Roman" w:hAnsi="Times New Roman" w:eastAsia="Times New Roman" w:cs="Times New Roman"/>
-                <w:i w:val="false"/>
-                <w:b w:val="false"/>
-                <w:u w:val="none"/>
-                <w:sz w:val="20"/>
-                <w:szCs w:val="20"/>
-                <w:color w:val="000000"/>
-              </w:rPr>
-              <w:t xml:space="preserve">yelloweye</w:t>
-            </w:r>
-          </w:p>
-        </w:tc>
-        <w:tc>
-          <w:tcPr>
-            <w:tcBorders>
-              <w:bottom w:val="none" w:sz="0" w:space="0" w:color="000000"/>
-              <w:top w:val="none" w:sz="0" w:space="0" w:color="000000"/>
-              <w:left w:val="none" w:sz="0" w:space="0" w:color="000000"/>
-              <w:right w:val="none" w:sz="0" w:space="0" w:color="000000"/>
-            </w:tcBorders>
-            <w:shd w:val="clear" w:color="auto" w:fill="FFFFFF"/>
-            <w:tcMar>
-              <w:top w:w="0" w:type="dxa"/>
-              <w:bottom w:w="0" w:type="dxa"/>
-              <w:left w:w="0" w:type="dxa"/>
-              <w:right w:w="0" w:type="dxa"/>
-            </w:tcMar>
-            <w:vAlign w:val="center"/>
-          </w:tcPr>
-          <w:p>
-            <w:pPr>
-              <w:pStyle w:val="Normal"/>
-              <w:jc w:val="left"/>
-              <w:pBdr>
-                <w:bottom w:val="none" w:sz="0" w:space="0" w:color="000000"/>
-                <w:top w:val="none" w:sz="0" w:space="0" w:color="000000"/>
-                <w:left w:val="none" w:sz="0" w:space="0" w:color="000000"/>
-                <w:right w:val="none" w:sz="0" w:space="0" w:color="000000"/>
-              </w:pBdr>
-              <w:spacing w:after="100" w:before="100" w:line="240"/>
-              <w:ind w:left="100" w:right="100" w:firstLine="0" w:firstLineChars="0"/>
-              <w:rPr>
-                <w:rFonts w:ascii="Times New Roman" w:hAnsi="Times New Roman" w:eastAsia="Times New Roman" w:cs="Times New Roman"/>
-                <w:i w:val="false"/>
-                <w:b w:val="false"/>
-                <w:u w:val="none"/>
-                <w:sz w:val="20"/>
-                <w:szCs w:val="20"/>
-                <w:color w:val="000000"/>
-              </w:rPr>
-            </w:pPr>
-            <w:r xmlns:w="http://schemas.openxmlformats.org/wordprocessingml/2006/main" xmlns:wp="http://schemas.openxmlformats.org/drawingml/2006/wordprocessingDrawing" xmlns:r="http://schemas.openxmlformats.org/officeDocument/2006/relationships" xmlns:w14="http://schemas.microsoft.com/office/word/2010/wordml">
-              <w:rPr>
-                <w:rFonts w:ascii="Times New Roman" w:hAnsi="Times New Roman" w:eastAsia="Times New Roman" w:cs="Times New Roman"/>
-                <w:i w:val="false"/>
-                <w:b w:val="false"/>
-                <w:u w:val="none"/>
-                <w:sz w:val="20"/>
-                <w:szCs w:val="20"/>
-                <w:color w:val="000000"/>
-              </w:rPr>
-              <w:t xml:space="preserve">unguided</w:t>
-            </w:r>
-          </w:p>
-        </w:tc>
-        <w:tc>
-          <w:tcPr>
-            <w:tcBorders>
-              <w:bottom w:val="none" w:sz="0" w:space="0" w:color="000000"/>
-              <w:top w:val="none" w:sz="0" w:space="0" w:color="000000"/>
-              <w:left w:val="none" w:sz="0" w:space="0" w:color="000000"/>
-              <w:right w:val="none" w:sz="0" w:space="0" w:color="000000"/>
-            </w:tcBorders>
-            <w:shd w:val="clear" w:color="auto" w:fill="FFFFFF"/>
-            <w:tcMar>
-              <w:top w:w="0" w:type="dxa"/>
-              <w:bottom w:w="0" w:type="dxa"/>
-              <w:left w:w="0" w:type="dxa"/>
-              <w:right w:w="0" w:type="dxa"/>
-            </w:tcMar>
-            <w:vAlign w:val="center"/>
-          </w:tcPr>
-          <w:p>
-            <w:pPr>
-              <w:pStyle w:val="Normal"/>
-              <w:jc w:val="left"/>
-              <w:pBdr>
-                <w:bottom w:val="none" w:sz="0" w:space="0" w:color="000000"/>
-                <w:top w:val="none" w:sz="0" w:space="0" w:color="000000"/>
-                <w:left w:val="none" w:sz="0" w:space="0" w:color="000000"/>
-                <w:right w:val="none" w:sz="0" w:space="0" w:color="000000"/>
-              </w:pBdr>
-              <w:spacing w:after="100" w:before="100" w:line="240"/>
-              <w:ind w:left="100" w:right="100" w:firstLine="0" w:firstLineChars="0"/>
-              <w:rPr>
-                <w:rFonts w:ascii="Times New Roman" w:hAnsi="Times New Roman" w:eastAsia="Times New Roman" w:cs="Times New Roman"/>
-                <w:i w:val="false"/>
-                <w:b w:val="false"/>
-                <w:u w:val="none"/>
-                <w:sz w:val="20"/>
-                <w:szCs w:val="20"/>
-                <w:color w:val="000000"/>
-              </w:rPr>
-            </w:pPr>
-            <w:r xmlns:w="http://schemas.openxmlformats.org/wordprocessingml/2006/main" xmlns:wp="http://schemas.openxmlformats.org/drawingml/2006/wordprocessingDrawing" xmlns:r="http://schemas.openxmlformats.org/officeDocument/2006/relationships" xmlns:w14="http://schemas.microsoft.com/office/word/2010/wordml">
-              <w:rPr>
-                <w:rFonts w:ascii="Times New Roman" w:hAnsi="Times New Roman" w:eastAsia="Times New Roman" w:cs="Times New Roman"/>
-                <w:i w:val="false"/>
-                <w:b w:val="false"/>
-                <w:u w:val="none"/>
-                <w:sz w:val="20"/>
-                <w:szCs w:val="20"/>
-                <w:color w:val="000000"/>
-              </w:rPr>
-              <w:t xml:space="preserve">8.35</w:t>
-            </w:r>
-          </w:p>
-        </w:tc>
-        <w:tc>
-          <w:tcPr>
-            <w:tcBorders>
-              <w:bottom w:val="none" w:sz="0" w:space="0" w:color="000000"/>
-              <w:top w:val="none" w:sz="0" w:space="0" w:color="000000"/>
-              <w:left w:val="none" w:sz="0" w:space="0" w:color="000000"/>
-              <w:right w:val="none" w:sz="0" w:space="0" w:color="000000"/>
-            </w:tcBorders>
-            <w:shd w:val="clear" w:color="auto" w:fill="FFFFFF"/>
-            <w:tcMar>
-              <w:top w:w="0" w:type="dxa"/>
-              <w:bottom w:w="0" w:type="dxa"/>
-              <w:left w:w="0" w:type="dxa"/>
-              <w:right w:w="0" w:type="dxa"/>
-            </w:tcMar>
-            <w:vAlign w:val="center"/>
-          </w:tcPr>
-          <w:p>
-            <w:pPr>
-              <w:pStyle w:val="Normal"/>
-              <w:jc w:val="left"/>
-              <w:pBdr>
-                <w:bottom w:val="none" w:sz="0" w:space="0" w:color="000000"/>
-                <w:top w:val="none" w:sz="0" w:space="0" w:color="000000"/>
-                <w:left w:val="none" w:sz="0" w:space="0" w:color="000000"/>
-                <w:right w:val="none" w:sz="0" w:space="0" w:color="000000"/>
-              </w:pBdr>
-              <w:spacing w:after="100" w:before="100" w:line="240"/>
-              <w:ind w:left="100" w:right="100" w:firstLine="0" w:firstLineChars="0"/>
-              <w:rPr>
-                <w:rFonts w:ascii="Times New Roman" w:hAnsi="Times New Roman" w:eastAsia="Times New Roman" w:cs="Times New Roman"/>
-                <w:i w:val="false"/>
-                <w:b w:val="false"/>
-                <w:u w:val="none"/>
-                <w:sz w:val="20"/>
-                <w:szCs w:val="20"/>
-                <w:color w:val="000000"/>
-              </w:rPr>
-            </w:pPr>
-            <w:r xmlns:w="http://schemas.openxmlformats.org/wordprocessingml/2006/main" xmlns:wp="http://schemas.openxmlformats.org/drawingml/2006/wordprocessingDrawing" xmlns:r="http://schemas.openxmlformats.org/officeDocument/2006/relationships" xmlns:w14="http://schemas.microsoft.com/office/word/2010/wordml">
-              <w:rPr>
-                <w:rFonts w:ascii="Times New Roman" w:hAnsi="Times New Roman" w:eastAsia="Times New Roman" w:cs="Times New Roman"/>
-                <w:i w:val="false"/>
-                <w:b w:val="false"/>
-                <w:u w:val="none"/>
-                <w:sz w:val="20"/>
-                <w:szCs w:val="20"/>
-                <w:color w:val="000000"/>
-              </w:rPr>
-              <w:t xml:space="preserve">4.92</w:t>
-            </w:r>
-          </w:p>
-        </w:tc>
-        <w:tc>
-          <w:tcPr>
-            <w:tcBorders>
-              <w:bottom w:val="none" w:sz="0" w:space="0" w:color="000000"/>
-              <w:top w:val="none" w:sz="0" w:space="0" w:color="000000"/>
-              <w:left w:val="none" w:sz="0" w:space="0" w:color="000000"/>
-              <w:right w:val="none" w:sz="0" w:space="0" w:color="000000"/>
-            </w:tcBorders>
-            <w:shd w:val="clear" w:color="auto" w:fill="FFFFFF"/>
-            <w:tcMar>
-              <w:top w:w="0" w:type="dxa"/>
-              <w:bottom w:w="0" w:type="dxa"/>
-              <w:left w:w="0" w:type="dxa"/>
-              <w:right w:w="0" w:type="dxa"/>
-            </w:tcMar>
-            <w:vAlign w:val="center"/>
-          </w:tcPr>
-          <w:p>
-            <w:pPr>
-              <w:pStyle w:val="Normal"/>
-              <w:jc w:val="left"/>
-              <w:pBdr>
-                <w:bottom w:val="none" w:sz="0" w:space="0" w:color="000000"/>
-                <w:top w:val="none" w:sz="0" w:space="0" w:color="000000"/>
-                <w:left w:val="none" w:sz="0" w:space="0" w:color="000000"/>
-                <w:right w:val="none" w:sz="0" w:space="0" w:color="000000"/>
-              </w:pBdr>
-              <w:spacing w:after="100" w:before="100" w:line="240"/>
-              <w:ind w:left="100" w:right="100" w:firstLine="0" w:firstLineChars="0"/>
-              <w:rPr>
-                <w:rFonts w:ascii="Times New Roman" w:hAnsi="Times New Roman" w:eastAsia="Times New Roman" w:cs="Times New Roman"/>
-                <w:i w:val="false"/>
-                <w:b w:val="false"/>
-                <w:u w:val="none"/>
-                <w:sz w:val="20"/>
-                <w:szCs w:val="20"/>
-                <w:color w:val="000000"/>
-              </w:rPr>
-            </w:pPr>
-            <w:r xmlns:w="http://schemas.openxmlformats.org/wordprocessingml/2006/main" xmlns:wp="http://schemas.openxmlformats.org/drawingml/2006/wordprocessingDrawing" xmlns:r="http://schemas.openxmlformats.org/officeDocument/2006/relationships" xmlns:w14="http://schemas.microsoft.com/office/word/2010/wordml">
-              <w:rPr>
-                <w:rFonts w:ascii="Times New Roman" w:hAnsi="Times New Roman" w:eastAsia="Times New Roman" w:cs="Times New Roman"/>
-                <w:i w:val="false"/>
-                <w:b w:val="false"/>
-                <w:u w:val="none"/>
-                <w:sz w:val="20"/>
-                <w:szCs w:val="20"/>
-                <w:color w:val="000000"/>
-              </w:rPr>
-              <w:t xml:space="preserve">13.21</w:t>
-            </w:r>
-          </w:p>
-        </w:tc>
-        <w:tc>
-          <w:tcPr>
-            <w:tcBorders>
-              <w:bottom w:val="none" w:sz="0" w:space="0" w:color="000000"/>
-              <w:top w:val="none" w:sz="0" w:space="0" w:color="000000"/>
-              <w:left w:val="none" w:sz="0" w:space="0" w:color="000000"/>
-              <w:right w:val="none" w:sz="0" w:space="0" w:color="000000"/>
-            </w:tcBorders>
-            <w:shd w:val="clear" w:color="auto" w:fill="FFFFFF"/>
-            <w:tcMar>
-              <w:top w:w="0" w:type="dxa"/>
-              <w:bottom w:w="0" w:type="dxa"/>
-              <w:left w:w="0" w:type="dxa"/>
-              <w:right w:w="0" w:type="dxa"/>
-            </w:tcMar>
-            <w:vAlign w:val="center"/>
-          </w:tcPr>
-          <w:p>
-            <w:pPr>
-              <w:pStyle w:val="Normal"/>
-              <w:jc w:val="left"/>
-              <w:pBdr>
-                <w:bottom w:val="none" w:sz="0" w:space="0" w:color="000000"/>
-                <w:top w:val="none" w:sz="0" w:space="0" w:color="000000"/>
-                <w:left w:val="none" w:sz="0" w:space="0" w:color="000000"/>
-                <w:right w:val="none" w:sz="0" w:space="0" w:color="000000"/>
-              </w:pBdr>
-              <w:spacing w:after="100" w:before="100" w:line="240"/>
-              <w:ind w:left="100" w:right="100" w:firstLine="0" w:firstLineChars="0"/>
-              <w:rPr>
-                <w:rFonts w:ascii="Times New Roman" w:hAnsi="Times New Roman" w:eastAsia="Times New Roman" w:cs="Times New Roman"/>
-                <w:i w:val="false"/>
-                <w:b w:val="false"/>
-                <w:u w:val="none"/>
-                <w:sz w:val="20"/>
-                <w:szCs w:val="20"/>
-                <w:color w:val="000000"/>
-              </w:rPr>
-            </w:pPr>
-            <w:r xmlns:w="http://schemas.openxmlformats.org/wordprocessingml/2006/main" xmlns:wp="http://schemas.openxmlformats.org/drawingml/2006/wordprocessingDrawing" xmlns:r="http://schemas.openxmlformats.org/officeDocument/2006/relationships" xmlns:w14="http://schemas.microsoft.com/office/word/2010/wordml">
-              <w:rPr>
-                <w:rFonts w:ascii="Times New Roman" w:hAnsi="Times New Roman" w:eastAsia="Times New Roman" w:cs="Times New Roman"/>
-                <w:i w:val="false"/>
-                <w:b w:val="false"/>
-                <w:u w:val="none"/>
-                <w:sz w:val="20"/>
-                <w:szCs w:val="20"/>
-                <w:color w:val="000000"/>
-              </w:rPr>
-              <w:t xml:space="preserve">0.26</w:t>
-            </w:r>
-          </w:p>
-        </w:tc>
-        <w:tc>
-          <w:tcPr>
-            <w:tcBorders>
-              <w:bottom w:val="none" w:sz="0" w:space="0" w:color="000000"/>
-              <w:top w:val="none" w:sz="0" w:space="0" w:color="000000"/>
-              <w:left w:val="none" w:sz="0" w:space="0" w:color="000000"/>
-              <w:right w:val="none" w:sz="0" w:space="0" w:color="000000"/>
-            </w:tcBorders>
-            <w:shd w:val="clear" w:color="auto" w:fill="FFFFFF"/>
-            <w:tcMar>
-              <w:top w:w="0" w:type="dxa"/>
-              <w:bottom w:w="0" w:type="dxa"/>
-              <w:left w:w="0" w:type="dxa"/>
-              <w:right w:w="0" w:type="dxa"/>
-            </w:tcMar>
-            <w:vAlign w:val="center"/>
-          </w:tcPr>
-          <w:p>
-            <w:pPr>
-              <w:pStyle w:val="Normal"/>
-              <w:jc w:val="left"/>
-              <w:pBdr>
-                <w:bottom w:val="none" w:sz="0" w:space="0" w:color="000000"/>
-                <w:top w:val="none" w:sz="0" w:space="0" w:color="000000"/>
-                <w:left w:val="none" w:sz="0" w:space="0" w:color="000000"/>
-                <w:right w:val="none" w:sz="0" w:space="0" w:color="000000"/>
-              </w:pBdr>
-              <w:spacing w:after="100" w:before="100" w:line="240"/>
-              <w:ind w:left="100" w:right="100" w:firstLine="0" w:firstLineChars="0"/>
-              <w:rPr>
-                <w:rFonts w:ascii="Times New Roman" w:hAnsi="Times New Roman" w:eastAsia="Times New Roman" w:cs="Times New Roman"/>
-                <w:i w:val="false"/>
-                <w:b w:val="false"/>
-                <w:u w:val="none"/>
-                <w:sz w:val="20"/>
-                <w:szCs w:val="20"/>
-                <w:color w:val="000000"/>
-              </w:rPr>
-            </w:pPr>
-            <w:r xmlns:w="http://schemas.openxmlformats.org/wordprocessingml/2006/main" xmlns:wp="http://schemas.openxmlformats.org/drawingml/2006/wordprocessingDrawing" xmlns:r="http://schemas.openxmlformats.org/officeDocument/2006/relationships" xmlns:w14="http://schemas.microsoft.com/office/word/2010/wordml">
-              <w:rPr>
-                <w:rFonts w:ascii="Times New Roman" w:hAnsi="Times New Roman" w:eastAsia="Times New Roman" w:cs="Times New Roman"/>
-                <w:i w:val="false"/>
-                <w:b w:val="false"/>
-                <w:u w:val="none"/>
-                <w:sz w:val="20"/>
-                <w:szCs w:val="20"/>
-                <w:color w:val="000000"/>
-              </w:rPr>
-              <w:t xml:space="preserve">1.11</w:t>
+              <w:t xml:space="preserve">1980</w:t>
+            </w:r>
+          </w:p>
+        </w:tc>
+        <w:tc>
+          <w:tcPr>
+            <w:tcBorders>
+              <w:bottom w:val="none" w:sz="0" w:space="0" w:color="000000"/>
+              <w:top w:val="none" w:sz="0" w:space="0" w:color="000000"/>
+              <w:left w:val="none" w:sz="0" w:space="0" w:color="000000"/>
+              <w:right w:val="none" w:sz="0" w:space="0" w:color="000000"/>
+            </w:tcBorders>
+            <w:shd w:val="clear" w:color="auto" w:fill="FFFFFF"/>
+            <w:tcMar>
+              <w:top w:w="0" w:type="dxa"/>
+              <w:bottom w:w="0" w:type="dxa"/>
+              <w:left w:w="0" w:type="dxa"/>
+              <w:right w:w="0" w:type="dxa"/>
+            </w:tcMar>
+            <w:vAlign w:val="center"/>
+          </w:tcPr>
+          <w:p>
+            <w:pPr>
+              <w:pStyle w:val="Normal"/>
+              <w:jc w:val="left"/>
+              <w:pBdr>
+                <w:bottom w:val="none" w:sz="0" w:space="0" w:color="000000"/>
+                <w:top w:val="none" w:sz="0" w:space="0" w:color="000000"/>
+                <w:left w:val="none" w:sz="0" w:space="0" w:color="000000"/>
+                <w:right w:val="none" w:sz="0" w:space="0" w:color="000000"/>
+              </w:pBdr>
+              <w:spacing w:after="100" w:before="100" w:line="240"/>
+              <w:ind w:left="100" w:right="100" w:firstLine="0" w:firstLineChars="0"/>
+              <w:rPr>
+                <w:rFonts w:ascii="Times New Roman" w:hAnsi="Times New Roman" w:eastAsia="Times New Roman" w:cs="Times New Roman"/>
+                <w:i w:val="false"/>
+                <w:b w:val="false"/>
+                <w:u w:val="none"/>
+                <w:sz w:val="20"/>
+                <w:szCs w:val="20"/>
+                <w:color w:val="000000"/>
+              </w:rPr>
+            </w:pPr>
+            <w:r xmlns:w="http://schemas.openxmlformats.org/wordprocessingml/2006/main" xmlns:wp="http://schemas.openxmlformats.org/drawingml/2006/wordprocessingDrawing" xmlns:r="http://schemas.openxmlformats.org/officeDocument/2006/relationships" xmlns:w14="http://schemas.microsoft.com/office/word/2010/wordml">
+              <w:rPr>
+                <w:rFonts w:ascii="Times New Roman" w:hAnsi="Times New Roman" w:eastAsia="Times New Roman" w:cs="Times New Roman"/>
+                <w:i w:val="false"/>
+                <w:b w:val="false"/>
+                <w:u w:val="none"/>
+                <w:sz w:val="20"/>
+                <w:szCs w:val="20"/>
+                <w:color w:val="000000"/>
+              </w:rPr>
+              <w:t xml:space="preserve">slope</w:t>
+            </w:r>
+          </w:p>
+        </w:tc>
+        <w:tc>
+          <w:tcPr>
+            <w:tcBorders>
+              <w:bottom w:val="none" w:sz="0" w:space="0" w:color="000000"/>
+              <w:top w:val="none" w:sz="0" w:space="0" w:color="000000"/>
+              <w:left w:val="none" w:sz="0" w:space="0" w:color="000000"/>
+              <w:right w:val="none" w:sz="0" w:space="0" w:color="000000"/>
+            </w:tcBorders>
+            <w:shd w:val="clear" w:color="auto" w:fill="FFFFFF"/>
+            <w:tcMar>
+              <w:top w:w="0" w:type="dxa"/>
+              <w:bottom w:w="0" w:type="dxa"/>
+              <w:left w:w="0" w:type="dxa"/>
+              <w:right w:w="0" w:type="dxa"/>
+            </w:tcMar>
+            <w:vAlign w:val="center"/>
+          </w:tcPr>
+          <w:p>
+            <w:pPr>
+              <w:pStyle w:val="Normal"/>
+              <w:jc w:val="left"/>
+              <w:pBdr>
+                <w:bottom w:val="none" w:sz="0" w:space="0" w:color="000000"/>
+                <w:top w:val="none" w:sz="0" w:space="0" w:color="000000"/>
+                <w:left w:val="none" w:sz="0" w:space="0" w:color="000000"/>
+                <w:right w:val="none" w:sz="0" w:space="0" w:color="000000"/>
+              </w:pBdr>
+              <w:spacing w:after="100" w:before="100" w:line="240"/>
+              <w:ind w:left="100" w:right="100" w:firstLine="0" w:firstLineChars="0"/>
+              <w:rPr>
+                <w:rFonts w:ascii="Times New Roman" w:hAnsi="Times New Roman" w:eastAsia="Times New Roman" w:cs="Times New Roman"/>
+                <w:i w:val="false"/>
+                <w:b w:val="false"/>
+                <w:u w:val="none"/>
+                <w:sz w:val="20"/>
+                <w:szCs w:val="20"/>
+                <w:color w:val="000000"/>
+              </w:rPr>
+            </w:pPr>
+            <w:r xmlns:w="http://schemas.openxmlformats.org/wordprocessingml/2006/main" xmlns:wp="http://schemas.openxmlformats.org/drawingml/2006/wordprocessingDrawing" xmlns:r="http://schemas.openxmlformats.org/officeDocument/2006/relationships" xmlns:w14="http://schemas.microsoft.com/office/word/2010/wordml">
+              <w:rPr>
+                <w:rFonts w:ascii="Times New Roman" w:hAnsi="Times New Roman" w:eastAsia="Times New Roman" w:cs="Times New Roman"/>
+                <w:i w:val="false"/>
+                <w:b w:val="false"/>
+                <w:u w:val="none"/>
+                <w:sz w:val="20"/>
+                <w:szCs w:val="20"/>
+                <w:color w:val="000000"/>
+              </w:rPr>
+              <w:t xml:space="preserve">guided</w:t>
+            </w:r>
+          </w:p>
+        </w:tc>
+        <w:tc>
+          <w:tcPr>
+            <w:tcBorders>
+              <w:bottom w:val="none" w:sz="0" w:space="0" w:color="000000"/>
+              <w:top w:val="none" w:sz="0" w:space="0" w:color="000000"/>
+              <w:left w:val="none" w:sz="0" w:space="0" w:color="000000"/>
+              <w:right w:val="none" w:sz="0" w:space="0" w:color="000000"/>
+            </w:tcBorders>
+            <w:shd w:val="clear" w:color="auto" w:fill="FFFFFF"/>
+            <w:tcMar>
+              <w:top w:w="0" w:type="dxa"/>
+              <w:bottom w:w="0" w:type="dxa"/>
+              <w:left w:w="0" w:type="dxa"/>
+              <w:right w:w="0" w:type="dxa"/>
+            </w:tcMar>
+            <w:vAlign w:val="center"/>
+          </w:tcPr>
+          <w:p>
+            <w:pPr>
+              <w:pStyle w:val="Normal"/>
+              <w:jc w:val="left"/>
+              <w:pBdr>
+                <w:bottom w:val="none" w:sz="0" w:space="0" w:color="000000"/>
+                <w:top w:val="none" w:sz="0" w:space="0" w:color="000000"/>
+                <w:left w:val="none" w:sz="0" w:space="0" w:color="000000"/>
+                <w:right w:val="none" w:sz="0" w:space="0" w:color="000000"/>
+              </w:pBdr>
+              <w:spacing w:after="100" w:before="100" w:line="240"/>
+              <w:ind w:left="100" w:right="100" w:firstLine="0" w:firstLineChars="0"/>
+              <w:rPr>
+                <w:rFonts w:ascii="Times New Roman" w:hAnsi="Times New Roman" w:eastAsia="Times New Roman" w:cs="Times New Roman"/>
+                <w:i w:val="false"/>
+                <w:b w:val="false"/>
+                <w:u w:val="none"/>
+                <w:sz w:val="20"/>
+                <w:szCs w:val="20"/>
+                <w:color w:val="000000"/>
+              </w:rPr>
+            </w:pPr>
+            <w:r xmlns:w="http://schemas.openxmlformats.org/wordprocessingml/2006/main" xmlns:wp="http://schemas.openxmlformats.org/drawingml/2006/wordprocessingDrawing" xmlns:r="http://schemas.openxmlformats.org/officeDocument/2006/relationships" xmlns:w14="http://schemas.microsoft.com/office/word/2010/wordml">
+              <w:rPr>
+                <w:rFonts w:ascii="Times New Roman" w:hAnsi="Times New Roman" w:eastAsia="Times New Roman" w:cs="Times New Roman"/>
+                <w:i w:val="false"/>
+                <w:b w:val="false"/>
+                <w:u w:val="none"/>
+                <w:sz w:val="20"/>
+                <w:szCs w:val="20"/>
+                <w:color w:val="000000"/>
+              </w:rPr>
+              <w:t xml:space="preserve">221.9</w:t>
+            </w:r>
+          </w:p>
+        </w:tc>
+        <w:tc>
+          <w:tcPr>
+            <w:tcBorders>
+              <w:bottom w:val="none" w:sz="0" w:space="0" w:color="000000"/>
+              <w:top w:val="none" w:sz="0" w:space="0" w:color="000000"/>
+              <w:left w:val="none" w:sz="0" w:space="0" w:color="000000"/>
+              <w:right w:val="none" w:sz="0" w:space="0" w:color="000000"/>
+            </w:tcBorders>
+            <w:shd w:val="clear" w:color="auto" w:fill="FFFFFF"/>
+            <w:tcMar>
+              <w:top w:w="0" w:type="dxa"/>
+              <w:bottom w:w="0" w:type="dxa"/>
+              <w:left w:w="0" w:type="dxa"/>
+              <w:right w:w="0" w:type="dxa"/>
+            </w:tcMar>
+            <w:vAlign w:val="center"/>
+          </w:tcPr>
+          <w:p>
+            <w:pPr>
+              <w:pStyle w:val="Normal"/>
+              <w:jc w:val="left"/>
+              <w:pBdr>
+                <w:bottom w:val="none" w:sz="0" w:space="0" w:color="000000"/>
+                <w:top w:val="none" w:sz="0" w:space="0" w:color="000000"/>
+                <w:left w:val="none" w:sz="0" w:space="0" w:color="000000"/>
+                <w:right w:val="none" w:sz="0" w:space="0" w:color="000000"/>
+              </w:pBdr>
+              <w:spacing w:after="100" w:before="100" w:line="240"/>
+              <w:ind w:left="100" w:right="100" w:firstLine="0" w:firstLineChars="0"/>
+              <w:rPr>
+                <w:rFonts w:ascii="Times New Roman" w:hAnsi="Times New Roman" w:eastAsia="Times New Roman" w:cs="Times New Roman"/>
+                <w:i w:val="false"/>
+                <w:b w:val="false"/>
+                <w:u w:val="none"/>
+                <w:sz w:val="20"/>
+                <w:szCs w:val="20"/>
+                <w:color w:val="000000"/>
+              </w:rPr>
+            </w:pPr>
+            <w:r xmlns:w="http://schemas.openxmlformats.org/wordprocessingml/2006/main" xmlns:wp="http://schemas.openxmlformats.org/drawingml/2006/wordprocessingDrawing" xmlns:r="http://schemas.openxmlformats.org/officeDocument/2006/relationships" xmlns:w14="http://schemas.microsoft.com/office/word/2010/wordml">
+              <w:rPr>
+                <w:rFonts w:ascii="Times New Roman" w:hAnsi="Times New Roman" w:eastAsia="Times New Roman" w:cs="Times New Roman"/>
+                <w:i w:val="false"/>
+                <w:b w:val="false"/>
+                <w:u w:val="none"/>
+                <w:sz w:val="20"/>
+                <w:szCs w:val="20"/>
+                <w:color w:val="000000"/>
+              </w:rPr>
+              <w:t xml:space="preserve">100.92</w:t>
+            </w:r>
+          </w:p>
+        </w:tc>
+        <w:tc>
+          <w:tcPr>
+            <w:tcBorders>
+              <w:bottom w:val="none" w:sz="0" w:space="0" w:color="000000"/>
+              <w:top w:val="none" w:sz="0" w:space="0" w:color="000000"/>
+              <w:left w:val="none" w:sz="0" w:space="0" w:color="000000"/>
+              <w:right w:val="none" w:sz="0" w:space="0" w:color="000000"/>
+            </w:tcBorders>
+            <w:shd w:val="clear" w:color="auto" w:fill="FFFFFF"/>
+            <w:tcMar>
+              <w:top w:w="0" w:type="dxa"/>
+              <w:bottom w:w="0" w:type="dxa"/>
+              <w:left w:w="0" w:type="dxa"/>
+              <w:right w:w="0" w:type="dxa"/>
+            </w:tcMar>
+            <w:vAlign w:val="center"/>
+          </w:tcPr>
+          <w:p>
+            <w:pPr>
+              <w:pStyle w:val="Normal"/>
+              <w:jc w:val="left"/>
+              <w:pBdr>
+                <w:bottom w:val="none" w:sz="0" w:space="0" w:color="000000"/>
+                <w:top w:val="none" w:sz="0" w:space="0" w:color="000000"/>
+                <w:left w:val="none" w:sz="0" w:space="0" w:color="000000"/>
+                <w:right w:val="none" w:sz="0" w:space="0" w:color="000000"/>
+              </w:pBdr>
+              <w:spacing w:after="100" w:before="100" w:line="240"/>
+              <w:ind w:left="100" w:right="100" w:firstLine="0" w:firstLineChars="0"/>
+              <w:rPr>
+                <w:rFonts w:ascii="Times New Roman" w:hAnsi="Times New Roman" w:eastAsia="Times New Roman" w:cs="Times New Roman"/>
+                <w:i w:val="false"/>
+                <w:b w:val="false"/>
+                <w:u w:val="none"/>
+                <w:sz w:val="20"/>
+                <w:szCs w:val="20"/>
+                <w:color w:val="000000"/>
+              </w:rPr>
+            </w:pPr>
+            <w:r xmlns:w="http://schemas.openxmlformats.org/wordprocessingml/2006/main" xmlns:wp="http://schemas.openxmlformats.org/drawingml/2006/wordprocessingDrawing" xmlns:r="http://schemas.openxmlformats.org/officeDocument/2006/relationships" xmlns:w14="http://schemas.microsoft.com/office/word/2010/wordml">
+              <w:rPr>
+                <w:rFonts w:ascii="Times New Roman" w:hAnsi="Times New Roman" w:eastAsia="Times New Roman" w:cs="Times New Roman"/>
+                <w:i w:val="false"/>
+                <w:b w:val="false"/>
+                <w:u w:val="none"/>
+                <w:sz w:val="20"/>
+                <w:szCs w:val="20"/>
+                <w:color w:val="000000"/>
+              </w:rPr>
+              <w:t xml:space="preserve">664.65</w:t>
+            </w:r>
+          </w:p>
+        </w:tc>
+        <w:tc>
+          <w:tcPr>
+            <w:tcBorders>
+              <w:bottom w:val="none" w:sz="0" w:space="0" w:color="000000"/>
+              <w:top w:val="none" w:sz="0" w:space="0" w:color="000000"/>
+              <w:left w:val="none" w:sz="0" w:space="0" w:color="000000"/>
+              <w:right w:val="none" w:sz="0" w:space="0" w:color="000000"/>
+            </w:tcBorders>
+            <w:shd w:val="clear" w:color="auto" w:fill="FFFFFF"/>
+            <w:tcMar>
+              <w:top w:w="0" w:type="dxa"/>
+              <w:bottom w:w="0" w:type="dxa"/>
+              <w:left w:w="0" w:type="dxa"/>
+              <w:right w:w="0" w:type="dxa"/>
+            </w:tcMar>
+            <w:vAlign w:val="center"/>
+          </w:tcPr>
+          <w:p>
+            <w:pPr>
+              <w:pStyle w:val="Normal"/>
+              <w:jc w:val="left"/>
+              <w:pBdr>
+                <w:bottom w:val="none" w:sz="0" w:space="0" w:color="000000"/>
+                <w:top w:val="none" w:sz="0" w:space="0" w:color="000000"/>
+                <w:left w:val="none" w:sz="0" w:space="0" w:color="000000"/>
+                <w:right w:val="none" w:sz="0" w:space="0" w:color="000000"/>
+              </w:pBdr>
+              <w:spacing w:after="100" w:before="100" w:line="240"/>
+              <w:ind w:left="100" w:right="100" w:firstLine="0" w:firstLineChars="0"/>
+              <w:rPr>
+                <w:rFonts w:ascii="Times New Roman" w:hAnsi="Times New Roman" w:eastAsia="Times New Roman" w:cs="Times New Roman"/>
+                <w:i w:val="false"/>
+                <w:b w:val="false"/>
+                <w:u w:val="none"/>
+                <w:sz w:val="20"/>
+                <w:szCs w:val="20"/>
+                <w:color w:val="000000"/>
+              </w:rPr>
+            </w:pPr>
+            <w:r xmlns:w="http://schemas.openxmlformats.org/wordprocessingml/2006/main" xmlns:wp="http://schemas.openxmlformats.org/drawingml/2006/wordprocessingDrawing" xmlns:r="http://schemas.openxmlformats.org/officeDocument/2006/relationships" xmlns:w14="http://schemas.microsoft.com/office/word/2010/wordml">
+              <w:rPr>
+                <w:rFonts w:ascii="Times New Roman" w:hAnsi="Times New Roman" w:eastAsia="Times New Roman" w:cs="Times New Roman"/>
+                <w:i w:val="false"/>
+                <w:b w:val="false"/>
+                <w:u w:val="none"/>
+                <w:sz w:val="20"/>
+                <w:szCs w:val="20"/>
+                <w:color w:val="000000"/>
+              </w:rPr>
+              <w:t xml:space="preserve">0.18</w:t>
+            </w:r>
+          </w:p>
+        </w:tc>
+        <w:tc>
+          <w:tcPr>
+            <w:tcBorders>
+              <w:bottom w:val="none" w:sz="0" w:space="0" w:color="000000"/>
+              <w:top w:val="none" w:sz="0" w:space="0" w:color="000000"/>
+              <w:left w:val="none" w:sz="0" w:space="0" w:color="000000"/>
+              <w:right w:val="none" w:sz="0" w:space="0" w:color="000000"/>
+            </w:tcBorders>
+            <w:shd w:val="clear" w:color="auto" w:fill="FFFFFF"/>
+            <w:tcMar>
+              <w:top w:w="0" w:type="dxa"/>
+              <w:bottom w:w="0" w:type="dxa"/>
+              <w:left w:w="0" w:type="dxa"/>
+              <w:right w:w="0" w:type="dxa"/>
+            </w:tcMar>
+            <w:vAlign w:val="center"/>
+          </w:tcPr>
+          <w:p>
+            <w:pPr>
+              <w:pStyle w:val="Normal"/>
+              <w:jc w:val="left"/>
+              <w:pBdr>
+                <w:bottom w:val="none" w:sz="0" w:space="0" w:color="000000"/>
+                <w:top w:val="none" w:sz="0" w:space="0" w:color="000000"/>
+                <w:left w:val="none" w:sz="0" w:space="0" w:color="000000"/>
+                <w:right w:val="none" w:sz="0" w:space="0" w:color="000000"/>
+              </w:pBdr>
+              <w:spacing w:after="100" w:before="100" w:line="240"/>
+              <w:ind w:left="100" w:right="100" w:firstLine="0" w:firstLineChars="0"/>
+              <w:rPr>
+                <w:rFonts w:ascii="Times New Roman" w:hAnsi="Times New Roman" w:eastAsia="Times New Roman" w:cs="Times New Roman"/>
+                <w:i w:val="false"/>
+                <w:b w:val="false"/>
+                <w:u w:val="none"/>
+                <w:sz w:val="20"/>
+                <w:szCs w:val="20"/>
+                <w:color w:val="000000"/>
+              </w:rPr>
+            </w:pPr>
+            <w:r xmlns:w="http://schemas.openxmlformats.org/wordprocessingml/2006/main" xmlns:wp="http://schemas.openxmlformats.org/drawingml/2006/wordprocessingDrawing" xmlns:r="http://schemas.openxmlformats.org/officeDocument/2006/relationships" xmlns:w14="http://schemas.microsoft.com/office/word/2010/wordml">
+              <w:rPr>
+                <w:rFonts w:ascii="Times New Roman" w:hAnsi="Times New Roman" w:eastAsia="Times New Roman" w:cs="Times New Roman"/>
+                <w:i w:val="false"/>
+                <w:b w:val="false"/>
+                <w:u w:val="none"/>
+                <w:sz w:val="20"/>
+                <w:szCs w:val="20"/>
+                <w:color w:val="000000"/>
+              </w:rPr>
+              <w:t xml:space="preserve">1.13</w:t>
             </w:r>
           </w:p>
         </w:tc>
@@ -26851,7 +27491,7 @@
                 <w:szCs w:val="20"/>
                 <w:color w:val="000000"/>
               </w:rPr>
-              <w:t xml:space="preserve">SSEI</w:t>
+              <w:t xml:space="preserve">SSEO</w:t>
             </w:r>
           </w:p>
         </w:tc>
@@ -26904,60 +27544,60 @@
                 <w:szCs w:val="20"/>
                 <w:color w:val="000000"/>
               </w:rPr>
-              <w:t xml:space="preserve">1980</w:t>
-            </w:r>
-          </w:p>
-        </w:tc>
-        <w:tc>
-          <w:tcPr>
-            <w:tcBorders>
-              <w:bottom w:val="none" w:sz="0" w:space="0" w:color="000000"/>
-              <w:top w:val="none" w:sz="0" w:space="0" w:color="000000"/>
-              <w:left w:val="none" w:sz="0" w:space="0" w:color="000000"/>
-              <w:right w:val="none" w:sz="0" w:space="0" w:color="000000"/>
-            </w:tcBorders>
-            <w:shd w:val="clear" w:color="auto" w:fill="FFFFFF"/>
-            <w:tcMar>
-              <w:top w:w="0" w:type="dxa"/>
-              <w:bottom w:w="0" w:type="dxa"/>
-              <w:left w:w="0" w:type="dxa"/>
-              <w:right w:w="0" w:type="dxa"/>
-            </w:tcMar>
-            <w:vAlign w:val="center"/>
-          </w:tcPr>
-          <w:p>
-            <w:pPr>
-              <w:pStyle w:val="Normal"/>
-              <w:jc w:val="left"/>
-              <w:pBdr>
-                <w:bottom w:val="none" w:sz="0" w:space="0" w:color="000000"/>
-                <w:top w:val="none" w:sz="0" w:space="0" w:color="000000"/>
-                <w:left w:val="none" w:sz="0" w:space="0" w:color="000000"/>
-                <w:right w:val="none" w:sz="0" w:space="0" w:color="000000"/>
-              </w:pBdr>
-              <w:spacing w:after="100" w:before="100" w:line="240"/>
-              <w:ind w:left="100" w:right="100" w:firstLine="0" w:firstLineChars="0"/>
-              <w:rPr>
-                <w:rFonts w:ascii="Times New Roman" w:hAnsi="Times New Roman" w:eastAsia="Times New Roman" w:cs="Times New Roman"/>
-                <w:i w:val="false"/>
-                <w:b w:val="false"/>
-                <w:u w:val="none"/>
-                <w:sz w:val="20"/>
-                <w:szCs w:val="20"/>
-                <w:color w:val="000000"/>
-              </w:rPr>
-            </w:pPr>
-            <w:r xmlns:w="http://schemas.openxmlformats.org/wordprocessingml/2006/main" xmlns:wp="http://schemas.openxmlformats.org/drawingml/2006/wordprocessingDrawing" xmlns:r="http://schemas.openxmlformats.org/officeDocument/2006/relationships" xmlns:w14="http://schemas.microsoft.com/office/word/2010/wordml">
-              <w:rPr>
-                <w:rFonts w:ascii="Times New Roman" w:hAnsi="Times New Roman" w:eastAsia="Times New Roman" w:cs="Times New Roman"/>
-                <w:i w:val="false"/>
-                <w:b w:val="false"/>
-                <w:u w:val="none"/>
-                <w:sz w:val="20"/>
-                <w:szCs w:val="20"/>
-                <w:color w:val="000000"/>
-              </w:rPr>
-              <w:t xml:space="preserve">slope</w:t>
+              <w:t xml:space="preserve">1981</w:t>
+            </w:r>
+          </w:p>
+        </w:tc>
+        <w:tc>
+          <w:tcPr>
+            <w:tcBorders>
+              <w:bottom w:val="none" w:sz="0" w:space="0" w:color="000000"/>
+              <w:top w:val="none" w:sz="0" w:space="0" w:color="000000"/>
+              <w:left w:val="none" w:sz="0" w:space="0" w:color="000000"/>
+              <w:right w:val="none" w:sz="0" w:space="0" w:color="000000"/>
+            </w:tcBorders>
+            <w:shd w:val="clear" w:color="auto" w:fill="FFFFFF"/>
+            <w:tcMar>
+              <w:top w:w="0" w:type="dxa"/>
+              <w:bottom w:w="0" w:type="dxa"/>
+              <w:left w:w="0" w:type="dxa"/>
+              <w:right w:w="0" w:type="dxa"/>
+            </w:tcMar>
+            <w:vAlign w:val="center"/>
+          </w:tcPr>
+          <w:p>
+            <w:pPr>
+              <w:pStyle w:val="Normal"/>
+              <w:jc w:val="left"/>
+              <w:pBdr>
+                <w:bottom w:val="none" w:sz="0" w:space="0" w:color="000000"/>
+                <w:top w:val="none" w:sz="0" w:space="0" w:color="000000"/>
+                <w:left w:val="none" w:sz="0" w:space="0" w:color="000000"/>
+                <w:right w:val="none" w:sz="0" w:space="0" w:color="000000"/>
+              </w:pBdr>
+              <w:spacing w:after="100" w:before="100" w:line="240"/>
+              <w:ind w:left="100" w:right="100" w:firstLine="0" w:firstLineChars="0"/>
+              <w:rPr>
+                <w:rFonts w:ascii="Times New Roman" w:hAnsi="Times New Roman" w:eastAsia="Times New Roman" w:cs="Times New Roman"/>
+                <w:i w:val="false"/>
+                <w:b w:val="false"/>
+                <w:u w:val="none"/>
+                <w:sz w:val="20"/>
+                <w:szCs w:val="20"/>
+                <w:color w:val="000000"/>
+              </w:rPr>
+            </w:pPr>
+            <w:r xmlns:w="http://schemas.openxmlformats.org/wordprocessingml/2006/main" xmlns:wp="http://schemas.openxmlformats.org/drawingml/2006/wordprocessingDrawing" xmlns:r="http://schemas.openxmlformats.org/officeDocument/2006/relationships" xmlns:w14="http://schemas.microsoft.com/office/word/2010/wordml">
+              <w:rPr>
+                <w:rFonts w:ascii="Times New Roman" w:hAnsi="Times New Roman" w:eastAsia="Times New Roman" w:cs="Times New Roman"/>
+                <w:i w:val="false"/>
+                <w:b w:val="false"/>
+                <w:u w:val="none"/>
+                <w:sz w:val="20"/>
+                <w:szCs w:val="20"/>
+                <w:color w:val="000000"/>
+              </w:rPr>
+              <w:t xml:space="preserve">non-YE, non-pelagic</w:t>
             </w:r>
           </w:p>
         </w:tc>
@@ -27063,219 +27703,219 @@
                 <w:szCs w:val="20"/>
                 <w:color w:val="000000"/>
               </w:rPr>
-              <w:t xml:space="preserve">221.9</w:t>
-            </w:r>
-          </w:p>
-        </w:tc>
-        <w:tc>
-          <w:tcPr>
-            <w:tcBorders>
-              <w:bottom w:val="none" w:sz="0" w:space="0" w:color="000000"/>
-              <w:top w:val="none" w:sz="0" w:space="0" w:color="000000"/>
-              <w:left w:val="none" w:sz="0" w:space="0" w:color="000000"/>
-              <w:right w:val="none" w:sz="0" w:space="0" w:color="000000"/>
-            </w:tcBorders>
-            <w:shd w:val="clear" w:color="auto" w:fill="FFFFFF"/>
-            <w:tcMar>
-              <w:top w:w="0" w:type="dxa"/>
-              <w:bottom w:w="0" w:type="dxa"/>
-              <w:left w:w="0" w:type="dxa"/>
-              <w:right w:w="0" w:type="dxa"/>
-            </w:tcMar>
-            <w:vAlign w:val="center"/>
-          </w:tcPr>
-          <w:p>
-            <w:pPr>
-              <w:pStyle w:val="Normal"/>
-              <w:jc w:val="left"/>
-              <w:pBdr>
-                <w:bottom w:val="none" w:sz="0" w:space="0" w:color="000000"/>
-                <w:top w:val="none" w:sz="0" w:space="0" w:color="000000"/>
-                <w:left w:val="none" w:sz="0" w:space="0" w:color="000000"/>
-                <w:right w:val="none" w:sz="0" w:space="0" w:color="000000"/>
-              </w:pBdr>
-              <w:spacing w:after="100" w:before="100" w:line="240"/>
-              <w:ind w:left="100" w:right="100" w:firstLine="0" w:firstLineChars="0"/>
-              <w:rPr>
-                <w:rFonts w:ascii="Times New Roman" w:hAnsi="Times New Roman" w:eastAsia="Times New Roman" w:cs="Times New Roman"/>
-                <w:i w:val="false"/>
-                <w:b w:val="false"/>
-                <w:u w:val="none"/>
-                <w:sz w:val="20"/>
-                <w:szCs w:val="20"/>
-                <w:color w:val="000000"/>
-              </w:rPr>
-            </w:pPr>
-            <w:r xmlns:w="http://schemas.openxmlformats.org/wordprocessingml/2006/main" xmlns:wp="http://schemas.openxmlformats.org/drawingml/2006/wordprocessingDrawing" xmlns:r="http://schemas.openxmlformats.org/officeDocument/2006/relationships" xmlns:w14="http://schemas.microsoft.com/office/word/2010/wordml">
-              <w:rPr>
-                <w:rFonts w:ascii="Times New Roman" w:hAnsi="Times New Roman" w:eastAsia="Times New Roman" w:cs="Times New Roman"/>
-                <w:i w:val="false"/>
-                <w:b w:val="false"/>
-                <w:u w:val="none"/>
-                <w:sz w:val="20"/>
-                <w:szCs w:val="20"/>
-                <w:color w:val="000000"/>
-              </w:rPr>
-              <w:t xml:space="preserve">100.92</w:t>
-            </w:r>
-          </w:p>
-        </w:tc>
-        <w:tc>
-          <w:tcPr>
-            <w:tcBorders>
-              <w:bottom w:val="none" w:sz="0" w:space="0" w:color="000000"/>
-              <w:top w:val="none" w:sz="0" w:space="0" w:color="000000"/>
-              <w:left w:val="none" w:sz="0" w:space="0" w:color="000000"/>
-              <w:right w:val="none" w:sz="0" w:space="0" w:color="000000"/>
-            </w:tcBorders>
-            <w:shd w:val="clear" w:color="auto" w:fill="FFFFFF"/>
-            <w:tcMar>
-              <w:top w:w="0" w:type="dxa"/>
-              <w:bottom w:w="0" w:type="dxa"/>
-              <w:left w:w="0" w:type="dxa"/>
-              <w:right w:w="0" w:type="dxa"/>
-            </w:tcMar>
-            <w:vAlign w:val="center"/>
-          </w:tcPr>
-          <w:p>
-            <w:pPr>
-              <w:pStyle w:val="Normal"/>
-              <w:jc w:val="left"/>
-              <w:pBdr>
-                <w:bottom w:val="none" w:sz="0" w:space="0" w:color="000000"/>
-                <w:top w:val="none" w:sz="0" w:space="0" w:color="000000"/>
-                <w:left w:val="none" w:sz="0" w:space="0" w:color="000000"/>
-                <w:right w:val="none" w:sz="0" w:space="0" w:color="000000"/>
-              </w:pBdr>
-              <w:spacing w:after="100" w:before="100" w:line="240"/>
-              <w:ind w:left="100" w:right="100" w:firstLine="0" w:firstLineChars="0"/>
-              <w:rPr>
-                <w:rFonts w:ascii="Times New Roman" w:hAnsi="Times New Roman" w:eastAsia="Times New Roman" w:cs="Times New Roman"/>
-                <w:i w:val="false"/>
-                <w:b w:val="false"/>
-                <w:u w:val="none"/>
-                <w:sz w:val="20"/>
-                <w:szCs w:val="20"/>
-                <w:color w:val="000000"/>
-              </w:rPr>
-            </w:pPr>
-            <w:r xmlns:w="http://schemas.openxmlformats.org/wordprocessingml/2006/main" xmlns:wp="http://schemas.openxmlformats.org/drawingml/2006/wordprocessingDrawing" xmlns:r="http://schemas.openxmlformats.org/officeDocument/2006/relationships" xmlns:w14="http://schemas.microsoft.com/office/word/2010/wordml">
-              <w:rPr>
-                <w:rFonts w:ascii="Times New Roman" w:hAnsi="Times New Roman" w:eastAsia="Times New Roman" w:cs="Times New Roman"/>
-                <w:i w:val="false"/>
-                <w:b w:val="false"/>
-                <w:u w:val="none"/>
-                <w:sz w:val="20"/>
-                <w:szCs w:val="20"/>
-                <w:color w:val="000000"/>
-              </w:rPr>
-              <w:t xml:space="preserve">664.65</w:t>
-            </w:r>
-          </w:p>
-        </w:tc>
-        <w:tc>
-          <w:tcPr>
-            <w:tcBorders>
-              <w:bottom w:val="none" w:sz="0" w:space="0" w:color="000000"/>
-              <w:top w:val="none" w:sz="0" w:space="0" w:color="000000"/>
-              <w:left w:val="none" w:sz="0" w:space="0" w:color="000000"/>
-              <w:right w:val="none" w:sz="0" w:space="0" w:color="000000"/>
-            </w:tcBorders>
-            <w:shd w:val="clear" w:color="auto" w:fill="FFFFFF"/>
-            <w:tcMar>
-              <w:top w:w="0" w:type="dxa"/>
-              <w:bottom w:w="0" w:type="dxa"/>
-              <w:left w:w="0" w:type="dxa"/>
-              <w:right w:w="0" w:type="dxa"/>
-            </w:tcMar>
-            <w:vAlign w:val="center"/>
-          </w:tcPr>
-          <w:p>
-            <w:pPr>
-              <w:pStyle w:val="Normal"/>
-              <w:jc w:val="left"/>
-              <w:pBdr>
-                <w:bottom w:val="none" w:sz="0" w:space="0" w:color="000000"/>
-                <w:top w:val="none" w:sz="0" w:space="0" w:color="000000"/>
-                <w:left w:val="none" w:sz="0" w:space="0" w:color="000000"/>
-                <w:right w:val="none" w:sz="0" w:space="0" w:color="000000"/>
-              </w:pBdr>
-              <w:spacing w:after="100" w:before="100" w:line="240"/>
-              <w:ind w:left="100" w:right="100" w:firstLine="0" w:firstLineChars="0"/>
-              <w:rPr>
-                <w:rFonts w:ascii="Times New Roman" w:hAnsi="Times New Roman" w:eastAsia="Times New Roman" w:cs="Times New Roman"/>
-                <w:i w:val="false"/>
-                <w:b w:val="false"/>
-                <w:u w:val="none"/>
-                <w:sz w:val="20"/>
-                <w:szCs w:val="20"/>
-                <w:color w:val="000000"/>
-              </w:rPr>
-            </w:pPr>
-            <w:r xmlns:w="http://schemas.openxmlformats.org/wordprocessingml/2006/main" xmlns:wp="http://schemas.openxmlformats.org/drawingml/2006/wordprocessingDrawing" xmlns:r="http://schemas.openxmlformats.org/officeDocument/2006/relationships" xmlns:w14="http://schemas.microsoft.com/office/word/2010/wordml">
-              <w:rPr>
-                <w:rFonts w:ascii="Times New Roman" w:hAnsi="Times New Roman" w:eastAsia="Times New Roman" w:cs="Times New Roman"/>
-                <w:i w:val="false"/>
-                <w:b w:val="false"/>
-                <w:u w:val="none"/>
-                <w:sz w:val="20"/>
-                <w:szCs w:val="20"/>
-                <w:color w:val="000000"/>
-              </w:rPr>
-              <w:t xml:space="preserve">0.18</w:t>
-            </w:r>
-          </w:p>
-        </w:tc>
-        <w:tc>
-          <w:tcPr>
-            <w:tcBorders>
-              <w:bottom w:val="none" w:sz="0" w:space="0" w:color="000000"/>
-              <w:top w:val="none" w:sz="0" w:space="0" w:color="000000"/>
-              <w:left w:val="none" w:sz="0" w:space="0" w:color="000000"/>
-              <w:right w:val="none" w:sz="0" w:space="0" w:color="000000"/>
-            </w:tcBorders>
-            <w:shd w:val="clear" w:color="auto" w:fill="FFFFFF"/>
-            <w:tcMar>
-              <w:top w:w="0" w:type="dxa"/>
-              <w:bottom w:w="0" w:type="dxa"/>
-              <w:left w:w="0" w:type="dxa"/>
-              <w:right w:w="0" w:type="dxa"/>
-            </w:tcMar>
-            <w:vAlign w:val="center"/>
-          </w:tcPr>
-          <w:p>
-            <w:pPr>
-              <w:pStyle w:val="Normal"/>
-              <w:jc w:val="left"/>
-              <w:pBdr>
-                <w:bottom w:val="none" w:sz="0" w:space="0" w:color="000000"/>
-                <w:top w:val="none" w:sz="0" w:space="0" w:color="000000"/>
-                <w:left w:val="none" w:sz="0" w:space="0" w:color="000000"/>
-                <w:right w:val="none" w:sz="0" w:space="0" w:color="000000"/>
-              </w:pBdr>
-              <w:spacing w:after="100" w:before="100" w:line="240"/>
-              <w:ind w:left="100" w:right="100" w:firstLine="0" w:firstLineChars="0"/>
-              <w:rPr>
-                <w:rFonts w:ascii="Times New Roman" w:hAnsi="Times New Roman" w:eastAsia="Times New Roman" w:cs="Times New Roman"/>
-                <w:i w:val="false"/>
-                <w:b w:val="false"/>
-                <w:u w:val="none"/>
-                <w:sz w:val="20"/>
-                <w:szCs w:val="20"/>
-                <w:color w:val="000000"/>
-              </w:rPr>
-            </w:pPr>
-            <w:r xmlns:w="http://schemas.openxmlformats.org/wordprocessingml/2006/main" xmlns:wp="http://schemas.openxmlformats.org/drawingml/2006/wordprocessingDrawing" xmlns:r="http://schemas.openxmlformats.org/officeDocument/2006/relationships" xmlns:w14="http://schemas.microsoft.com/office/word/2010/wordml">
-              <w:rPr>
-                <w:rFonts w:ascii="Times New Roman" w:hAnsi="Times New Roman" w:eastAsia="Times New Roman" w:cs="Times New Roman"/>
-                <w:i w:val="false"/>
-                <w:b w:val="false"/>
-                <w:u w:val="none"/>
-                <w:sz w:val="20"/>
-                <w:szCs w:val="20"/>
-                <w:color w:val="000000"/>
-              </w:rPr>
-              <w:t xml:space="preserve">1.13</w:t>
+              <w:t xml:space="preserve">15.97</w:t>
+            </w:r>
+          </w:p>
+        </w:tc>
+        <w:tc>
+          <w:tcPr>
+            <w:tcBorders>
+              <w:bottom w:val="none" w:sz="0" w:space="0" w:color="000000"/>
+              <w:top w:val="none" w:sz="0" w:space="0" w:color="000000"/>
+              <w:left w:val="none" w:sz="0" w:space="0" w:color="000000"/>
+              <w:right w:val="none" w:sz="0" w:space="0" w:color="000000"/>
+            </w:tcBorders>
+            <w:shd w:val="clear" w:color="auto" w:fill="FFFFFF"/>
+            <w:tcMar>
+              <w:top w:w="0" w:type="dxa"/>
+              <w:bottom w:w="0" w:type="dxa"/>
+              <w:left w:w="0" w:type="dxa"/>
+              <w:right w:w="0" w:type="dxa"/>
+            </w:tcMar>
+            <w:vAlign w:val="center"/>
+          </w:tcPr>
+          <w:p>
+            <w:pPr>
+              <w:pStyle w:val="Normal"/>
+              <w:jc w:val="left"/>
+              <w:pBdr>
+                <w:bottom w:val="none" w:sz="0" w:space="0" w:color="000000"/>
+                <w:top w:val="none" w:sz="0" w:space="0" w:color="000000"/>
+                <w:left w:val="none" w:sz="0" w:space="0" w:color="000000"/>
+                <w:right w:val="none" w:sz="0" w:space="0" w:color="000000"/>
+              </w:pBdr>
+              <w:spacing w:after="100" w:before="100" w:line="240"/>
+              <w:ind w:left="100" w:right="100" w:firstLine="0" w:firstLineChars="0"/>
+              <w:rPr>
+                <w:rFonts w:ascii="Times New Roman" w:hAnsi="Times New Roman" w:eastAsia="Times New Roman" w:cs="Times New Roman"/>
+                <w:i w:val="false"/>
+                <w:b w:val="false"/>
+                <w:u w:val="none"/>
+                <w:sz w:val="20"/>
+                <w:szCs w:val="20"/>
+                <w:color w:val="000000"/>
+              </w:rPr>
+            </w:pPr>
+            <w:r xmlns:w="http://schemas.openxmlformats.org/wordprocessingml/2006/main" xmlns:wp="http://schemas.openxmlformats.org/drawingml/2006/wordprocessingDrawing" xmlns:r="http://schemas.openxmlformats.org/officeDocument/2006/relationships" xmlns:w14="http://schemas.microsoft.com/office/word/2010/wordml">
+              <w:rPr>
+                <w:rFonts w:ascii="Times New Roman" w:hAnsi="Times New Roman" w:eastAsia="Times New Roman" w:cs="Times New Roman"/>
+                <w:i w:val="false"/>
+                <w:b w:val="false"/>
+                <w:u w:val="none"/>
+                <w:sz w:val="20"/>
+                <w:szCs w:val="20"/>
+                <w:color w:val="000000"/>
+              </w:rPr>
+              <w:t xml:space="preserve">6.85</w:t>
+            </w:r>
+          </w:p>
+        </w:tc>
+        <w:tc>
+          <w:tcPr>
+            <w:tcBorders>
+              <w:bottom w:val="none" w:sz="0" w:space="0" w:color="000000"/>
+              <w:top w:val="none" w:sz="0" w:space="0" w:color="000000"/>
+              <w:left w:val="none" w:sz="0" w:space="0" w:color="000000"/>
+              <w:right w:val="none" w:sz="0" w:space="0" w:color="000000"/>
+            </w:tcBorders>
+            <w:shd w:val="clear" w:color="auto" w:fill="FFFFFF"/>
+            <w:tcMar>
+              <w:top w:w="0" w:type="dxa"/>
+              <w:bottom w:w="0" w:type="dxa"/>
+              <w:left w:w="0" w:type="dxa"/>
+              <w:right w:w="0" w:type="dxa"/>
+            </w:tcMar>
+            <w:vAlign w:val="center"/>
+          </w:tcPr>
+          <w:p>
+            <w:pPr>
+              <w:pStyle w:val="Normal"/>
+              <w:jc w:val="left"/>
+              <w:pBdr>
+                <w:bottom w:val="none" w:sz="0" w:space="0" w:color="000000"/>
+                <w:top w:val="none" w:sz="0" w:space="0" w:color="000000"/>
+                <w:left w:val="none" w:sz="0" w:space="0" w:color="000000"/>
+                <w:right w:val="none" w:sz="0" w:space="0" w:color="000000"/>
+              </w:pBdr>
+              <w:spacing w:after="100" w:before="100" w:line="240"/>
+              <w:ind w:left="100" w:right="100" w:firstLine="0" w:firstLineChars="0"/>
+              <w:rPr>
+                <w:rFonts w:ascii="Times New Roman" w:hAnsi="Times New Roman" w:eastAsia="Times New Roman" w:cs="Times New Roman"/>
+                <w:i w:val="false"/>
+                <w:b w:val="false"/>
+                <w:u w:val="none"/>
+                <w:sz w:val="20"/>
+                <w:szCs w:val="20"/>
+                <w:color w:val="000000"/>
+              </w:rPr>
+            </w:pPr>
+            <w:r xmlns:w="http://schemas.openxmlformats.org/wordprocessingml/2006/main" xmlns:wp="http://schemas.openxmlformats.org/drawingml/2006/wordprocessingDrawing" xmlns:r="http://schemas.openxmlformats.org/officeDocument/2006/relationships" xmlns:w14="http://schemas.microsoft.com/office/word/2010/wordml">
+              <w:rPr>
+                <w:rFonts w:ascii="Times New Roman" w:hAnsi="Times New Roman" w:eastAsia="Times New Roman" w:cs="Times New Roman"/>
+                <w:i w:val="false"/>
+                <w:b w:val="false"/>
+                <w:u w:val="none"/>
+                <w:sz w:val="20"/>
+                <w:szCs w:val="20"/>
+                <w:color w:val="000000"/>
+              </w:rPr>
+              <w:t xml:space="preserve">39.28</w:t>
+            </w:r>
+          </w:p>
+        </w:tc>
+        <w:tc>
+          <w:tcPr>
+            <w:tcBorders>
+              <w:bottom w:val="none" w:sz="0" w:space="0" w:color="000000"/>
+              <w:top w:val="none" w:sz="0" w:space="0" w:color="000000"/>
+              <w:left w:val="none" w:sz="0" w:space="0" w:color="000000"/>
+              <w:right w:val="none" w:sz="0" w:space="0" w:color="000000"/>
+            </w:tcBorders>
+            <w:shd w:val="clear" w:color="auto" w:fill="FFFFFF"/>
+            <w:tcMar>
+              <w:top w:w="0" w:type="dxa"/>
+              <w:bottom w:w="0" w:type="dxa"/>
+              <w:left w:w="0" w:type="dxa"/>
+              <w:right w:w="0" w:type="dxa"/>
+            </w:tcMar>
+            <w:vAlign w:val="center"/>
+          </w:tcPr>
+          <w:p>
+            <w:pPr>
+              <w:pStyle w:val="Normal"/>
+              <w:jc w:val="left"/>
+              <w:pBdr>
+                <w:bottom w:val="none" w:sz="0" w:space="0" w:color="000000"/>
+                <w:top w:val="none" w:sz="0" w:space="0" w:color="000000"/>
+                <w:left w:val="none" w:sz="0" w:space="0" w:color="000000"/>
+                <w:right w:val="none" w:sz="0" w:space="0" w:color="000000"/>
+              </w:pBdr>
+              <w:spacing w:after="100" w:before="100" w:line="240"/>
+              <w:ind w:left="100" w:right="100" w:firstLine="0" w:firstLineChars="0"/>
+              <w:rPr>
+                <w:rFonts w:ascii="Times New Roman" w:hAnsi="Times New Roman" w:eastAsia="Times New Roman" w:cs="Times New Roman"/>
+                <w:i w:val="false"/>
+                <w:b w:val="false"/>
+                <w:u w:val="none"/>
+                <w:sz w:val="20"/>
+                <w:szCs w:val="20"/>
+                <w:color w:val="000000"/>
+              </w:rPr>
+            </w:pPr>
+            <w:r xmlns:w="http://schemas.openxmlformats.org/wordprocessingml/2006/main" xmlns:wp="http://schemas.openxmlformats.org/drawingml/2006/wordprocessingDrawing" xmlns:r="http://schemas.openxmlformats.org/officeDocument/2006/relationships" xmlns:w14="http://schemas.microsoft.com/office/word/2010/wordml">
+              <w:rPr>
+                <w:rFonts w:ascii="Times New Roman" w:hAnsi="Times New Roman" w:eastAsia="Times New Roman" w:cs="Times New Roman"/>
+                <w:i w:val="false"/>
+                <w:b w:val="false"/>
+                <w:u w:val="none"/>
+                <w:sz w:val="20"/>
+                <w:szCs w:val="20"/>
+                <w:color w:val="000000"/>
+              </w:rPr>
+              <w:t xml:space="preserve">0.23</w:t>
+            </w:r>
+          </w:p>
+        </w:tc>
+        <w:tc>
+          <w:tcPr>
+            <w:tcBorders>
+              <w:bottom w:val="none" w:sz="0" w:space="0" w:color="000000"/>
+              <w:top w:val="none" w:sz="0" w:space="0" w:color="000000"/>
+              <w:left w:val="none" w:sz="0" w:space="0" w:color="000000"/>
+              <w:right w:val="none" w:sz="0" w:space="0" w:color="000000"/>
+            </w:tcBorders>
+            <w:shd w:val="clear" w:color="auto" w:fill="FFFFFF"/>
+            <w:tcMar>
+              <w:top w:w="0" w:type="dxa"/>
+              <w:bottom w:w="0" w:type="dxa"/>
+              <w:left w:w="0" w:type="dxa"/>
+              <w:right w:w="0" w:type="dxa"/>
+            </w:tcMar>
+            <w:vAlign w:val="center"/>
+          </w:tcPr>
+          <w:p>
+            <w:pPr>
+              <w:pStyle w:val="Normal"/>
+              <w:jc w:val="left"/>
+              <w:pBdr>
+                <w:bottom w:val="none" w:sz="0" w:space="0" w:color="000000"/>
+                <w:top w:val="none" w:sz="0" w:space="0" w:color="000000"/>
+                <w:left w:val="none" w:sz="0" w:space="0" w:color="000000"/>
+                <w:right w:val="none" w:sz="0" w:space="0" w:color="000000"/>
+              </w:pBdr>
+              <w:spacing w:after="100" w:before="100" w:line="240"/>
+              <w:ind w:left="100" w:right="100" w:firstLine="0" w:firstLineChars="0"/>
+              <w:rPr>
+                <w:rFonts w:ascii="Times New Roman" w:hAnsi="Times New Roman" w:eastAsia="Times New Roman" w:cs="Times New Roman"/>
+                <w:i w:val="false"/>
+                <w:b w:val="false"/>
+                <w:u w:val="none"/>
+                <w:sz w:val="20"/>
+                <w:szCs w:val="20"/>
+                <w:color w:val="000000"/>
+              </w:rPr>
+            </w:pPr>
+            <w:r xmlns:w="http://schemas.openxmlformats.org/wordprocessingml/2006/main" xmlns:wp="http://schemas.openxmlformats.org/drawingml/2006/wordprocessingDrawing" xmlns:r="http://schemas.openxmlformats.org/officeDocument/2006/relationships" xmlns:w14="http://schemas.microsoft.com/office/word/2010/wordml">
+              <w:rPr>
+                <w:rFonts w:ascii="Times New Roman" w:hAnsi="Times New Roman" w:eastAsia="Times New Roman" w:cs="Times New Roman"/>
+                <w:i w:val="false"/>
+                <w:b w:val="false"/>
+                <w:u w:val="none"/>
+                <w:sz w:val="20"/>
+                <w:szCs w:val="20"/>
+                <w:color w:val="000000"/>
+              </w:rPr>
+              <w:t xml:space="preserve">1.11</w:t>
             </w:r>
           </w:p>
         </w:tc>
@@ -27285,542 +27925,6 @@
           <w:trHeight w:val="614" w:hRule="auto"/>
         </w:trPr>
         body33
-        <w:tc>
-          <w:tcPr>
-            <w:tcBorders>
-              <w:bottom w:val="none" w:sz="0" w:space="0" w:color="000000"/>
-              <w:top w:val="none" w:sz="0" w:space="0" w:color="000000"/>
-              <w:left w:val="none" w:sz="0" w:space="0" w:color="000000"/>
-              <w:right w:val="none" w:sz="0" w:space="0" w:color="000000"/>
-            </w:tcBorders>
-            <w:shd w:val="clear" w:color="auto" w:fill="FFFFFF"/>
-            <w:tcMar>
-              <w:top w:w="0" w:type="dxa"/>
-              <w:bottom w:w="0" w:type="dxa"/>
-              <w:left w:w="0" w:type="dxa"/>
-              <w:right w:w="0" w:type="dxa"/>
-            </w:tcMar>
-            <w:vAlign w:val="center"/>
-          </w:tcPr>
-          <w:p>
-            <w:pPr>
-              <w:pStyle w:val="Normal"/>
-              <w:jc w:val="left"/>
-              <w:pBdr>
-                <w:bottom w:val="none" w:sz="0" w:space="0" w:color="000000"/>
-                <w:top w:val="none" w:sz="0" w:space="0" w:color="000000"/>
-                <w:left w:val="none" w:sz="0" w:space="0" w:color="000000"/>
-                <w:right w:val="none" w:sz="0" w:space="0" w:color="000000"/>
-              </w:pBdr>
-              <w:spacing w:after="100" w:before="100" w:line="240"/>
-              <w:ind w:left="100" w:right="100" w:firstLine="0" w:firstLineChars="0"/>
-              <w:rPr>
-                <w:rFonts w:ascii="Times New Roman" w:hAnsi="Times New Roman" w:eastAsia="Times New Roman" w:cs="Times New Roman"/>
-                <w:i w:val="false"/>
-                <w:b w:val="false"/>
-                <w:u w:val="none"/>
-                <w:sz w:val="20"/>
-                <w:szCs w:val="20"/>
-                <w:color w:val="000000"/>
-              </w:rPr>
-            </w:pPr>
-            <w:r xmlns:w="http://schemas.openxmlformats.org/wordprocessingml/2006/main" xmlns:wp="http://schemas.openxmlformats.org/drawingml/2006/wordprocessingDrawing" xmlns:r="http://schemas.openxmlformats.org/officeDocument/2006/relationships" xmlns:w14="http://schemas.microsoft.com/office/word/2010/wordml">
-              <w:rPr>
-                <w:rFonts w:ascii="Times New Roman" w:hAnsi="Times New Roman" w:eastAsia="Times New Roman" w:cs="Times New Roman"/>
-                <w:i w:val="false"/>
-                <w:b w:val="false"/>
-                <w:u w:val="none"/>
-                <w:sz w:val="20"/>
-                <w:szCs w:val="20"/>
-                <w:color w:val="000000"/>
-              </w:rPr>
-              <w:t xml:space="preserve">Southeast</w:t>
-            </w:r>
-          </w:p>
-        </w:tc>
-        <w:tc>
-          <w:tcPr>
-            <w:tcBorders>
-              <w:bottom w:val="none" w:sz="0" w:space="0" w:color="000000"/>
-              <w:top w:val="none" w:sz="0" w:space="0" w:color="000000"/>
-              <w:left w:val="none" w:sz="0" w:space="0" w:color="000000"/>
-              <w:right w:val="none" w:sz="0" w:space="0" w:color="000000"/>
-            </w:tcBorders>
-            <w:shd w:val="clear" w:color="auto" w:fill="FFFFFF"/>
-            <w:tcMar>
-              <w:top w:w="0" w:type="dxa"/>
-              <w:bottom w:w="0" w:type="dxa"/>
-              <w:left w:w="0" w:type="dxa"/>
-              <w:right w:w="0" w:type="dxa"/>
-            </w:tcMar>
-            <w:vAlign w:val="center"/>
-          </w:tcPr>
-          <w:p>
-            <w:pPr>
-              <w:pStyle w:val="Normal"/>
-              <w:jc w:val="left"/>
-              <w:pBdr>
-                <w:bottom w:val="none" w:sz="0" w:space="0" w:color="000000"/>
-                <w:top w:val="none" w:sz="0" w:space="0" w:color="000000"/>
-                <w:left w:val="none" w:sz="0" w:space="0" w:color="000000"/>
-                <w:right w:val="none" w:sz="0" w:space="0" w:color="000000"/>
-              </w:pBdr>
-              <w:spacing w:after="100" w:before="100" w:line="240"/>
-              <w:ind w:left="100" w:right="100" w:firstLine="0" w:firstLineChars="0"/>
-              <w:rPr>
-                <w:rFonts w:ascii="Times New Roman" w:hAnsi="Times New Roman" w:eastAsia="Times New Roman" w:cs="Times New Roman"/>
-                <w:i w:val="false"/>
-                <w:b w:val="false"/>
-                <w:u w:val="none"/>
-                <w:sz w:val="20"/>
-                <w:szCs w:val="20"/>
-                <w:color w:val="000000"/>
-              </w:rPr>
-            </w:pPr>
-            <w:r xmlns:w="http://schemas.openxmlformats.org/wordprocessingml/2006/main" xmlns:wp="http://schemas.openxmlformats.org/drawingml/2006/wordprocessingDrawing" xmlns:r="http://schemas.openxmlformats.org/officeDocument/2006/relationships" xmlns:w14="http://schemas.microsoft.com/office/word/2010/wordml">
-              <w:rPr>
-                <w:rFonts w:ascii="Times New Roman" w:hAnsi="Times New Roman" w:eastAsia="Times New Roman" w:cs="Times New Roman"/>
-                <w:i w:val="false"/>
-                <w:b w:val="false"/>
-                <w:u w:val="none"/>
-                <w:sz w:val="20"/>
-                <w:szCs w:val="20"/>
-                <w:color w:val="000000"/>
-              </w:rPr>
-              <w:t xml:space="preserve">SSEO</w:t>
-            </w:r>
-          </w:p>
-        </w:tc>
-        <w:tc>
-          <w:tcPr>
-            <w:tcBorders>
-              <w:bottom w:val="none" w:sz="0" w:space="0" w:color="000000"/>
-              <w:top w:val="none" w:sz="0" w:space="0" w:color="000000"/>
-              <w:left w:val="none" w:sz="0" w:space="0" w:color="000000"/>
-              <w:right w:val="none" w:sz="0" w:space="0" w:color="000000"/>
-            </w:tcBorders>
-            <w:shd w:val="clear" w:color="auto" w:fill="FFFFFF"/>
-            <w:tcMar>
-              <w:top w:w="0" w:type="dxa"/>
-              <w:bottom w:w="0" w:type="dxa"/>
-              <w:left w:w="0" w:type="dxa"/>
-              <w:right w:w="0" w:type="dxa"/>
-            </w:tcMar>
-            <w:vAlign w:val="center"/>
-          </w:tcPr>
-          <w:p>
-            <w:pPr>
-              <w:pStyle w:val="Normal"/>
-              <w:jc w:val="right"/>
-              <w:pBdr>
-                <w:bottom w:val="none" w:sz="0" w:space="0" w:color="000000"/>
-                <w:top w:val="none" w:sz="0" w:space="0" w:color="000000"/>
-                <w:left w:val="none" w:sz="0" w:space="0" w:color="000000"/>
-                <w:right w:val="none" w:sz="0" w:space="0" w:color="000000"/>
-              </w:pBdr>
-              <w:spacing w:after="100" w:before="100" w:line="240"/>
-              <w:ind w:left="100" w:right="100" w:firstLine="0" w:firstLineChars="0"/>
-              <w:rPr>
-                <w:rFonts w:ascii="Times New Roman" w:hAnsi="Times New Roman" w:eastAsia="Times New Roman" w:cs="Times New Roman"/>
-                <w:i w:val="false"/>
-                <w:b w:val="false"/>
-                <w:u w:val="none"/>
-                <w:sz w:val="20"/>
-                <w:szCs w:val="20"/>
-                <w:color w:val="000000"/>
-              </w:rPr>
-            </w:pPr>
-            <w:r xmlns:w="http://schemas.openxmlformats.org/wordprocessingml/2006/main" xmlns:wp="http://schemas.openxmlformats.org/drawingml/2006/wordprocessingDrawing" xmlns:r="http://schemas.openxmlformats.org/officeDocument/2006/relationships" xmlns:w14="http://schemas.microsoft.com/office/word/2010/wordml">
-              <w:rPr>
-                <w:rFonts w:ascii="Times New Roman" w:hAnsi="Times New Roman" w:eastAsia="Times New Roman" w:cs="Times New Roman"/>
-                <w:i w:val="false"/>
-                <w:b w:val="false"/>
-                <w:u w:val="none"/>
-                <w:sz w:val="20"/>
-                <w:szCs w:val="20"/>
-                <w:color w:val="000000"/>
-              </w:rPr>
-              <w:t xml:space="preserve">1981</w:t>
-            </w:r>
-          </w:p>
-        </w:tc>
-        <w:tc>
-          <w:tcPr>
-            <w:tcBorders>
-              <w:bottom w:val="none" w:sz="0" w:space="0" w:color="000000"/>
-              <w:top w:val="none" w:sz="0" w:space="0" w:color="000000"/>
-              <w:left w:val="none" w:sz="0" w:space="0" w:color="000000"/>
-              <w:right w:val="none" w:sz="0" w:space="0" w:color="000000"/>
-            </w:tcBorders>
-            <w:shd w:val="clear" w:color="auto" w:fill="FFFFFF"/>
-            <w:tcMar>
-              <w:top w:w="0" w:type="dxa"/>
-              <w:bottom w:w="0" w:type="dxa"/>
-              <w:left w:w="0" w:type="dxa"/>
-              <w:right w:w="0" w:type="dxa"/>
-            </w:tcMar>
-            <w:vAlign w:val="center"/>
-          </w:tcPr>
-          <w:p>
-            <w:pPr>
-              <w:pStyle w:val="Normal"/>
-              <w:jc w:val="left"/>
-              <w:pBdr>
-                <w:bottom w:val="none" w:sz="0" w:space="0" w:color="000000"/>
-                <w:top w:val="none" w:sz="0" w:space="0" w:color="000000"/>
-                <w:left w:val="none" w:sz="0" w:space="0" w:color="000000"/>
-                <w:right w:val="none" w:sz="0" w:space="0" w:color="000000"/>
-              </w:pBdr>
-              <w:spacing w:after="100" w:before="100" w:line="240"/>
-              <w:ind w:left="100" w:right="100" w:firstLine="0" w:firstLineChars="0"/>
-              <w:rPr>
-                <w:rFonts w:ascii="Times New Roman" w:hAnsi="Times New Roman" w:eastAsia="Times New Roman" w:cs="Times New Roman"/>
-                <w:i w:val="false"/>
-                <w:b w:val="false"/>
-                <w:u w:val="none"/>
-                <w:sz w:val="20"/>
-                <w:szCs w:val="20"/>
-                <w:color w:val="000000"/>
-              </w:rPr>
-            </w:pPr>
-            <w:r xmlns:w="http://schemas.openxmlformats.org/wordprocessingml/2006/main" xmlns:wp="http://schemas.openxmlformats.org/drawingml/2006/wordprocessingDrawing" xmlns:r="http://schemas.openxmlformats.org/officeDocument/2006/relationships" xmlns:w14="http://schemas.microsoft.com/office/word/2010/wordml">
-              <w:rPr>
-                <w:rFonts w:ascii="Times New Roman" w:hAnsi="Times New Roman" w:eastAsia="Times New Roman" w:cs="Times New Roman"/>
-                <w:i w:val="false"/>
-                <w:b w:val="false"/>
-                <w:u w:val="none"/>
-                <w:sz w:val="20"/>
-                <w:szCs w:val="20"/>
-                <w:color w:val="000000"/>
-              </w:rPr>
-              <w:t xml:space="preserve">non-YE, non-pelagic</w:t>
-            </w:r>
-          </w:p>
-        </w:tc>
-        <w:tc>
-          <w:tcPr>
-            <w:tcBorders>
-              <w:bottom w:val="none" w:sz="0" w:space="0" w:color="000000"/>
-              <w:top w:val="none" w:sz="0" w:space="0" w:color="000000"/>
-              <w:left w:val="none" w:sz="0" w:space="0" w:color="000000"/>
-              <w:right w:val="none" w:sz="0" w:space="0" w:color="000000"/>
-            </w:tcBorders>
-            <w:shd w:val="clear" w:color="auto" w:fill="FFFFFF"/>
-            <w:tcMar>
-              <w:top w:w="0" w:type="dxa"/>
-              <w:bottom w:w="0" w:type="dxa"/>
-              <w:left w:w="0" w:type="dxa"/>
-              <w:right w:w="0" w:type="dxa"/>
-            </w:tcMar>
-            <w:vAlign w:val="center"/>
-          </w:tcPr>
-          <w:p>
-            <w:pPr>
-              <w:pStyle w:val="Normal"/>
-              <w:jc w:val="left"/>
-              <w:pBdr>
-                <w:bottom w:val="none" w:sz="0" w:space="0" w:color="000000"/>
-                <w:top w:val="none" w:sz="0" w:space="0" w:color="000000"/>
-                <w:left w:val="none" w:sz="0" w:space="0" w:color="000000"/>
-                <w:right w:val="none" w:sz="0" w:space="0" w:color="000000"/>
-              </w:pBdr>
-              <w:spacing w:after="100" w:before="100" w:line="240"/>
-              <w:ind w:left="100" w:right="100" w:firstLine="0" w:firstLineChars="0"/>
-              <w:rPr>
-                <w:rFonts w:ascii="Times New Roman" w:hAnsi="Times New Roman" w:eastAsia="Times New Roman" w:cs="Times New Roman"/>
-                <w:i w:val="false"/>
-                <w:b w:val="false"/>
-                <w:u w:val="none"/>
-                <w:sz w:val="20"/>
-                <w:szCs w:val="20"/>
-                <w:color w:val="000000"/>
-              </w:rPr>
-            </w:pPr>
-            <w:r xmlns:w="http://schemas.openxmlformats.org/wordprocessingml/2006/main" xmlns:wp="http://schemas.openxmlformats.org/drawingml/2006/wordprocessingDrawing" xmlns:r="http://schemas.openxmlformats.org/officeDocument/2006/relationships" xmlns:w14="http://schemas.microsoft.com/office/word/2010/wordml">
-              <w:rPr>
-                <w:rFonts w:ascii="Times New Roman" w:hAnsi="Times New Roman" w:eastAsia="Times New Roman" w:cs="Times New Roman"/>
-                <w:i w:val="false"/>
-                <w:b w:val="false"/>
-                <w:u w:val="none"/>
-                <w:sz w:val="20"/>
-                <w:szCs w:val="20"/>
-                <w:color w:val="000000"/>
-              </w:rPr>
-              <w:t xml:space="preserve">guided</w:t>
-            </w:r>
-          </w:p>
-        </w:tc>
-        <w:tc>
-          <w:tcPr>
-            <w:tcBorders>
-              <w:bottom w:val="none" w:sz="0" w:space="0" w:color="000000"/>
-              <w:top w:val="none" w:sz="0" w:space="0" w:color="000000"/>
-              <w:left w:val="none" w:sz="0" w:space="0" w:color="000000"/>
-              <w:right w:val="none" w:sz="0" w:space="0" w:color="000000"/>
-            </w:tcBorders>
-            <w:shd w:val="clear" w:color="auto" w:fill="FFFFFF"/>
-            <w:tcMar>
-              <w:top w:w="0" w:type="dxa"/>
-              <w:bottom w:w="0" w:type="dxa"/>
-              <w:left w:w="0" w:type="dxa"/>
-              <w:right w:w="0" w:type="dxa"/>
-            </w:tcMar>
-            <w:vAlign w:val="center"/>
-          </w:tcPr>
-          <w:p>
-            <w:pPr>
-              <w:pStyle w:val="Normal"/>
-              <w:jc w:val="left"/>
-              <w:pBdr>
-                <w:bottom w:val="none" w:sz="0" w:space="0" w:color="000000"/>
-                <w:top w:val="none" w:sz="0" w:space="0" w:color="000000"/>
-                <w:left w:val="none" w:sz="0" w:space="0" w:color="000000"/>
-                <w:right w:val="none" w:sz="0" w:space="0" w:color="000000"/>
-              </w:pBdr>
-              <w:spacing w:after="100" w:before="100" w:line="240"/>
-              <w:ind w:left="100" w:right="100" w:firstLine="0" w:firstLineChars="0"/>
-              <w:rPr>
-                <w:rFonts w:ascii="Times New Roman" w:hAnsi="Times New Roman" w:eastAsia="Times New Roman" w:cs="Times New Roman"/>
-                <w:i w:val="false"/>
-                <w:b w:val="false"/>
-                <w:u w:val="none"/>
-                <w:sz w:val="20"/>
-                <w:szCs w:val="20"/>
-                <w:color w:val="000000"/>
-              </w:rPr>
-            </w:pPr>
-            <w:r xmlns:w="http://schemas.openxmlformats.org/wordprocessingml/2006/main" xmlns:wp="http://schemas.openxmlformats.org/drawingml/2006/wordprocessingDrawing" xmlns:r="http://schemas.openxmlformats.org/officeDocument/2006/relationships" xmlns:w14="http://schemas.microsoft.com/office/word/2010/wordml">
-              <w:rPr>
-                <w:rFonts w:ascii="Times New Roman" w:hAnsi="Times New Roman" w:eastAsia="Times New Roman" w:cs="Times New Roman"/>
-                <w:i w:val="false"/>
-                <w:b w:val="false"/>
-                <w:u w:val="none"/>
-                <w:sz w:val="20"/>
-                <w:szCs w:val="20"/>
-                <w:color w:val="000000"/>
-              </w:rPr>
-              <w:t xml:space="preserve">15.97</w:t>
-            </w:r>
-          </w:p>
-        </w:tc>
-        <w:tc>
-          <w:tcPr>
-            <w:tcBorders>
-              <w:bottom w:val="none" w:sz="0" w:space="0" w:color="000000"/>
-              <w:top w:val="none" w:sz="0" w:space="0" w:color="000000"/>
-              <w:left w:val="none" w:sz="0" w:space="0" w:color="000000"/>
-              <w:right w:val="none" w:sz="0" w:space="0" w:color="000000"/>
-            </w:tcBorders>
-            <w:shd w:val="clear" w:color="auto" w:fill="FFFFFF"/>
-            <w:tcMar>
-              <w:top w:w="0" w:type="dxa"/>
-              <w:bottom w:w="0" w:type="dxa"/>
-              <w:left w:w="0" w:type="dxa"/>
-              <w:right w:w="0" w:type="dxa"/>
-            </w:tcMar>
-            <w:vAlign w:val="center"/>
-          </w:tcPr>
-          <w:p>
-            <w:pPr>
-              <w:pStyle w:val="Normal"/>
-              <w:jc w:val="left"/>
-              <w:pBdr>
-                <w:bottom w:val="none" w:sz="0" w:space="0" w:color="000000"/>
-                <w:top w:val="none" w:sz="0" w:space="0" w:color="000000"/>
-                <w:left w:val="none" w:sz="0" w:space="0" w:color="000000"/>
-                <w:right w:val="none" w:sz="0" w:space="0" w:color="000000"/>
-              </w:pBdr>
-              <w:spacing w:after="100" w:before="100" w:line="240"/>
-              <w:ind w:left="100" w:right="100" w:firstLine="0" w:firstLineChars="0"/>
-              <w:rPr>
-                <w:rFonts w:ascii="Times New Roman" w:hAnsi="Times New Roman" w:eastAsia="Times New Roman" w:cs="Times New Roman"/>
-                <w:i w:val="false"/>
-                <w:b w:val="false"/>
-                <w:u w:val="none"/>
-                <w:sz w:val="20"/>
-                <w:szCs w:val="20"/>
-                <w:color w:val="000000"/>
-              </w:rPr>
-            </w:pPr>
-            <w:r xmlns:w="http://schemas.openxmlformats.org/wordprocessingml/2006/main" xmlns:wp="http://schemas.openxmlformats.org/drawingml/2006/wordprocessingDrawing" xmlns:r="http://schemas.openxmlformats.org/officeDocument/2006/relationships" xmlns:w14="http://schemas.microsoft.com/office/word/2010/wordml">
-              <w:rPr>
-                <w:rFonts w:ascii="Times New Roman" w:hAnsi="Times New Roman" w:eastAsia="Times New Roman" w:cs="Times New Roman"/>
-                <w:i w:val="false"/>
-                <w:b w:val="false"/>
-                <w:u w:val="none"/>
-                <w:sz w:val="20"/>
-                <w:szCs w:val="20"/>
-                <w:color w:val="000000"/>
-              </w:rPr>
-              <w:t xml:space="preserve">6.85</w:t>
-            </w:r>
-          </w:p>
-        </w:tc>
-        <w:tc>
-          <w:tcPr>
-            <w:tcBorders>
-              <w:bottom w:val="none" w:sz="0" w:space="0" w:color="000000"/>
-              <w:top w:val="none" w:sz="0" w:space="0" w:color="000000"/>
-              <w:left w:val="none" w:sz="0" w:space="0" w:color="000000"/>
-              <w:right w:val="none" w:sz="0" w:space="0" w:color="000000"/>
-            </w:tcBorders>
-            <w:shd w:val="clear" w:color="auto" w:fill="FFFFFF"/>
-            <w:tcMar>
-              <w:top w:w="0" w:type="dxa"/>
-              <w:bottom w:w="0" w:type="dxa"/>
-              <w:left w:w="0" w:type="dxa"/>
-              <w:right w:w="0" w:type="dxa"/>
-            </w:tcMar>
-            <w:vAlign w:val="center"/>
-          </w:tcPr>
-          <w:p>
-            <w:pPr>
-              <w:pStyle w:val="Normal"/>
-              <w:jc w:val="left"/>
-              <w:pBdr>
-                <w:bottom w:val="none" w:sz="0" w:space="0" w:color="000000"/>
-                <w:top w:val="none" w:sz="0" w:space="0" w:color="000000"/>
-                <w:left w:val="none" w:sz="0" w:space="0" w:color="000000"/>
-                <w:right w:val="none" w:sz="0" w:space="0" w:color="000000"/>
-              </w:pBdr>
-              <w:spacing w:after="100" w:before="100" w:line="240"/>
-              <w:ind w:left="100" w:right="100" w:firstLine="0" w:firstLineChars="0"/>
-              <w:rPr>
-                <w:rFonts w:ascii="Times New Roman" w:hAnsi="Times New Roman" w:eastAsia="Times New Roman" w:cs="Times New Roman"/>
-                <w:i w:val="false"/>
-                <w:b w:val="false"/>
-                <w:u w:val="none"/>
-                <w:sz w:val="20"/>
-                <w:szCs w:val="20"/>
-                <w:color w:val="000000"/>
-              </w:rPr>
-            </w:pPr>
-            <w:r xmlns:w="http://schemas.openxmlformats.org/wordprocessingml/2006/main" xmlns:wp="http://schemas.openxmlformats.org/drawingml/2006/wordprocessingDrawing" xmlns:r="http://schemas.openxmlformats.org/officeDocument/2006/relationships" xmlns:w14="http://schemas.microsoft.com/office/word/2010/wordml">
-              <w:rPr>
-                <w:rFonts w:ascii="Times New Roman" w:hAnsi="Times New Roman" w:eastAsia="Times New Roman" w:cs="Times New Roman"/>
-                <w:i w:val="false"/>
-                <w:b w:val="false"/>
-                <w:u w:val="none"/>
-                <w:sz w:val="20"/>
-                <w:szCs w:val="20"/>
-                <w:color w:val="000000"/>
-              </w:rPr>
-              <w:t xml:space="preserve">39.28</w:t>
-            </w:r>
-          </w:p>
-        </w:tc>
-        <w:tc>
-          <w:tcPr>
-            <w:tcBorders>
-              <w:bottom w:val="none" w:sz="0" w:space="0" w:color="000000"/>
-              <w:top w:val="none" w:sz="0" w:space="0" w:color="000000"/>
-              <w:left w:val="none" w:sz="0" w:space="0" w:color="000000"/>
-              <w:right w:val="none" w:sz="0" w:space="0" w:color="000000"/>
-            </w:tcBorders>
-            <w:shd w:val="clear" w:color="auto" w:fill="FFFFFF"/>
-            <w:tcMar>
-              <w:top w:w="0" w:type="dxa"/>
-              <w:bottom w:w="0" w:type="dxa"/>
-              <w:left w:w="0" w:type="dxa"/>
-              <w:right w:w="0" w:type="dxa"/>
-            </w:tcMar>
-            <w:vAlign w:val="center"/>
-          </w:tcPr>
-          <w:p>
-            <w:pPr>
-              <w:pStyle w:val="Normal"/>
-              <w:jc w:val="left"/>
-              <w:pBdr>
-                <w:bottom w:val="none" w:sz="0" w:space="0" w:color="000000"/>
-                <w:top w:val="none" w:sz="0" w:space="0" w:color="000000"/>
-                <w:left w:val="none" w:sz="0" w:space="0" w:color="000000"/>
-                <w:right w:val="none" w:sz="0" w:space="0" w:color="000000"/>
-              </w:pBdr>
-              <w:spacing w:after="100" w:before="100" w:line="240"/>
-              <w:ind w:left="100" w:right="100" w:firstLine="0" w:firstLineChars="0"/>
-              <w:rPr>
-                <w:rFonts w:ascii="Times New Roman" w:hAnsi="Times New Roman" w:eastAsia="Times New Roman" w:cs="Times New Roman"/>
-                <w:i w:val="false"/>
-                <w:b w:val="false"/>
-                <w:u w:val="none"/>
-                <w:sz w:val="20"/>
-                <w:szCs w:val="20"/>
-                <w:color w:val="000000"/>
-              </w:rPr>
-            </w:pPr>
-            <w:r xmlns:w="http://schemas.openxmlformats.org/wordprocessingml/2006/main" xmlns:wp="http://schemas.openxmlformats.org/drawingml/2006/wordprocessingDrawing" xmlns:r="http://schemas.openxmlformats.org/officeDocument/2006/relationships" xmlns:w14="http://schemas.microsoft.com/office/word/2010/wordml">
-              <w:rPr>
-                <w:rFonts w:ascii="Times New Roman" w:hAnsi="Times New Roman" w:eastAsia="Times New Roman" w:cs="Times New Roman"/>
-                <w:i w:val="false"/>
-                <w:b w:val="false"/>
-                <w:u w:val="none"/>
-                <w:sz w:val="20"/>
-                <w:szCs w:val="20"/>
-                <w:color w:val="000000"/>
-              </w:rPr>
-              <w:t xml:space="preserve">0.23</w:t>
-            </w:r>
-          </w:p>
-        </w:tc>
-        <w:tc>
-          <w:tcPr>
-            <w:tcBorders>
-              <w:bottom w:val="none" w:sz="0" w:space="0" w:color="000000"/>
-              <w:top w:val="none" w:sz="0" w:space="0" w:color="000000"/>
-              <w:left w:val="none" w:sz="0" w:space="0" w:color="000000"/>
-              <w:right w:val="none" w:sz="0" w:space="0" w:color="000000"/>
-            </w:tcBorders>
-            <w:shd w:val="clear" w:color="auto" w:fill="FFFFFF"/>
-            <w:tcMar>
-              <w:top w:w="0" w:type="dxa"/>
-              <w:bottom w:w="0" w:type="dxa"/>
-              <w:left w:w="0" w:type="dxa"/>
-              <w:right w:w="0" w:type="dxa"/>
-            </w:tcMar>
-            <w:vAlign w:val="center"/>
-          </w:tcPr>
-          <w:p>
-            <w:pPr>
-              <w:pStyle w:val="Normal"/>
-              <w:jc w:val="left"/>
-              <w:pBdr>
-                <w:bottom w:val="none" w:sz="0" w:space="0" w:color="000000"/>
-                <w:top w:val="none" w:sz="0" w:space="0" w:color="000000"/>
-                <w:left w:val="none" w:sz="0" w:space="0" w:color="000000"/>
-                <w:right w:val="none" w:sz="0" w:space="0" w:color="000000"/>
-              </w:pBdr>
-              <w:spacing w:after="100" w:before="100" w:line="240"/>
-              <w:ind w:left="100" w:right="100" w:firstLine="0" w:firstLineChars="0"/>
-              <w:rPr>
-                <w:rFonts w:ascii="Times New Roman" w:hAnsi="Times New Roman" w:eastAsia="Times New Roman" w:cs="Times New Roman"/>
-                <w:i w:val="false"/>
-                <w:b w:val="false"/>
-                <w:u w:val="none"/>
-                <w:sz w:val="20"/>
-                <w:szCs w:val="20"/>
-                <w:color w:val="000000"/>
-              </w:rPr>
-            </w:pPr>
-            <w:r xmlns:w="http://schemas.openxmlformats.org/wordprocessingml/2006/main" xmlns:wp="http://schemas.openxmlformats.org/drawingml/2006/wordprocessingDrawing" xmlns:r="http://schemas.openxmlformats.org/officeDocument/2006/relationships" xmlns:w14="http://schemas.microsoft.com/office/word/2010/wordml">
-              <w:rPr>
-                <w:rFonts w:ascii="Times New Roman" w:hAnsi="Times New Roman" w:eastAsia="Times New Roman" w:cs="Times New Roman"/>
-                <w:i w:val="false"/>
-                <w:b w:val="false"/>
-                <w:u w:val="none"/>
-                <w:sz w:val="20"/>
-                <w:szCs w:val="20"/>
-                <w:color w:val="000000"/>
-              </w:rPr>
-              <w:t xml:space="preserve">1.11</w:t>
-            </w:r>
-          </w:p>
-        </w:tc>
-      </w:tr>
-      <w:tr>
-        <w:trPr>
-          <w:trHeight w:val="614" w:hRule="auto"/>
-        </w:trPr>
-        body34
         <w:tc>
           <w:tcPr>
             <w:tcBorders>
